--- a/Project-Document/دراسات خارجية/Similar systems.docx
+++ b/Project-Document/دراسات خارجية/Similar systems.docx
@@ -721,7 +721,27 @@
             <w:szCs w:val="28"/>
             <w:lang w:bidi="ar-SY"/>
           </w:rPr>
-          <w:t>albayan.ae</w:t>
+          <w:t>albayan</w:t>
+        </w:r>
+        <w:r>
+          <w:rPr>
+            <w:rStyle w:val="Hyperlink"/>
+            <w:rFonts w:cstheme="minorHAnsi"/>
+            <w:sz w:val="28"/>
+            <w:szCs w:val="28"/>
+            <w:lang w:bidi="ar-SY"/>
+          </w:rPr>
+          <w:t>.</w:t>
+        </w:r>
+        <w:r>
+          <w:rPr>
+            <w:rStyle w:val="Hyperlink"/>
+            <w:rFonts w:cstheme="minorHAnsi"/>
+            <w:sz w:val="28"/>
+            <w:szCs w:val="28"/>
+            <w:lang w:bidi="ar-SY"/>
+          </w:rPr>
+          <w:t>ae</w:t>
         </w:r>
       </w:hyperlink>
       <w:r>
@@ -738,7 +758,7 @@
         <w:fldChar w:fldCharType="begin"/>
       </w:r>
       <w:r>
-        <w:instrText>HYPERLINK "https://dubaitimes.com/ar/%D8%A3%D9%86%D8%B8%D9%85%D8%A9-%D8%A7%D9%84%D8%B1%D8%A7%D8%AF%D8%A7%D8%B1-%D8%A7%D9%84%D9%85%D8%AA%D9%82%D8%AF%D9%85%D8%A9-%D8%AA%D9%81%D8%B1%D8%B6-%D9%82%D9%88%D8%A7%D9%86%D9%8A%D9%86-%D8%A7%D9%84%D9%85%D8%B1%D9%88%D8%B1-%D9%81%D9%8A-%D8%AF%D8%A8%D9%8A?utm_source=chatgpt.com" \t "_blank"</w:instrText>
+        <w:instrText>HYPERLINK "https://dubaitimes.com/ar/%D8%A3%D9%86%D8%B8%D9%85%D8%A9-%D8%A7%D9%84%D8%B1%D8%A7%D8%AF%D8%A7%D8%B1-%D8%A7%D9%84%D9%85%D8%AA%D9%82%D8%AF%D9%85%D8%A9-%D8%AA%D9%81%D8%B1%D8%B6-%D9%82%D9%88%D8%A7%D9%86%D9%8A%D9%86-%D8%A7%D9%84%D9%85%D8%B1%D9%88%D8%B1-%D9%81%D9%8A-%D8%AF%D8%A8%D9%8A" \t "_blank"</w:instrText>
       </w:r>
       <w:r>
         <w:fldChar w:fldCharType="separate"/>
@@ -751,7 +771,27 @@
           <w:szCs w:val="28"/>
           <w:lang w:bidi="ar-SY"/>
         </w:rPr>
-        <w:t>dubaitimes.com</w:t>
+        <w:t>dubaitimes.</w:t>
+      </w:r>
+      <w:r>
+        <w:rPr>
+          <w:rStyle w:val="Hyperlink"/>
+          <w:rFonts w:cstheme="minorHAnsi"/>
+          <w:sz w:val="28"/>
+          <w:szCs w:val="28"/>
+          <w:lang w:bidi="ar-SY"/>
+        </w:rPr>
+        <w:t>c</w:t>
+      </w:r>
+      <w:r>
+        <w:rPr>
+          <w:rStyle w:val="Hyperlink"/>
+          <w:rFonts w:cstheme="minorHAnsi"/>
+          <w:sz w:val="28"/>
+          <w:szCs w:val="28"/>
+          <w:lang w:bidi="ar-SY"/>
+        </w:rPr>
+        <w:t>om</w:t>
       </w:r>
       <w:r>
         <w:fldChar w:fldCharType="end"/>
@@ -1982,7 +2022,27 @@
             <w:szCs w:val="28"/>
             <w:lang w:bidi="ar-SY"/>
           </w:rPr>
-          <w:t>ahdath-saudi.com</w:t>
+          <w:t>ahdat</w:t>
+        </w:r>
+        <w:r>
+          <w:rPr>
+            <w:rStyle w:val="Hyperlink"/>
+            <w:rFonts w:cstheme="minorHAnsi"/>
+            <w:sz w:val="28"/>
+            <w:szCs w:val="28"/>
+            <w:lang w:bidi="ar-SY"/>
+          </w:rPr>
+          <w:t>h</w:t>
+        </w:r>
+        <w:r>
+          <w:rPr>
+            <w:rStyle w:val="Hyperlink"/>
+            <w:rFonts w:cstheme="minorHAnsi"/>
+            <w:sz w:val="28"/>
+            <w:szCs w:val="28"/>
+            <w:lang w:bidi="ar-SY"/>
+          </w:rPr>
+          <w:t>-saudi.com</w:t>
         </w:r>
       </w:hyperlink>
       <w:r>
@@ -2023,7 +2083,29 @@
           <w:rtl/>
           <w:lang w:bidi="ar-SY"/>
         </w:rPr>
-        <w:t>المختصر</w:t>
+        <w:t>المخ</w:t>
+      </w:r>
+      <w:r>
+        <w:rPr>
+          <w:rStyle w:val="Hyperlink"/>
+          <w:rFonts w:cstheme="minorHAnsi"/>
+          <w:sz w:val="28"/>
+          <w:szCs w:val="28"/>
+          <w:rtl/>
+          <w:lang w:bidi="ar-SY"/>
+        </w:rPr>
+        <w:t>ت</w:t>
+      </w:r>
+      <w:r>
+        <w:rPr>
+          <w:rStyle w:val="Hyperlink"/>
+          <w:rFonts w:cstheme="minorHAnsi"/>
+          <w:sz w:val="28"/>
+          <w:szCs w:val="28"/>
+          <w:rtl/>
+          <w:lang w:bidi="ar-SY"/>
+        </w:rPr>
+        <w:t>صر</w:t>
       </w:r>
       <w:r>
         <w:fldChar w:fldCharType="end"/>
@@ -2039,6 +2121,737 @@
         <w:t xml:space="preserve"> ، </w:t>
       </w:r>
       <w:hyperlink r:id="rId10" w:tgtFrame="_blank" w:history="1">
+        <w:r>
+          <w:rPr>
+            <w:rStyle w:val="Hyperlink"/>
+            <w:rFonts w:cstheme="minorHAnsi"/>
+            <w:sz w:val="28"/>
+            <w:szCs w:val="28"/>
+            <w:lang w:bidi="ar-SY"/>
+          </w:rPr>
+          <w:t>Ru</w:t>
+        </w:r>
+        <w:r>
+          <w:rPr>
+            <w:rStyle w:val="Hyperlink"/>
+            <w:rFonts w:cstheme="minorHAnsi"/>
+            <w:sz w:val="28"/>
+            <w:szCs w:val="28"/>
+            <w:lang w:bidi="ar-SY"/>
+          </w:rPr>
+          <w:t>h</w:t>
+        </w:r>
+        <w:r>
+          <w:rPr>
+            <w:rStyle w:val="Hyperlink"/>
+            <w:rFonts w:cstheme="minorHAnsi"/>
+            <w:sz w:val="28"/>
+            <w:szCs w:val="28"/>
+            <w:lang w:bidi="ar-SY"/>
+          </w:rPr>
+          <w:t>rd</w:t>
+        </w:r>
+      </w:hyperlink>
+      <w:r>
+        <w:rPr>
+          <w:rFonts w:cstheme="minorHAnsi"/>
+          <w:sz w:val="28"/>
+          <w:szCs w:val="28"/>
+          <w:rtl/>
+          <w:lang w:bidi="ar-SY"/>
+        </w:rPr>
+        <w:t xml:space="preserve"> .</w:t>
+      </w:r>
+    </w:p>
+    <w:p>
+      <w:pPr>
+        <w:bidi/>
+        <w:spacing w:line="360" w:lineRule="auto"/>
+        <w:rPr>
+          <w:rFonts w:cstheme="minorHAnsi"/>
+          <w:sz w:val="28"/>
+          <w:szCs w:val="28"/>
+          <w:rtl/>
+          <w:lang w:bidi="ar-SY"/>
+        </w:rPr>
+      </w:pPr>
+    </w:p>
+    <w:p>
+      <w:pPr>
+        <w:bidi/>
+        <w:spacing w:line="360" w:lineRule="auto"/>
+        <w:rPr>
+          <w:rFonts w:cstheme="minorHAnsi"/>
+          <w:sz w:val="28"/>
+          <w:szCs w:val="28"/>
+          <w:rtl/>
+          <w:lang w:bidi="ar-SY"/>
+        </w:rPr>
+      </w:pPr>
+    </w:p>
+    <w:p>
+      <w:pPr>
+        <w:bidi/>
+        <w:spacing w:line="360" w:lineRule="auto"/>
+        <w:rPr>
+          <w:rFonts w:cstheme="minorHAnsi"/>
+          <w:sz w:val="28"/>
+          <w:szCs w:val="28"/>
+          <w:rtl/>
+          <w:lang w:bidi="ar-SY"/>
+        </w:rPr>
+      </w:pPr>
+    </w:p>
+    <w:p>
+      <w:pPr>
+        <w:bidi/>
+        <w:spacing w:line="360" w:lineRule="auto"/>
+        <w:rPr>
+          <w:rFonts w:cstheme="minorHAnsi"/>
+          <w:sz w:val="28"/>
+          <w:szCs w:val="28"/>
+          <w:rtl/>
+          <w:lang w:bidi="ar-SY"/>
+        </w:rPr>
+      </w:pPr>
+    </w:p>
+    <w:p>
+      <w:pPr>
+        <w:bidi/>
+        <w:spacing w:line="360" w:lineRule="auto"/>
+        <w:rPr>
+          <w:rFonts w:cstheme="minorHAnsi"/>
+          <w:sz w:val="28"/>
+          <w:szCs w:val="28"/>
+          <w:rtl/>
+          <w:lang w:bidi="ar-SY"/>
+        </w:rPr>
+      </w:pPr>
+    </w:p>
+    <w:p>
+      <w:pPr>
+        <w:bidi/>
+        <w:spacing w:line="360" w:lineRule="auto"/>
+        <w:rPr>
+          <w:rFonts w:cstheme="minorHAnsi"/>
+          <w:b/>
+          <w:bCs/>
+          <w:color w:val="FF0000"/>
+          <w:sz w:val="28"/>
+          <w:szCs w:val="28"/>
+          <w:rtl/>
+        </w:rPr>
+      </w:pPr>
+      <w:r>
+        <w:rPr>
+          <w:rFonts w:cstheme="minorHAnsi"/>
+          <w:b/>
+          <w:bCs/>
+          <w:color w:val="FF0000"/>
+          <w:sz w:val="28"/>
+          <w:szCs w:val="28"/>
+          <w:rtl/>
+        </w:rPr>
+        <w:lastRenderedPageBreak/>
+        <w:t xml:space="preserve">3_ </w:t>
+      </w:r>
+      <w:r>
+        <w:rPr>
+          <w:rFonts w:cstheme="minorHAnsi"/>
+          <w:b/>
+          <w:bCs/>
+          <w:color w:val="FF0000"/>
+          <w:sz w:val="28"/>
+          <w:szCs w:val="28"/>
+          <w:rtl/>
+        </w:rPr>
+        <w:t>نظام</w:t>
+      </w:r>
+      <w:r>
+        <w:rPr>
+          <w:rFonts w:cstheme="minorHAnsi"/>
+          <w:b/>
+          <w:bCs/>
+          <w:color w:val="FF0000"/>
+          <w:sz w:val="28"/>
+          <w:szCs w:val="28"/>
+          <w:lang w:bidi="ar-SY"/>
+        </w:rPr>
+        <w:t xml:space="preserve"> "TraffiStar SR390" </w:t>
+      </w:r>
+      <w:r>
+        <w:rPr>
+          <w:rFonts w:cstheme="minorHAnsi" w:hint="cs"/>
+          <w:b/>
+          <w:bCs/>
+          <w:color w:val="FF0000"/>
+          <w:sz w:val="28"/>
+          <w:szCs w:val="28"/>
+          <w:rtl/>
+          <w:lang w:bidi="ar-SY"/>
+        </w:rPr>
+        <w:t>(</w:t>
+      </w:r>
+      <w:r>
+        <w:rPr>
+          <w:rFonts w:cstheme="minorHAnsi"/>
+          <w:b/>
+          <w:bCs/>
+          <w:color w:val="FF0000"/>
+          <w:sz w:val="28"/>
+          <w:szCs w:val="28"/>
+          <w:rtl/>
+        </w:rPr>
+        <w:t>ألمانيا</w:t>
+      </w:r>
+      <w:r>
+        <w:rPr>
+          <w:rFonts w:cstheme="minorHAnsi" w:hint="cs"/>
+          <w:b/>
+          <w:bCs/>
+          <w:color w:val="FF0000"/>
+          <w:sz w:val="28"/>
+          <w:szCs w:val="28"/>
+          <w:rtl/>
+        </w:rPr>
+        <w:t>)</w:t>
+      </w:r>
+    </w:p>
+    <w:p>
+      <w:pPr>
+        <w:bidi/>
+        <w:spacing w:line="360" w:lineRule="auto"/>
+        <w:rPr>
+          <w:rFonts w:cstheme="minorHAnsi"/>
+          <w:sz w:val="28"/>
+          <w:szCs w:val="28"/>
+          <w:rtl/>
+        </w:rPr>
+      </w:pPr>
+      <w:r>
+        <w:rPr>
+          <w:rFonts w:cstheme="minorHAnsi"/>
+          <w:sz w:val="28"/>
+          <w:szCs w:val="28"/>
+          <w:rtl/>
+        </w:rPr>
+        <w:t>هو جهاز متطور لمراقبة حركة المرور، تم تطويره بواسطة شركة</w:t>
+      </w:r>
+      <w:r>
+        <w:rPr>
+          <w:rFonts w:cstheme="minorHAnsi"/>
+          <w:sz w:val="28"/>
+          <w:szCs w:val="28"/>
+        </w:rPr>
+        <w:t xml:space="preserve"> Jenoptik </w:t>
+      </w:r>
+      <w:r>
+        <w:rPr>
+          <w:rFonts w:cstheme="minorHAnsi"/>
+          <w:sz w:val="28"/>
+          <w:szCs w:val="28"/>
+          <w:rtl/>
+        </w:rPr>
+        <w:t xml:space="preserve">الألمانية، ويُستخدم </w:t>
+      </w:r>
+    </w:p>
+    <w:p>
+      <w:pPr>
+        <w:bidi/>
+        <w:spacing w:line="360" w:lineRule="auto"/>
+        <w:rPr>
+          <w:rFonts w:cstheme="minorHAnsi"/>
+          <w:sz w:val="28"/>
+          <w:szCs w:val="28"/>
+        </w:rPr>
+      </w:pPr>
+      <w:r>
+        <w:rPr>
+          <w:rFonts w:cstheme="minorHAnsi"/>
+          <w:sz w:val="28"/>
+          <w:szCs w:val="28"/>
+          <w:rtl/>
+        </w:rPr>
+        <w:t>لتعزيز السلامة المرورية من خلال رصد وتوثيق المخالفات المرورية المختلفة</w:t>
+      </w:r>
+      <w:r>
+        <w:rPr>
+          <w:rFonts w:cstheme="minorHAnsi"/>
+          <w:sz w:val="28"/>
+          <w:szCs w:val="28"/>
+        </w:rPr>
+        <w:t>.</w:t>
+      </w:r>
+    </w:p>
+    <w:p>
+      <w:pPr>
+        <w:pStyle w:val="ListParagraph"/>
+        <w:numPr>
+          <w:ilvl w:val="0"/>
+          <w:numId w:val="9"/>
+        </w:numPr>
+        <w:bidi/>
+        <w:spacing w:line="360" w:lineRule="auto"/>
+        <w:rPr>
+          <w:rFonts w:cstheme="minorHAnsi"/>
+          <w:sz w:val="28"/>
+          <w:szCs w:val="28"/>
+          <w:rtl/>
+        </w:rPr>
+      </w:pPr>
+      <w:r>
+        <w:rPr>
+          <w:rFonts w:cstheme="minorHAnsi"/>
+          <w:sz w:val="28"/>
+          <w:szCs w:val="28"/>
+          <w:rtl/>
+        </w:rPr>
+        <w:t>مستخدم أيضاً في الكويت و قطر ة عدة دول أخرى</w:t>
+      </w:r>
+    </w:p>
+    <w:p>
+      <w:pPr>
+        <w:bidi/>
+        <w:spacing w:line="360" w:lineRule="auto"/>
+        <w:rPr>
+          <w:rFonts w:cstheme="minorHAnsi"/>
+          <w:b/>
+          <w:bCs/>
+          <w:sz w:val="28"/>
+          <w:szCs w:val="28"/>
+          <w:rtl/>
+          <w:lang w:bidi="ar-SY"/>
+        </w:rPr>
+      </w:pPr>
+      <w:r>
+        <w:rPr>
+          <w:rFonts w:cstheme="minorHAnsi"/>
+          <w:b/>
+          <w:bCs/>
+          <w:sz w:val="28"/>
+          <w:szCs w:val="28"/>
+          <w:rtl/>
+        </w:rPr>
+        <w:t>الميزات</w:t>
+      </w:r>
+      <w:r>
+        <w:rPr>
+          <w:rFonts w:cstheme="minorHAnsi"/>
+          <w:b/>
+          <w:bCs/>
+          <w:sz w:val="28"/>
+          <w:szCs w:val="28"/>
+        </w:rPr>
+        <w:t>:</w:t>
+      </w:r>
+    </w:p>
+    <w:p>
+      <w:pPr>
+        <w:numPr>
+          <w:ilvl w:val="0"/>
+          <w:numId w:val="27"/>
+        </w:numPr>
+        <w:bidi/>
+        <w:spacing w:line="360" w:lineRule="auto"/>
+        <w:rPr>
+          <w:rFonts w:cstheme="minorHAnsi"/>
+          <w:sz w:val="28"/>
+          <w:szCs w:val="28"/>
+        </w:rPr>
+      </w:pPr>
+      <w:r>
+        <w:rPr>
+          <w:rFonts w:cstheme="minorHAnsi"/>
+          <w:sz w:val="28"/>
+          <w:szCs w:val="28"/>
+          <w:rtl/>
+        </w:rPr>
+        <w:t>نظام مراقبة متكامل يدمج بين الرادارات الذكية وكاميرات المراقبة</w:t>
+      </w:r>
+      <w:r>
+        <w:rPr>
+          <w:rFonts w:cstheme="minorHAnsi"/>
+          <w:sz w:val="28"/>
+          <w:szCs w:val="28"/>
+        </w:rPr>
+        <w:t>.</w:t>
+      </w:r>
+    </w:p>
+    <w:p>
+      <w:pPr>
+        <w:numPr>
+          <w:ilvl w:val="0"/>
+          <w:numId w:val="27"/>
+        </w:numPr>
+        <w:bidi/>
+        <w:spacing w:line="360" w:lineRule="auto"/>
+        <w:rPr>
+          <w:rFonts w:cstheme="minorHAnsi"/>
+          <w:sz w:val="28"/>
+          <w:szCs w:val="28"/>
+          <w:rtl/>
+        </w:rPr>
+      </w:pPr>
+      <w:r>
+        <w:rPr>
+          <w:rFonts w:cstheme="minorHAnsi"/>
+          <w:sz w:val="28"/>
+          <w:szCs w:val="28"/>
+          <w:rtl/>
+        </w:rPr>
+        <w:t>قادر على رصد أكثر من مخالفة في آنٍ واحد، مثل تجاوز السرعة وعدم احترام إشارات المرور</w:t>
+      </w:r>
+      <w:r>
+        <w:rPr>
+          <w:rFonts w:cstheme="minorHAnsi"/>
+          <w:sz w:val="28"/>
+          <w:szCs w:val="28"/>
+        </w:rPr>
+        <w:t>.</w:t>
+      </w:r>
+    </w:p>
+    <w:p>
+      <w:pPr>
+        <w:bidi/>
+        <w:spacing w:line="360" w:lineRule="auto"/>
+        <w:rPr>
+          <w:rFonts w:cstheme="minorHAnsi"/>
+          <w:b/>
+          <w:bCs/>
+          <w:sz w:val="28"/>
+          <w:szCs w:val="28"/>
+          <w:rtl/>
+        </w:rPr>
+      </w:pPr>
+      <w:r>
+        <w:rPr>
+          <w:rFonts w:cstheme="minorHAnsi"/>
+          <w:b/>
+          <w:bCs/>
+          <w:sz w:val="28"/>
+          <w:szCs w:val="28"/>
+          <w:rtl/>
+          <w:lang w:bidi="ar-SY"/>
+        </w:rPr>
+        <w:t>المخالفات التي يشملها:</w:t>
+      </w:r>
+    </w:p>
+    <w:p>
+      <w:pPr>
+        <w:pStyle w:val="ListParagraph"/>
+        <w:numPr>
+          <w:ilvl w:val="0"/>
+          <w:numId w:val="35"/>
+        </w:numPr>
+        <w:bidi/>
+        <w:spacing w:line="360" w:lineRule="auto"/>
+        <w:rPr>
+          <w:rFonts w:cstheme="minorHAnsi"/>
+          <w:sz w:val="28"/>
+          <w:szCs w:val="28"/>
+        </w:rPr>
+      </w:pPr>
+      <w:r>
+        <w:rPr>
+          <w:rFonts w:cstheme="minorHAnsi"/>
+          <w:sz w:val="28"/>
+          <w:szCs w:val="28"/>
+          <w:rtl/>
+        </w:rPr>
+        <w:t>تجاوز السرعة المسموح بها</w:t>
+      </w:r>
+    </w:p>
+    <w:p>
+      <w:pPr>
+        <w:pStyle w:val="ListParagraph"/>
+        <w:numPr>
+          <w:ilvl w:val="0"/>
+          <w:numId w:val="35"/>
+        </w:numPr>
+        <w:bidi/>
+        <w:spacing w:line="360" w:lineRule="auto"/>
+        <w:rPr>
+          <w:rFonts w:cstheme="minorHAnsi"/>
+          <w:sz w:val="28"/>
+          <w:szCs w:val="28"/>
+        </w:rPr>
+      </w:pPr>
+      <w:r>
+        <w:rPr>
+          <w:rFonts w:cstheme="minorHAnsi"/>
+          <w:sz w:val="28"/>
+          <w:szCs w:val="28"/>
+          <w:rtl/>
+        </w:rPr>
+        <w:t>تجاوز الإشارة الحمراء</w:t>
+      </w:r>
+    </w:p>
+    <w:p>
+      <w:pPr>
+        <w:pStyle w:val="ListParagraph"/>
+        <w:numPr>
+          <w:ilvl w:val="0"/>
+          <w:numId w:val="35"/>
+        </w:numPr>
+        <w:bidi/>
+        <w:spacing w:line="360" w:lineRule="auto"/>
+        <w:rPr>
+          <w:rFonts w:cstheme="minorHAnsi"/>
+          <w:sz w:val="28"/>
+          <w:szCs w:val="28"/>
+        </w:rPr>
+      </w:pPr>
+      <w:r>
+        <w:rPr>
+          <w:rFonts w:cstheme="minorHAnsi"/>
+          <w:sz w:val="28"/>
+          <w:szCs w:val="28"/>
+          <w:rtl/>
+        </w:rPr>
+        <w:t>الانعطافات غير القانونية</w:t>
+      </w:r>
+      <w:r>
+        <w:rPr>
+          <w:rFonts w:cstheme="minorHAnsi"/>
+          <w:sz w:val="28"/>
+          <w:szCs w:val="28"/>
+          <w:rtl/>
+        </w:rPr>
+        <w:t xml:space="preserve"> </w:t>
+      </w:r>
+      <w:r>
+        <w:rPr>
+          <w:rFonts w:cstheme="minorHAnsi"/>
+          <w:sz w:val="28"/>
+          <w:szCs w:val="28"/>
+        </w:rPr>
+        <w:t>(U-turn)</w:t>
+      </w:r>
+      <w:r>
+        <w:rPr>
+          <w:rFonts w:cstheme="minorHAnsi" w:hint="cs"/>
+          <w:sz w:val="28"/>
+          <w:szCs w:val="28"/>
+          <w:rtl/>
+        </w:rPr>
+        <w:t xml:space="preserve"> و </w:t>
+      </w:r>
+      <w:r>
+        <w:rPr>
+          <w:rFonts w:cstheme="minorHAnsi"/>
+          <w:sz w:val="28"/>
+          <w:szCs w:val="28"/>
+          <w:rtl/>
+        </w:rPr>
+        <w:t>الانعطاف إلى اليمين أو اليسار</w:t>
+      </w:r>
+    </w:p>
+    <w:p>
+      <w:pPr>
+        <w:pStyle w:val="ListParagraph"/>
+        <w:numPr>
+          <w:ilvl w:val="0"/>
+          <w:numId w:val="35"/>
+        </w:numPr>
+        <w:bidi/>
+        <w:spacing w:line="360" w:lineRule="auto"/>
+        <w:rPr>
+          <w:rFonts w:cstheme="minorHAnsi"/>
+          <w:sz w:val="28"/>
+          <w:szCs w:val="28"/>
+        </w:rPr>
+      </w:pPr>
+      <w:r>
+        <w:rPr>
+          <w:rFonts w:cstheme="minorHAnsi"/>
+          <w:sz w:val="28"/>
+          <w:szCs w:val="28"/>
+          <w:rtl/>
+        </w:rPr>
+        <w:t>تغيير المسارات غير القانوني</w:t>
+      </w:r>
+    </w:p>
+    <w:p>
+      <w:pPr>
+        <w:pStyle w:val="ListParagraph"/>
+        <w:numPr>
+          <w:ilvl w:val="0"/>
+          <w:numId w:val="35"/>
+        </w:numPr>
+        <w:bidi/>
+        <w:spacing w:line="360" w:lineRule="auto"/>
+        <w:rPr>
+          <w:rFonts w:cstheme="minorHAnsi"/>
+          <w:sz w:val="28"/>
+          <w:szCs w:val="28"/>
+        </w:rPr>
+      </w:pPr>
+      <w:r>
+        <w:rPr>
+          <w:rFonts w:cstheme="minorHAnsi"/>
+          <w:sz w:val="28"/>
+          <w:szCs w:val="28"/>
+          <w:rtl/>
+        </w:rPr>
+        <w:t>عدم الامتثال لإ</w:t>
+      </w:r>
+      <w:r>
+        <w:rPr>
+          <w:rFonts w:cstheme="minorHAnsi"/>
+          <w:sz w:val="28"/>
+          <w:szCs w:val="28"/>
+          <w:rtl/>
+        </w:rPr>
+        <w:t>شارات المرور مثل اشارة "قف" أو عدم إعطاء أولوية للمشاة</w:t>
+      </w:r>
+    </w:p>
+    <w:p>
+      <w:pPr>
+        <w:pStyle w:val="ListParagraph"/>
+        <w:numPr>
+          <w:ilvl w:val="0"/>
+          <w:numId w:val="35"/>
+        </w:numPr>
+        <w:bidi/>
+        <w:spacing w:line="360" w:lineRule="auto"/>
+        <w:rPr>
+          <w:rFonts w:cstheme="minorHAnsi"/>
+          <w:sz w:val="28"/>
+          <w:szCs w:val="28"/>
+        </w:rPr>
+      </w:pPr>
+      <w:r>
+        <w:rPr>
+          <w:rFonts w:cstheme="minorHAnsi"/>
+          <w:sz w:val="28"/>
+          <w:szCs w:val="28"/>
+          <w:rtl/>
+        </w:rPr>
+        <w:t>عدم ترك مسافة أمان كافية</w:t>
+      </w:r>
+    </w:p>
+    <w:p>
+      <w:pPr>
+        <w:pStyle w:val="ListParagraph"/>
+        <w:numPr>
+          <w:ilvl w:val="0"/>
+          <w:numId w:val="35"/>
+        </w:numPr>
+        <w:bidi/>
+        <w:spacing w:line="360" w:lineRule="auto"/>
+        <w:rPr>
+          <w:rFonts w:cstheme="minorHAnsi"/>
+          <w:sz w:val="28"/>
+          <w:szCs w:val="28"/>
+        </w:rPr>
+      </w:pPr>
+      <w:r>
+        <w:rPr>
+          <w:rFonts w:cstheme="minorHAnsi"/>
+          <w:sz w:val="28"/>
+          <w:szCs w:val="28"/>
+          <w:rtl/>
+        </w:rPr>
+        <w:t>التوقف غير القانوني على معابر المشاة</w:t>
+      </w:r>
+    </w:p>
+    <w:p>
+      <w:pPr>
+        <w:pStyle w:val="ListParagraph"/>
+        <w:numPr>
+          <w:ilvl w:val="0"/>
+          <w:numId w:val="35"/>
+        </w:numPr>
+        <w:bidi/>
+        <w:spacing w:line="360" w:lineRule="auto"/>
+        <w:rPr>
+          <w:rFonts w:cstheme="minorHAnsi"/>
+          <w:sz w:val="28"/>
+          <w:szCs w:val="28"/>
+        </w:rPr>
+      </w:pPr>
+      <w:r>
+        <w:rPr>
+          <w:rFonts w:cstheme="minorHAnsi"/>
+          <w:sz w:val="28"/>
+          <w:szCs w:val="28"/>
+          <w:rtl/>
+        </w:rPr>
+        <w:t>مخالفات منطقة الصندوق الأصفر: تحدث المخالفة عندما يدخل السائق إلى منطقة الصندوق الأصفر دون التأكد من إمكانية الخروج منها بسلام، مما يؤدي إلى التوقف داخلها وعرقلة حركة المرور المتقاطعة</w:t>
+      </w:r>
+      <w:r>
+        <w:rPr>
+          <w:rFonts w:cstheme="minorHAnsi"/>
+          <w:sz w:val="28"/>
+          <w:szCs w:val="28"/>
+        </w:rPr>
+        <w:t>.</w:t>
+      </w:r>
+    </w:p>
+    <w:p>
+      <w:pPr>
+        <w:bidi/>
+        <w:spacing w:line="360" w:lineRule="auto"/>
+        <w:ind w:left="360"/>
+        <w:rPr>
+          <w:rFonts w:cstheme="minorHAnsi"/>
+          <w:sz w:val="24"/>
+          <w:szCs w:val="24"/>
+          <w:rtl/>
+        </w:rPr>
+      </w:pPr>
+      <w:r>
+        <w:rPr>
+          <w:rFonts w:cstheme="minorHAnsi"/>
+          <w:b/>
+          <w:bCs/>
+          <w:sz w:val="24"/>
+          <w:szCs w:val="24"/>
+          <w:rtl/>
+        </w:rPr>
+        <w:t>ملاحظة:</w:t>
+      </w:r>
+      <w:r>
+        <w:rPr>
+          <w:rFonts w:cstheme="minorHAnsi"/>
+          <w:sz w:val="24"/>
+          <w:szCs w:val="24"/>
+          <w:rtl/>
+        </w:rPr>
+        <w:t xml:space="preserve"> منطقة الصندوق الأصفر هي مساحة مرورية محددة عند التقاطعات، تُميز بخطوط صفراء متقاطعة، تهدف إلى منع عرقلة حركة السير في هذه المناطق الحيوية</w:t>
+      </w:r>
+      <w:r>
+        <w:rPr>
+          <w:rFonts w:cstheme="minorHAnsi"/>
+          <w:sz w:val="24"/>
+          <w:szCs w:val="24"/>
+        </w:rPr>
+        <w:t>.</w:t>
+      </w:r>
+    </w:p>
+    <w:p>
+      <w:pPr>
+        <w:bidi/>
+        <w:spacing w:line="360" w:lineRule="auto"/>
+        <w:ind w:left="360"/>
+        <w:rPr>
+          <w:rFonts w:cstheme="minorHAnsi"/>
+          <w:sz w:val="28"/>
+          <w:szCs w:val="28"/>
+          <w:rtl/>
+        </w:rPr>
+      </w:pPr>
+      <w:r>
+        <w:rPr>
+          <w:rFonts w:cstheme="minorHAnsi"/>
+          <w:sz w:val="28"/>
+          <w:szCs w:val="28"/>
+          <w:rtl/>
+          <w:lang w:bidi="ar-SY"/>
+        </w:rPr>
+        <w:t xml:space="preserve">المراجع : </w:t>
+      </w:r>
+      <w:hyperlink r:id="rId11" w:history="1">
         <w:proofErr w:type="spellStart"/>
         <w:r>
           <w:rPr>
@@ -2048,3836 +2861,8 @@
             <w:szCs w:val="28"/>
             <w:lang w:bidi="ar-SY"/>
           </w:rPr>
-          <w:t>Ruhrd</w:t>
+          <w:t>jeno</w:t>
         </w:r>
-        <w:proofErr w:type="spellEnd"/>
-      </w:hyperlink>
-      <w:r>
-        <w:rPr>
-          <w:rFonts w:cstheme="minorHAnsi"/>
-          <w:sz w:val="28"/>
-          <w:szCs w:val="28"/>
-          <w:rtl/>
-          <w:lang w:bidi="ar-SY"/>
-        </w:rPr>
-        <w:t xml:space="preserve"> .</w:t>
-      </w:r>
-    </w:p>
-    <w:p>
-      <w:pPr>
-        <w:bidi/>
-        <w:spacing w:line="360" w:lineRule="auto"/>
-        <w:rPr>
-          <w:rFonts w:cstheme="minorHAnsi"/>
-          <w:sz w:val="28"/>
-          <w:szCs w:val="28"/>
-          <w:rtl/>
-          <w:lang w:bidi="ar-SY"/>
-        </w:rPr>
-      </w:pPr>
-    </w:p>
-    <w:p>
-      <w:pPr>
-        <w:bidi/>
-        <w:spacing w:line="360" w:lineRule="auto"/>
-        <w:rPr>
-          <w:rFonts w:cstheme="minorHAnsi"/>
-          <w:sz w:val="28"/>
-          <w:szCs w:val="28"/>
-          <w:rtl/>
-          <w:lang w:bidi="ar-SY"/>
-        </w:rPr>
-      </w:pPr>
-    </w:p>
-    <w:p>
-      <w:pPr>
-        <w:bidi/>
-        <w:spacing w:line="360" w:lineRule="auto"/>
-        <w:rPr>
-          <w:rFonts w:cstheme="minorHAnsi"/>
-          <w:sz w:val="28"/>
-          <w:szCs w:val="28"/>
-          <w:rtl/>
-          <w:lang w:bidi="ar-SY"/>
-        </w:rPr>
-      </w:pPr>
-    </w:p>
-    <w:p>
-      <w:pPr>
-        <w:bidi/>
-        <w:spacing w:line="360" w:lineRule="auto"/>
-        <w:rPr>
-          <w:rFonts w:cstheme="minorHAnsi"/>
-          <w:sz w:val="28"/>
-          <w:szCs w:val="28"/>
-          <w:rtl/>
-          <w:lang w:bidi="ar-SY"/>
-        </w:rPr>
-      </w:pPr>
-    </w:p>
-    <w:p>
-      <w:pPr>
-        <w:bidi/>
-        <w:spacing w:line="360" w:lineRule="auto"/>
-        <w:rPr>
-          <w:rFonts w:cstheme="minorHAnsi"/>
-          <w:sz w:val="28"/>
-          <w:szCs w:val="28"/>
-          <w:rtl/>
-          <w:lang w:bidi="ar-SY"/>
-        </w:rPr>
-      </w:pPr>
-    </w:p>
-    <w:p>
-      <w:pPr>
-        <w:bidi/>
-        <w:spacing w:line="360" w:lineRule="auto"/>
-        <w:rPr>
-          <w:rFonts w:cstheme="minorHAnsi"/>
-          <w:b/>
-          <w:bCs/>
-          <w:color w:val="FF0000"/>
-          <w:sz w:val="28"/>
-          <w:szCs w:val="28"/>
-          <w:rtl/>
-        </w:rPr>
-      </w:pPr>
-      <w:r>
-        <w:rPr>
-          <w:rFonts w:cstheme="minorHAnsi"/>
-          <w:b/>
-          <w:bCs/>
-          <w:color w:val="FF0000"/>
-          <w:sz w:val="28"/>
-          <w:szCs w:val="28"/>
-          <w:rtl/>
-        </w:rPr>
-        <w:lastRenderedPageBreak/>
-        <w:t xml:space="preserve">3_ </w:t>
-      </w:r>
-      <w:r>
-        <w:rPr>
-          <w:rFonts w:cstheme="minorHAnsi"/>
-          <w:b/>
-          <w:bCs/>
-          <w:color w:val="FF0000"/>
-          <w:sz w:val="28"/>
-          <w:szCs w:val="28"/>
-          <w:rtl/>
-        </w:rPr>
-        <w:t>نظام</w:t>
-      </w:r>
-      <w:r>
-        <w:rPr>
-          <w:rFonts w:cstheme="minorHAnsi"/>
-          <w:b/>
-          <w:bCs/>
-          <w:color w:val="FF0000"/>
-          <w:sz w:val="28"/>
-          <w:szCs w:val="28"/>
-          <w:lang w:bidi="ar-SY"/>
-        </w:rPr>
-        <w:t xml:space="preserve"> "TraffiStar SR390" </w:t>
-      </w:r>
-      <w:r>
-        <w:rPr>
-          <w:rFonts w:cstheme="minorHAnsi" w:hint="cs"/>
-          <w:b/>
-          <w:bCs/>
-          <w:color w:val="FF0000"/>
-          <w:sz w:val="28"/>
-          <w:szCs w:val="28"/>
-          <w:rtl/>
-          <w:lang w:bidi="ar-SY"/>
-        </w:rPr>
-        <w:t>(</w:t>
-      </w:r>
-      <w:r>
-        <w:rPr>
-          <w:rFonts w:cstheme="minorHAnsi"/>
-          <w:b/>
-          <w:bCs/>
-          <w:color w:val="FF0000"/>
-          <w:sz w:val="28"/>
-          <w:szCs w:val="28"/>
-          <w:rtl/>
-        </w:rPr>
-        <w:t>ألمانيا</w:t>
-      </w:r>
-      <w:r>
-        <w:rPr>
-          <w:rFonts w:cstheme="minorHAnsi" w:hint="cs"/>
-          <w:b/>
-          <w:bCs/>
-          <w:color w:val="FF0000"/>
-          <w:sz w:val="28"/>
-          <w:szCs w:val="28"/>
-          <w:rtl/>
-        </w:rPr>
-        <w:t>)</w:t>
-      </w:r>
-    </w:p>
-    <w:p>
-      <w:pPr>
-        <w:bidi/>
-        <w:spacing w:line="360" w:lineRule="auto"/>
-        <w:rPr>
-          <w:rFonts w:cstheme="minorHAnsi"/>
-          <w:sz w:val="28"/>
-          <w:szCs w:val="28"/>
-          <w:rtl/>
-        </w:rPr>
-      </w:pPr>
-      <w:r>
-        <w:rPr>
-          <w:rFonts w:cstheme="minorHAnsi"/>
-          <w:sz w:val="28"/>
-          <w:szCs w:val="28"/>
-          <w:rtl/>
-        </w:rPr>
-        <w:t>هو جهاز متطور لمراقبة حركة المرور، تم تطويره بواسطة شركة</w:t>
-      </w:r>
-      <w:r>
-        <w:rPr>
-          <w:rFonts w:cstheme="minorHAnsi"/>
-          <w:sz w:val="28"/>
-          <w:szCs w:val="28"/>
-        </w:rPr>
-        <w:t xml:space="preserve"> Jenoptik </w:t>
-      </w:r>
-      <w:r>
-        <w:rPr>
-          <w:rFonts w:cstheme="minorHAnsi"/>
-          <w:sz w:val="28"/>
-          <w:szCs w:val="28"/>
-          <w:rtl/>
-        </w:rPr>
-        <w:t xml:space="preserve">الألمانية، ويُستخدم </w:t>
-      </w:r>
-    </w:p>
-    <w:p>
-      <w:pPr>
-        <w:bidi/>
-        <w:spacing w:line="360" w:lineRule="auto"/>
-        <w:rPr>
-          <w:rFonts w:cstheme="minorHAnsi"/>
-          <w:sz w:val="28"/>
-          <w:szCs w:val="28"/>
-        </w:rPr>
-      </w:pPr>
-      <w:r>
-        <w:rPr>
-          <w:rFonts w:cstheme="minorHAnsi"/>
-          <w:sz w:val="28"/>
-          <w:szCs w:val="28"/>
-          <w:rtl/>
-        </w:rPr>
-        <w:t>لتعزيز السلامة المرورية من خلال رصد وتوثيق المخالفات المرورية المختلفة</w:t>
-      </w:r>
-      <w:r>
-        <w:rPr>
-          <w:rFonts w:cstheme="minorHAnsi"/>
-          <w:sz w:val="28"/>
-          <w:szCs w:val="28"/>
-        </w:rPr>
-        <w:t>.</w:t>
-      </w:r>
-    </w:p>
-    <w:p>
-      <w:pPr>
-        <w:pStyle w:val="ListParagraph"/>
-        <w:numPr>
-          <w:ilvl w:val="0"/>
-          <w:numId w:val="9"/>
-        </w:numPr>
-        <w:bidi/>
-        <w:spacing w:line="360" w:lineRule="auto"/>
-        <w:rPr>
-          <w:rFonts w:cstheme="minorHAnsi"/>
-          <w:sz w:val="28"/>
-          <w:szCs w:val="28"/>
-          <w:rtl/>
-        </w:rPr>
-      </w:pPr>
-      <w:r>
-        <w:rPr>
-          <w:rFonts w:cstheme="minorHAnsi"/>
-          <w:sz w:val="28"/>
-          <w:szCs w:val="28"/>
-          <w:rtl/>
-        </w:rPr>
-        <w:t>مستخدم أيضاً في الكويت و قطر ة عدة دول أخرى</w:t>
-      </w:r>
-    </w:p>
-    <w:p>
-      <w:pPr>
-        <w:bidi/>
-        <w:spacing w:line="360" w:lineRule="auto"/>
-        <w:rPr>
-          <w:rFonts w:cstheme="minorHAnsi"/>
-          <w:b/>
-          <w:bCs/>
-          <w:sz w:val="28"/>
-          <w:szCs w:val="28"/>
-          <w:rtl/>
-          <w:lang w:bidi="ar-SY"/>
-        </w:rPr>
-      </w:pPr>
-      <w:r>
-        <w:rPr>
-          <w:rFonts w:cstheme="minorHAnsi"/>
-          <w:b/>
-          <w:bCs/>
-          <w:sz w:val="28"/>
-          <w:szCs w:val="28"/>
-          <w:rtl/>
-        </w:rPr>
-        <w:t>الميزات</w:t>
-      </w:r>
-      <w:r>
-        <w:rPr>
-          <w:rFonts w:cstheme="minorHAnsi"/>
-          <w:b/>
-          <w:bCs/>
-          <w:sz w:val="28"/>
-          <w:szCs w:val="28"/>
-        </w:rPr>
-        <w:t>:</w:t>
-      </w:r>
-    </w:p>
-    <w:p>
-      <w:pPr>
-        <w:numPr>
-          <w:ilvl w:val="0"/>
-          <w:numId w:val="27"/>
-        </w:numPr>
-        <w:bidi/>
-        <w:spacing w:line="360" w:lineRule="auto"/>
-        <w:rPr>
-          <w:rFonts w:cstheme="minorHAnsi"/>
-          <w:sz w:val="28"/>
-          <w:szCs w:val="28"/>
-        </w:rPr>
-      </w:pPr>
-      <w:r>
-        <w:rPr>
-          <w:rFonts w:cstheme="minorHAnsi"/>
-          <w:sz w:val="28"/>
-          <w:szCs w:val="28"/>
-          <w:rtl/>
-        </w:rPr>
-        <w:t>نظام مراقبة متكامل يدمج بين الرادارات الذكية وكاميرات المراقبة</w:t>
-      </w:r>
-      <w:r>
-        <w:rPr>
-          <w:rFonts w:cstheme="minorHAnsi"/>
-          <w:sz w:val="28"/>
-          <w:szCs w:val="28"/>
-        </w:rPr>
-        <w:t>.</w:t>
-      </w:r>
-    </w:p>
-    <w:p>
-      <w:pPr>
-        <w:numPr>
-          <w:ilvl w:val="0"/>
-          <w:numId w:val="27"/>
-        </w:numPr>
-        <w:bidi/>
-        <w:spacing w:line="360" w:lineRule="auto"/>
-        <w:rPr>
-          <w:rFonts w:cstheme="minorHAnsi"/>
-          <w:sz w:val="28"/>
-          <w:szCs w:val="28"/>
-          <w:rtl/>
-        </w:rPr>
-      </w:pPr>
-      <w:r>
-        <w:rPr>
-          <w:rFonts w:cstheme="minorHAnsi"/>
-          <w:sz w:val="28"/>
-          <w:szCs w:val="28"/>
-          <w:rtl/>
-        </w:rPr>
-        <w:t>قادر على رصد أكثر من مخالفة في آنٍ واحد، مثل تجاوز السرعة وعدم احترام إشارات المرور</w:t>
-      </w:r>
-      <w:r>
-        <w:rPr>
-          <w:rFonts w:cstheme="minorHAnsi"/>
-          <w:sz w:val="28"/>
-          <w:szCs w:val="28"/>
-        </w:rPr>
-        <w:t>.</w:t>
-      </w:r>
-    </w:p>
-    <w:p>
-      <w:pPr>
-        <w:bidi/>
-        <w:spacing w:line="360" w:lineRule="auto"/>
-        <w:rPr>
-          <w:rFonts w:cstheme="minorHAnsi"/>
-          <w:b/>
-          <w:bCs/>
-          <w:sz w:val="28"/>
-          <w:szCs w:val="28"/>
-          <w:rtl/>
-        </w:rPr>
-      </w:pPr>
-      <w:r>
-        <w:rPr>
-          <w:rFonts w:cstheme="minorHAnsi"/>
-          <w:b/>
-          <w:bCs/>
-          <w:sz w:val="28"/>
-          <w:szCs w:val="28"/>
-          <w:rtl/>
-          <w:lang w:bidi="ar-SY"/>
-        </w:rPr>
-        <w:t>المخالفات التي يشملها:</w:t>
-      </w:r>
-    </w:p>
-    <w:p>
-      <w:pPr>
-        <w:pStyle w:val="ListParagraph"/>
-        <w:numPr>
-          <w:ilvl w:val="0"/>
-          <w:numId w:val="35"/>
-        </w:numPr>
-        <w:bidi/>
-        <w:spacing w:line="360" w:lineRule="auto"/>
-        <w:rPr>
-          <w:rFonts w:cstheme="minorHAnsi"/>
-          <w:sz w:val="28"/>
-          <w:szCs w:val="28"/>
-        </w:rPr>
-      </w:pPr>
-      <w:r>
-        <w:rPr>
-          <w:rFonts w:cstheme="minorHAnsi"/>
-          <w:sz w:val="28"/>
-          <w:szCs w:val="28"/>
-          <w:rtl/>
-        </w:rPr>
-        <w:t>تجاوز السرعة المسموح بها</w:t>
-      </w:r>
-    </w:p>
-    <w:p>
-      <w:pPr>
-        <w:pStyle w:val="ListParagraph"/>
-        <w:numPr>
-          <w:ilvl w:val="0"/>
-          <w:numId w:val="35"/>
-        </w:numPr>
-        <w:bidi/>
-        <w:spacing w:line="360" w:lineRule="auto"/>
-        <w:rPr>
-          <w:rFonts w:cstheme="minorHAnsi"/>
-          <w:sz w:val="28"/>
-          <w:szCs w:val="28"/>
-        </w:rPr>
-      </w:pPr>
-      <w:r>
-        <w:rPr>
-          <w:rFonts w:cstheme="minorHAnsi"/>
-          <w:sz w:val="28"/>
-          <w:szCs w:val="28"/>
-          <w:rtl/>
-        </w:rPr>
-        <w:t>تجاوز الإشارة الحمراء</w:t>
-      </w:r>
-    </w:p>
-    <w:p>
-      <w:pPr>
-        <w:pStyle w:val="ListParagraph"/>
-        <w:numPr>
-          <w:ilvl w:val="0"/>
-          <w:numId w:val="35"/>
-        </w:numPr>
-        <w:bidi/>
-        <w:spacing w:line="360" w:lineRule="auto"/>
-        <w:rPr>
-          <w:rFonts w:cstheme="minorHAnsi"/>
-          <w:sz w:val="28"/>
-          <w:szCs w:val="28"/>
-        </w:rPr>
-      </w:pPr>
-      <w:r>
-        <w:rPr>
-          <w:rFonts w:cstheme="minorHAnsi"/>
-          <w:sz w:val="28"/>
-          <w:szCs w:val="28"/>
-          <w:rtl/>
-        </w:rPr>
-        <w:t>الانعطافات غير القانونية</w:t>
-      </w:r>
-      <w:r>
-        <w:rPr>
-          <w:rFonts w:cstheme="minorHAnsi"/>
-          <w:sz w:val="28"/>
-          <w:szCs w:val="28"/>
-          <w:rtl/>
-        </w:rPr>
-        <w:t xml:space="preserve"> </w:t>
-      </w:r>
-      <w:r>
-        <w:rPr>
-          <w:rFonts w:cstheme="minorHAnsi"/>
-          <w:sz w:val="28"/>
-          <w:szCs w:val="28"/>
-        </w:rPr>
-        <w:t>(U-turn)</w:t>
-      </w:r>
-      <w:r>
-        <w:rPr>
-          <w:rFonts w:cstheme="minorHAnsi" w:hint="cs"/>
-          <w:sz w:val="28"/>
-          <w:szCs w:val="28"/>
-          <w:rtl/>
-        </w:rPr>
-        <w:t xml:space="preserve"> و </w:t>
-      </w:r>
-      <w:r>
-        <w:rPr>
-          <w:rFonts w:cstheme="minorHAnsi"/>
-          <w:sz w:val="28"/>
-          <w:szCs w:val="28"/>
-          <w:rtl/>
-        </w:rPr>
-        <w:t>الانعطاف إلى اليمين أو اليسار</w:t>
-      </w:r>
-    </w:p>
-    <w:p>
-      <w:pPr>
-        <w:pStyle w:val="ListParagraph"/>
-        <w:numPr>
-          <w:ilvl w:val="0"/>
-          <w:numId w:val="35"/>
-        </w:numPr>
-        <w:bidi/>
-        <w:spacing w:line="360" w:lineRule="auto"/>
-        <w:rPr>
-          <w:rFonts w:cstheme="minorHAnsi"/>
-          <w:sz w:val="28"/>
-          <w:szCs w:val="28"/>
-        </w:rPr>
-      </w:pPr>
-      <w:r>
-        <w:rPr>
-          <w:rFonts w:cstheme="minorHAnsi"/>
-          <w:sz w:val="28"/>
-          <w:szCs w:val="28"/>
-          <w:rtl/>
-        </w:rPr>
-        <w:t>تغيير المسارات غير القانوني</w:t>
-      </w:r>
-    </w:p>
-    <w:p>
-      <w:pPr>
-        <w:pStyle w:val="ListParagraph"/>
-        <w:numPr>
-          <w:ilvl w:val="0"/>
-          <w:numId w:val="35"/>
-        </w:numPr>
-        <w:bidi/>
-        <w:spacing w:line="360" w:lineRule="auto"/>
-        <w:rPr>
-          <w:rFonts w:cstheme="minorHAnsi"/>
-          <w:sz w:val="28"/>
-          <w:szCs w:val="28"/>
-        </w:rPr>
-      </w:pPr>
-      <w:r>
-        <w:rPr>
-          <w:rFonts w:cstheme="minorHAnsi"/>
-          <w:sz w:val="28"/>
-          <w:szCs w:val="28"/>
-          <w:rtl/>
-        </w:rPr>
-        <w:t>عدم الامتثال لإ</w:t>
-      </w:r>
-      <w:r>
-        <w:rPr>
-          <w:rFonts w:cstheme="minorHAnsi"/>
-          <w:sz w:val="28"/>
-          <w:szCs w:val="28"/>
-          <w:rtl/>
-        </w:rPr>
-        <w:t>شارات المرور مثل اشارة "قف" أو عدم إعطاء أولوية للمشاة</w:t>
-      </w:r>
-    </w:p>
-    <w:p>
-      <w:pPr>
-        <w:pStyle w:val="ListParagraph"/>
-        <w:numPr>
-          <w:ilvl w:val="0"/>
-          <w:numId w:val="35"/>
-        </w:numPr>
-        <w:bidi/>
-        <w:spacing w:line="360" w:lineRule="auto"/>
-        <w:rPr>
-          <w:rFonts w:cstheme="minorHAnsi"/>
-          <w:sz w:val="28"/>
-          <w:szCs w:val="28"/>
-        </w:rPr>
-      </w:pPr>
-      <w:r>
-        <w:rPr>
-          <w:rFonts w:cstheme="minorHAnsi"/>
-          <w:sz w:val="28"/>
-          <w:szCs w:val="28"/>
-          <w:rtl/>
-        </w:rPr>
-        <w:t>عدم ترك مسافة أمان كافية</w:t>
-      </w:r>
-    </w:p>
-    <w:p>
-      <w:pPr>
-        <w:pStyle w:val="ListParagraph"/>
-        <w:numPr>
-          <w:ilvl w:val="0"/>
-          <w:numId w:val="35"/>
-        </w:numPr>
-        <w:bidi/>
-        <w:spacing w:line="360" w:lineRule="auto"/>
-        <w:rPr>
-          <w:rFonts w:cstheme="minorHAnsi"/>
-          <w:sz w:val="28"/>
-          <w:szCs w:val="28"/>
-        </w:rPr>
-      </w:pPr>
-      <w:r>
-        <w:rPr>
-          <w:rFonts w:cstheme="minorHAnsi"/>
-          <w:sz w:val="28"/>
-          <w:szCs w:val="28"/>
-          <w:rtl/>
-        </w:rPr>
-        <w:t>التوقف غير القانوني على معابر المشاة</w:t>
-      </w:r>
-    </w:p>
-    <w:p>
-      <w:pPr>
-        <w:pStyle w:val="ListParagraph"/>
-        <w:numPr>
-          <w:ilvl w:val="0"/>
-          <w:numId w:val="35"/>
-        </w:numPr>
-        <w:bidi/>
-        <w:spacing w:line="360" w:lineRule="auto"/>
-        <w:rPr>
-          <w:rFonts w:cstheme="minorHAnsi"/>
-          <w:sz w:val="28"/>
-          <w:szCs w:val="28"/>
-        </w:rPr>
-      </w:pPr>
-      <w:r>
-        <w:rPr>
-          <w:rFonts w:cstheme="minorHAnsi"/>
-          <w:sz w:val="28"/>
-          <w:szCs w:val="28"/>
-          <w:rtl/>
-        </w:rPr>
-        <w:t>مخالفات منطقة الصندوق الأصفر: تحدث المخالفة عندما يدخل السائق إلى منطقة الصندوق الأصفر دون التأكد من إمكانية الخروج منها بسلام، مما يؤدي إلى التوقف داخلها وعرقلة حركة المرور المتقاطعة</w:t>
-      </w:r>
-      <w:r>
-        <w:rPr>
-          <w:rFonts w:cstheme="minorHAnsi"/>
-          <w:sz w:val="28"/>
-          <w:szCs w:val="28"/>
-        </w:rPr>
-        <w:t>.</w:t>
-      </w:r>
-    </w:p>
-    <w:p>
-      <w:pPr>
-        <w:bidi/>
-        <w:spacing w:line="360" w:lineRule="auto"/>
-        <w:ind w:left="360"/>
-        <w:rPr>
-          <w:rFonts w:cstheme="minorHAnsi"/>
-          <w:sz w:val="24"/>
-          <w:szCs w:val="24"/>
-          <w:rtl/>
-        </w:rPr>
-      </w:pPr>
-      <w:r>
-        <w:rPr>
-          <w:rFonts w:cstheme="minorHAnsi"/>
-          <w:b/>
-          <w:bCs/>
-          <w:sz w:val="24"/>
-          <w:szCs w:val="24"/>
-          <w:rtl/>
-        </w:rPr>
-        <w:t>ملاحظة:</w:t>
-      </w:r>
-      <w:r>
-        <w:rPr>
-          <w:rFonts w:cstheme="minorHAnsi"/>
-          <w:sz w:val="24"/>
-          <w:szCs w:val="24"/>
-          <w:rtl/>
-        </w:rPr>
-        <w:t xml:space="preserve"> منطقة الصندوق الأصفر هي مساحة مرورية محددة عند التقاطعات، تُميز بخطوط صفراء متقاطعة، تهدف إلى منع عرقلة حركة السير في هذه المناطق الحيوية</w:t>
-      </w:r>
-      <w:r>
-        <w:rPr>
-          <w:rFonts w:cstheme="minorHAnsi"/>
-          <w:sz w:val="24"/>
-          <w:szCs w:val="24"/>
-        </w:rPr>
-        <w:t>.</w:t>
-      </w:r>
-    </w:p>
-    <w:p>
-      <w:pPr>
-        <w:bidi/>
-        <w:spacing w:line="360" w:lineRule="auto"/>
-        <w:ind w:left="360"/>
-        <w:rPr>
-          <w:rFonts w:cstheme="minorHAnsi"/>
-          <w:sz w:val="28"/>
-          <w:szCs w:val="28"/>
-          <w:rtl/>
-        </w:rPr>
-      </w:pPr>
-      <w:r>
-        <w:rPr>
-          <w:rFonts w:cstheme="minorHAnsi"/>
-          <w:sz w:val="28"/>
-          <w:szCs w:val="28"/>
-          <w:rtl/>
-          <w:lang w:bidi="ar-SY"/>
-        </w:rPr>
-        <w:t xml:space="preserve">المراجع : </w:t>
-      </w:r>
-      <w:r>
-        <w:fldChar w:fldCharType="begin"/>
-      </w:r>
-      <w:r>
-        <w:instrText>HYPERLINK "https://www.intertraffic.com/products-and-services/jenoptik-smart-mobility-solutions/products/traffistar-sr-390-plus?utm_source=chatgpt.com"</w:instrText>
-      </w:r>
-      <w:r>
-        <w:fldChar w:fldCharType="separate"/>
-      </w:r>
-      <w:r>
-        <w:rPr>
-          <w:rStyle w:val="Hyperlink"/>
-          <w:rFonts w:cstheme="minorHAnsi"/>
-          <w:sz w:val="28"/>
-          <w:szCs w:val="28"/>
-          <w:lang w:bidi="ar-SY"/>
-        </w:rPr>
-        <w:t>INTERTRAFFIC</w:t>
-      </w:r>
-      <w:r>
-        <w:fldChar w:fldCharType="end"/>
-      </w:r>
-      <w:r>
-        <w:rPr>
-          <w:rFonts w:cstheme="minorHAnsi"/>
-          <w:sz w:val="28"/>
-          <w:szCs w:val="28"/>
-          <w:rtl/>
-          <w:lang w:bidi="ar-SY"/>
-        </w:rPr>
-        <w:t xml:space="preserve"> ، </w:t>
-      </w:r>
-      <w:r>
-        <w:fldChar w:fldCharType="begin"/>
-      </w:r>
-      <w:r>
-        <w:instrText>HYPERLINK "https://www.jenoptik.com/products/road-safety/red-light-camera?utm_source=chatgpt.com"</w:instrText>
-      </w:r>
-      <w:r>
-        <w:fldChar w:fldCharType="separate"/>
-      </w:r>
-      <w:r>
-        <w:rPr>
-          <w:rStyle w:val="Hyperlink"/>
-          <w:rFonts w:cstheme="minorHAnsi"/>
-          <w:sz w:val="28"/>
-          <w:szCs w:val="28"/>
-          <w:lang w:bidi="ar-SY"/>
-        </w:rPr>
-        <w:t>jenoptik</w:t>
-      </w:r>
-      <w:r>
-        <w:fldChar w:fldCharType="end"/>
-      </w:r>
-      <w:r>
-        <w:rPr>
-          <w:rFonts w:cstheme="minorHAnsi" w:hint="cs"/>
-          <w:sz w:val="28"/>
-          <w:szCs w:val="28"/>
-          <w:rtl/>
-          <w:lang w:bidi="ar-SY"/>
-        </w:rPr>
-        <w:t xml:space="preserve"> ، </w:t>
-      </w:r>
-      <w:r>
-        <w:rPr>
-          <w:rFonts w:cstheme="minorHAnsi"/>
-          <w:sz w:val="28"/>
-          <w:szCs w:val="28"/>
-          <w:lang w:bidi="ar-SY"/>
-        </w:rPr>
-        <w:fldChar w:fldCharType="begin"/>
-      </w:r>
-      <w:r>
-        <w:rPr>
-          <w:rFonts w:cstheme="minorHAnsi"/>
-          <w:sz w:val="28"/>
-          <w:szCs w:val="28"/>
-          <w:lang w:bidi="ar-SY"/>
-        </w:rPr>
-        <w:instrText>HYPERLINK "https://www.directindustry.com/prod/jenoptik-ag/product-17967-2513481.html?utm_source=chatgpt.com" \t "_blank"</w:instrText>
-      </w:r>
-      <w:r>
-        <w:rPr>
-          <w:rFonts w:cstheme="minorHAnsi"/>
-          <w:sz w:val="28"/>
-          <w:szCs w:val="28"/>
-          <w:lang w:bidi="ar-SY"/>
-        </w:rPr>
-      </w:r>
-      <w:r>
-        <w:rPr>
-          <w:rFonts w:cstheme="minorHAnsi"/>
-          <w:sz w:val="28"/>
-          <w:szCs w:val="28"/>
-          <w:lang w:bidi="ar-SY"/>
-        </w:rPr>
-        <w:fldChar w:fldCharType="separate"/>
-      </w:r>
-      <w:r>
-        <w:rPr>
-          <w:rStyle w:val="Hyperlink"/>
-          <w:rFonts w:cstheme="minorHAnsi"/>
-          <w:sz w:val="28"/>
-          <w:szCs w:val="28"/>
-          <w:lang w:bidi="ar-SY"/>
-        </w:rPr>
-        <w:t>directindustry.com</w:t>
-      </w:r>
-      <w:r>
-        <w:rPr>
-          <w:rFonts w:cstheme="minorHAnsi"/>
-          <w:sz w:val="28"/>
-          <w:szCs w:val="28"/>
-          <w:lang w:bidi="ar-SY"/>
-        </w:rPr>
-        <w:fldChar w:fldCharType="end"/>
-      </w:r>
-    </w:p>
-    <w:p>
-      <w:pPr>
-        <w:bidi/>
-        <w:spacing w:line="360" w:lineRule="auto"/>
-        <w:rPr>
-          <w:rFonts w:cstheme="minorHAnsi"/>
-          <w:b/>
-          <w:bCs/>
-          <w:color w:val="FF0000"/>
-          <w:sz w:val="28"/>
-          <w:szCs w:val="28"/>
-          <w:lang w:bidi="ar-SY"/>
-        </w:rPr>
-      </w:pPr>
-      <w:r>
-        <w:rPr>
-          <w:rFonts w:cstheme="minorHAnsi"/>
-          <w:b/>
-          <w:bCs/>
-          <w:color w:val="FF0000"/>
-          <w:sz w:val="28"/>
-          <w:szCs w:val="28"/>
-          <w:rtl/>
-        </w:rPr>
-        <w:lastRenderedPageBreak/>
-        <w:t xml:space="preserve">4_ </w:t>
-      </w:r>
-      <w:r>
-        <w:rPr>
-          <w:rFonts w:cstheme="minorHAnsi"/>
-          <w:b/>
-          <w:bCs/>
-          <w:color w:val="FF0000"/>
-          <w:sz w:val="28"/>
-          <w:szCs w:val="28"/>
-          <w:rtl/>
-        </w:rPr>
-        <w:t>نظام</w:t>
-      </w:r>
-      <w:r>
-        <w:rPr>
-          <w:rFonts w:cstheme="minorHAnsi"/>
-          <w:b/>
-          <w:bCs/>
-          <w:color w:val="FF0000"/>
-          <w:sz w:val="28"/>
-          <w:szCs w:val="28"/>
-          <w:lang w:bidi="ar-SY"/>
-        </w:rPr>
-        <w:t xml:space="preserve"> "Autovelox 106" </w:t>
-      </w:r>
-      <w:r>
-        <w:rPr>
-          <w:rFonts w:cstheme="minorHAnsi" w:hint="cs"/>
-          <w:b/>
-          <w:bCs/>
-          <w:color w:val="FF0000"/>
-          <w:sz w:val="28"/>
-          <w:szCs w:val="28"/>
-          <w:rtl/>
-          <w:lang w:bidi="ar-SY"/>
-        </w:rPr>
-        <w:t>(</w:t>
-      </w:r>
-      <w:r>
-        <w:rPr>
-          <w:rFonts w:cstheme="minorHAnsi"/>
-          <w:b/>
-          <w:bCs/>
-          <w:color w:val="FF0000"/>
-          <w:sz w:val="28"/>
-          <w:szCs w:val="28"/>
-          <w:rtl/>
-        </w:rPr>
-        <w:t>إيطاليا</w:t>
-      </w:r>
-      <w:r>
-        <w:rPr>
-          <w:rFonts w:cstheme="minorHAnsi" w:hint="cs"/>
-          <w:b/>
-          <w:bCs/>
-          <w:color w:val="FF0000"/>
-          <w:sz w:val="28"/>
-          <w:szCs w:val="28"/>
-          <w:rtl/>
-        </w:rPr>
-        <w:t>)</w:t>
-      </w:r>
-    </w:p>
-    <w:p>
-      <w:pPr>
-        <w:bidi/>
-        <w:spacing w:line="360" w:lineRule="auto"/>
-        <w:rPr>
-          <w:rFonts w:cstheme="minorHAnsi"/>
-          <w:b/>
-          <w:bCs/>
-          <w:sz w:val="28"/>
-          <w:szCs w:val="28"/>
-          <w:lang w:bidi="ar-SY"/>
-        </w:rPr>
-      </w:pPr>
-      <w:r>
-        <w:rPr>
-          <w:rFonts w:cstheme="minorHAnsi"/>
-          <w:b/>
-          <w:bCs/>
-          <w:sz w:val="28"/>
-          <w:szCs w:val="28"/>
-          <w:rtl/>
-        </w:rPr>
-        <w:t>الميزات</w:t>
-      </w:r>
-      <w:r>
-        <w:rPr>
-          <w:rFonts w:cstheme="minorHAnsi"/>
-          <w:b/>
-          <w:bCs/>
-          <w:sz w:val="28"/>
-          <w:szCs w:val="28"/>
-          <w:lang w:bidi="ar-SY"/>
-        </w:rPr>
-        <w:t>:</w:t>
-      </w:r>
-    </w:p>
-    <w:p>
-      <w:pPr>
-        <w:numPr>
-          <w:ilvl w:val="0"/>
-          <w:numId w:val="33"/>
-        </w:numPr>
-        <w:bidi/>
-        <w:spacing w:line="360" w:lineRule="auto"/>
-        <w:rPr>
-          <w:rFonts w:cstheme="minorHAnsi"/>
-          <w:sz w:val="28"/>
-          <w:szCs w:val="28"/>
-          <w:lang w:bidi="ar-SY"/>
-        </w:rPr>
-      </w:pPr>
-      <w:r>
-        <w:rPr>
-          <w:rFonts w:cstheme="minorHAnsi"/>
-          <w:sz w:val="28"/>
-          <w:szCs w:val="28"/>
-          <w:rtl/>
-        </w:rPr>
-        <w:t>مصمم خصيصًا لمراقبة السرعة الزائدة في الطرق السريعة</w:t>
-      </w:r>
-      <w:r>
-        <w:rPr>
-          <w:rFonts w:cstheme="minorHAnsi"/>
-          <w:sz w:val="28"/>
-          <w:szCs w:val="28"/>
-          <w:lang w:bidi="ar-SY"/>
-        </w:rPr>
-        <w:t>.</w:t>
-      </w:r>
-    </w:p>
-    <w:p>
-      <w:pPr>
-        <w:numPr>
-          <w:ilvl w:val="0"/>
-          <w:numId w:val="33"/>
-        </w:numPr>
-        <w:bidi/>
-        <w:spacing w:line="360" w:lineRule="auto"/>
-        <w:rPr>
-          <w:rFonts w:cstheme="minorHAnsi"/>
-          <w:sz w:val="28"/>
-          <w:szCs w:val="28"/>
-          <w:lang w:bidi="ar-SY"/>
-        </w:rPr>
-      </w:pPr>
-      <w:r>
-        <w:rPr>
-          <w:rFonts w:cstheme="minorHAnsi"/>
-          <w:sz w:val="28"/>
-          <w:szCs w:val="28"/>
-          <w:rtl/>
-        </w:rPr>
-        <w:t>يعتمد على تقنيات الرادار والفيديو عالي الوضوح</w:t>
-      </w:r>
-      <w:r>
-        <w:rPr>
-          <w:rFonts w:cstheme="minorHAnsi"/>
-          <w:sz w:val="28"/>
-          <w:szCs w:val="28"/>
-          <w:lang w:bidi="ar-SY"/>
-        </w:rPr>
-        <w:t>.</w:t>
-      </w:r>
-    </w:p>
-    <w:p>
-      <w:pPr>
-        <w:numPr>
-          <w:ilvl w:val="0"/>
-          <w:numId w:val="33"/>
-        </w:numPr>
-        <w:bidi/>
-        <w:spacing w:line="360" w:lineRule="auto"/>
-        <w:rPr>
-          <w:rFonts w:cstheme="minorHAnsi"/>
-          <w:sz w:val="28"/>
-          <w:szCs w:val="28"/>
-          <w:lang w:bidi="ar-SY"/>
-        </w:rPr>
-      </w:pPr>
-      <w:r>
-        <w:rPr>
-          <w:rFonts w:cstheme="minorHAnsi"/>
-          <w:sz w:val="28"/>
-          <w:szCs w:val="28"/>
-          <w:rtl/>
-        </w:rPr>
-        <w:t>يمكنه التقاط صور واضحة للوحات السيارات حتى في السرعات العالية</w:t>
-      </w:r>
-      <w:r>
-        <w:rPr>
-          <w:rFonts w:cstheme="minorHAnsi"/>
-          <w:sz w:val="28"/>
-          <w:szCs w:val="28"/>
-          <w:lang w:bidi="ar-SY"/>
-        </w:rPr>
-        <w:t>.</w:t>
-      </w:r>
-    </w:p>
-    <w:p>
-      <w:pPr>
-        <w:numPr>
-          <w:ilvl w:val="0"/>
-          <w:numId w:val="33"/>
-        </w:numPr>
-        <w:bidi/>
-        <w:spacing w:line="360" w:lineRule="auto"/>
-        <w:rPr>
-          <w:rFonts w:cstheme="minorHAnsi"/>
-          <w:sz w:val="28"/>
-          <w:szCs w:val="28"/>
-          <w:rtl/>
-          <w:lang w:bidi="ar-SY"/>
-        </w:rPr>
-      </w:pPr>
-      <w:r>
-        <w:rPr>
-          <w:rFonts w:cstheme="minorHAnsi"/>
-          <w:sz w:val="28"/>
-          <w:szCs w:val="28"/>
-          <w:rtl/>
-        </w:rPr>
-        <w:t>مدمج مع أنظمة إدارة المرور لتحليل أنماط القيادة</w:t>
-      </w:r>
-      <w:r>
-        <w:rPr>
-          <w:rFonts w:cstheme="minorHAnsi"/>
-          <w:sz w:val="28"/>
-          <w:szCs w:val="28"/>
-          <w:lang w:bidi="ar-SY"/>
-        </w:rPr>
-        <w:t>.</w:t>
-      </w:r>
-    </w:p>
-    <w:p>
-      <w:pPr>
-        <w:bidi/>
-        <w:spacing w:line="360" w:lineRule="auto"/>
-        <w:rPr>
-          <w:rFonts w:cstheme="minorHAnsi"/>
-          <w:b/>
-          <w:bCs/>
-          <w:sz w:val="28"/>
-          <w:szCs w:val="28"/>
-          <w:rtl/>
-          <w:lang w:bidi="ar-SY"/>
-        </w:rPr>
-      </w:pPr>
-      <w:r>
-        <w:rPr>
-          <w:rFonts w:cstheme="minorHAnsi"/>
-          <w:b/>
-          <w:bCs/>
-          <w:sz w:val="28"/>
-          <w:szCs w:val="28"/>
-          <w:rtl/>
-          <w:lang w:bidi="ar-SY"/>
-        </w:rPr>
-        <w:t>المخالفات التي يش</w:t>
-      </w:r>
-      <w:r>
-        <w:rPr>
-          <w:rFonts w:cstheme="minorHAnsi" w:hint="cs"/>
-          <w:b/>
-          <w:bCs/>
-          <w:sz w:val="28"/>
-          <w:szCs w:val="28"/>
-          <w:rtl/>
-          <w:lang w:bidi="ar-SY"/>
-        </w:rPr>
-        <w:t>مل</w:t>
-      </w:r>
-      <w:r>
-        <w:rPr>
-          <w:rFonts w:cstheme="minorHAnsi"/>
-          <w:b/>
-          <w:bCs/>
-          <w:sz w:val="28"/>
-          <w:szCs w:val="28"/>
-          <w:rtl/>
-          <w:lang w:bidi="ar-SY"/>
-        </w:rPr>
-        <w:t>ها:</w:t>
-      </w:r>
-    </w:p>
-    <w:p>
-      <w:pPr>
-        <w:pStyle w:val="ListParagraph"/>
-        <w:numPr>
-          <w:ilvl w:val="0"/>
-          <w:numId w:val="38"/>
-        </w:numPr>
-        <w:bidi/>
-        <w:spacing w:line="360" w:lineRule="auto"/>
-        <w:rPr>
-          <w:rFonts w:cstheme="minorHAnsi"/>
-          <w:sz w:val="28"/>
-          <w:szCs w:val="28"/>
-          <w:lang w:bidi="ar-SY"/>
-        </w:rPr>
-      </w:pPr>
-      <w:r>
-        <w:rPr>
-          <w:rFonts w:cstheme="minorHAnsi"/>
-          <w:sz w:val="28"/>
-          <w:szCs w:val="28"/>
-          <w:rtl/>
-        </w:rPr>
-        <w:t>تجاوز السرعة المسموح بها</w:t>
-      </w:r>
-    </w:p>
-    <w:p>
-      <w:pPr>
-        <w:pStyle w:val="ListParagraph"/>
-        <w:numPr>
-          <w:ilvl w:val="0"/>
-          <w:numId w:val="38"/>
-        </w:numPr>
-        <w:bidi/>
-        <w:spacing w:line="360" w:lineRule="auto"/>
-        <w:rPr>
-          <w:rFonts w:cstheme="minorHAnsi"/>
-          <w:sz w:val="28"/>
-          <w:szCs w:val="28"/>
-          <w:lang w:bidi="ar-SY"/>
-        </w:rPr>
-      </w:pPr>
-      <w:r>
-        <w:rPr>
-          <w:rFonts w:cstheme="minorHAnsi"/>
-          <w:sz w:val="28"/>
-          <w:szCs w:val="28"/>
-          <w:rtl/>
-        </w:rPr>
-        <w:t>عدم الالتزام بمسافة الأمان بين المركبات</w:t>
-      </w:r>
-    </w:p>
-    <w:p>
-      <w:pPr>
-        <w:pStyle w:val="ListParagraph"/>
-        <w:numPr>
-          <w:ilvl w:val="0"/>
-          <w:numId w:val="38"/>
-        </w:numPr>
-        <w:bidi/>
-        <w:spacing w:line="360" w:lineRule="auto"/>
-        <w:rPr>
-          <w:rFonts w:cstheme="minorHAnsi"/>
-          <w:sz w:val="28"/>
-          <w:szCs w:val="28"/>
-          <w:lang w:bidi="ar-SY"/>
-        </w:rPr>
-      </w:pPr>
-      <w:r>
-        <w:rPr>
-          <w:rFonts w:cstheme="minorHAnsi"/>
-          <w:sz w:val="28"/>
-          <w:szCs w:val="28"/>
-          <w:rtl/>
-        </w:rPr>
-        <w:t>انتهاك إشارات المرور الحمراء</w:t>
-      </w:r>
-    </w:p>
-    <w:p>
-      <w:pPr>
-        <w:pStyle w:val="ListParagraph"/>
-        <w:numPr>
-          <w:ilvl w:val="0"/>
-          <w:numId w:val="38"/>
-        </w:numPr>
-        <w:bidi/>
-        <w:spacing w:line="360" w:lineRule="auto"/>
-        <w:rPr>
-          <w:rFonts w:cstheme="minorHAnsi"/>
-          <w:sz w:val="28"/>
-          <w:szCs w:val="28"/>
-          <w:lang w:bidi="ar-SY"/>
-        </w:rPr>
-      </w:pPr>
-      <w:r>
-        <w:rPr>
-          <w:rFonts w:cstheme="minorHAnsi"/>
-          <w:sz w:val="28"/>
-          <w:szCs w:val="28"/>
-          <w:rtl/>
-        </w:rPr>
-        <w:t>القيادة في المسارات المخصصة</w:t>
-      </w:r>
-    </w:p>
-    <w:p>
-      <w:pPr>
-        <w:pStyle w:val="ListParagraph"/>
-        <w:numPr>
-          <w:ilvl w:val="0"/>
-          <w:numId w:val="38"/>
-        </w:numPr>
-        <w:bidi/>
-        <w:spacing w:line="360" w:lineRule="auto"/>
-        <w:rPr>
-          <w:rFonts w:cstheme="minorHAnsi"/>
-          <w:sz w:val="28"/>
-          <w:szCs w:val="28"/>
-          <w:lang w:bidi="ar-SY"/>
-        </w:rPr>
-      </w:pPr>
-      <w:r>
-        <w:rPr>
-          <w:rFonts w:cstheme="minorHAnsi"/>
-          <w:sz w:val="28"/>
-          <w:szCs w:val="28"/>
-          <w:rtl/>
-        </w:rPr>
-        <w:t>عدم الالتزام بالحد الأدنى للسرعة</w:t>
-      </w:r>
-    </w:p>
-    <w:p>
-      <w:pPr>
-        <w:pStyle w:val="ListParagraph"/>
-        <w:numPr>
-          <w:ilvl w:val="0"/>
-          <w:numId w:val="38"/>
-        </w:numPr>
-        <w:bidi/>
-        <w:spacing w:line="360" w:lineRule="auto"/>
-        <w:rPr>
-          <w:rFonts w:cstheme="minorHAnsi"/>
-          <w:sz w:val="28"/>
-          <w:szCs w:val="28"/>
-          <w:lang w:bidi="ar-SY"/>
-        </w:rPr>
-      </w:pPr>
-      <w:r>
-        <w:rPr>
-          <w:rFonts w:cstheme="minorHAnsi"/>
-          <w:sz w:val="28"/>
-          <w:szCs w:val="28"/>
-          <w:rtl/>
-        </w:rPr>
-        <w:t>التحقق من التأمين والفحص الفني</w:t>
-      </w:r>
-      <w:r>
-        <w:rPr>
-          <w:rFonts w:cstheme="minorHAnsi"/>
-          <w:sz w:val="28"/>
-          <w:szCs w:val="28"/>
-          <w:lang w:bidi="ar-SY"/>
-        </w:rPr>
-        <w:t xml:space="preserve">: </w:t>
-      </w:r>
-      <w:r>
-        <w:rPr>
-          <w:rFonts w:cstheme="minorHAnsi"/>
-          <w:sz w:val="28"/>
-          <w:szCs w:val="28"/>
-          <w:rtl/>
-        </w:rPr>
-        <w:t>من خلال ميزة</w:t>
-      </w:r>
-      <w:r>
-        <w:rPr>
-          <w:rFonts w:cstheme="minorHAnsi"/>
-          <w:sz w:val="28"/>
-          <w:szCs w:val="28"/>
-          <w:lang w:bidi="ar-SY"/>
-        </w:rPr>
-        <w:t xml:space="preserve"> "</w:t>
-      </w:r>
-      <w:proofErr w:type="spellStart"/>
-      <w:r>
-        <w:rPr>
-          <w:rFonts w:cstheme="minorHAnsi"/>
-          <w:sz w:val="28"/>
-          <w:szCs w:val="28"/>
-          <w:lang w:bidi="ar-SY"/>
-        </w:rPr>
-        <w:t>Freeflow</w:t>
-      </w:r>
-      <w:proofErr w:type="spellEnd"/>
-      <w:r>
-        <w:rPr>
-          <w:rFonts w:cstheme="minorHAnsi"/>
-          <w:sz w:val="28"/>
-          <w:szCs w:val="28"/>
-          <w:lang w:bidi="ar-SY"/>
-        </w:rPr>
-        <w:t xml:space="preserve">" </w:t>
-      </w:r>
-      <w:r>
-        <w:rPr>
-          <w:rFonts w:cstheme="minorHAnsi"/>
-          <w:sz w:val="28"/>
-          <w:szCs w:val="28"/>
-          <w:rtl/>
-        </w:rPr>
-        <w:t>للتعرف التلقائي على لوحات المركبات</w:t>
-      </w:r>
-      <w:r>
-        <w:rPr>
-          <w:rFonts w:cstheme="minorHAnsi"/>
-          <w:sz w:val="28"/>
-          <w:szCs w:val="28"/>
-          <w:lang w:bidi="ar-SY"/>
-        </w:rPr>
-        <w:t xml:space="preserve"> (ANPR)</w:t>
-      </w:r>
-      <w:r>
-        <w:rPr>
-          <w:rFonts w:cstheme="minorHAnsi"/>
-          <w:sz w:val="28"/>
-          <w:szCs w:val="28"/>
-          <w:rtl/>
-        </w:rPr>
-        <w:t>، يمكن للنظام التحقق من صلاحية التأمين والفحص الفني للمركبات</w:t>
-      </w:r>
-    </w:p>
-    <w:p>
-      <w:pPr>
-        <w:bidi/>
-        <w:spacing w:line="360" w:lineRule="auto"/>
-        <w:rPr>
-          <w:rFonts w:cstheme="minorHAnsi"/>
-          <w:sz w:val="28"/>
-          <w:szCs w:val="28"/>
-          <w:rtl/>
-          <w:lang w:bidi="ar-SY"/>
-        </w:rPr>
-      </w:pPr>
-      <w:r>
-        <w:rPr>
-          <w:rFonts w:cstheme="minorHAnsi"/>
-          <w:sz w:val="28"/>
-          <w:szCs w:val="28"/>
-          <w:rtl/>
-          <w:lang w:bidi="ar-SY"/>
-        </w:rPr>
-        <w:t xml:space="preserve">المراجع: </w:t>
-      </w:r>
-      <w:r>
-        <w:fldChar w:fldCharType="begin"/>
-      </w:r>
-      <w:r>
-        <w:instrText>HYPERLINK "https://www.sodi.com/wp-content/uploads/Autovelox_106_Eng.pdf?utm_source=chatgpt.com"</w:instrText>
-      </w:r>
-      <w:r>
-        <w:fldChar w:fldCharType="separate"/>
-      </w:r>
-      <w:r>
-        <w:rPr>
-          <w:rStyle w:val="Hyperlink"/>
-          <w:rFonts w:cstheme="minorHAnsi"/>
-          <w:sz w:val="28"/>
-          <w:szCs w:val="28"/>
-          <w:rtl/>
-          <w:lang w:bidi="ar-SY"/>
-        </w:rPr>
-        <w:t>1</w:t>
-      </w:r>
-      <w:r>
-        <w:fldChar w:fldCharType="end"/>
-      </w:r>
-      <w:r>
-        <w:rPr>
-          <w:rFonts w:cstheme="minorHAnsi"/>
-          <w:sz w:val="28"/>
-          <w:szCs w:val="28"/>
-          <w:rtl/>
-          <w:lang w:bidi="ar-SY"/>
-        </w:rPr>
-        <w:t xml:space="preserve"> ، </w:t>
-      </w:r>
-      <w:r>
-        <w:fldChar w:fldCharType="begin"/>
-      </w:r>
-      <w:r>
-        <w:instrText>HYPERLINK "https://sodi.com/en/autovelox/autovelox-106-se-laser-speed-camera/?utm_source=chatgpt.com"</w:instrText>
-      </w:r>
-      <w:r>
-        <w:fldChar w:fldCharType="separate"/>
-      </w:r>
-      <w:r>
-        <w:rPr>
-          <w:rStyle w:val="Hyperlink"/>
-          <w:rFonts w:cstheme="minorHAnsi"/>
-          <w:sz w:val="28"/>
-          <w:szCs w:val="28"/>
-          <w:rtl/>
-          <w:lang w:bidi="ar-SY"/>
-        </w:rPr>
-        <w:t>2</w:t>
-      </w:r>
-      <w:r>
-        <w:fldChar w:fldCharType="end"/>
-      </w:r>
-      <w:r>
-        <w:rPr>
-          <w:rFonts w:cstheme="minorHAnsi"/>
-          <w:sz w:val="28"/>
-          <w:szCs w:val="28"/>
-          <w:rtl/>
-          <w:lang w:bidi="ar-SY"/>
-        </w:rPr>
-        <w:t xml:space="preserve"> ، </w:t>
-      </w:r>
-      <w:r>
-        <w:fldChar w:fldCharType="begin"/>
-      </w:r>
-      <w:r>
-        <w:instrText>HYPERLINK "https://www.itsinternational.com/products/sodi-presents-autovelox-106-digital-automated-traffic-enforcement-system?utm_source=chatgpt.com"</w:instrText>
-      </w:r>
-      <w:r>
-        <w:fldChar w:fldCharType="separate"/>
-      </w:r>
-      <w:r>
-        <w:rPr>
-          <w:rStyle w:val="Hyperlink"/>
-          <w:rFonts w:cstheme="minorHAnsi"/>
-          <w:sz w:val="28"/>
-          <w:szCs w:val="28"/>
-          <w:rtl/>
-          <w:lang w:bidi="ar-SY"/>
-        </w:rPr>
-        <w:t>3</w:t>
-      </w:r>
-      <w:r>
-        <w:fldChar w:fldCharType="end"/>
-      </w:r>
-    </w:p>
-    <w:p>
-      <w:pPr>
-        <w:bidi/>
-        <w:spacing w:line="360" w:lineRule="auto"/>
-        <w:rPr>
-          <w:rFonts w:cstheme="minorHAnsi"/>
-          <w:sz w:val="28"/>
-          <w:szCs w:val="28"/>
-          <w:rtl/>
-        </w:rPr>
-      </w:pPr>
-    </w:p>
-    <w:p>
-      <w:pPr>
-        <w:bidi/>
-        <w:spacing w:line="360" w:lineRule="auto"/>
-        <w:rPr>
-          <w:rFonts w:cstheme="minorHAnsi"/>
-          <w:sz w:val="28"/>
-          <w:szCs w:val="28"/>
-          <w:rtl/>
-        </w:rPr>
-      </w:pPr>
-    </w:p>
-    <w:p>
-      <w:pPr>
-        <w:bidi/>
-        <w:spacing w:line="360" w:lineRule="auto"/>
-        <w:rPr>
-          <w:rFonts w:cstheme="minorHAnsi"/>
-          <w:sz w:val="28"/>
-          <w:szCs w:val="28"/>
-          <w:rtl/>
-        </w:rPr>
-      </w:pPr>
-    </w:p>
-    <w:p>
-      <w:pPr>
-        <w:bidi/>
-        <w:spacing w:line="360" w:lineRule="auto"/>
-        <w:rPr>
-          <w:rFonts w:cstheme="minorHAnsi"/>
-          <w:sz w:val="28"/>
-          <w:szCs w:val="28"/>
-          <w:rtl/>
-        </w:rPr>
-      </w:pPr>
-    </w:p>
-    <w:p>
-      <w:pPr>
-        <w:bidi/>
-        <w:spacing w:line="360" w:lineRule="auto"/>
-        <w:rPr>
-          <w:rFonts w:cstheme="minorHAnsi"/>
-          <w:sz w:val="28"/>
-          <w:szCs w:val="28"/>
-          <w:rtl/>
-        </w:rPr>
-      </w:pPr>
-    </w:p>
-    <w:p>
-      <w:pPr>
-        <w:bidi/>
-        <w:spacing w:line="360" w:lineRule="auto"/>
-        <w:rPr>
-          <w:rFonts w:cstheme="minorHAnsi"/>
-          <w:b/>
-          <w:bCs/>
-          <w:color w:val="FF0000"/>
-          <w:sz w:val="28"/>
-          <w:szCs w:val="28"/>
-          <w:rtl/>
-        </w:rPr>
-      </w:pPr>
-      <w:r>
-        <w:rPr>
-          <w:rFonts w:cstheme="minorHAnsi"/>
-          <w:b/>
-          <w:bCs/>
-          <w:color w:val="FF0000"/>
-          <w:sz w:val="28"/>
-          <w:szCs w:val="28"/>
-          <w:rtl/>
-        </w:rPr>
-        <w:lastRenderedPageBreak/>
-        <w:t xml:space="preserve">5_ </w:t>
-      </w:r>
-      <w:r>
-        <w:rPr>
-          <w:rFonts w:cstheme="minorHAnsi"/>
-          <w:b/>
-          <w:bCs/>
-          <w:color w:val="FF0000"/>
-          <w:sz w:val="28"/>
-          <w:szCs w:val="28"/>
-          <w:rtl/>
-        </w:rPr>
-        <w:t>نظام</w:t>
-      </w:r>
-      <w:r>
-        <w:rPr>
-          <w:rFonts w:cstheme="minorHAnsi"/>
-          <w:b/>
-          <w:bCs/>
-          <w:color w:val="FF0000"/>
-          <w:sz w:val="28"/>
-          <w:szCs w:val="28"/>
-        </w:rPr>
-        <w:t xml:space="preserve"> "ATS (Automated Traffic Surveillance)" </w:t>
-      </w:r>
-      <w:r>
-        <w:rPr>
-          <w:rFonts w:cstheme="minorHAnsi" w:hint="cs"/>
-          <w:b/>
-          <w:bCs/>
-          <w:color w:val="FF0000"/>
-          <w:sz w:val="28"/>
-          <w:szCs w:val="28"/>
-          <w:rtl/>
-        </w:rPr>
-        <w:t>(</w:t>
-      </w:r>
-      <w:r>
-        <w:rPr>
-          <w:rFonts w:cstheme="minorHAnsi"/>
-          <w:b/>
-          <w:bCs/>
-          <w:color w:val="FF0000"/>
-          <w:sz w:val="28"/>
-          <w:szCs w:val="28"/>
-          <w:rtl/>
-        </w:rPr>
-        <w:t>الولايات المتحدة</w:t>
-      </w:r>
-      <w:r>
-        <w:rPr>
-          <w:rFonts w:cstheme="minorHAnsi" w:hint="cs"/>
-          <w:b/>
-          <w:bCs/>
-          <w:color w:val="FF0000"/>
-          <w:sz w:val="28"/>
-          <w:szCs w:val="28"/>
-          <w:rtl/>
-        </w:rPr>
-        <w:t>)</w:t>
-      </w:r>
-    </w:p>
-    <w:p>
-      <w:pPr>
-        <w:bidi/>
-        <w:spacing w:line="360" w:lineRule="auto"/>
-        <w:rPr>
-          <w:rFonts w:cstheme="minorHAnsi"/>
-          <w:b/>
-          <w:bCs/>
-          <w:sz w:val="28"/>
-          <w:szCs w:val="28"/>
-        </w:rPr>
-      </w:pPr>
-      <w:r>
-        <w:rPr>
-          <w:rFonts w:cstheme="minorHAnsi"/>
-          <w:b/>
-          <w:bCs/>
-          <w:sz w:val="28"/>
-          <w:szCs w:val="28"/>
-          <w:rtl/>
-        </w:rPr>
-        <w:t>مكونات النظام</w:t>
-      </w:r>
-      <w:r>
-        <w:rPr>
-          <w:rFonts w:cstheme="minorHAnsi"/>
-          <w:b/>
-          <w:bCs/>
-          <w:sz w:val="28"/>
-          <w:szCs w:val="28"/>
-        </w:rPr>
-        <w:t>:</w:t>
-      </w:r>
-    </w:p>
-    <w:p>
-      <w:pPr>
-        <w:numPr>
-          <w:ilvl w:val="0"/>
-          <w:numId w:val="36"/>
-        </w:numPr>
-        <w:bidi/>
-        <w:spacing w:line="360" w:lineRule="auto"/>
-        <w:rPr>
-          <w:rFonts w:cstheme="minorHAnsi"/>
-          <w:sz w:val="28"/>
-          <w:szCs w:val="28"/>
-        </w:rPr>
-      </w:pPr>
-      <w:r>
-        <w:rPr>
-          <w:rFonts w:cstheme="minorHAnsi"/>
-          <w:sz w:val="28"/>
-          <w:szCs w:val="28"/>
-          <w:rtl/>
-        </w:rPr>
-        <w:t xml:space="preserve">الكاميرات الذكية </w:t>
-      </w:r>
-      <w:r>
-        <w:rPr>
-          <w:rFonts w:cstheme="minorHAnsi"/>
-          <w:sz w:val="28"/>
-          <w:szCs w:val="28"/>
-        </w:rPr>
-        <w:t xml:space="preserve">– </w:t>
-      </w:r>
-      <w:r>
-        <w:rPr>
-          <w:rFonts w:cstheme="minorHAnsi"/>
-          <w:sz w:val="28"/>
-          <w:szCs w:val="28"/>
-          <w:rtl/>
-        </w:rPr>
-        <w:t>تراقب التقاطعات والشوارع الرئيسية لتسجيل المخالفات وتحليل التدفق المروري</w:t>
-      </w:r>
-      <w:r>
-        <w:rPr>
-          <w:rFonts w:cstheme="minorHAnsi"/>
-          <w:sz w:val="28"/>
-          <w:szCs w:val="28"/>
-        </w:rPr>
-        <w:t>.</w:t>
-      </w:r>
-    </w:p>
-    <w:p>
-      <w:pPr>
-        <w:numPr>
-          <w:ilvl w:val="0"/>
-          <w:numId w:val="36"/>
-        </w:numPr>
-        <w:bidi/>
-        <w:spacing w:line="360" w:lineRule="auto"/>
-        <w:rPr>
-          <w:rFonts w:cstheme="minorHAnsi"/>
-          <w:sz w:val="28"/>
-          <w:szCs w:val="28"/>
-        </w:rPr>
-      </w:pPr>
-      <w:r>
-        <w:rPr>
-          <w:rFonts w:cstheme="minorHAnsi"/>
-          <w:sz w:val="28"/>
-          <w:szCs w:val="28"/>
-          <w:rtl/>
-        </w:rPr>
-        <w:t xml:space="preserve">أجهزة الاستشعار </w:t>
-      </w:r>
-      <w:r>
-        <w:rPr>
-          <w:rFonts w:cstheme="minorHAnsi"/>
-          <w:sz w:val="28"/>
-          <w:szCs w:val="28"/>
-        </w:rPr>
-        <w:t xml:space="preserve">– </w:t>
-      </w:r>
-      <w:r>
-        <w:rPr>
-          <w:rFonts w:cstheme="minorHAnsi"/>
-          <w:sz w:val="28"/>
-          <w:szCs w:val="28"/>
-          <w:rtl/>
-        </w:rPr>
-        <w:t>تشمل الرادارات والحساسات الأرضية التي تقيس سرعة المركبات وتحدد تدفق حركة المرور</w:t>
-      </w:r>
-      <w:r>
-        <w:rPr>
-          <w:rFonts w:cstheme="minorHAnsi"/>
-          <w:sz w:val="28"/>
-          <w:szCs w:val="28"/>
-        </w:rPr>
-        <w:t>.</w:t>
-      </w:r>
-    </w:p>
-    <w:p>
-      <w:pPr>
-        <w:numPr>
-          <w:ilvl w:val="0"/>
-          <w:numId w:val="36"/>
-        </w:numPr>
-        <w:bidi/>
-        <w:spacing w:line="360" w:lineRule="auto"/>
-        <w:rPr>
-          <w:rFonts w:cstheme="minorHAnsi"/>
-          <w:sz w:val="28"/>
-          <w:szCs w:val="28"/>
-        </w:rPr>
-      </w:pPr>
-      <w:r>
-        <w:rPr>
-          <w:rFonts w:cstheme="minorHAnsi"/>
-          <w:sz w:val="28"/>
-          <w:szCs w:val="28"/>
-          <w:rtl/>
-        </w:rPr>
-        <w:t xml:space="preserve">تحليل البيانات بالذكاء الاصطناعي </w:t>
-      </w:r>
-      <w:r>
-        <w:rPr>
-          <w:rFonts w:cstheme="minorHAnsi"/>
-          <w:sz w:val="28"/>
-          <w:szCs w:val="28"/>
-        </w:rPr>
-        <w:t xml:space="preserve">– </w:t>
-      </w:r>
-      <w:r>
-        <w:rPr>
-          <w:rFonts w:cstheme="minorHAnsi"/>
-          <w:sz w:val="28"/>
-          <w:szCs w:val="28"/>
-          <w:rtl/>
-        </w:rPr>
-        <w:t>يستخدم لتحديد الأنماط المرورية، التنبؤ بالازدحام، وتحسين إدارة الإشارات المرورية</w:t>
-      </w:r>
-      <w:r>
-        <w:rPr>
-          <w:rFonts w:cstheme="minorHAnsi"/>
-          <w:sz w:val="28"/>
-          <w:szCs w:val="28"/>
-        </w:rPr>
-        <w:t>.</w:t>
-      </w:r>
-    </w:p>
-    <w:p>
-      <w:pPr>
-        <w:numPr>
-          <w:ilvl w:val="0"/>
-          <w:numId w:val="36"/>
-        </w:numPr>
-        <w:bidi/>
-        <w:spacing w:line="360" w:lineRule="auto"/>
-        <w:rPr>
-          <w:rFonts w:cstheme="minorHAnsi"/>
-          <w:sz w:val="28"/>
-          <w:szCs w:val="28"/>
-        </w:rPr>
-      </w:pPr>
-      <w:r>
-        <w:rPr>
-          <w:rFonts w:cstheme="minorHAnsi"/>
-          <w:sz w:val="28"/>
-          <w:szCs w:val="28"/>
-          <w:rtl/>
-        </w:rPr>
-        <w:t>أنظمة التعرف على اللوحات</w:t>
-      </w:r>
-      <w:r>
-        <w:rPr>
-          <w:rFonts w:cstheme="minorHAnsi"/>
-          <w:sz w:val="28"/>
-          <w:szCs w:val="28"/>
-        </w:rPr>
-        <w:t xml:space="preserve"> (ALPR) – </w:t>
-      </w:r>
-      <w:r>
-        <w:rPr>
-          <w:rFonts w:cstheme="minorHAnsi"/>
-          <w:sz w:val="28"/>
-          <w:szCs w:val="28"/>
-          <w:rtl/>
-        </w:rPr>
-        <w:t>تسجل لوحات السيارات تلقائيًا للمساعدة في فرض القوانين أو تعقب المركبات المطلوبة</w:t>
-      </w:r>
-      <w:r>
-        <w:rPr>
-          <w:rFonts w:cstheme="minorHAnsi"/>
-          <w:sz w:val="28"/>
-          <w:szCs w:val="28"/>
-        </w:rPr>
-        <w:t>.</w:t>
-      </w:r>
-    </w:p>
-    <w:p>
-      <w:pPr>
-        <w:bidi/>
-        <w:spacing w:line="360" w:lineRule="auto"/>
-        <w:rPr>
-          <w:rFonts w:cstheme="minorHAnsi"/>
-          <w:sz w:val="28"/>
-          <w:szCs w:val="28"/>
-          <w:rtl/>
-        </w:rPr>
-      </w:pPr>
-    </w:p>
-    <w:p>
-      <w:pPr>
-        <w:bidi/>
-        <w:spacing w:line="360" w:lineRule="auto"/>
-        <w:rPr>
-          <w:rFonts w:cstheme="minorHAnsi"/>
-          <w:b/>
-          <w:bCs/>
-          <w:sz w:val="28"/>
-          <w:szCs w:val="28"/>
-        </w:rPr>
-      </w:pPr>
-      <w:r>
-        <w:rPr>
-          <w:rFonts w:cstheme="minorHAnsi"/>
-          <w:b/>
-          <w:bCs/>
-          <w:sz w:val="28"/>
-          <w:szCs w:val="28"/>
-          <w:rtl/>
-        </w:rPr>
-        <w:t>الميزات</w:t>
-      </w:r>
-      <w:r>
-        <w:rPr>
-          <w:rFonts w:cstheme="minorHAnsi"/>
-          <w:b/>
-          <w:bCs/>
-          <w:sz w:val="28"/>
-          <w:szCs w:val="28"/>
-        </w:rPr>
-        <w:t>:</w:t>
-      </w:r>
-    </w:p>
-    <w:p>
-      <w:pPr>
-        <w:numPr>
-          <w:ilvl w:val="0"/>
-          <w:numId w:val="28"/>
-        </w:numPr>
-        <w:bidi/>
-        <w:spacing w:line="360" w:lineRule="auto"/>
-        <w:rPr>
-          <w:rFonts w:cstheme="minorHAnsi"/>
-          <w:sz w:val="28"/>
-          <w:szCs w:val="28"/>
-        </w:rPr>
-      </w:pPr>
-      <w:r>
-        <w:rPr>
-          <w:rFonts w:cstheme="minorHAnsi"/>
-          <w:sz w:val="28"/>
-          <w:szCs w:val="28"/>
-          <w:rtl/>
-        </w:rPr>
-        <w:t>يعتمد على كاميرات مزودة بخوارزميات تحليل الصور والذكاء الاصطناعي</w:t>
-      </w:r>
-      <w:r>
-        <w:rPr>
-          <w:rFonts w:cstheme="minorHAnsi"/>
-          <w:sz w:val="28"/>
-          <w:szCs w:val="28"/>
-        </w:rPr>
-        <w:t>.</w:t>
-      </w:r>
-    </w:p>
-    <w:p>
-      <w:pPr>
-        <w:numPr>
-          <w:ilvl w:val="0"/>
-          <w:numId w:val="28"/>
-        </w:numPr>
-        <w:bidi/>
-        <w:spacing w:line="360" w:lineRule="auto"/>
-        <w:rPr>
-          <w:rFonts w:cstheme="minorHAnsi"/>
-          <w:sz w:val="28"/>
-          <w:szCs w:val="28"/>
-        </w:rPr>
-      </w:pPr>
-      <w:r>
-        <w:rPr>
-          <w:rFonts w:cstheme="minorHAnsi"/>
-          <w:sz w:val="28"/>
-          <w:szCs w:val="28"/>
-          <w:rtl/>
-        </w:rPr>
-        <w:t>يكشف مخالفات السرعة، الإشارات الحمراء، استخدام الهاتف أثناء القيادة</w:t>
-      </w:r>
-      <w:r>
-        <w:rPr>
-          <w:rFonts w:cstheme="minorHAnsi"/>
-          <w:sz w:val="28"/>
-          <w:szCs w:val="28"/>
-        </w:rPr>
-        <w:t>.</w:t>
-      </w:r>
-    </w:p>
-    <w:p>
-      <w:pPr>
-        <w:numPr>
-          <w:ilvl w:val="0"/>
-          <w:numId w:val="28"/>
-        </w:numPr>
-        <w:bidi/>
-        <w:spacing w:line="360" w:lineRule="auto"/>
-        <w:rPr>
-          <w:rFonts w:cstheme="minorHAnsi"/>
-          <w:sz w:val="28"/>
-          <w:szCs w:val="28"/>
-        </w:rPr>
-      </w:pPr>
-      <w:r>
-        <w:rPr>
-          <w:rFonts w:cstheme="minorHAnsi"/>
-          <w:sz w:val="28"/>
-          <w:szCs w:val="28"/>
-          <w:rtl/>
-        </w:rPr>
-        <w:t>متصل مع أنظمة المرور والشرطة لإرسال إشعارات فورية</w:t>
-      </w:r>
-      <w:r>
-        <w:rPr>
-          <w:rFonts w:cstheme="minorHAnsi"/>
-          <w:sz w:val="28"/>
-          <w:szCs w:val="28"/>
-        </w:rPr>
-        <w:t>.</w:t>
-      </w:r>
-    </w:p>
-    <w:p>
-      <w:pPr>
-        <w:numPr>
-          <w:ilvl w:val="0"/>
-          <w:numId w:val="28"/>
-        </w:numPr>
-        <w:bidi/>
-        <w:spacing w:line="360" w:lineRule="auto"/>
-        <w:rPr>
-          <w:rFonts w:cstheme="minorHAnsi"/>
-          <w:sz w:val="28"/>
-          <w:szCs w:val="28"/>
-        </w:rPr>
-      </w:pPr>
-      <w:r>
-        <w:rPr>
-          <w:rFonts w:cstheme="minorHAnsi"/>
-          <w:sz w:val="28"/>
-          <w:szCs w:val="28"/>
-          <w:rtl/>
-        </w:rPr>
-        <w:t>يمكنه التعرف على نوع المركبة والسائق من خلال الذكاء الاصطناعي</w:t>
-      </w:r>
-      <w:r>
-        <w:rPr>
-          <w:rFonts w:cstheme="minorHAnsi"/>
-          <w:sz w:val="28"/>
-          <w:szCs w:val="28"/>
-        </w:rPr>
-        <w:t>.</w:t>
-      </w:r>
-    </w:p>
-    <w:p>
-      <w:pPr>
-        <w:bidi/>
-        <w:spacing w:line="360" w:lineRule="auto"/>
-        <w:rPr>
-          <w:rFonts w:cstheme="minorHAnsi"/>
-          <w:sz w:val="28"/>
-          <w:szCs w:val="28"/>
-          <w:rtl/>
-        </w:rPr>
-      </w:pPr>
-    </w:p>
-    <w:p>
-      <w:pPr>
-        <w:bidi/>
-        <w:spacing w:line="360" w:lineRule="auto"/>
-        <w:rPr>
-          <w:rFonts w:cstheme="minorHAnsi"/>
-          <w:b/>
-          <w:bCs/>
-          <w:sz w:val="28"/>
-          <w:szCs w:val="28"/>
-          <w:rtl/>
-        </w:rPr>
-      </w:pPr>
-      <w:r>
-        <w:rPr>
-          <w:rFonts w:cstheme="minorHAnsi"/>
-          <w:b/>
-          <w:bCs/>
-          <w:sz w:val="28"/>
-          <w:szCs w:val="28"/>
-          <w:rtl/>
-        </w:rPr>
-        <w:t>المخالفات التي يش</w:t>
-      </w:r>
-      <w:r>
-        <w:rPr>
-          <w:rFonts w:cstheme="minorHAnsi" w:hint="cs"/>
-          <w:b/>
-          <w:bCs/>
-          <w:sz w:val="28"/>
-          <w:szCs w:val="28"/>
-          <w:rtl/>
-        </w:rPr>
-        <w:t>مل</w:t>
-      </w:r>
-      <w:r>
-        <w:rPr>
-          <w:rFonts w:cstheme="minorHAnsi"/>
-          <w:b/>
-          <w:bCs/>
-          <w:sz w:val="28"/>
-          <w:szCs w:val="28"/>
-          <w:rtl/>
-        </w:rPr>
-        <w:t>ها:</w:t>
-      </w:r>
-    </w:p>
-    <w:p>
-      <w:pPr>
-        <w:bidi/>
-        <w:spacing w:line="360" w:lineRule="auto"/>
-        <w:rPr>
-          <w:rFonts w:cstheme="minorHAnsi"/>
-          <w:sz w:val="28"/>
-          <w:szCs w:val="28"/>
-          <w:rtl/>
-        </w:rPr>
-      </w:pPr>
-      <w:r>
-        <w:rPr>
-          <w:rFonts w:cstheme="minorHAnsi"/>
-          <w:sz w:val="28"/>
-          <w:szCs w:val="28"/>
-          <w:rtl/>
-        </w:rPr>
-        <w:t>تختلف تفاصيل تطبيق نظام</w:t>
-      </w:r>
-      <w:r>
-        <w:rPr>
-          <w:rFonts w:cstheme="minorHAnsi"/>
-          <w:sz w:val="28"/>
-          <w:szCs w:val="28"/>
-        </w:rPr>
-        <w:t xml:space="preserve"> ATS </w:t>
-      </w:r>
-      <w:r>
-        <w:rPr>
-          <w:rFonts w:cstheme="minorHAnsi"/>
-          <w:sz w:val="28"/>
-          <w:szCs w:val="28"/>
-          <w:rtl/>
-        </w:rPr>
-        <w:t>والمخالفات التي يمكن رصدها بناءً على التشريعات المحلية في كل ولاية، و لكن بالاجمال هي:</w:t>
-      </w:r>
-    </w:p>
-    <w:p>
-      <w:pPr>
-        <w:pStyle w:val="ListParagraph"/>
-        <w:numPr>
-          <w:ilvl w:val="0"/>
-          <w:numId w:val="37"/>
-        </w:numPr>
-        <w:bidi/>
-        <w:spacing w:line="360" w:lineRule="auto"/>
-        <w:rPr>
-          <w:rFonts w:cstheme="minorHAnsi"/>
-          <w:sz w:val="28"/>
-          <w:szCs w:val="28"/>
-        </w:rPr>
-      </w:pPr>
-      <w:r>
-        <w:rPr>
-          <w:rFonts w:cstheme="minorHAnsi"/>
-          <w:sz w:val="28"/>
-          <w:szCs w:val="28"/>
-          <w:rtl/>
-        </w:rPr>
-        <w:lastRenderedPageBreak/>
-        <w:t>تجاوز الإشارة الحمراء</w:t>
-      </w:r>
-      <w:r>
-        <w:rPr>
-          <w:rFonts w:cstheme="minorHAnsi"/>
-          <w:sz w:val="28"/>
-          <w:szCs w:val="28"/>
-        </w:rPr>
-        <w:t xml:space="preserve">. </w:t>
-      </w:r>
-    </w:p>
-    <w:p>
-      <w:pPr>
-        <w:pStyle w:val="ListParagraph"/>
-        <w:numPr>
-          <w:ilvl w:val="0"/>
-          <w:numId w:val="37"/>
-        </w:numPr>
-        <w:bidi/>
-        <w:spacing w:line="360" w:lineRule="auto"/>
-        <w:rPr>
-          <w:rFonts w:cstheme="minorHAnsi"/>
-          <w:sz w:val="28"/>
-          <w:szCs w:val="28"/>
-        </w:rPr>
-      </w:pPr>
-      <w:r>
-        <w:rPr>
-          <w:rFonts w:cstheme="minorHAnsi"/>
-          <w:sz w:val="28"/>
-          <w:szCs w:val="28"/>
-          <w:rtl/>
-        </w:rPr>
-        <w:t>السرعة الزائدة</w:t>
-      </w:r>
-      <w:r>
-        <w:rPr>
-          <w:rFonts w:cstheme="minorHAnsi"/>
-          <w:sz w:val="28"/>
-          <w:szCs w:val="28"/>
-        </w:rPr>
-        <w:t xml:space="preserve">. </w:t>
-      </w:r>
-    </w:p>
-    <w:p>
-      <w:pPr>
-        <w:pStyle w:val="ListParagraph"/>
-        <w:numPr>
-          <w:ilvl w:val="0"/>
-          <w:numId w:val="37"/>
-        </w:numPr>
-        <w:bidi/>
-        <w:spacing w:line="360" w:lineRule="auto"/>
-        <w:rPr>
-          <w:rFonts w:cstheme="minorHAnsi"/>
-          <w:sz w:val="28"/>
-          <w:szCs w:val="28"/>
-        </w:rPr>
-      </w:pPr>
-      <w:r>
-        <w:rPr>
-          <w:rFonts w:cstheme="minorHAnsi"/>
-          <w:sz w:val="28"/>
-          <w:szCs w:val="28"/>
-          <w:rtl/>
-        </w:rPr>
-        <w:t>القيادة في الاتجاه المعاكس</w:t>
-      </w:r>
-      <w:r>
-        <w:rPr>
-          <w:rFonts w:cstheme="minorHAnsi"/>
-          <w:sz w:val="28"/>
-          <w:szCs w:val="28"/>
-        </w:rPr>
-        <w:t xml:space="preserve">. </w:t>
-      </w:r>
-    </w:p>
-    <w:p>
-      <w:pPr>
-        <w:pStyle w:val="ListParagraph"/>
-        <w:numPr>
-          <w:ilvl w:val="0"/>
-          <w:numId w:val="37"/>
-        </w:numPr>
-        <w:bidi/>
-        <w:spacing w:line="360" w:lineRule="auto"/>
-        <w:rPr>
-          <w:rFonts w:cstheme="minorHAnsi"/>
-          <w:sz w:val="28"/>
-          <w:szCs w:val="28"/>
-        </w:rPr>
-      </w:pPr>
-      <w:r>
-        <w:rPr>
-          <w:rFonts w:cstheme="minorHAnsi"/>
-          <w:sz w:val="28"/>
-          <w:szCs w:val="28"/>
-          <w:rtl/>
-        </w:rPr>
-        <w:t>عدم الالتزام بإشارات المرور</w:t>
-      </w:r>
-      <w:r>
-        <w:rPr>
-          <w:rFonts w:cstheme="minorHAnsi"/>
-          <w:sz w:val="28"/>
-          <w:szCs w:val="28"/>
-        </w:rPr>
-        <w:t xml:space="preserve">. </w:t>
-      </w:r>
-    </w:p>
-    <w:p>
-      <w:pPr>
-        <w:pStyle w:val="ListParagraph"/>
-        <w:numPr>
-          <w:ilvl w:val="0"/>
-          <w:numId w:val="37"/>
-        </w:numPr>
-        <w:bidi/>
-        <w:spacing w:line="360" w:lineRule="auto"/>
-        <w:rPr>
-          <w:rFonts w:cstheme="minorHAnsi"/>
-          <w:sz w:val="28"/>
-          <w:szCs w:val="28"/>
-        </w:rPr>
-      </w:pPr>
-      <w:r>
-        <w:rPr>
-          <w:rFonts w:cstheme="minorHAnsi"/>
-          <w:sz w:val="28"/>
-          <w:szCs w:val="28"/>
-          <w:rtl/>
-        </w:rPr>
-        <w:t>تغيير المسار بشكل غير قانوني</w:t>
-      </w:r>
-      <w:r>
-        <w:rPr>
-          <w:rFonts w:cstheme="minorHAnsi"/>
-          <w:sz w:val="28"/>
-          <w:szCs w:val="28"/>
-        </w:rPr>
-        <w:t xml:space="preserve">. </w:t>
-      </w:r>
-    </w:p>
-    <w:p>
-      <w:pPr>
-        <w:pStyle w:val="ListParagraph"/>
-        <w:numPr>
-          <w:ilvl w:val="0"/>
-          <w:numId w:val="37"/>
-        </w:numPr>
-        <w:bidi/>
-        <w:spacing w:line="360" w:lineRule="auto"/>
-        <w:rPr>
-          <w:rFonts w:cstheme="minorHAnsi"/>
-          <w:sz w:val="28"/>
-          <w:szCs w:val="28"/>
-        </w:rPr>
-      </w:pPr>
-      <w:r>
-        <w:rPr>
-          <w:rFonts w:cstheme="minorHAnsi"/>
-          <w:sz w:val="28"/>
-          <w:szCs w:val="28"/>
-          <w:rtl/>
-        </w:rPr>
-        <w:t>التمايل بين الحارات</w:t>
-      </w:r>
-      <w:r>
-        <w:rPr>
-          <w:rFonts w:cstheme="minorHAnsi"/>
-          <w:sz w:val="28"/>
-          <w:szCs w:val="28"/>
-        </w:rPr>
-        <w:t xml:space="preserve">. </w:t>
-      </w:r>
-    </w:p>
-    <w:p>
-      <w:pPr>
-        <w:pStyle w:val="ListParagraph"/>
-        <w:numPr>
-          <w:ilvl w:val="0"/>
-          <w:numId w:val="37"/>
-        </w:numPr>
-        <w:bidi/>
-        <w:spacing w:line="360" w:lineRule="auto"/>
-        <w:rPr>
-          <w:rFonts w:cstheme="minorHAnsi"/>
-          <w:sz w:val="28"/>
-          <w:szCs w:val="28"/>
-        </w:rPr>
-      </w:pPr>
-      <w:r>
-        <w:rPr>
-          <w:rFonts w:cstheme="minorHAnsi"/>
-          <w:sz w:val="28"/>
-          <w:szCs w:val="28"/>
-          <w:rtl/>
-        </w:rPr>
-        <w:t>التوقف غير القانوني</w:t>
-      </w:r>
-      <w:r>
-        <w:rPr>
-          <w:rFonts w:cstheme="minorHAnsi"/>
-          <w:sz w:val="28"/>
-          <w:szCs w:val="28"/>
-        </w:rPr>
-        <w:t xml:space="preserve">. </w:t>
-      </w:r>
-    </w:p>
-    <w:p>
-      <w:pPr>
-        <w:pStyle w:val="ListParagraph"/>
-        <w:numPr>
-          <w:ilvl w:val="0"/>
-          <w:numId w:val="37"/>
-        </w:numPr>
-        <w:bidi/>
-        <w:spacing w:line="360" w:lineRule="auto"/>
-        <w:rPr>
-          <w:rFonts w:cstheme="minorHAnsi"/>
-          <w:sz w:val="28"/>
-          <w:szCs w:val="28"/>
-        </w:rPr>
-      </w:pPr>
-      <w:r>
-        <w:rPr>
-          <w:rFonts w:cstheme="minorHAnsi"/>
-          <w:sz w:val="28"/>
-          <w:szCs w:val="28"/>
-          <w:rtl/>
-        </w:rPr>
-        <w:t>عدم ارتداء حزام الأمان</w:t>
-      </w:r>
-      <w:r>
-        <w:rPr>
-          <w:rFonts w:cstheme="minorHAnsi"/>
-          <w:sz w:val="28"/>
-          <w:szCs w:val="28"/>
-        </w:rPr>
-        <w:t xml:space="preserve">. </w:t>
-      </w:r>
-    </w:p>
-    <w:p>
-      <w:pPr>
-        <w:pStyle w:val="ListParagraph"/>
-        <w:numPr>
-          <w:ilvl w:val="0"/>
-          <w:numId w:val="37"/>
-        </w:numPr>
-        <w:bidi/>
-        <w:spacing w:line="360" w:lineRule="auto"/>
-        <w:rPr>
-          <w:rFonts w:cstheme="minorHAnsi"/>
-          <w:sz w:val="28"/>
-          <w:szCs w:val="28"/>
-        </w:rPr>
-      </w:pPr>
-      <w:r>
-        <w:rPr>
-          <w:rFonts w:cstheme="minorHAnsi"/>
-          <w:sz w:val="28"/>
-          <w:szCs w:val="28"/>
-          <w:rtl/>
-        </w:rPr>
-        <w:t>استخدام الهاتف المحمول أثناء القيادة</w:t>
-      </w:r>
-      <w:r>
-        <w:rPr>
-          <w:rFonts w:cstheme="minorHAnsi"/>
-          <w:sz w:val="28"/>
-          <w:szCs w:val="28"/>
-        </w:rPr>
-        <w:t xml:space="preserve">. </w:t>
-      </w:r>
-    </w:p>
-    <w:p>
-      <w:pPr>
-        <w:bidi/>
-        <w:spacing w:line="360" w:lineRule="auto"/>
-        <w:rPr>
-          <w:rFonts w:cstheme="minorHAnsi"/>
-          <w:sz w:val="28"/>
-          <w:szCs w:val="28"/>
-          <w:rtl/>
-        </w:rPr>
-      </w:pPr>
-    </w:p>
-    <w:p>
-      <w:pPr>
-        <w:bidi/>
-        <w:spacing w:line="360" w:lineRule="auto"/>
-        <w:rPr>
-          <w:rFonts w:cstheme="minorHAnsi"/>
-          <w:sz w:val="28"/>
-          <w:szCs w:val="28"/>
-        </w:rPr>
-      </w:pPr>
-      <w:r>
-        <w:rPr>
-          <w:rFonts w:cstheme="minorHAnsi"/>
-          <w:sz w:val="28"/>
-          <w:szCs w:val="28"/>
-          <w:rtl/>
-        </w:rPr>
-        <w:t xml:space="preserve">المراجع: </w:t>
-      </w:r>
-      <w:r>
-        <w:fldChar w:fldCharType="begin"/>
-      </w:r>
-      <w:r>
-        <w:instrText>HYPERLINK "https://royanews.com/%D8%A7%D9%84%D9%83%D8%A7%D9%85%D9%8A%D8%B1%D8%A7%D8%AA-%D8%A7%D9%84%D9%85%D8%B1%D9%88%D8%B1%D9%8A%D8%A9-%D8%A7%D9%84%D9%85%D8%AF%D8%B9%D9%88%D9%85%D8%A9-%D8%A8%D8%A7%D9%84%D8%B0%D9%83%D8%A7%D8%A1/"</w:instrText>
-      </w:r>
-      <w:r>
-        <w:fldChar w:fldCharType="separate"/>
-      </w:r>
-      <w:proofErr w:type="spellStart"/>
-      <w:r>
-        <w:rPr>
-          <w:rStyle w:val="Hyperlink"/>
-          <w:rFonts w:cstheme="minorHAnsi"/>
-          <w:sz w:val="28"/>
-          <w:szCs w:val="28"/>
-        </w:rPr>
-        <w:t>royanews</w:t>
-      </w:r>
-      <w:proofErr w:type="spellEnd"/>
-      <w:r>
-        <w:fldChar w:fldCharType="end"/>
-      </w:r>
-      <w:r>
-        <w:rPr>
-          <w:rFonts w:cstheme="minorHAnsi"/>
-          <w:sz w:val="28"/>
-          <w:szCs w:val="28"/>
-          <w:rtl/>
-        </w:rPr>
-        <w:t xml:space="preserve"> ، </w:t>
-      </w:r>
-      <w:r>
-        <w:rPr>
-          <w:rFonts w:cstheme="minorHAnsi"/>
-          <w:sz w:val="28"/>
-          <w:szCs w:val="28"/>
-        </w:rPr>
-        <w:t>ChatGPT</w:t>
-      </w:r>
-    </w:p>
-    <w:p>
-      <w:pPr>
-        <w:bidi/>
-        <w:spacing w:line="360" w:lineRule="auto"/>
-        <w:rPr>
-          <w:rFonts w:cstheme="minorHAnsi"/>
-          <w:sz w:val="28"/>
-          <w:szCs w:val="28"/>
-          <w:rtl/>
-        </w:rPr>
-      </w:pPr>
-    </w:p>
-    <w:p>
-      <w:pPr>
-        <w:bidi/>
-        <w:spacing w:line="360" w:lineRule="auto"/>
-        <w:rPr>
-          <w:rFonts w:cstheme="minorHAnsi"/>
-          <w:sz w:val="28"/>
-          <w:szCs w:val="28"/>
-          <w:rtl/>
-        </w:rPr>
-      </w:pPr>
-    </w:p>
-    <w:p>
-      <w:pPr>
-        <w:bidi/>
-        <w:spacing w:line="360" w:lineRule="auto"/>
-        <w:rPr>
-          <w:rFonts w:cstheme="minorHAnsi"/>
-          <w:sz w:val="28"/>
-          <w:szCs w:val="28"/>
-          <w:rtl/>
-        </w:rPr>
-      </w:pPr>
-    </w:p>
-    <w:p>
-      <w:pPr>
-        <w:bidi/>
-        <w:spacing w:line="360" w:lineRule="auto"/>
-        <w:rPr>
-          <w:rFonts w:cstheme="minorHAnsi"/>
-          <w:sz w:val="28"/>
-          <w:szCs w:val="28"/>
-          <w:rtl/>
-        </w:rPr>
-      </w:pPr>
-    </w:p>
-    <w:p>
-      <w:pPr>
-        <w:bidi/>
-        <w:spacing w:line="360" w:lineRule="auto"/>
-        <w:rPr>
-          <w:rFonts w:cstheme="minorHAnsi"/>
-          <w:sz w:val="28"/>
-          <w:szCs w:val="28"/>
-          <w:rtl/>
-        </w:rPr>
-      </w:pPr>
-    </w:p>
-    <w:p>
-      <w:pPr>
-        <w:bidi/>
-        <w:spacing w:line="360" w:lineRule="auto"/>
-        <w:rPr>
-          <w:rFonts w:cstheme="minorHAnsi"/>
-          <w:sz w:val="28"/>
-          <w:szCs w:val="28"/>
-          <w:rtl/>
-        </w:rPr>
-      </w:pPr>
-    </w:p>
-    <w:p>
-      <w:pPr>
-        <w:bidi/>
-        <w:spacing w:line="360" w:lineRule="auto"/>
-        <w:rPr>
-          <w:rFonts w:cstheme="minorHAnsi"/>
-          <w:sz w:val="28"/>
-          <w:szCs w:val="28"/>
-          <w:rtl/>
-        </w:rPr>
-      </w:pPr>
-    </w:p>
-    <w:p>
-      <w:pPr>
-        <w:bidi/>
-        <w:spacing w:line="360" w:lineRule="auto"/>
-        <w:rPr>
-          <w:rFonts w:cstheme="minorHAnsi"/>
-          <w:sz w:val="28"/>
-          <w:szCs w:val="28"/>
-          <w:rtl/>
-        </w:rPr>
-      </w:pPr>
-    </w:p>
-    <w:p>
-      <w:pPr>
-        <w:bidi/>
-        <w:spacing w:line="360" w:lineRule="auto"/>
-        <w:rPr>
-          <w:rFonts w:cstheme="minorHAnsi"/>
-          <w:sz w:val="28"/>
-          <w:szCs w:val="28"/>
-          <w:rtl/>
-        </w:rPr>
-      </w:pPr>
-    </w:p>
-    <w:p>
-      <w:pPr>
-        <w:bidi/>
-        <w:spacing w:line="360" w:lineRule="auto"/>
-        <w:rPr>
-          <w:rFonts w:cstheme="minorHAnsi"/>
-          <w:sz w:val="28"/>
-          <w:szCs w:val="28"/>
-          <w:rtl/>
-        </w:rPr>
-      </w:pPr>
-    </w:p>
-    <w:p>
-      <w:pPr>
-        <w:bidi/>
-        <w:spacing w:line="360" w:lineRule="auto"/>
-        <w:rPr>
-          <w:rFonts w:cstheme="minorHAnsi"/>
-          <w:b/>
-          <w:bCs/>
-          <w:color w:val="FF0000"/>
-          <w:sz w:val="28"/>
-          <w:szCs w:val="28"/>
-          <w:lang w:bidi="ar-SY"/>
-        </w:rPr>
-      </w:pPr>
-      <w:r>
-        <w:rPr>
-          <w:rFonts w:cstheme="minorHAnsi"/>
-          <w:b/>
-          <w:bCs/>
-          <w:color w:val="FF0000"/>
-          <w:sz w:val="28"/>
-          <w:szCs w:val="28"/>
-          <w:rtl/>
-        </w:rPr>
-        <w:lastRenderedPageBreak/>
-        <w:t>6_ نظام</w:t>
-      </w:r>
-      <w:r>
-        <w:rPr>
-          <w:rFonts w:cstheme="minorHAnsi"/>
-          <w:b/>
-          <w:bCs/>
-          <w:color w:val="FF0000"/>
-          <w:sz w:val="28"/>
-          <w:szCs w:val="28"/>
-          <w:lang w:bidi="ar-SY"/>
-        </w:rPr>
-        <w:t xml:space="preserve"> "Redflex Traffic Systems" </w:t>
-      </w:r>
-      <w:r>
-        <w:rPr>
-          <w:rFonts w:cstheme="minorHAnsi" w:hint="cs"/>
-          <w:b/>
-          <w:bCs/>
-          <w:color w:val="FF0000"/>
-          <w:sz w:val="28"/>
-          <w:szCs w:val="28"/>
-          <w:rtl/>
-          <w:lang w:bidi="ar-SY"/>
-        </w:rPr>
-        <w:t>(</w:t>
-      </w:r>
-      <w:r>
-        <w:rPr>
-          <w:rFonts w:cstheme="minorHAnsi"/>
-          <w:b/>
-          <w:bCs/>
-          <w:color w:val="FF0000"/>
-          <w:sz w:val="28"/>
-          <w:szCs w:val="28"/>
-          <w:rtl/>
-        </w:rPr>
-        <w:t>أستراليا</w:t>
-      </w:r>
-      <w:r>
-        <w:rPr>
-          <w:rFonts w:cstheme="minorHAnsi" w:hint="cs"/>
-          <w:b/>
-          <w:bCs/>
-          <w:color w:val="FF0000"/>
-          <w:sz w:val="28"/>
-          <w:szCs w:val="28"/>
-          <w:rtl/>
-        </w:rPr>
-        <w:t>)</w:t>
-      </w:r>
-    </w:p>
-    <w:p>
-      <w:pPr>
-        <w:bidi/>
-        <w:spacing w:line="360" w:lineRule="auto"/>
-        <w:rPr>
-          <w:rFonts w:cstheme="minorHAnsi"/>
-          <w:sz w:val="28"/>
-          <w:szCs w:val="28"/>
-        </w:rPr>
-      </w:pPr>
-      <w:r>
-        <w:rPr>
-          <w:rFonts w:cstheme="minorHAnsi"/>
-          <w:sz w:val="28"/>
-          <w:szCs w:val="28"/>
-          <w:rtl/>
-        </w:rPr>
-        <w:t>أنظمة</w:t>
-      </w:r>
-      <w:r>
-        <w:rPr>
-          <w:rFonts w:cstheme="minorHAnsi"/>
-          <w:sz w:val="28"/>
-          <w:szCs w:val="28"/>
-        </w:rPr>
-        <w:t xml:space="preserve"> "Redflex Traffic Systems" </w:t>
-      </w:r>
-      <w:r>
-        <w:rPr>
-          <w:rFonts w:cstheme="minorHAnsi"/>
-          <w:sz w:val="28"/>
-          <w:szCs w:val="28"/>
-          <w:rtl/>
-        </w:rPr>
-        <w:t>مُصمَّمة للكشف عن المخالفات المرورية، بما في ذلك تجاوز الإشارات الحمراء، تجاوز حدود السرعة، وعدم الامتثال لإشارات المسارات المغلقة. تستخدم هذه الأنظمة تقنيات متقدمة، مثل الرادار المزدوج وتقنية التعرف الضوئي على الحروف</w:t>
-      </w:r>
-      <w:r>
-        <w:rPr>
-          <w:rFonts w:cstheme="minorHAnsi"/>
-          <w:sz w:val="28"/>
-          <w:szCs w:val="28"/>
-        </w:rPr>
-        <w:t xml:space="preserve"> (OCR)</w:t>
-      </w:r>
-      <w:r>
-        <w:rPr>
-          <w:rFonts w:cstheme="minorHAnsi"/>
-          <w:sz w:val="28"/>
-          <w:szCs w:val="28"/>
-          <w:rtl/>
-        </w:rPr>
-        <w:t>، لضمان الدقة في الكشف وتحديد المركبات المخالفة</w:t>
-      </w:r>
-      <w:r>
-        <w:rPr>
-          <w:rFonts w:cstheme="minorHAnsi"/>
-          <w:sz w:val="28"/>
-          <w:szCs w:val="28"/>
-        </w:rPr>
-        <w:t xml:space="preserve">. </w:t>
-      </w:r>
-    </w:p>
-    <w:p>
-      <w:pPr>
-        <w:bidi/>
-        <w:spacing w:line="360" w:lineRule="auto"/>
-        <w:rPr>
-          <w:rFonts w:cstheme="minorHAnsi"/>
-          <w:sz w:val="28"/>
-          <w:szCs w:val="28"/>
-          <w:rtl/>
-        </w:rPr>
-      </w:pPr>
-      <w:r>
-        <w:rPr>
-          <w:rFonts w:cstheme="minorHAnsi"/>
-          <w:sz w:val="28"/>
-          <w:szCs w:val="28"/>
-          <w:rtl/>
-        </w:rPr>
-        <w:t>بالإضافة إلى ذلك، تُقدم</w:t>
-      </w:r>
-      <w:r>
-        <w:rPr>
-          <w:rFonts w:cstheme="minorHAnsi"/>
-          <w:sz w:val="28"/>
-          <w:szCs w:val="28"/>
-        </w:rPr>
-        <w:t xml:space="preserve"> "Redflex" </w:t>
-      </w:r>
-      <w:r>
-        <w:rPr>
-          <w:rFonts w:cstheme="minorHAnsi"/>
-          <w:sz w:val="28"/>
-          <w:szCs w:val="28"/>
-          <w:rtl/>
-        </w:rPr>
-        <w:t>منصة</w:t>
-      </w:r>
-      <w:r>
-        <w:rPr>
-          <w:rFonts w:cstheme="minorHAnsi"/>
-          <w:sz w:val="28"/>
-          <w:szCs w:val="28"/>
-        </w:rPr>
-        <w:t xml:space="preserve"> "Alcyon" </w:t>
-      </w:r>
-      <w:r>
-        <w:rPr>
-          <w:rFonts w:cstheme="minorHAnsi"/>
-          <w:sz w:val="28"/>
-          <w:szCs w:val="28"/>
-          <w:rtl/>
-        </w:rPr>
-        <w:t>التي تُبسِّط عملية إدارة المخالفات المرورية من خلال أتمتة معالجة البيانات، مما يُسهِّل على الجهات المختصة إدارة برامج السلامة المرورية بكفاءة أعلى</w:t>
-      </w:r>
-      <w:r>
-        <w:rPr>
-          <w:rFonts w:cstheme="minorHAnsi"/>
-          <w:sz w:val="28"/>
-          <w:szCs w:val="28"/>
-        </w:rPr>
-        <w:t>.</w:t>
-      </w:r>
-    </w:p>
-    <w:p>
-      <w:pPr>
-        <w:bidi/>
-        <w:spacing w:line="360" w:lineRule="auto"/>
-        <w:rPr>
-          <w:rFonts w:cstheme="minorHAnsi"/>
-          <w:b/>
-          <w:bCs/>
-          <w:sz w:val="28"/>
-          <w:szCs w:val="28"/>
-          <w:lang w:bidi="ar-SY"/>
-        </w:rPr>
-      </w:pPr>
-      <w:r>
-        <w:rPr>
-          <w:rFonts w:cstheme="minorHAnsi"/>
-          <w:b/>
-          <w:bCs/>
-          <w:sz w:val="28"/>
-          <w:szCs w:val="28"/>
-          <w:rtl/>
-        </w:rPr>
-        <w:t>الميزات</w:t>
-      </w:r>
-      <w:r>
-        <w:rPr>
-          <w:rFonts w:cstheme="minorHAnsi"/>
-          <w:b/>
-          <w:bCs/>
-          <w:sz w:val="28"/>
-          <w:szCs w:val="28"/>
-          <w:lang w:bidi="ar-SY"/>
-        </w:rPr>
-        <w:t>:</w:t>
-      </w:r>
-    </w:p>
-    <w:p>
-      <w:pPr>
-        <w:numPr>
-          <w:ilvl w:val="0"/>
-          <w:numId w:val="30"/>
-        </w:numPr>
-        <w:bidi/>
-        <w:spacing w:line="360" w:lineRule="auto"/>
-        <w:rPr>
-          <w:rFonts w:cstheme="minorHAnsi"/>
-          <w:sz w:val="28"/>
-          <w:szCs w:val="28"/>
-          <w:lang w:bidi="ar-SY"/>
-        </w:rPr>
-      </w:pPr>
-      <w:r>
-        <w:rPr>
-          <w:rFonts w:cstheme="minorHAnsi"/>
-          <w:sz w:val="28"/>
-          <w:szCs w:val="28"/>
-          <w:rtl/>
-        </w:rPr>
-        <w:t>يعتمد على الكاميرات الذكية والرادارات لتسجيل المخالفات</w:t>
-      </w:r>
-      <w:r>
-        <w:rPr>
-          <w:rFonts w:cstheme="minorHAnsi"/>
-          <w:sz w:val="28"/>
-          <w:szCs w:val="28"/>
-          <w:lang w:bidi="ar-SY"/>
-        </w:rPr>
-        <w:t>.</w:t>
-      </w:r>
-    </w:p>
-    <w:p>
-      <w:pPr>
-        <w:numPr>
-          <w:ilvl w:val="0"/>
-          <w:numId w:val="30"/>
-        </w:numPr>
-        <w:bidi/>
-        <w:spacing w:line="360" w:lineRule="auto"/>
-        <w:rPr>
-          <w:rFonts w:cstheme="minorHAnsi"/>
-          <w:sz w:val="28"/>
-          <w:szCs w:val="28"/>
-          <w:lang w:bidi="ar-SY"/>
-        </w:rPr>
-      </w:pPr>
-      <w:r>
-        <w:rPr>
-          <w:rFonts w:cstheme="minorHAnsi"/>
-          <w:sz w:val="28"/>
-          <w:szCs w:val="28"/>
-          <w:rtl/>
-        </w:rPr>
-        <w:t>يكشف مخالفات تجاوز الإشارة الحمراء، السرعة الزائدة، استخدام الهاتف أثناء القيادة</w:t>
-      </w:r>
-      <w:r>
-        <w:rPr>
-          <w:rFonts w:cstheme="minorHAnsi"/>
-          <w:sz w:val="28"/>
-          <w:szCs w:val="28"/>
-          <w:lang w:bidi="ar-SY"/>
-        </w:rPr>
-        <w:t>.</w:t>
-      </w:r>
-    </w:p>
-    <w:p>
-      <w:pPr>
-        <w:numPr>
-          <w:ilvl w:val="0"/>
-          <w:numId w:val="30"/>
-        </w:numPr>
-        <w:bidi/>
-        <w:spacing w:line="360" w:lineRule="auto"/>
-        <w:rPr>
-          <w:rFonts w:cstheme="minorHAnsi"/>
-          <w:sz w:val="28"/>
-          <w:szCs w:val="28"/>
-          <w:lang w:bidi="ar-SY"/>
-        </w:rPr>
-      </w:pPr>
-      <w:r>
-        <w:rPr>
-          <w:rFonts w:cstheme="minorHAnsi"/>
-          <w:sz w:val="28"/>
-          <w:szCs w:val="28"/>
-          <w:rtl/>
-        </w:rPr>
-        <w:t>يستخدم تقنية التعرف التلقائي على اللوحات</w:t>
-      </w:r>
-      <w:r>
-        <w:rPr>
-          <w:rFonts w:cstheme="minorHAnsi"/>
-          <w:sz w:val="28"/>
-          <w:szCs w:val="28"/>
-          <w:lang w:bidi="ar-SY"/>
-        </w:rPr>
-        <w:t xml:space="preserve"> (ANPR).</w:t>
-      </w:r>
-    </w:p>
-    <w:p>
-      <w:pPr>
-        <w:numPr>
-          <w:ilvl w:val="0"/>
-          <w:numId w:val="30"/>
-        </w:numPr>
-        <w:bidi/>
-        <w:spacing w:line="360" w:lineRule="auto"/>
-        <w:rPr>
-          <w:rFonts w:cstheme="minorHAnsi"/>
-          <w:sz w:val="28"/>
-          <w:szCs w:val="28"/>
-          <w:rtl/>
-          <w:lang w:bidi="ar-SY"/>
-        </w:rPr>
-      </w:pPr>
-      <w:r>
-        <w:rPr>
-          <w:rFonts w:cstheme="minorHAnsi"/>
-          <w:sz w:val="28"/>
-          <w:szCs w:val="28"/>
-          <w:rtl/>
-        </w:rPr>
-        <w:t>يمكنه مراقبة المركبات في عدة مسارات مرورية في وقت واحد</w:t>
-      </w:r>
-      <w:r>
-        <w:rPr>
-          <w:rFonts w:cstheme="minorHAnsi"/>
-          <w:sz w:val="28"/>
-          <w:szCs w:val="28"/>
-          <w:lang w:bidi="ar-SY"/>
-        </w:rPr>
-        <w:t>.</w:t>
-      </w:r>
-    </w:p>
-    <w:p>
-      <w:pPr>
-        <w:bidi/>
-        <w:spacing w:line="360" w:lineRule="auto"/>
-        <w:rPr>
-          <w:rFonts w:cstheme="minorHAnsi"/>
-          <w:b/>
-          <w:bCs/>
-          <w:sz w:val="28"/>
-          <w:szCs w:val="28"/>
-          <w:rtl/>
-        </w:rPr>
-      </w:pPr>
-      <w:r>
-        <w:rPr>
-          <w:rFonts w:cstheme="minorHAnsi"/>
-          <w:b/>
-          <w:bCs/>
-          <w:sz w:val="28"/>
-          <w:szCs w:val="28"/>
-          <w:rtl/>
-        </w:rPr>
-        <w:t>المخالفات التي يش</w:t>
-      </w:r>
-      <w:r>
-        <w:rPr>
-          <w:rFonts w:cstheme="minorHAnsi" w:hint="cs"/>
-          <w:b/>
-          <w:bCs/>
-          <w:sz w:val="28"/>
-          <w:szCs w:val="28"/>
-          <w:rtl/>
-        </w:rPr>
-        <w:t>مل</w:t>
-      </w:r>
-      <w:r>
-        <w:rPr>
-          <w:rFonts w:cstheme="minorHAnsi"/>
-          <w:b/>
-          <w:bCs/>
-          <w:sz w:val="28"/>
-          <w:szCs w:val="28"/>
-          <w:rtl/>
-        </w:rPr>
-        <w:t>ها:</w:t>
-      </w:r>
-    </w:p>
-    <w:p>
-      <w:pPr>
-        <w:pStyle w:val="ListParagraph"/>
-        <w:numPr>
-          <w:ilvl w:val="0"/>
-          <w:numId w:val="39"/>
-        </w:numPr>
-        <w:bidi/>
-        <w:spacing w:line="360" w:lineRule="auto"/>
-        <w:rPr>
-          <w:rFonts w:cstheme="minorHAnsi"/>
-          <w:sz w:val="28"/>
-          <w:szCs w:val="28"/>
-          <w:lang w:bidi="ar-SY"/>
-        </w:rPr>
-      </w:pPr>
-      <w:r>
-        <w:rPr>
-          <w:rFonts w:cstheme="minorHAnsi"/>
-          <w:sz w:val="28"/>
-          <w:szCs w:val="28"/>
-          <w:rtl/>
-        </w:rPr>
-        <w:t>تجاوز الإشارات الحمراء</w:t>
-      </w:r>
-    </w:p>
-    <w:p>
-      <w:pPr>
-        <w:pStyle w:val="ListParagraph"/>
-        <w:numPr>
-          <w:ilvl w:val="0"/>
-          <w:numId w:val="39"/>
-        </w:numPr>
-        <w:bidi/>
-        <w:spacing w:line="360" w:lineRule="auto"/>
-        <w:rPr>
-          <w:rFonts w:cstheme="minorHAnsi"/>
-          <w:sz w:val="28"/>
-          <w:szCs w:val="28"/>
-          <w:lang w:bidi="ar-SY"/>
-        </w:rPr>
-      </w:pPr>
-      <w:r>
-        <w:rPr>
-          <w:rFonts w:cstheme="minorHAnsi"/>
-          <w:sz w:val="28"/>
-          <w:szCs w:val="28"/>
-          <w:rtl/>
-        </w:rPr>
-        <w:t>تجاوز حدود السرعة</w:t>
-      </w:r>
-    </w:p>
-    <w:p>
-      <w:pPr>
-        <w:pStyle w:val="ListParagraph"/>
-        <w:numPr>
-          <w:ilvl w:val="0"/>
-          <w:numId w:val="39"/>
-        </w:numPr>
-        <w:bidi/>
-        <w:spacing w:line="360" w:lineRule="auto"/>
-        <w:rPr>
-          <w:rFonts w:cstheme="minorHAnsi"/>
-          <w:sz w:val="28"/>
-          <w:szCs w:val="28"/>
-          <w:lang w:bidi="ar-SY"/>
-        </w:rPr>
-      </w:pPr>
-      <w:r>
-        <w:rPr>
-          <w:rFonts w:cstheme="minorHAnsi"/>
-          <w:sz w:val="28"/>
-          <w:szCs w:val="28"/>
-          <w:rtl/>
-        </w:rPr>
-        <w:t>انتهاك حارات الحافلات</w:t>
-      </w:r>
-    </w:p>
-    <w:p>
-      <w:pPr>
-        <w:pStyle w:val="ListParagraph"/>
-        <w:numPr>
-          <w:ilvl w:val="0"/>
-          <w:numId w:val="39"/>
-        </w:numPr>
-        <w:bidi/>
-        <w:spacing w:line="360" w:lineRule="auto"/>
-        <w:rPr>
-          <w:rFonts w:cstheme="minorHAnsi"/>
-          <w:sz w:val="28"/>
-          <w:szCs w:val="28"/>
-          <w:lang w:bidi="ar-SY"/>
-        </w:rPr>
-      </w:pPr>
-      <w:r>
-        <w:rPr>
-          <w:rFonts w:cstheme="minorHAnsi"/>
-          <w:sz w:val="28"/>
-          <w:szCs w:val="28"/>
-          <w:rtl/>
-        </w:rPr>
-        <w:t>انتهاك حارات مغلقة: يُستخدم نظام</w:t>
-      </w:r>
-      <w:r>
-        <w:rPr>
-          <w:rFonts w:cstheme="minorHAnsi"/>
-          <w:sz w:val="28"/>
-          <w:szCs w:val="28"/>
-        </w:rPr>
-        <w:t xml:space="preserve"> "Red X" </w:t>
-      </w:r>
-      <w:r>
-        <w:rPr>
-          <w:rFonts w:cstheme="minorHAnsi"/>
-          <w:sz w:val="28"/>
-          <w:szCs w:val="28"/>
-          <w:rtl/>
-        </w:rPr>
-        <w:t>لرصد المركبات التي تدخل حارات مغلقة أو محظورة</w:t>
-      </w:r>
-    </w:p>
-    <w:p>
-      <w:pPr>
-        <w:bidi/>
-        <w:spacing w:line="360" w:lineRule="auto"/>
-        <w:rPr>
-          <w:rFonts w:cstheme="minorHAnsi"/>
-          <w:sz w:val="28"/>
-          <w:szCs w:val="28"/>
-          <w:rtl/>
-          <w:lang w:bidi="ar-SY"/>
-        </w:rPr>
-      </w:pPr>
-      <w:r>
-        <w:rPr>
-          <w:rFonts w:cstheme="minorHAnsi"/>
-          <w:sz w:val="28"/>
-          <w:szCs w:val="28"/>
-          <w:rtl/>
-          <w:lang w:bidi="ar-SY"/>
-        </w:rPr>
-        <w:t xml:space="preserve">المراجع: </w:t>
-      </w:r>
-      <w:r>
-        <w:fldChar w:fldCharType="begin"/>
-      </w:r>
-      <w:r>
-        <w:instrText>HYPERLINK "https://www.speedcamerasuk.com/redflex-red-speed.htm?utm_source=chatgpt.com" \t "_blank"</w:instrText>
-      </w:r>
-      <w:r>
-        <w:fldChar w:fldCharType="separate"/>
-      </w:r>
-      <w:r>
-        <w:rPr>
-          <w:rStyle w:val="Hyperlink"/>
-          <w:rFonts w:cstheme="minorHAnsi"/>
-          <w:sz w:val="28"/>
-          <w:szCs w:val="28"/>
-          <w:lang w:bidi="ar-SY"/>
-        </w:rPr>
-        <w:t>speedcamerasuk.com</w:t>
-      </w:r>
-      <w:r>
-        <w:fldChar w:fldCharType="end"/>
-      </w:r>
-      <w:r>
-        <w:rPr>
-          <w:rFonts w:cstheme="minorHAnsi"/>
-          <w:sz w:val="28"/>
-          <w:szCs w:val="28"/>
-          <w:rtl/>
-          <w:lang w:bidi="ar-SY"/>
-        </w:rPr>
-        <w:t xml:space="preserve"> ، </w:t>
-      </w:r>
-      <w:r>
-        <w:fldChar w:fldCharType="begin"/>
-      </w:r>
-      <w:r>
-        <w:instrText>HYPERLINK "https://redflex.com/solution/red-x/?utm_source=chatgpt.com" \t "_blank"</w:instrText>
-      </w:r>
-      <w:r>
-        <w:fldChar w:fldCharType="separate"/>
-      </w:r>
-      <w:r>
-        <w:rPr>
-          <w:rStyle w:val="Hyperlink"/>
-          <w:rFonts w:cstheme="minorHAnsi"/>
-          <w:sz w:val="28"/>
-          <w:szCs w:val="28"/>
-          <w:lang w:bidi="ar-SY"/>
-        </w:rPr>
-        <w:t>redflex.com</w:t>
-      </w:r>
-      <w:r>
-        <w:fldChar w:fldCharType="end"/>
-      </w:r>
-      <w:r>
-        <w:rPr>
-          <w:rFonts w:cstheme="minorHAnsi"/>
-          <w:sz w:val="28"/>
-          <w:szCs w:val="28"/>
-          <w:rtl/>
-          <w:lang w:bidi="ar-SY"/>
-        </w:rPr>
-        <w:t xml:space="preserve"> ، </w:t>
-      </w:r>
-      <w:r>
-        <w:fldChar w:fldCharType="begin"/>
-      </w:r>
-      <w:r>
-        <w:instrText>HYPERLINK "https://redflex.com/insight/improve-road-safety-with-the-new-redflex-solution-platform-alcyon/?utm_source=chatgpt.com" \t "_blank"</w:instrText>
-      </w:r>
-      <w:r>
-        <w:fldChar w:fldCharType="separate"/>
-      </w:r>
-      <w:r>
-        <w:rPr>
-          <w:rStyle w:val="Hyperlink"/>
-          <w:rFonts w:cstheme="minorHAnsi"/>
-          <w:sz w:val="28"/>
-          <w:szCs w:val="28"/>
-          <w:lang w:bidi="ar-SY"/>
-        </w:rPr>
-        <w:t>redflex.com</w:t>
-      </w:r>
-      <w:r>
-        <w:fldChar w:fldCharType="end"/>
-      </w:r>
-      <w:r>
-        <w:rPr>
-          <w:rFonts w:cstheme="minorHAnsi"/>
-          <w:sz w:val="28"/>
-          <w:szCs w:val="28"/>
-          <w:rtl/>
-          <w:lang w:bidi="ar-SY"/>
-        </w:rPr>
-        <w:t xml:space="preserve"> ، </w:t>
-      </w:r>
-      <w:r>
-        <w:fldChar w:fldCharType="begin"/>
-      </w:r>
-      <w:r>
-        <w:instrText>HYPERLINK "https://redflex.com/solutions/platforms/?utm_source=chatgpt.com" \t "_blank"</w:instrText>
-      </w:r>
-      <w:r>
-        <w:fldChar w:fldCharType="separate"/>
-      </w:r>
-      <w:r>
-        <w:rPr>
-          <w:rStyle w:val="Hyperlink"/>
-          <w:rFonts w:cstheme="minorHAnsi"/>
-          <w:sz w:val="28"/>
-          <w:szCs w:val="28"/>
-          <w:lang w:bidi="ar-SY"/>
-        </w:rPr>
-        <w:t>redflex.com</w:t>
-      </w:r>
-      <w:r>
-        <w:fldChar w:fldCharType="end"/>
-      </w:r>
-    </w:p>
-    <w:p>
-      <w:pPr>
-        <w:bidi/>
-        <w:spacing w:line="360" w:lineRule="auto"/>
-        <w:rPr>
-          <w:rFonts w:cstheme="minorHAnsi"/>
-          <w:sz w:val="28"/>
-          <w:szCs w:val="28"/>
-          <w:rtl/>
-        </w:rPr>
-      </w:pPr>
-    </w:p>
-    <w:p>
-      <w:pPr>
-        <w:bidi/>
-        <w:spacing w:line="360" w:lineRule="auto"/>
-        <w:rPr>
-          <w:rFonts w:cstheme="minorHAnsi"/>
-          <w:b/>
-          <w:bCs/>
-          <w:color w:val="FF0000"/>
-          <w:sz w:val="28"/>
-          <w:szCs w:val="28"/>
-          <w:lang w:bidi="ar-SY"/>
-        </w:rPr>
-      </w:pPr>
-      <w:r>
-        <w:rPr>
-          <w:rFonts w:cstheme="minorHAnsi"/>
-          <w:b/>
-          <w:bCs/>
-          <w:color w:val="FF0000"/>
-          <w:sz w:val="28"/>
-          <w:szCs w:val="28"/>
-          <w:rtl/>
-        </w:rPr>
-        <w:lastRenderedPageBreak/>
-        <w:t>7_ نظام</w:t>
-      </w:r>
-      <w:r>
-        <w:rPr>
-          <w:rFonts w:cstheme="minorHAnsi"/>
-          <w:b/>
-          <w:bCs/>
-          <w:color w:val="FF0000"/>
-          <w:sz w:val="28"/>
-          <w:szCs w:val="28"/>
-          <w:lang w:bidi="ar-SY"/>
-        </w:rPr>
-        <w:t xml:space="preserve"> "Gatso RT4" </w:t>
-      </w:r>
-      <w:r>
-        <w:rPr>
-          <w:rFonts w:cstheme="minorHAnsi" w:hint="cs"/>
-          <w:b/>
-          <w:bCs/>
-          <w:color w:val="FF0000"/>
-          <w:sz w:val="28"/>
-          <w:szCs w:val="28"/>
-          <w:rtl/>
-          <w:lang w:bidi="ar-SY"/>
-        </w:rPr>
-        <w:t>(</w:t>
-      </w:r>
-      <w:r>
-        <w:rPr>
-          <w:rFonts w:cstheme="minorHAnsi"/>
-          <w:b/>
-          <w:bCs/>
-          <w:color w:val="FF0000"/>
-          <w:sz w:val="28"/>
-          <w:szCs w:val="28"/>
-          <w:rtl/>
-        </w:rPr>
-        <w:t>هولندا</w:t>
-      </w:r>
-      <w:r>
-        <w:rPr>
-          <w:rFonts w:cstheme="minorHAnsi" w:hint="cs"/>
-          <w:b/>
-          <w:bCs/>
-          <w:color w:val="FF0000"/>
-          <w:sz w:val="28"/>
-          <w:szCs w:val="28"/>
-          <w:rtl/>
-        </w:rPr>
-        <w:t>)</w:t>
-      </w:r>
-    </w:p>
-    <w:p>
-      <w:pPr>
-        <w:bidi/>
-        <w:spacing w:line="360" w:lineRule="auto"/>
-        <w:rPr>
-          <w:rFonts w:cstheme="minorHAnsi"/>
-          <w:sz w:val="28"/>
-          <w:szCs w:val="28"/>
-          <w:rtl/>
-        </w:rPr>
-      </w:pPr>
-      <w:r>
-        <w:rPr>
-          <w:rFonts w:cstheme="minorHAnsi"/>
-          <w:sz w:val="28"/>
-          <w:szCs w:val="28"/>
-          <w:rtl/>
-        </w:rPr>
-        <w:t>نظام</w:t>
-      </w:r>
-      <w:r>
-        <w:rPr>
-          <w:rFonts w:cstheme="minorHAnsi"/>
-          <w:sz w:val="28"/>
-          <w:szCs w:val="28"/>
-        </w:rPr>
-        <w:t xml:space="preserve"> "Gatso RT4" </w:t>
-      </w:r>
-      <w:r>
-        <w:rPr>
-          <w:rFonts w:cstheme="minorHAnsi"/>
-          <w:sz w:val="28"/>
-          <w:szCs w:val="28"/>
-          <w:rtl/>
-        </w:rPr>
-        <w:t>هو نظام متطور لمراقبة السرعة وقطع الإشارات الحمراء، تم تطويره من قبل شركة</w:t>
-      </w:r>
-      <w:r>
-        <w:rPr>
-          <w:rFonts w:cstheme="minorHAnsi"/>
-          <w:sz w:val="28"/>
-          <w:szCs w:val="28"/>
-        </w:rPr>
-        <w:t xml:space="preserve"> </w:t>
-      </w:r>
-      <w:proofErr w:type="spellStart"/>
-      <w:r>
-        <w:rPr>
-          <w:rFonts w:cstheme="minorHAnsi"/>
-          <w:sz w:val="28"/>
-          <w:szCs w:val="28"/>
-        </w:rPr>
-        <w:t>Sensys</w:t>
-      </w:r>
-      <w:proofErr w:type="spellEnd"/>
-      <w:r>
-        <w:rPr>
-          <w:rFonts w:cstheme="minorHAnsi"/>
-          <w:sz w:val="28"/>
-          <w:szCs w:val="28"/>
-        </w:rPr>
-        <w:t xml:space="preserve"> Gatso Group. </w:t>
-      </w:r>
-      <w:r>
-        <w:rPr>
-          <w:rFonts w:cstheme="minorHAnsi"/>
-          <w:sz w:val="28"/>
-          <w:szCs w:val="28"/>
-          <w:rtl/>
-        </w:rPr>
-        <w:t>يتميز هذا النظام بقدرته على مراقبة ما يصل إلى 32 مركبة في وقت واحد، بفضل رادار التتبع</w:t>
-      </w:r>
-      <w:r>
-        <w:rPr>
-          <w:rFonts w:cstheme="minorHAnsi"/>
-          <w:sz w:val="28"/>
-          <w:szCs w:val="28"/>
-        </w:rPr>
-        <w:t xml:space="preserve"> RT4 </w:t>
-      </w:r>
-      <w:r>
-        <w:rPr>
-          <w:rFonts w:cstheme="minorHAnsi"/>
-          <w:sz w:val="28"/>
-          <w:szCs w:val="28"/>
-          <w:rtl/>
-        </w:rPr>
-        <w:t>وكاميرا بدقة 20 ميجابكسل تعمل بسرعة 30 إطارًا في الثانية</w:t>
-      </w:r>
-      <w:r>
-        <w:rPr>
-          <w:rFonts w:cstheme="minorHAnsi"/>
-          <w:sz w:val="28"/>
-          <w:szCs w:val="28"/>
-        </w:rPr>
-        <w:t>.</w:t>
-      </w:r>
-    </w:p>
-    <w:p>
-      <w:pPr>
-        <w:bidi/>
-        <w:spacing w:line="360" w:lineRule="auto"/>
-        <w:rPr>
-          <w:rFonts w:cstheme="minorHAnsi"/>
-          <w:sz w:val="28"/>
-          <w:szCs w:val="28"/>
-          <w:rtl/>
-        </w:rPr>
-      </w:pPr>
-    </w:p>
-    <w:p>
-      <w:pPr>
-        <w:bidi/>
-        <w:spacing w:line="360" w:lineRule="auto"/>
-        <w:rPr>
-          <w:rFonts w:cstheme="minorHAnsi"/>
-          <w:b/>
-          <w:bCs/>
-          <w:sz w:val="28"/>
-          <w:szCs w:val="28"/>
-          <w:lang w:bidi="ar-SY"/>
-        </w:rPr>
-      </w:pPr>
-      <w:r>
-        <w:rPr>
-          <w:rFonts w:cstheme="minorHAnsi"/>
-          <w:b/>
-          <w:bCs/>
-          <w:sz w:val="28"/>
-          <w:szCs w:val="28"/>
-          <w:rtl/>
-        </w:rPr>
-        <w:t>الميزات</w:t>
-      </w:r>
-      <w:r>
-        <w:rPr>
-          <w:rFonts w:cstheme="minorHAnsi"/>
-          <w:b/>
-          <w:bCs/>
-          <w:sz w:val="28"/>
-          <w:szCs w:val="28"/>
-          <w:lang w:bidi="ar-SY"/>
-        </w:rPr>
-        <w:t>:</w:t>
-      </w:r>
-    </w:p>
-    <w:p>
-      <w:pPr>
-        <w:numPr>
-          <w:ilvl w:val="0"/>
-          <w:numId w:val="32"/>
-        </w:numPr>
-        <w:bidi/>
-        <w:spacing w:line="360" w:lineRule="auto"/>
-        <w:rPr>
-          <w:rFonts w:cstheme="minorHAnsi"/>
-          <w:sz w:val="28"/>
-          <w:szCs w:val="28"/>
-          <w:lang w:bidi="ar-SY"/>
-        </w:rPr>
-      </w:pPr>
-      <w:r>
-        <w:rPr>
-          <w:rFonts w:cstheme="minorHAnsi"/>
-          <w:sz w:val="28"/>
-          <w:szCs w:val="28"/>
-          <w:rtl/>
-        </w:rPr>
-        <w:t>يستخدم كاميرات فائقة الدقة والرادارات المتقدمة</w:t>
-      </w:r>
-      <w:r>
-        <w:rPr>
-          <w:rFonts w:cstheme="minorHAnsi"/>
-          <w:sz w:val="28"/>
-          <w:szCs w:val="28"/>
-          <w:lang w:bidi="ar-SY"/>
-        </w:rPr>
-        <w:t>.</w:t>
-      </w:r>
-    </w:p>
-    <w:p>
-      <w:pPr>
-        <w:numPr>
-          <w:ilvl w:val="0"/>
-          <w:numId w:val="32"/>
-        </w:numPr>
-        <w:bidi/>
-        <w:spacing w:line="360" w:lineRule="auto"/>
-        <w:rPr>
-          <w:rFonts w:cstheme="minorHAnsi"/>
-          <w:sz w:val="28"/>
-          <w:szCs w:val="28"/>
-          <w:lang w:bidi="ar-SY"/>
-        </w:rPr>
-      </w:pPr>
-      <w:r>
-        <w:rPr>
-          <w:rFonts w:cstheme="minorHAnsi"/>
-          <w:sz w:val="28"/>
-          <w:szCs w:val="28"/>
-          <w:rtl/>
-        </w:rPr>
-        <w:t>قادر على العمل في الليل والنهار تحت أي ظروف جوية</w:t>
-      </w:r>
-      <w:r>
-        <w:rPr>
-          <w:rFonts w:cstheme="minorHAnsi"/>
-          <w:sz w:val="28"/>
-          <w:szCs w:val="28"/>
-          <w:lang w:bidi="ar-SY"/>
-        </w:rPr>
-        <w:t>.</w:t>
-      </w:r>
-    </w:p>
-    <w:p>
-      <w:pPr>
-        <w:numPr>
-          <w:ilvl w:val="0"/>
-          <w:numId w:val="32"/>
-        </w:numPr>
-        <w:bidi/>
-        <w:spacing w:line="360" w:lineRule="auto"/>
-        <w:rPr>
-          <w:rFonts w:cstheme="minorHAnsi"/>
-          <w:sz w:val="28"/>
-          <w:szCs w:val="28"/>
-          <w:lang w:bidi="ar-SY"/>
-        </w:rPr>
-      </w:pPr>
-      <w:r>
-        <w:rPr>
-          <w:rFonts w:cstheme="minorHAnsi"/>
-          <w:sz w:val="28"/>
-          <w:szCs w:val="28"/>
-          <w:rtl/>
-        </w:rPr>
-        <w:t>يوفر بيانات تحليلية عن تدفق حركة المرور وتحليل سلوك السائقين</w:t>
-      </w:r>
-      <w:r>
-        <w:rPr>
-          <w:rFonts w:cstheme="minorHAnsi"/>
-          <w:sz w:val="28"/>
-          <w:szCs w:val="28"/>
-          <w:lang w:bidi="ar-SY"/>
-        </w:rPr>
-        <w:t>.</w:t>
-      </w:r>
-    </w:p>
-    <w:p>
-      <w:pPr>
-        <w:bidi/>
-        <w:spacing w:line="360" w:lineRule="auto"/>
-        <w:rPr>
-          <w:rFonts w:cstheme="minorHAnsi"/>
-          <w:b/>
-          <w:bCs/>
-          <w:sz w:val="28"/>
-          <w:szCs w:val="28"/>
-          <w:rtl/>
-          <w:lang w:bidi="ar-SY"/>
-        </w:rPr>
-      </w:pPr>
-    </w:p>
-    <w:p>
-      <w:pPr>
-        <w:bidi/>
-        <w:spacing w:line="360" w:lineRule="auto"/>
-        <w:rPr>
-          <w:rFonts w:cstheme="minorHAnsi"/>
-          <w:b/>
-          <w:bCs/>
-          <w:sz w:val="28"/>
-          <w:szCs w:val="28"/>
-          <w:rtl/>
-          <w:lang w:bidi="ar-SY"/>
-        </w:rPr>
-      </w:pPr>
-      <w:r>
-        <w:rPr>
-          <w:rFonts w:cstheme="minorHAnsi"/>
-          <w:b/>
-          <w:bCs/>
-          <w:sz w:val="28"/>
-          <w:szCs w:val="28"/>
-          <w:rtl/>
-          <w:lang w:bidi="ar-SY"/>
-        </w:rPr>
-        <w:t>المخالفات التي يش</w:t>
-      </w:r>
-      <w:r>
-        <w:rPr>
-          <w:rFonts w:cstheme="minorHAnsi" w:hint="cs"/>
-          <w:b/>
-          <w:bCs/>
-          <w:sz w:val="28"/>
-          <w:szCs w:val="28"/>
-          <w:rtl/>
-          <w:lang w:bidi="ar-SY"/>
-        </w:rPr>
-        <w:t>مل</w:t>
-      </w:r>
-      <w:r>
-        <w:rPr>
-          <w:rFonts w:cstheme="minorHAnsi"/>
-          <w:b/>
-          <w:bCs/>
-          <w:sz w:val="28"/>
-          <w:szCs w:val="28"/>
-          <w:rtl/>
-          <w:lang w:bidi="ar-SY"/>
-        </w:rPr>
-        <w:t>ها:</w:t>
-      </w:r>
-    </w:p>
-    <w:p>
-      <w:pPr>
-        <w:pStyle w:val="ListParagraph"/>
-        <w:numPr>
-          <w:ilvl w:val="0"/>
-          <w:numId w:val="40"/>
-        </w:numPr>
-        <w:bidi/>
-        <w:spacing w:line="360" w:lineRule="auto"/>
-        <w:rPr>
-          <w:rFonts w:cstheme="minorHAnsi"/>
-          <w:sz w:val="28"/>
-          <w:szCs w:val="28"/>
-          <w:lang w:bidi="ar-SY"/>
-        </w:rPr>
-      </w:pPr>
-      <w:r>
-        <w:rPr>
-          <w:rFonts w:cstheme="minorHAnsi"/>
-          <w:sz w:val="28"/>
-          <w:szCs w:val="28"/>
-          <w:rtl/>
-        </w:rPr>
-        <w:t>تجاوز السرعة المحددة</w:t>
-      </w:r>
-    </w:p>
-    <w:p>
-      <w:pPr>
-        <w:pStyle w:val="ListParagraph"/>
-        <w:numPr>
-          <w:ilvl w:val="0"/>
-          <w:numId w:val="40"/>
-        </w:numPr>
-        <w:bidi/>
-        <w:spacing w:line="360" w:lineRule="auto"/>
-        <w:rPr>
-          <w:rFonts w:cstheme="minorHAnsi"/>
-          <w:sz w:val="28"/>
-          <w:szCs w:val="28"/>
-          <w:lang w:bidi="ar-SY"/>
-        </w:rPr>
-      </w:pPr>
-      <w:r>
-        <w:rPr>
-          <w:rFonts w:cstheme="minorHAnsi"/>
-          <w:sz w:val="28"/>
-          <w:szCs w:val="28"/>
-          <w:rtl/>
-        </w:rPr>
-        <w:t>تجاوز الإشارة الحمراء</w:t>
-      </w:r>
-    </w:p>
-    <w:p>
-      <w:pPr>
-        <w:pStyle w:val="ListParagraph"/>
-        <w:numPr>
-          <w:ilvl w:val="0"/>
-          <w:numId w:val="40"/>
-        </w:numPr>
-        <w:bidi/>
-        <w:spacing w:line="360" w:lineRule="auto"/>
-        <w:rPr>
-          <w:rFonts w:cstheme="minorHAnsi"/>
-          <w:sz w:val="28"/>
-          <w:szCs w:val="28"/>
-          <w:lang w:bidi="ar-SY"/>
-        </w:rPr>
-      </w:pPr>
-      <w:r>
-        <w:rPr>
-          <w:rFonts w:cstheme="minorHAnsi"/>
-          <w:sz w:val="28"/>
-          <w:szCs w:val="28"/>
-          <w:rtl/>
-        </w:rPr>
-        <w:t>المخالفات المتعلقة بعبور خطوط المرور</w:t>
-      </w:r>
-      <w:r>
-        <w:rPr>
-          <w:rFonts w:cstheme="minorHAnsi"/>
-          <w:sz w:val="28"/>
-          <w:szCs w:val="28"/>
-          <w:lang w:bidi="ar-SY"/>
-        </w:rPr>
-        <w:t xml:space="preserve">: </w:t>
-      </w:r>
-      <w:r>
-        <w:rPr>
-          <w:rFonts w:cstheme="minorHAnsi"/>
-          <w:sz w:val="28"/>
-          <w:szCs w:val="28"/>
-          <w:rtl/>
-        </w:rPr>
-        <w:t>مثل عبور الخط الفاصل أو المخالفات المتعلقة بمناطق خاصة</w:t>
-      </w:r>
-      <w:r>
-        <w:rPr>
-          <w:rFonts w:cstheme="minorHAnsi"/>
-          <w:sz w:val="28"/>
-          <w:szCs w:val="28"/>
-          <w:lang w:bidi="ar-SY"/>
-        </w:rPr>
-        <w:t>.</w:t>
-      </w:r>
-    </w:p>
-    <w:p>
-      <w:pPr>
-        <w:bidi/>
-        <w:spacing w:line="360" w:lineRule="auto"/>
-        <w:rPr>
-          <w:rFonts w:cstheme="minorHAnsi"/>
-          <w:sz w:val="28"/>
-          <w:szCs w:val="28"/>
-          <w:rtl/>
-          <w:lang w:bidi="ar-SY"/>
-        </w:rPr>
-      </w:pPr>
-      <w:r>
-        <w:rPr>
-          <w:rFonts w:cstheme="minorHAnsi"/>
-          <w:sz w:val="28"/>
-          <w:szCs w:val="28"/>
-          <w:rtl/>
-          <w:lang w:bidi="ar-SY"/>
-        </w:rPr>
-        <w:t xml:space="preserve">المراجع: </w:t>
-      </w:r>
-      <w:hyperlink r:id="rId11" w:tgtFrame="_blank" w:history="1">
         <w:r>
           <w:rPr>
             <w:rStyle w:val="Hyperlink"/>
@@ -5886,18 +2871,3274 @@
             <w:szCs w:val="28"/>
             <w:lang w:bidi="ar-SY"/>
           </w:rPr>
-          <w:t>traffictechnologytoday.com</w:t>
+          <w:t>p</w:t>
         </w:r>
+        <w:r>
+          <w:rPr>
+            <w:rStyle w:val="Hyperlink"/>
+            <w:rFonts w:cstheme="minorHAnsi"/>
+            <w:sz w:val="28"/>
+            <w:szCs w:val="28"/>
+            <w:lang w:bidi="ar-SY"/>
+          </w:rPr>
+          <w:t>tik</w:t>
+        </w:r>
+        <w:proofErr w:type="spellEnd"/>
       </w:hyperlink>
       <w:r>
         <w:rPr>
-          <w:rFonts w:cstheme="minorHAnsi"/>
+          <w:rFonts w:cstheme="minorHAnsi" w:hint="cs"/>
           <w:sz w:val="28"/>
           <w:szCs w:val="28"/>
           <w:rtl/>
           <w:lang w:bidi="ar-SY"/>
         </w:rPr>
         <w:t xml:space="preserve"> ، </w:t>
+      </w:r>
+      <w:r>
+        <w:rPr>
+          <w:rFonts w:cstheme="minorHAnsi"/>
+          <w:sz w:val="28"/>
+          <w:szCs w:val="28"/>
+          <w:lang w:bidi="ar-SY"/>
+        </w:rPr>
+        <w:fldChar w:fldCharType="begin"/>
+      </w:r>
+      <w:r>
+        <w:rPr>
+          <w:rFonts w:cstheme="minorHAnsi"/>
+          <w:sz w:val="28"/>
+          <w:szCs w:val="28"/>
+          <w:lang w:bidi="ar-SY"/>
+        </w:rPr>
+        <w:instrText>HYPERLINK "https://www.directindustry.com/prod/jenoptik-ag/product-17967-2513481.html" \t "_blank"</w:instrText>
+      </w:r>
+      <w:r>
+        <w:rPr>
+          <w:rFonts w:cstheme="minorHAnsi"/>
+          <w:sz w:val="28"/>
+          <w:szCs w:val="28"/>
+          <w:lang w:bidi="ar-SY"/>
+        </w:rPr>
+      </w:r>
+      <w:r>
+        <w:rPr>
+          <w:rFonts w:cstheme="minorHAnsi"/>
+          <w:sz w:val="28"/>
+          <w:szCs w:val="28"/>
+          <w:lang w:bidi="ar-SY"/>
+        </w:rPr>
+        <w:fldChar w:fldCharType="separate"/>
+      </w:r>
+      <w:r>
+        <w:rPr>
+          <w:rStyle w:val="Hyperlink"/>
+          <w:rFonts w:cstheme="minorHAnsi"/>
+          <w:sz w:val="28"/>
+          <w:szCs w:val="28"/>
+          <w:lang w:bidi="ar-SY"/>
+        </w:rPr>
+        <w:t>directindustry.c</w:t>
+      </w:r>
+      <w:r>
+        <w:rPr>
+          <w:rStyle w:val="Hyperlink"/>
+          <w:rFonts w:cstheme="minorHAnsi"/>
+          <w:sz w:val="28"/>
+          <w:szCs w:val="28"/>
+          <w:lang w:bidi="ar-SY"/>
+        </w:rPr>
+        <w:t>o</w:t>
+      </w:r>
+      <w:r>
+        <w:rPr>
+          <w:rStyle w:val="Hyperlink"/>
+          <w:rFonts w:cstheme="minorHAnsi"/>
+          <w:sz w:val="28"/>
+          <w:szCs w:val="28"/>
+          <w:lang w:bidi="ar-SY"/>
+        </w:rPr>
+        <w:t>m</w:t>
+      </w:r>
+      <w:r>
+        <w:rPr>
+          <w:rFonts w:cstheme="minorHAnsi"/>
+          <w:sz w:val="28"/>
+          <w:szCs w:val="28"/>
+          <w:lang w:bidi="ar-SY"/>
+        </w:rPr>
+        <w:fldChar w:fldCharType="end"/>
+      </w:r>
+    </w:p>
+    <w:p>
+      <w:pPr>
+        <w:bidi/>
+        <w:spacing w:line="360" w:lineRule="auto"/>
+        <w:rPr>
+          <w:rFonts w:cstheme="minorHAnsi"/>
+          <w:b/>
+          <w:bCs/>
+          <w:color w:val="FF0000"/>
+          <w:sz w:val="28"/>
+          <w:szCs w:val="28"/>
+          <w:lang w:bidi="ar-SY"/>
+        </w:rPr>
+      </w:pPr>
+      <w:r>
+        <w:rPr>
+          <w:rFonts w:cstheme="minorHAnsi"/>
+          <w:b/>
+          <w:bCs/>
+          <w:color w:val="FF0000"/>
+          <w:sz w:val="28"/>
+          <w:szCs w:val="28"/>
+          <w:rtl/>
+        </w:rPr>
+        <w:lastRenderedPageBreak/>
+        <w:t xml:space="preserve">4_ </w:t>
+      </w:r>
+      <w:r>
+        <w:rPr>
+          <w:rFonts w:cstheme="minorHAnsi"/>
+          <w:b/>
+          <w:bCs/>
+          <w:color w:val="FF0000"/>
+          <w:sz w:val="28"/>
+          <w:szCs w:val="28"/>
+          <w:rtl/>
+        </w:rPr>
+        <w:t>نظام</w:t>
+      </w:r>
+      <w:r>
+        <w:rPr>
+          <w:rFonts w:cstheme="minorHAnsi"/>
+          <w:b/>
+          <w:bCs/>
+          <w:color w:val="FF0000"/>
+          <w:sz w:val="28"/>
+          <w:szCs w:val="28"/>
+          <w:lang w:bidi="ar-SY"/>
+        </w:rPr>
+        <w:t xml:space="preserve"> "Autovelox 106" </w:t>
+      </w:r>
+      <w:r>
+        <w:rPr>
+          <w:rFonts w:cstheme="minorHAnsi" w:hint="cs"/>
+          <w:b/>
+          <w:bCs/>
+          <w:color w:val="FF0000"/>
+          <w:sz w:val="28"/>
+          <w:szCs w:val="28"/>
+          <w:rtl/>
+          <w:lang w:bidi="ar-SY"/>
+        </w:rPr>
+        <w:t>(</w:t>
+      </w:r>
+      <w:r>
+        <w:rPr>
+          <w:rFonts w:cstheme="minorHAnsi"/>
+          <w:b/>
+          <w:bCs/>
+          <w:color w:val="FF0000"/>
+          <w:sz w:val="28"/>
+          <w:szCs w:val="28"/>
+          <w:rtl/>
+        </w:rPr>
+        <w:t>إيطاليا</w:t>
+      </w:r>
+      <w:r>
+        <w:rPr>
+          <w:rFonts w:cstheme="minorHAnsi" w:hint="cs"/>
+          <w:b/>
+          <w:bCs/>
+          <w:color w:val="FF0000"/>
+          <w:sz w:val="28"/>
+          <w:szCs w:val="28"/>
+          <w:rtl/>
+        </w:rPr>
+        <w:t>)</w:t>
+      </w:r>
+    </w:p>
+    <w:p>
+      <w:pPr>
+        <w:bidi/>
+        <w:spacing w:line="360" w:lineRule="auto"/>
+        <w:rPr>
+          <w:rFonts w:cstheme="minorHAnsi"/>
+          <w:b/>
+          <w:bCs/>
+          <w:sz w:val="28"/>
+          <w:szCs w:val="28"/>
+          <w:lang w:bidi="ar-SY"/>
+        </w:rPr>
+      </w:pPr>
+      <w:r>
+        <w:rPr>
+          <w:rFonts w:cstheme="minorHAnsi"/>
+          <w:b/>
+          <w:bCs/>
+          <w:sz w:val="28"/>
+          <w:szCs w:val="28"/>
+          <w:rtl/>
+        </w:rPr>
+        <w:t>الميزات</w:t>
+      </w:r>
+      <w:r>
+        <w:rPr>
+          <w:rFonts w:cstheme="minorHAnsi"/>
+          <w:b/>
+          <w:bCs/>
+          <w:sz w:val="28"/>
+          <w:szCs w:val="28"/>
+          <w:lang w:bidi="ar-SY"/>
+        </w:rPr>
+        <w:t>:</w:t>
+      </w:r>
+    </w:p>
+    <w:p>
+      <w:pPr>
+        <w:numPr>
+          <w:ilvl w:val="0"/>
+          <w:numId w:val="33"/>
+        </w:numPr>
+        <w:bidi/>
+        <w:spacing w:line="360" w:lineRule="auto"/>
+        <w:rPr>
+          <w:rFonts w:cstheme="minorHAnsi"/>
+          <w:sz w:val="28"/>
+          <w:szCs w:val="28"/>
+          <w:lang w:bidi="ar-SY"/>
+        </w:rPr>
+      </w:pPr>
+      <w:r>
+        <w:rPr>
+          <w:rFonts w:cstheme="minorHAnsi"/>
+          <w:sz w:val="28"/>
+          <w:szCs w:val="28"/>
+          <w:rtl/>
+        </w:rPr>
+        <w:t>مصمم خصيصًا لمراقبة السرعة الزائدة في الطرق السريعة</w:t>
+      </w:r>
+      <w:r>
+        <w:rPr>
+          <w:rFonts w:cstheme="minorHAnsi"/>
+          <w:sz w:val="28"/>
+          <w:szCs w:val="28"/>
+          <w:lang w:bidi="ar-SY"/>
+        </w:rPr>
+        <w:t>.</w:t>
+      </w:r>
+    </w:p>
+    <w:p>
+      <w:pPr>
+        <w:numPr>
+          <w:ilvl w:val="0"/>
+          <w:numId w:val="33"/>
+        </w:numPr>
+        <w:bidi/>
+        <w:spacing w:line="360" w:lineRule="auto"/>
+        <w:rPr>
+          <w:rFonts w:cstheme="minorHAnsi"/>
+          <w:sz w:val="28"/>
+          <w:szCs w:val="28"/>
+          <w:lang w:bidi="ar-SY"/>
+        </w:rPr>
+      </w:pPr>
+      <w:r>
+        <w:rPr>
+          <w:rFonts w:cstheme="minorHAnsi"/>
+          <w:sz w:val="28"/>
+          <w:szCs w:val="28"/>
+          <w:rtl/>
+        </w:rPr>
+        <w:t>يعتمد على تقنيات الرادار والفيديو عالي الوضوح</w:t>
+      </w:r>
+      <w:r>
+        <w:rPr>
+          <w:rFonts w:cstheme="minorHAnsi"/>
+          <w:sz w:val="28"/>
+          <w:szCs w:val="28"/>
+          <w:lang w:bidi="ar-SY"/>
+        </w:rPr>
+        <w:t>.</w:t>
+      </w:r>
+    </w:p>
+    <w:p>
+      <w:pPr>
+        <w:numPr>
+          <w:ilvl w:val="0"/>
+          <w:numId w:val="33"/>
+        </w:numPr>
+        <w:bidi/>
+        <w:spacing w:line="360" w:lineRule="auto"/>
+        <w:rPr>
+          <w:rFonts w:cstheme="minorHAnsi"/>
+          <w:sz w:val="28"/>
+          <w:szCs w:val="28"/>
+          <w:lang w:bidi="ar-SY"/>
+        </w:rPr>
+      </w:pPr>
+      <w:r>
+        <w:rPr>
+          <w:rFonts w:cstheme="minorHAnsi"/>
+          <w:sz w:val="28"/>
+          <w:szCs w:val="28"/>
+          <w:rtl/>
+        </w:rPr>
+        <w:t>يمكنه التقاط صور واضحة للوحات السيارات حتى في السرعات العالية</w:t>
+      </w:r>
+      <w:r>
+        <w:rPr>
+          <w:rFonts w:cstheme="minorHAnsi"/>
+          <w:sz w:val="28"/>
+          <w:szCs w:val="28"/>
+          <w:lang w:bidi="ar-SY"/>
+        </w:rPr>
+        <w:t>.</w:t>
+      </w:r>
+    </w:p>
+    <w:p>
+      <w:pPr>
+        <w:numPr>
+          <w:ilvl w:val="0"/>
+          <w:numId w:val="33"/>
+        </w:numPr>
+        <w:bidi/>
+        <w:spacing w:line="360" w:lineRule="auto"/>
+        <w:rPr>
+          <w:rFonts w:cstheme="minorHAnsi"/>
+          <w:sz w:val="28"/>
+          <w:szCs w:val="28"/>
+          <w:rtl/>
+          <w:lang w:bidi="ar-SY"/>
+        </w:rPr>
+      </w:pPr>
+      <w:r>
+        <w:rPr>
+          <w:rFonts w:cstheme="minorHAnsi"/>
+          <w:sz w:val="28"/>
+          <w:szCs w:val="28"/>
+          <w:rtl/>
+        </w:rPr>
+        <w:t>مدمج مع أنظمة إدارة المرور لتحليل أنماط القيادة</w:t>
+      </w:r>
+      <w:r>
+        <w:rPr>
+          <w:rFonts w:cstheme="minorHAnsi"/>
+          <w:sz w:val="28"/>
+          <w:szCs w:val="28"/>
+          <w:lang w:bidi="ar-SY"/>
+        </w:rPr>
+        <w:t>.</w:t>
+      </w:r>
+    </w:p>
+    <w:p>
+      <w:pPr>
+        <w:bidi/>
+        <w:spacing w:line="360" w:lineRule="auto"/>
+        <w:rPr>
+          <w:rFonts w:cstheme="minorHAnsi"/>
+          <w:b/>
+          <w:bCs/>
+          <w:sz w:val="28"/>
+          <w:szCs w:val="28"/>
+          <w:rtl/>
+          <w:lang w:bidi="ar-SY"/>
+        </w:rPr>
+      </w:pPr>
+      <w:r>
+        <w:rPr>
+          <w:rFonts w:cstheme="minorHAnsi"/>
+          <w:b/>
+          <w:bCs/>
+          <w:sz w:val="28"/>
+          <w:szCs w:val="28"/>
+          <w:rtl/>
+          <w:lang w:bidi="ar-SY"/>
+        </w:rPr>
+        <w:t>المخالفات التي يش</w:t>
+      </w:r>
+      <w:r>
+        <w:rPr>
+          <w:rFonts w:cstheme="minorHAnsi" w:hint="cs"/>
+          <w:b/>
+          <w:bCs/>
+          <w:sz w:val="28"/>
+          <w:szCs w:val="28"/>
+          <w:rtl/>
+          <w:lang w:bidi="ar-SY"/>
+        </w:rPr>
+        <w:t>مل</w:t>
+      </w:r>
+      <w:r>
+        <w:rPr>
+          <w:rFonts w:cstheme="minorHAnsi"/>
+          <w:b/>
+          <w:bCs/>
+          <w:sz w:val="28"/>
+          <w:szCs w:val="28"/>
+          <w:rtl/>
+          <w:lang w:bidi="ar-SY"/>
+        </w:rPr>
+        <w:t>ها:</w:t>
+      </w:r>
+    </w:p>
+    <w:p>
+      <w:pPr>
+        <w:pStyle w:val="ListParagraph"/>
+        <w:numPr>
+          <w:ilvl w:val="0"/>
+          <w:numId w:val="38"/>
+        </w:numPr>
+        <w:bidi/>
+        <w:spacing w:line="360" w:lineRule="auto"/>
+        <w:rPr>
+          <w:rFonts w:cstheme="minorHAnsi"/>
+          <w:sz w:val="28"/>
+          <w:szCs w:val="28"/>
+          <w:lang w:bidi="ar-SY"/>
+        </w:rPr>
+      </w:pPr>
+      <w:r>
+        <w:rPr>
+          <w:rFonts w:cstheme="minorHAnsi"/>
+          <w:sz w:val="28"/>
+          <w:szCs w:val="28"/>
+          <w:rtl/>
+        </w:rPr>
+        <w:t>تجاوز السرعة المسموح بها</w:t>
+      </w:r>
+    </w:p>
+    <w:p>
+      <w:pPr>
+        <w:pStyle w:val="ListParagraph"/>
+        <w:numPr>
+          <w:ilvl w:val="0"/>
+          <w:numId w:val="38"/>
+        </w:numPr>
+        <w:bidi/>
+        <w:spacing w:line="360" w:lineRule="auto"/>
+        <w:rPr>
+          <w:rFonts w:cstheme="minorHAnsi"/>
+          <w:sz w:val="28"/>
+          <w:szCs w:val="28"/>
+          <w:lang w:bidi="ar-SY"/>
+        </w:rPr>
+      </w:pPr>
+      <w:r>
+        <w:rPr>
+          <w:rFonts w:cstheme="minorHAnsi"/>
+          <w:sz w:val="28"/>
+          <w:szCs w:val="28"/>
+          <w:rtl/>
+        </w:rPr>
+        <w:t>عدم الالتزام بمسافة الأمان بين المركبات</w:t>
+      </w:r>
+    </w:p>
+    <w:p>
+      <w:pPr>
+        <w:pStyle w:val="ListParagraph"/>
+        <w:numPr>
+          <w:ilvl w:val="0"/>
+          <w:numId w:val="38"/>
+        </w:numPr>
+        <w:bidi/>
+        <w:spacing w:line="360" w:lineRule="auto"/>
+        <w:rPr>
+          <w:rFonts w:cstheme="minorHAnsi"/>
+          <w:sz w:val="28"/>
+          <w:szCs w:val="28"/>
+          <w:lang w:bidi="ar-SY"/>
+        </w:rPr>
+      </w:pPr>
+      <w:r>
+        <w:rPr>
+          <w:rFonts w:cstheme="minorHAnsi"/>
+          <w:sz w:val="28"/>
+          <w:szCs w:val="28"/>
+          <w:rtl/>
+        </w:rPr>
+        <w:t>انتهاك إشارات المرور الحمراء</w:t>
+      </w:r>
+    </w:p>
+    <w:p>
+      <w:pPr>
+        <w:pStyle w:val="ListParagraph"/>
+        <w:numPr>
+          <w:ilvl w:val="0"/>
+          <w:numId w:val="38"/>
+        </w:numPr>
+        <w:bidi/>
+        <w:spacing w:line="360" w:lineRule="auto"/>
+        <w:rPr>
+          <w:rFonts w:cstheme="minorHAnsi"/>
+          <w:sz w:val="28"/>
+          <w:szCs w:val="28"/>
+          <w:lang w:bidi="ar-SY"/>
+        </w:rPr>
+      </w:pPr>
+      <w:r>
+        <w:rPr>
+          <w:rFonts w:cstheme="minorHAnsi"/>
+          <w:sz w:val="28"/>
+          <w:szCs w:val="28"/>
+          <w:rtl/>
+        </w:rPr>
+        <w:t>القيادة في المسارات المخصصة</w:t>
+      </w:r>
+    </w:p>
+    <w:p>
+      <w:pPr>
+        <w:pStyle w:val="ListParagraph"/>
+        <w:numPr>
+          <w:ilvl w:val="0"/>
+          <w:numId w:val="38"/>
+        </w:numPr>
+        <w:bidi/>
+        <w:spacing w:line="360" w:lineRule="auto"/>
+        <w:rPr>
+          <w:rFonts w:cstheme="minorHAnsi"/>
+          <w:sz w:val="28"/>
+          <w:szCs w:val="28"/>
+          <w:lang w:bidi="ar-SY"/>
+        </w:rPr>
+      </w:pPr>
+      <w:r>
+        <w:rPr>
+          <w:rFonts w:cstheme="minorHAnsi"/>
+          <w:sz w:val="28"/>
+          <w:szCs w:val="28"/>
+          <w:rtl/>
+        </w:rPr>
+        <w:t>عدم الالتزام بالحد الأدنى للسرعة</w:t>
+      </w:r>
+    </w:p>
+    <w:p>
+      <w:pPr>
+        <w:pStyle w:val="ListParagraph"/>
+        <w:numPr>
+          <w:ilvl w:val="0"/>
+          <w:numId w:val="38"/>
+        </w:numPr>
+        <w:bidi/>
+        <w:spacing w:line="360" w:lineRule="auto"/>
+        <w:rPr>
+          <w:rFonts w:cstheme="minorHAnsi"/>
+          <w:sz w:val="28"/>
+          <w:szCs w:val="28"/>
+          <w:lang w:bidi="ar-SY"/>
+        </w:rPr>
+      </w:pPr>
+      <w:r>
+        <w:rPr>
+          <w:rFonts w:cstheme="minorHAnsi"/>
+          <w:sz w:val="28"/>
+          <w:szCs w:val="28"/>
+          <w:rtl/>
+        </w:rPr>
+        <w:t>التحقق من التأمين والفحص الفني</w:t>
+      </w:r>
+      <w:r>
+        <w:rPr>
+          <w:rFonts w:cstheme="minorHAnsi"/>
+          <w:sz w:val="28"/>
+          <w:szCs w:val="28"/>
+          <w:lang w:bidi="ar-SY"/>
+        </w:rPr>
+        <w:t xml:space="preserve">: </w:t>
+      </w:r>
+      <w:r>
+        <w:rPr>
+          <w:rFonts w:cstheme="minorHAnsi"/>
+          <w:sz w:val="28"/>
+          <w:szCs w:val="28"/>
+          <w:rtl/>
+        </w:rPr>
+        <w:t>من خلال ميزة</w:t>
+      </w:r>
+      <w:r>
+        <w:rPr>
+          <w:rFonts w:cstheme="minorHAnsi"/>
+          <w:sz w:val="28"/>
+          <w:szCs w:val="28"/>
+          <w:lang w:bidi="ar-SY"/>
+        </w:rPr>
+        <w:t xml:space="preserve"> "</w:t>
+      </w:r>
+      <w:proofErr w:type="spellStart"/>
+      <w:r>
+        <w:rPr>
+          <w:rFonts w:cstheme="minorHAnsi"/>
+          <w:sz w:val="28"/>
+          <w:szCs w:val="28"/>
+          <w:lang w:bidi="ar-SY"/>
+        </w:rPr>
+        <w:t>Freeflow</w:t>
+      </w:r>
+      <w:proofErr w:type="spellEnd"/>
+      <w:r>
+        <w:rPr>
+          <w:rFonts w:cstheme="minorHAnsi"/>
+          <w:sz w:val="28"/>
+          <w:szCs w:val="28"/>
+          <w:lang w:bidi="ar-SY"/>
+        </w:rPr>
+        <w:t xml:space="preserve">" </w:t>
+      </w:r>
+      <w:r>
+        <w:rPr>
+          <w:rFonts w:cstheme="minorHAnsi"/>
+          <w:sz w:val="28"/>
+          <w:szCs w:val="28"/>
+          <w:rtl/>
+        </w:rPr>
+        <w:t>للتعرف التلقائي على لوحات المركبات</w:t>
+      </w:r>
+      <w:r>
+        <w:rPr>
+          <w:rFonts w:cstheme="minorHAnsi"/>
+          <w:sz w:val="28"/>
+          <w:szCs w:val="28"/>
+          <w:lang w:bidi="ar-SY"/>
+        </w:rPr>
+        <w:t xml:space="preserve"> (ANPR)</w:t>
+      </w:r>
+      <w:r>
+        <w:rPr>
+          <w:rFonts w:cstheme="minorHAnsi"/>
+          <w:sz w:val="28"/>
+          <w:szCs w:val="28"/>
+          <w:rtl/>
+        </w:rPr>
+        <w:t>، يمكن للنظام التحقق من صلاحية التأمين والفحص الفني للمركبات</w:t>
+      </w:r>
+    </w:p>
+    <w:p>
+      <w:pPr>
+        <w:bidi/>
+        <w:spacing w:line="360" w:lineRule="auto"/>
+        <w:rPr>
+          <w:rFonts w:cstheme="minorHAnsi"/>
+          <w:sz w:val="28"/>
+          <w:szCs w:val="28"/>
+          <w:rtl/>
+          <w:lang w:bidi="ar-SY"/>
+        </w:rPr>
+      </w:pPr>
+      <w:r>
+        <w:rPr>
+          <w:rFonts w:cstheme="minorHAnsi"/>
+          <w:sz w:val="28"/>
+          <w:szCs w:val="28"/>
+          <w:rtl/>
+          <w:lang w:bidi="ar-SY"/>
+        </w:rPr>
+        <w:t xml:space="preserve">المراجع: </w:t>
+      </w:r>
+      <w:r>
+        <w:fldChar w:fldCharType="begin"/>
+      </w:r>
+      <w:r>
+        <w:instrText>HYPERLINK "https://www.sodi.com/wp-content/uploads/Autovelox_106_Eng.pdf"</w:instrText>
+      </w:r>
+      <w:r>
+        <w:fldChar w:fldCharType="separate"/>
+      </w:r>
+      <w:r>
+        <w:rPr>
+          <w:rStyle w:val="Hyperlink"/>
+          <w:rFonts w:cstheme="minorHAnsi"/>
+          <w:sz w:val="28"/>
+          <w:szCs w:val="28"/>
+          <w:rtl/>
+          <w:lang w:bidi="ar-SY"/>
+        </w:rPr>
+        <w:t>1</w:t>
+      </w:r>
+      <w:r>
+        <w:fldChar w:fldCharType="end"/>
+      </w:r>
+      <w:r>
+        <w:rPr>
+          <w:rFonts w:cstheme="minorHAnsi"/>
+          <w:sz w:val="28"/>
+          <w:szCs w:val="28"/>
+          <w:rtl/>
+          <w:lang w:bidi="ar-SY"/>
+        </w:rPr>
+        <w:t xml:space="preserve"> ، </w:t>
+      </w:r>
+      <w:r>
+        <w:fldChar w:fldCharType="begin"/>
+      </w:r>
+      <w:r>
+        <w:instrText>HYPERLINK "https://sodi.com/en/autovelox/autovelox-106-se-laser-speed-camera/"</w:instrText>
+      </w:r>
+      <w:r>
+        <w:fldChar w:fldCharType="separate"/>
+      </w:r>
+      <w:r>
+        <w:rPr>
+          <w:rStyle w:val="Hyperlink"/>
+          <w:rFonts w:cstheme="minorHAnsi"/>
+          <w:sz w:val="28"/>
+          <w:szCs w:val="28"/>
+          <w:rtl/>
+          <w:lang w:bidi="ar-SY"/>
+        </w:rPr>
+        <w:t>2</w:t>
+      </w:r>
+      <w:r>
+        <w:fldChar w:fldCharType="end"/>
+      </w:r>
+      <w:r>
+        <w:rPr>
+          <w:rFonts w:cstheme="minorHAnsi"/>
+          <w:sz w:val="28"/>
+          <w:szCs w:val="28"/>
+          <w:rtl/>
+          <w:lang w:bidi="ar-SY"/>
+        </w:rPr>
+        <w:t xml:space="preserve"> ، </w:t>
+      </w:r>
+      <w:r>
+        <w:fldChar w:fldCharType="begin"/>
+      </w:r>
+      <w:r>
+        <w:instrText>HYPERLINK "https://www.itsinternational.com/products/sodi-presents-autovelox-106-digital-automated-traffic-enforcement-system"</w:instrText>
+      </w:r>
+      <w:r>
+        <w:fldChar w:fldCharType="separate"/>
+      </w:r>
+      <w:r>
+        <w:rPr>
+          <w:rStyle w:val="Hyperlink"/>
+          <w:rFonts w:cstheme="minorHAnsi"/>
+          <w:sz w:val="28"/>
+          <w:szCs w:val="28"/>
+          <w:rtl/>
+          <w:lang w:bidi="ar-SY"/>
+        </w:rPr>
+        <w:t>3</w:t>
+      </w:r>
+      <w:r>
+        <w:fldChar w:fldCharType="end"/>
+      </w:r>
+    </w:p>
+    <w:p>
+      <w:pPr>
+        <w:bidi/>
+        <w:spacing w:line="360" w:lineRule="auto"/>
+        <w:rPr>
+          <w:rFonts w:cstheme="minorHAnsi"/>
+          <w:sz w:val="28"/>
+          <w:szCs w:val="28"/>
+          <w:rtl/>
+        </w:rPr>
+      </w:pPr>
+    </w:p>
+    <w:p>
+      <w:pPr>
+        <w:bidi/>
+        <w:spacing w:line="360" w:lineRule="auto"/>
+        <w:rPr>
+          <w:rFonts w:cstheme="minorHAnsi"/>
+          <w:sz w:val="28"/>
+          <w:szCs w:val="28"/>
+          <w:rtl/>
+        </w:rPr>
+      </w:pPr>
+    </w:p>
+    <w:p>
+      <w:pPr>
+        <w:bidi/>
+        <w:spacing w:line="360" w:lineRule="auto"/>
+        <w:rPr>
+          <w:rFonts w:cstheme="minorHAnsi"/>
+          <w:sz w:val="28"/>
+          <w:szCs w:val="28"/>
+          <w:rtl/>
+        </w:rPr>
+      </w:pPr>
+    </w:p>
+    <w:p>
+      <w:pPr>
+        <w:bidi/>
+        <w:spacing w:line="360" w:lineRule="auto"/>
+        <w:rPr>
+          <w:rFonts w:cstheme="minorHAnsi"/>
+          <w:sz w:val="28"/>
+          <w:szCs w:val="28"/>
+          <w:rtl/>
+        </w:rPr>
+      </w:pPr>
+    </w:p>
+    <w:p>
+      <w:pPr>
+        <w:bidi/>
+        <w:spacing w:line="360" w:lineRule="auto"/>
+        <w:rPr>
+          <w:rFonts w:cstheme="minorHAnsi"/>
+          <w:sz w:val="28"/>
+          <w:szCs w:val="28"/>
+          <w:rtl/>
+        </w:rPr>
+      </w:pPr>
+    </w:p>
+    <w:p>
+      <w:pPr>
+        <w:bidi/>
+        <w:spacing w:line="360" w:lineRule="auto"/>
+        <w:rPr>
+          <w:rFonts w:cstheme="minorHAnsi"/>
+          <w:b/>
+          <w:bCs/>
+          <w:color w:val="FF0000"/>
+          <w:sz w:val="28"/>
+          <w:szCs w:val="28"/>
+          <w:rtl/>
+        </w:rPr>
+      </w:pPr>
+      <w:r>
+        <w:rPr>
+          <w:rFonts w:cstheme="minorHAnsi"/>
+          <w:b/>
+          <w:bCs/>
+          <w:color w:val="FF0000"/>
+          <w:sz w:val="28"/>
+          <w:szCs w:val="28"/>
+          <w:rtl/>
+        </w:rPr>
+        <w:lastRenderedPageBreak/>
+        <w:t xml:space="preserve">5_ </w:t>
+      </w:r>
+      <w:r>
+        <w:rPr>
+          <w:rFonts w:cstheme="minorHAnsi"/>
+          <w:b/>
+          <w:bCs/>
+          <w:color w:val="FF0000"/>
+          <w:sz w:val="28"/>
+          <w:szCs w:val="28"/>
+          <w:rtl/>
+        </w:rPr>
+        <w:t>نظام</w:t>
+      </w:r>
+      <w:r>
+        <w:rPr>
+          <w:rFonts w:cstheme="minorHAnsi"/>
+          <w:b/>
+          <w:bCs/>
+          <w:color w:val="FF0000"/>
+          <w:sz w:val="28"/>
+          <w:szCs w:val="28"/>
+        </w:rPr>
+        <w:t xml:space="preserve"> "ATS (Automated Traffic Surveillance)" </w:t>
+      </w:r>
+      <w:r>
+        <w:rPr>
+          <w:rFonts w:cstheme="minorHAnsi" w:hint="cs"/>
+          <w:b/>
+          <w:bCs/>
+          <w:color w:val="FF0000"/>
+          <w:sz w:val="28"/>
+          <w:szCs w:val="28"/>
+          <w:rtl/>
+        </w:rPr>
+        <w:t>(</w:t>
+      </w:r>
+      <w:r>
+        <w:rPr>
+          <w:rFonts w:cstheme="minorHAnsi"/>
+          <w:b/>
+          <w:bCs/>
+          <w:color w:val="FF0000"/>
+          <w:sz w:val="28"/>
+          <w:szCs w:val="28"/>
+          <w:rtl/>
+        </w:rPr>
+        <w:t>الولايات المتحدة</w:t>
+      </w:r>
+      <w:r>
+        <w:rPr>
+          <w:rFonts w:cstheme="minorHAnsi" w:hint="cs"/>
+          <w:b/>
+          <w:bCs/>
+          <w:color w:val="FF0000"/>
+          <w:sz w:val="28"/>
+          <w:szCs w:val="28"/>
+          <w:rtl/>
+        </w:rPr>
+        <w:t>)</w:t>
+      </w:r>
+    </w:p>
+    <w:p>
+      <w:pPr>
+        <w:bidi/>
+        <w:spacing w:line="360" w:lineRule="auto"/>
+        <w:rPr>
+          <w:rFonts w:cstheme="minorHAnsi"/>
+          <w:b/>
+          <w:bCs/>
+          <w:sz w:val="28"/>
+          <w:szCs w:val="28"/>
+        </w:rPr>
+      </w:pPr>
+      <w:r>
+        <w:rPr>
+          <w:rFonts w:cstheme="minorHAnsi"/>
+          <w:b/>
+          <w:bCs/>
+          <w:sz w:val="28"/>
+          <w:szCs w:val="28"/>
+          <w:rtl/>
+        </w:rPr>
+        <w:t>مكونات النظام</w:t>
+      </w:r>
+      <w:r>
+        <w:rPr>
+          <w:rFonts w:cstheme="minorHAnsi"/>
+          <w:b/>
+          <w:bCs/>
+          <w:sz w:val="28"/>
+          <w:szCs w:val="28"/>
+        </w:rPr>
+        <w:t>:</w:t>
+      </w:r>
+    </w:p>
+    <w:p>
+      <w:pPr>
+        <w:numPr>
+          <w:ilvl w:val="0"/>
+          <w:numId w:val="36"/>
+        </w:numPr>
+        <w:bidi/>
+        <w:spacing w:line="360" w:lineRule="auto"/>
+        <w:rPr>
+          <w:rFonts w:cstheme="minorHAnsi"/>
+          <w:sz w:val="28"/>
+          <w:szCs w:val="28"/>
+        </w:rPr>
+      </w:pPr>
+      <w:r>
+        <w:rPr>
+          <w:rFonts w:cstheme="minorHAnsi"/>
+          <w:sz w:val="28"/>
+          <w:szCs w:val="28"/>
+          <w:rtl/>
+        </w:rPr>
+        <w:t xml:space="preserve">الكاميرات الذكية </w:t>
+      </w:r>
+      <w:r>
+        <w:rPr>
+          <w:rFonts w:cstheme="minorHAnsi"/>
+          <w:sz w:val="28"/>
+          <w:szCs w:val="28"/>
+        </w:rPr>
+        <w:t xml:space="preserve">– </w:t>
+      </w:r>
+      <w:r>
+        <w:rPr>
+          <w:rFonts w:cstheme="minorHAnsi"/>
+          <w:sz w:val="28"/>
+          <w:szCs w:val="28"/>
+          <w:rtl/>
+        </w:rPr>
+        <w:t>تراقب التقاطعات والشوارع الرئيسية لتسجيل المخالفات وتحليل التدفق المروري</w:t>
+      </w:r>
+      <w:r>
+        <w:rPr>
+          <w:rFonts w:cstheme="minorHAnsi"/>
+          <w:sz w:val="28"/>
+          <w:szCs w:val="28"/>
+        </w:rPr>
+        <w:t>.</w:t>
+      </w:r>
+    </w:p>
+    <w:p>
+      <w:pPr>
+        <w:numPr>
+          <w:ilvl w:val="0"/>
+          <w:numId w:val="36"/>
+        </w:numPr>
+        <w:bidi/>
+        <w:spacing w:line="360" w:lineRule="auto"/>
+        <w:rPr>
+          <w:rFonts w:cstheme="minorHAnsi"/>
+          <w:sz w:val="28"/>
+          <w:szCs w:val="28"/>
+        </w:rPr>
+      </w:pPr>
+      <w:r>
+        <w:rPr>
+          <w:rFonts w:cstheme="minorHAnsi"/>
+          <w:sz w:val="28"/>
+          <w:szCs w:val="28"/>
+          <w:rtl/>
+        </w:rPr>
+        <w:t xml:space="preserve">أجهزة الاستشعار </w:t>
+      </w:r>
+      <w:r>
+        <w:rPr>
+          <w:rFonts w:cstheme="minorHAnsi"/>
+          <w:sz w:val="28"/>
+          <w:szCs w:val="28"/>
+        </w:rPr>
+        <w:t xml:space="preserve">– </w:t>
+      </w:r>
+      <w:r>
+        <w:rPr>
+          <w:rFonts w:cstheme="minorHAnsi"/>
+          <w:sz w:val="28"/>
+          <w:szCs w:val="28"/>
+          <w:rtl/>
+        </w:rPr>
+        <w:t>تشمل الرادارات والحساسات الأرضية التي تقيس سرعة المركبات وتحدد تدفق حركة المرور</w:t>
+      </w:r>
+      <w:r>
+        <w:rPr>
+          <w:rFonts w:cstheme="minorHAnsi"/>
+          <w:sz w:val="28"/>
+          <w:szCs w:val="28"/>
+        </w:rPr>
+        <w:t>.</w:t>
+      </w:r>
+    </w:p>
+    <w:p>
+      <w:pPr>
+        <w:numPr>
+          <w:ilvl w:val="0"/>
+          <w:numId w:val="36"/>
+        </w:numPr>
+        <w:bidi/>
+        <w:spacing w:line="360" w:lineRule="auto"/>
+        <w:rPr>
+          <w:rFonts w:cstheme="minorHAnsi"/>
+          <w:sz w:val="28"/>
+          <w:szCs w:val="28"/>
+        </w:rPr>
+      </w:pPr>
+      <w:r>
+        <w:rPr>
+          <w:rFonts w:cstheme="minorHAnsi"/>
+          <w:sz w:val="28"/>
+          <w:szCs w:val="28"/>
+          <w:rtl/>
+        </w:rPr>
+        <w:t xml:space="preserve">تحليل البيانات بالذكاء الاصطناعي </w:t>
+      </w:r>
+      <w:r>
+        <w:rPr>
+          <w:rFonts w:cstheme="minorHAnsi"/>
+          <w:sz w:val="28"/>
+          <w:szCs w:val="28"/>
+        </w:rPr>
+        <w:t xml:space="preserve">– </w:t>
+      </w:r>
+      <w:r>
+        <w:rPr>
+          <w:rFonts w:cstheme="minorHAnsi"/>
+          <w:sz w:val="28"/>
+          <w:szCs w:val="28"/>
+          <w:rtl/>
+        </w:rPr>
+        <w:t>يستخدم لتحديد الأنماط المرورية، التنبؤ بالازدحام، وتحسين إدارة الإشارات المرورية</w:t>
+      </w:r>
+      <w:r>
+        <w:rPr>
+          <w:rFonts w:cstheme="minorHAnsi"/>
+          <w:sz w:val="28"/>
+          <w:szCs w:val="28"/>
+        </w:rPr>
+        <w:t>.</w:t>
+      </w:r>
+    </w:p>
+    <w:p>
+      <w:pPr>
+        <w:numPr>
+          <w:ilvl w:val="0"/>
+          <w:numId w:val="36"/>
+        </w:numPr>
+        <w:bidi/>
+        <w:spacing w:line="360" w:lineRule="auto"/>
+        <w:rPr>
+          <w:rFonts w:cstheme="minorHAnsi"/>
+          <w:sz w:val="28"/>
+          <w:szCs w:val="28"/>
+        </w:rPr>
+      </w:pPr>
+      <w:r>
+        <w:rPr>
+          <w:rFonts w:cstheme="minorHAnsi"/>
+          <w:sz w:val="28"/>
+          <w:szCs w:val="28"/>
+          <w:rtl/>
+        </w:rPr>
+        <w:t>أنظمة التعرف على اللوحات</w:t>
+      </w:r>
+      <w:r>
+        <w:rPr>
+          <w:rFonts w:cstheme="minorHAnsi"/>
+          <w:sz w:val="28"/>
+          <w:szCs w:val="28"/>
+        </w:rPr>
+        <w:t xml:space="preserve"> (ALPR) – </w:t>
+      </w:r>
+      <w:r>
+        <w:rPr>
+          <w:rFonts w:cstheme="minorHAnsi"/>
+          <w:sz w:val="28"/>
+          <w:szCs w:val="28"/>
+          <w:rtl/>
+        </w:rPr>
+        <w:t>تسجل لوحات السيارات تلقائيًا للمساعدة في فرض القوانين أو تعقب المركبات المطلوبة</w:t>
+      </w:r>
+      <w:r>
+        <w:rPr>
+          <w:rFonts w:cstheme="minorHAnsi"/>
+          <w:sz w:val="28"/>
+          <w:szCs w:val="28"/>
+        </w:rPr>
+        <w:t>.</w:t>
+      </w:r>
+    </w:p>
+    <w:p>
+      <w:pPr>
+        <w:bidi/>
+        <w:spacing w:line="360" w:lineRule="auto"/>
+        <w:rPr>
+          <w:rFonts w:cstheme="minorHAnsi"/>
+          <w:sz w:val="28"/>
+          <w:szCs w:val="28"/>
+          <w:rtl/>
+        </w:rPr>
+      </w:pPr>
+    </w:p>
+    <w:p>
+      <w:pPr>
+        <w:bidi/>
+        <w:spacing w:line="360" w:lineRule="auto"/>
+        <w:rPr>
+          <w:rFonts w:cstheme="minorHAnsi"/>
+          <w:b/>
+          <w:bCs/>
+          <w:sz w:val="28"/>
+          <w:szCs w:val="28"/>
+        </w:rPr>
+      </w:pPr>
+      <w:r>
+        <w:rPr>
+          <w:rFonts w:cstheme="minorHAnsi"/>
+          <w:b/>
+          <w:bCs/>
+          <w:sz w:val="28"/>
+          <w:szCs w:val="28"/>
+          <w:rtl/>
+        </w:rPr>
+        <w:t>الميزات</w:t>
+      </w:r>
+      <w:r>
+        <w:rPr>
+          <w:rFonts w:cstheme="minorHAnsi"/>
+          <w:b/>
+          <w:bCs/>
+          <w:sz w:val="28"/>
+          <w:szCs w:val="28"/>
+        </w:rPr>
+        <w:t>:</w:t>
+      </w:r>
+    </w:p>
+    <w:p>
+      <w:pPr>
+        <w:numPr>
+          <w:ilvl w:val="0"/>
+          <w:numId w:val="28"/>
+        </w:numPr>
+        <w:bidi/>
+        <w:spacing w:line="360" w:lineRule="auto"/>
+        <w:rPr>
+          <w:rFonts w:cstheme="minorHAnsi"/>
+          <w:sz w:val="28"/>
+          <w:szCs w:val="28"/>
+        </w:rPr>
+      </w:pPr>
+      <w:r>
+        <w:rPr>
+          <w:rFonts w:cstheme="minorHAnsi"/>
+          <w:sz w:val="28"/>
+          <w:szCs w:val="28"/>
+          <w:rtl/>
+        </w:rPr>
+        <w:t>يعتمد على كاميرات مزودة بخوارزميات تحليل الصور والذكاء الاصطناعي</w:t>
+      </w:r>
+      <w:r>
+        <w:rPr>
+          <w:rFonts w:cstheme="minorHAnsi"/>
+          <w:sz w:val="28"/>
+          <w:szCs w:val="28"/>
+        </w:rPr>
+        <w:t>.</w:t>
+      </w:r>
+    </w:p>
+    <w:p>
+      <w:pPr>
+        <w:numPr>
+          <w:ilvl w:val="0"/>
+          <w:numId w:val="28"/>
+        </w:numPr>
+        <w:bidi/>
+        <w:spacing w:line="360" w:lineRule="auto"/>
+        <w:rPr>
+          <w:rFonts w:cstheme="minorHAnsi"/>
+          <w:sz w:val="28"/>
+          <w:szCs w:val="28"/>
+        </w:rPr>
+      </w:pPr>
+      <w:r>
+        <w:rPr>
+          <w:rFonts w:cstheme="minorHAnsi"/>
+          <w:sz w:val="28"/>
+          <w:szCs w:val="28"/>
+          <w:rtl/>
+        </w:rPr>
+        <w:t>يكشف مخالفات السرعة، الإشارات الحمراء، استخدام الهاتف أثناء القيادة</w:t>
+      </w:r>
+      <w:r>
+        <w:rPr>
+          <w:rFonts w:cstheme="minorHAnsi"/>
+          <w:sz w:val="28"/>
+          <w:szCs w:val="28"/>
+        </w:rPr>
+        <w:t>.</w:t>
+      </w:r>
+    </w:p>
+    <w:p>
+      <w:pPr>
+        <w:numPr>
+          <w:ilvl w:val="0"/>
+          <w:numId w:val="28"/>
+        </w:numPr>
+        <w:bidi/>
+        <w:spacing w:line="360" w:lineRule="auto"/>
+        <w:rPr>
+          <w:rFonts w:cstheme="minorHAnsi"/>
+          <w:sz w:val="28"/>
+          <w:szCs w:val="28"/>
+        </w:rPr>
+      </w:pPr>
+      <w:r>
+        <w:rPr>
+          <w:rFonts w:cstheme="minorHAnsi"/>
+          <w:sz w:val="28"/>
+          <w:szCs w:val="28"/>
+          <w:rtl/>
+        </w:rPr>
+        <w:t>متصل مع أنظمة المرور والشرطة لإرسال إشعارات فورية</w:t>
+      </w:r>
+      <w:r>
+        <w:rPr>
+          <w:rFonts w:cstheme="minorHAnsi"/>
+          <w:sz w:val="28"/>
+          <w:szCs w:val="28"/>
+        </w:rPr>
+        <w:t>.</w:t>
+      </w:r>
+    </w:p>
+    <w:p>
+      <w:pPr>
+        <w:numPr>
+          <w:ilvl w:val="0"/>
+          <w:numId w:val="28"/>
+        </w:numPr>
+        <w:bidi/>
+        <w:spacing w:line="360" w:lineRule="auto"/>
+        <w:rPr>
+          <w:rFonts w:cstheme="minorHAnsi"/>
+          <w:sz w:val="28"/>
+          <w:szCs w:val="28"/>
+        </w:rPr>
+      </w:pPr>
+      <w:r>
+        <w:rPr>
+          <w:rFonts w:cstheme="minorHAnsi"/>
+          <w:sz w:val="28"/>
+          <w:szCs w:val="28"/>
+          <w:rtl/>
+        </w:rPr>
+        <w:t>يمكنه التعرف على نوع المركبة والسائق من خلال الذكاء الاصطناعي</w:t>
+      </w:r>
+      <w:r>
+        <w:rPr>
+          <w:rFonts w:cstheme="minorHAnsi"/>
+          <w:sz w:val="28"/>
+          <w:szCs w:val="28"/>
+        </w:rPr>
+        <w:t>.</w:t>
+      </w:r>
+    </w:p>
+    <w:p>
+      <w:pPr>
+        <w:bidi/>
+        <w:spacing w:line="360" w:lineRule="auto"/>
+        <w:rPr>
+          <w:rFonts w:cstheme="minorHAnsi"/>
+          <w:sz w:val="28"/>
+          <w:szCs w:val="28"/>
+          <w:rtl/>
+        </w:rPr>
+      </w:pPr>
+    </w:p>
+    <w:p>
+      <w:pPr>
+        <w:bidi/>
+        <w:spacing w:line="360" w:lineRule="auto"/>
+        <w:rPr>
+          <w:rFonts w:cstheme="minorHAnsi"/>
+          <w:b/>
+          <w:bCs/>
+          <w:sz w:val="28"/>
+          <w:szCs w:val="28"/>
+          <w:rtl/>
+        </w:rPr>
+      </w:pPr>
+      <w:r>
+        <w:rPr>
+          <w:rFonts w:cstheme="minorHAnsi"/>
+          <w:b/>
+          <w:bCs/>
+          <w:sz w:val="28"/>
+          <w:szCs w:val="28"/>
+          <w:rtl/>
+        </w:rPr>
+        <w:t>المخالفات التي يش</w:t>
+      </w:r>
+      <w:r>
+        <w:rPr>
+          <w:rFonts w:cstheme="minorHAnsi" w:hint="cs"/>
+          <w:b/>
+          <w:bCs/>
+          <w:sz w:val="28"/>
+          <w:szCs w:val="28"/>
+          <w:rtl/>
+        </w:rPr>
+        <w:t>مل</w:t>
+      </w:r>
+      <w:r>
+        <w:rPr>
+          <w:rFonts w:cstheme="minorHAnsi"/>
+          <w:b/>
+          <w:bCs/>
+          <w:sz w:val="28"/>
+          <w:szCs w:val="28"/>
+          <w:rtl/>
+        </w:rPr>
+        <w:t>ها:</w:t>
+      </w:r>
+    </w:p>
+    <w:p>
+      <w:pPr>
+        <w:bidi/>
+        <w:spacing w:line="360" w:lineRule="auto"/>
+        <w:rPr>
+          <w:rFonts w:cstheme="minorHAnsi"/>
+          <w:sz w:val="28"/>
+          <w:szCs w:val="28"/>
+          <w:rtl/>
+        </w:rPr>
+      </w:pPr>
+      <w:r>
+        <w:rPr>
+          <w:rFonts w:cstheme="minorHAnsi"/>
+          <w:sz w:val="28"/>
+          <w:szCs w:val="28"/>
+          <w:rtl/>
+        </w:rPr>
+        <w:t>تختلف تفاصيل تطبيق نظام</w:t>
+      </w:r>
+      <w:r>
+        <w:rPr>
+          <w:rFonts w:cstheme="minorHAnsi"/>
+          <w:sz w:val="28"/>
+          <w:szCs w:val="28"/>
+        </w:rPr>
+        <w:t xml:space="preserve"> ATS </w:t>
+      </w:r>
+      <w:r>
+        <w:rPr>
+          <w:rFonts w:cstheme="minorHAnsi"/>
+          <w:sz w:val="28"/>
+          <w:szCs w:val="28"/>
+          <w:rtl/>
+        </w:rPr>
+        <w:t>والمخالفات التي يمكن رصدها بناءً على التشريعات المحلية في كل ولاية، و لكن بالاجمال هي:</w:t>
+      </w:r>
+    </w:p>
+    <w:p>
+      <w:pPr>
+        <w:pStyle w:val="ListParagraph"/>
+        <w:numPr>
+          <w:ilvl w:val="0"/>
+          <w:numId w:val="37"/>
+        </w:numPr>
+        <w:bidi/>
+        <w:spacing w:line="360" w:lineRule="auto"/>
+        <w:rPr>
+          <w:rFonts w:cstheme="minorHAnsi"/>
+          <w:sz w:val="28"/>
+          <w:szCs w:val="28"/>
+        </w:rPr>
+      </w:pPr>
+      <w:r>
+        <w:rPr>
+          <w:rFonts w:cstheme="minorHAnsi"/>
+          <w:sz w:val="28"/>
+          <w:szCs w:val="28"/>
+          <w:rtl/>
+        </w:rPr>
+        <w:lastRenderedPageBreak/>
+        <w:t>تجاوز الإشارة الحمراء</w:t>
+      </w:r>
+      <w:r>
+        <w:rPr>
+          <w:rFonts w:cstheme="minorHAnsi"/>
+          <w:sz w:val="28"/>
+          <w:szCs w:val="28"/>
+        </w:rPr>
+        <w:t xml:space="preserve">. </w:t>
+      </w:r>
+    </w:p>
+    <w:p>
+      <w:pPr>
+        <w:pStyle w:val="ListParagraph"/>
+        <w:numPr>
+          <w:ilvl w:val="0"/>
+          <w:numId w:val="37"/>
+        </w:numPr>
+        <w:bidi/>
+        <w:spacing w:line="360" w:lineRule="auto"/>
+        <w:rPr>
+          <w:rFonts w:cstheme="minorHAnsi"/>
+          <w:sz w:val="28"/>
+          <w:szCs w:val="28"/>
+        </w:rPr>
+      </w:pPr>
+      <w:r>
+        <w:rPr>
+          <w:rFonts w:cstheme="minorHAnsi"/>
+          <w:sz w:val="28"/>
+          <w:szCs w:val="28"/>
+          <w:rtl/>
+        </w:rPr>
+        <w:t>السرعة الزائدة</w:t>
+      </w:r>
+      <w:r>
+        <w:rPr>
+          <w:rFonts w:cstheme="minorHAnsi"/>
+          <w:sz w:val="28"/>
+          <w:szCs w:val="28"/>
+        </w:rPr>
+        <w:t xml:space="preserve">. </w:t>
+      </w:r>
+    </w:p>
+    <w:p>
+      <w:pPr>
+        <w:pStyle w:val="ListParagraph"/>
+        <w:numPr>
+          <w:ilvl w:val="0"/>
+          <w:numId w:val="37"/>
+        </w:numPr>
+        <w:bidi/>
+        <w:spacing w:line="360" w:lineRule="auto"/>
+        <w:rPr>
+          <w:rFonts w:cstheme="minorHAnsi"/>
+          <w:sz w:val="28"/>
+          <w:szCs w:val="28"/>
+        </w:rPr>
+      </w:pPr>
+      <w:r>
+        <w:rPr>
+          <w:rFonts w:cstheme="minorHAnsi"/>
+          <w:sz w:val="28"/>
+          <w:szCs w:val="28"/>
+          <w:rtl/>
+        </w:rPr>
+        <w:t>عدم الالتزام بإشارات المرور</w:t>
+      </w:r>
+      <w:r>
+        <w:rPr>
+          <w:rFonts w:cstheme="minorHAnsi"/>
+          <w:sz w:val="28"/>
+          <w:szCs w:val="28"/>
+        </w:rPr>
+        <w:t xml:space="preserve">. </w:t>
+      </w:r>
+    </w:p>
+    <w:p>
+      <w:pPr>
+        <w:pStyle w:val="ListParagraph"/>
+        <w:numPr>
+          <w:ilvl w:val="0"/>
+          <w:numId w:val="37"/>
+        </w:numPr>
+        <w:bidi/>
+        <w:spacing w:line="360" w:lineRule="auto"/>
+        <w:rPr>
+          <w:rFonts w:cstheme="minorHAnsi"/>
+          <w:sz w:val="28"/>
+          <w:szCs w:val="28"/>
+        </w:rPr>
+      </w:pPr>
+      <w:r>
+        <w:rPr>
+          <w:rFonts w:cstheme="minorHAnsi"/>
+          <w:sz w:val="28"/>
+          <w:szCs w:val="28"/>
+          <w:rtl/>
+        </w:rPr>
+        <w:t>تغيير المسار بشكل غير قانوني</w:t>
+      </w:r>
+      <w:r>
+        <w:rPr>
+          <w:rFonts w:cstheme="minorHAnsi"/>
+          <w:sz w:val="28"/>
+          <w:szCs w:val="28"/>
+        </w:rPr>
+        <w:t xml:space="preserve">. </w:t>
+      </w:r>
+    </w:p>
+    <w:p>
+      <w:pPr>
+        <w:pStyle w:val="ListParagraph"/>
+        <w:numPr>
+          <w:ilvl w:val="0"/>
+          <w:numId w:val="37"/>
+        </w:numPr>
+        <w:bidi/>
+        <w:spacing w:line="360" w:lineRule="auto"/>
+        <w:rPr>
+          <w:rFonts w:cstheme="minorHAnsi"/>
+          <w:sz w:val="28"/>
+          <w:szCs w:val="28"/>
+        </w:rPr>
+      </w:pPr>
+      <w:r>
+        <w:rPr>
+          <w:rFonts w:cstheme="minorHAnsi"/>
+          <w:sz w:val="28"/>
+          <w:szCs w:val="28"/>
+          <w:rtl/>
+        </w:rPr>
+        <w:t>التوقف غير القانوني</w:t>
+      </w:r>
+      <w:r>
+        <w:rPr>
+          <w:rFonts w:cstheme="minorHAnsi"/>
+          <w:sz w:val="28"/>
+          <w:szCs w:val="28"/>
+        </w:rPr>
+        <w:t xml:space="preserve">. </w:t>
+      </w:r>
+    </w:p>
+    <w:p>
+      <w:pPr>
+        <w:pStyle w:val="ListParagraph"/>
+        <w:numPr>
+          <w:ilvl w:val="0"/>
+          <w:numId w:val="37"/>
+        </w:numPr>
+        <w:bidi/>
+        <w:spacing w:line="360" w:lineRule="auto"/>
+        <w:rPr>
+          <w:rFonts w:cstheme="minorHAnsi"/>
+          <w:sz w:val="28"/>
+          <w:szCs w:val="28"/>
+        </w:rPr>
+      </w:pPr>
+      <w:r>
+        <w:rPr>
+          <w:rFonts w:cstheme="minorHAnsi"/>
+          <w:sz w:val="28"/>
+          <w:szCs w:val="28"/>
+          <w:rtl/>
+        </w:rPr>
+        <w:t>استخدام الهاتف المحمول أثناء القيادة</w:t>
+      </w:r>
+      <w:r>
+        <w:rPr>
+          <w:rFonts w:cstheme="minorHAnsi"/>
+          <w:sz w:val="28"/>
+          <w:szCs w:val="28"/>
+        </w:rPr>
+        <w:t xml:space="preserve">. </w:t>
+      </w:r>
+    </w:p>
+    <w:p>
+      <w:pPr>
+        <w:bidi/>
+        <w:spacing w:line="360" w:lineRule="auto"/>
+        <w:rPr>
+          <w:rFonts w:cstheme="minorHAnsi" w:hint="cs"/>
+          <w:sz w:val="28"/>
+          <w:szCs w:val="28"/>
+          <w:rtl/>
+          <w:lang w:bidi="ar-SY"/>
+        </w:rPr>
+      </w:pPr>
+    </w:p>
+    <w:p>
+      <w:pPr>
+        <w:bidi/>
+        <w:spacing w:line="360" w:lineRule="auto"/>
+        <w:rPr>
+          <w:rFonts w:cstheme="minorHAnsi" w:hint="cs"/>
+          <w:sz w:val="28"/>
+          <w:szCs w:val="28"/>
+          <w:rtl/>
+          <w:lang w:bidi="ar-SY"/>
+        </w:rPr>
+      </w:pPr>
+      <w:r>
+        <w:rPr>
+          <w:rFonts w:cstheme="minorHAnsi"/>
+          <w:sz w:val="28"/>
+          <w:szCs w:val="28"/>
+          <w:rtl/>
+        </w:rPr>
+        <w:t xml:space="preserve">المراجع: </w:t>
+      </w:r>
+      <w:r>
+        <w:fldChar w:fldCharType="begin"/>
+      </w:r>
+      <w:r>
+        <w:instrText>HYPERLINK "https://royanews.com/%D8%A7%D9%84%D9%83%D8%A7%D9%85%D9%8A%D8%B1%D8%A7%D8%AA-%D8%A7%D9%84%D9%85%D8%B1%D9%88%D8%B1%D9%8A%D8%A9-%D8%A7%D9%84%D9%85%D8%AF%D8%B9%D9%88%D9%85%D8%A9-%D8%A8%D8%A7%D9%84%D8%B0%D9%83%D8%A7%D8%A1/"</w:instrText>
+      </w:r>
+      <w:r>
+        <w:fldChar w:fldCharType="separate"/>
+      </w:r>
+      <w:proofErr w:type="spellStart"/>
+      <w:r>
+        <w:rPr>
+          <w:rStyle w:val="Hyperlink"/>
+          <w:rFonts w:cstheme="minorHAnsi"/>
+          <w:sz w:val="28"/>
+          <w:szCs w:val="28"/>
+        </w:rPr>
+        <w:t>ro</w:t>
+      </w:r>
+      <w:r>
+        <w:rPr>
+          <w:rStyle w:val="Hyperlink"/>
+          <w:rFonts w:cstheme="minorHAnsi"/>
+          <w:sz w:val="28"/>
+          <w:szCs w:val="28"/>
+        </w:rPr>
+        <w:t>y</w:t>
+      </w:r>
+      <w:r>
+        <w:rPr>
+          <w:rStyle w:val="Hyperlink"/>
+          <w:rFonts w:cstheme="minorHAnsi"/>
+          <w:sz w:val="28"/>
+          <w:szCs w:val="28"/>
+        </w:rPr>
+        <w:t>ane</w:t>
+      </w:r>
+      <w:r>
+        <w:rPr>
+          <w:rStyle w:val="Hyperlink"/>
+          <w:rFonts w:cstheme="minorHAnsi"/>
+          <w:sz w:val="28"/>
+          <w:szCs w:val="28"/>
+        </w:rPr>
+        <w:t>w</w:t>
+      </w:r>
+      <w:r>
+        <w:rPr>
+          <w:rStyle w:val="Hyperlink"/>
+          <w:rFonts w:cstheme="minorHAnsi"/>
+          <w:sz w:val="28"/>
+          <w:szCs w:val="28"/>
+        </w:rPr>
+        <w:t>s</w:t>
+      </w:r>
+      <w:proofErr w:type="spellEnd"/>
+      <w:r>
+        <w:fldChar w:fldCharType="end"/>
+      </w:r>
+      <w:r>
+        <w:rPr>
+          <w:rFonts w:cstheme="minorHAnsi"/>
+          <w:sz w:val="28"/>
+          <w:szCs w:val="28"/>
+          <w:rtl/>
+        </w:rPr>
+        <w:t xml:space="preserve"> ، </w:t>
+      </w:r>
+      <w:r>
+        <w:rPr>
+          <w:rFonts w:cstheme="minorHAnsi"/>
+          <w:sz w:val="28"/>
+          <w:szCs w:val="28"/>
+        </w:rPr>
+        <w:fldChar w:fldCharType="begin"/>
+      </w:r>
+      <w:r>
+        <w:rPr>
+          <w:rFonts w:cstheme="minorHAnsi"/>
+          <w:sz w:val="28"/>
+          <w:szCs w:val="28"/>
+        </w:rPr>
+        <w:instrText>HYPERLINK "https://www.keenfinity-group.com/us/en/industries/intelligent-transportation-systems-its/"</w:instrText>
+      </w:r>
+      <w:r>
+        <w:rPr>
+          <w:rFonts w:cstheme="minorHAnsi"/>
+          <w:sz w:val="28"/>
+          <w:szCs w:val="28"/>
+        </w:rPr>
+      </w:r>
+      <w:r>
+        <w:rPr>
+          <w:rFonts w:cstheme="minorHAnsi"/>
+          <w:sz w:val="28"/>
+          <w:szCs w:val="28"/>
+        </w:rPr>
+        <w:fldChar w:fldCharType="separate"/>
+      </w:r>
+      <w:r>
+        <w:rPr>
+          <w:rStyle w:val="Hyperlink"/>
+          <w:rFonts w:cstheme="minorHAnsi"/>
+          <w:sz w:val="28"/>
+          <w:szCs w:val="28"/>
+        </w:rPr>
+        <w:t>KEE</w:t>
+      </w:r>
+      <w:r>
+        <w:rPr>
+          <w:rStyle w:val="Hyperlink"/>
+          <w:rFonts w:cstheme="minorHAnsi"/>
+          <w:sz w:val="28"/>
+          <w:szCs w:val="28"/>
+        </w:rPr>
+        <w:t>N</w:t>
+      </w:r>
+      <w:r>
+        <w:rPr>
+          <w:rStyle w:val="Hyperlink"/>
+          <w:rFonts w:cstheme="minorHAnsi"/>
+          <w:sz w:val="28"/>
+          <w:szCs w:val="28"/>
+        </w:rPr>
+        <w:t>FINITY</w:t>
+      </w:r>
+      <w:r>
+        <w:rPr>
+          <w:rFonts w:cstheme="minorHAnsi"/>
+          <w:sz w:val="28"/>
+          <w:szCs w:val="28"/>
+        </w:rPr>
+        <w:fldChar w:fldCharType="end"/>
+      </w:r>
+      <w:r>
+        <w:rPr>
+          <w:rFonts w:cstheme="minorHAnsi" w:hint="cs"/>
+          <w:sz w:val="28"/>
+          <w:szCs w:val="28"/>
+          <w:rtl/>
+        </w:rPr>
+        <w:t xml:space="preserve">، </w:t>
+      </w:r>
+      <w:r>
+        <w:rPr>
+          <w:rFonts w:cstheme="minorHAnsi"/>
+          <w:sz w:val="28"/>
+          <w:szCs w:val="28"/>
+        </w:rPr>
+        <w:fldChar w:fldCharType="begin"/>
+      </w:r>
+      <w:r>
+        <w:rPr>
+          <w:rFonts w:cstheme="minorHAnsi"/>
+          <w:sz w:val="28"/>
+          <w:szCs w:val="28"/>
+        </w:rPr>
+        <w:instrText>HYPERLINK "https://en.wikipedia.org/wiki/Advanced_traffic_management_system"</w:instrText>
+      </w:r>
+      <w:r>
+        <w:rPr>
+          <w:rFonts w:cstheme="minorHAnsi"/>
+          <w:sz w:val="28"/>
+          <w:szCs w:val="28"/>
+        </w:rPr>
+      </w:r>
+      <w:r>
+        <w:rPr>
+          <w:rFonts w:cstheme="minorHAnsi"/>
+          <w:sz w:val="28"/>
+          <w:szCs w:val="28"/>
+        </w:rPr>
+        <w:fldChar w:fldCharType="separate"/>
+      </w:r>
+      <w:proofErr w:type="spellStart"/>
+      <w:r>
+        <w:rPr>
+          <w:rStyle w:val="Hyperlink"/>
+          <w:rFonts w:cstheme="minorHAnsi"/>
+          <w:sz w:val="28"/>
+          <w:szCs w:val="28"/>
+        </w:rPr>
+        <w:t>wikipedia</w:t>
+      </w:r>
+      <w:proofErr w:type="spellEnd"/>
+      <w:r>
+        <w:rPr>
+          <w:rFonts w:cstheme="minorHAnsi"/>
+          <w:sz w:val="28"/>
+          <w:szCs w:val="28"/>
+        </w:rPr>
+        <w:fldChar w:fldCharType="end"/>
+      </w:r>
+    </w:p>
+    <w:p>
+      <w:pPr>
+        <w:bidi/>
+        <w:spacing w:line="360" w:lineRule="auto"/>
+        <w:rPr>
+          <w:rFonts w:cstheme="minorHAnsi"/>
+          <w:sz w:val="28"/>
+          <w:szCs w:val="28"/>
+          <w:rtl/>
+        </w:rPr>
+      </w:pPr>
+    </w:p>
+    <w:p>
+      <w:pPr>
+        <w:bidi/>
+        <w:spacing w:line="360" w:lineRule="auto"/>
+        <w:rPr>
+          <w:rFonts w:cstheme="minorHAnsi"/>
+          <w:sz w:val="28"/>
+          <w:szCs w:val="28"/>
+        </w:rPr>
+      </w:pPr>
+    </w:p>
+    <w:p>
+      <w:pPr>
+        <w:bidi/>
+        <w:spacing w:line="360" w:lineRule="auto"/>
+        <w:rPr>
+          <w:rFonts w:cstheme="minorHAnsi"/>
+          <w:sz w:val="28"/>
+          <w:szCs w:val="28"/>
+          <w:rtl/>
+        </w:rPr>
+      </w:pPr>
+    </w:p>
+    <w:p>
+      <w:pPr>
+        <w:bidi/>
+        <w:spacing w:line="360" w:lineRule="auto"/>
+        <w:rPr>
+          <w:rFonts w:cstheme="minorHAnsi"/>
+          <w:sz w:val="28"/>
+          <w:szCs w:val="28"/>
+          <w:rtl/>
+        </w:rPr>
+      </w:pPr>
+    </w:p>
+    <w:p>
+      <w:pPr>
+        <w:bidi/>
+        <w:spacing w:line="360" w:lineRule="auto"/>
+        <w:rPr>
+          <w:rFonts w:cstheme="minorHAnsi"/>
+          <w:sz w:val="28"/>
+          <w:szCs w:val="28"/>
+          <w:rtl/>
+        </w:rPr>
+      </w:pPr>
+    </w:p>
+    <w:p>
+      <w:pPr>
+        <w:bidi/>
+        <w:spacing w:line="360" w:lineRule="auto"/>
+        <w:rPr>
+          <w:rFonts w:cstheme="minorHAnsi"/>
+          <w:sz w:val="28"/>
+          <w:szCs w:val="28"/>
+          <w:rtl/>
+        </w:rPr>
+      </w:pPr>
+    </w:p>
+    <w:p>
+      <w:pPr>
+        <w:bidi/>
+        <w:spacing w:line="360" w:lineRule="auto"/>
+        <w:rPr>
+          <w:rFonts w:cstheme="minorHAnsi"/>
+          <w:sz w:val="28"/>
+          <w:szCs w:val="28"/>
+          <w:rtl/>
+        </w:rPr>
+      </w:pPr>
+    </w:p>
+    <w:p>
+      <w:pPr>
+        <w:bidi/>
+        <w:spacing w:line="360" w:lineRule="auto"/>
+        <w:rPr>
+          <w:rFonts w:cstheme="minorHAnsi"/>
+          <w:sz w:val="28"/>
+          <w:szCs w:val="28"/>
+          <w:rtl/>
+        </w:rPr>
+      </w:pPr>
+    </w:p>
+    <w:p>
+      <w:pPr>
+        <w:bidi/>
+        <w:spacing w:line="360" w:lineRule="auto"/>
+        <w:rPr>
+          <w:rFonts w:cstheme="minorHAnsi"/>
+          <w:sz w:val="28"/>
+          <w:szCs w:val="28"/>
+          <w:rtl/>
+        </w:rPr>
+      </w:pPr>
+    </w:p>
+    <w:p>
+      <w:pPr>
+        <w:bidi/>
+        <w:spacing w:line="360" w:lineRule="auto"/>
+        <w:rPr>
+          <w:rFonts w:cstheme="minorHAnsi"/>
+          <w:sz w:val="28"/>
+          <w:szCs w:val="28"/>
+          <w:rtl/>
+        </w:rPr>
+      </w:pPr>
+    </w:p>
+    <w:p>
+      <w:pPr>
+        <w:bidi/>
+        <w:spacing w:line="360" w:lineRule="auto"/>
+        <w:rPr>
+          <w:rFonts w:cstheme="minorHAnsi"/>
+          <w:b/>
+          <w:bCs/>
+          <w:color w:val="FF0000"/>
+          <w:sz w:val="28"/>
+          <w:szCs w:val="28"/>
+          <w:lang w:bidi="ar-SY"/>
+        </w:rPr>
+      </w:pPr>
+      <w:r>
+        <w:rPr>
+          <w:rFonts w:cstheme="minorHAnsi"/>
+          <w:b/>
+          <w:bCs/>
+          <w:color w:val="FF0000"/>
+          <w:sz w:val="28"/>
+          <w:szCs w:val="28"/>
+          <w:rtl/>
+        </w:rPr>
+        <w:t>6_ نظام</w:t>
+      </w:r>
+      <w:r>
+        <w:rPr>
+          <w:rFonts w:cstheme="minorHAnsi"/>
+          <w:b/>
+          <w:bCs/>
+          <w:color w:val="FF0000"/>
+          <w:sz w:val="28"/>
+          <w:szCs w:val="28"/>
+          <w:lang w:bidi="ar-SY"/>
+        </w:rPr>
+        <w:t xml:space="preserve"> "Redflex Traffic Systems" </w:t>
+      </w:r>
+      <w:r>
+        <w:rPr>
+          <w:rFonts w:cstheme="minorHAnsi" w:hint="cs"/>
+          <w:b/>
+          <w:bCs/>
+          <w:color w:val="FF0000"/>
+          <w:sz w:val="28"/>
+          <w:szCs w:val="28"/>
+          <w:rtl/>
+          <w:lang w:bidi="ar-SY"/>
+        </w:rPr>
+        <w:t>(</w:t>
+      </w:r>
+      <w:r>
+        <w:rPr>
+          <w:rFonts w:cstheme="minorHAnsi"/>
+          <w:b/>
+          <w:bCs/>
+          <w:color w:val="FF0000"/>
+          <w:sz w:val="28"/>
+          <w:szCs w:val="28"/>
+          <w:rtl/>
+        </w:rPr>
+        <w:t>أستراليا</w:t>
+      </w:r>
+      <w:r>
+        <w:rPr>
+          <w:rFonts w:cstheme="minorHAnsi" w:hint="cs"/>
+          <w:b/>
+          <w:bCs/>
+          <w:color w:val="FF0000"/>
+          <w:sz w:val="28"/>
+          <w:szCs w:val="28"/>
+          <w:rtl/>
+        </w:rPr>
+        <w:t>)</w:t>
+      </w:r>
+    </w:p>
+    <w:p>
+      <w:pPr>
+        <w:bidi/>
+        <w:spacing w:line="360" w:lineRule="auto"/>
+        <w:rPr>
+          <w:rFonts w:cstheme="minorHAnsi"/>
+          <w:sz w:val="28"/>
+          <w:szCs w:val="28"/>
+        </w:rPr>
+      </w:pPr>
+      <w:r>
+        <w:rPr>
+          <w:rFonts w:cstheme="minorHAnsi"/>
+          <w:sz w:val="28"/>
+          <w:szCs w:val="28"/>
+          <w:rtl/>
+        </w:rPr>
+        <w:t>أنظمة</w:t>
+      </w:r>
+      <w:r>
+        <w:rPr>
+          <w:rFonts w:cstheme="minorHAnsi"/>
+          <w:sz w:val="28"/>
+          <w:szCs w:val="28"/>
+        </w:rPr>
+        <w:t xml:space="preserve"> "Redflex Traffic Systems" </w:t>
+      </w:r>
+      <w:r>
+        <w:rPr>
+          <w:rFonts w:cstheme="minorHAnsi"/>
+          <w:sz w:val="28"/>
+          <w:szCs w:val="28"/>
+          <w:rtl/>
+        </w:rPr>
+        <w:t xml:space="preserve">مُصمَّمة للكشف عن المخالفات المرورية، بما في ذلك تجاوز الإشارات الحمراء، تجاوز حدود السرعة، وعدم الامتثال لإشارات المسارات المغلقة. </w:t>
+      </w:r>
+      <w:r>
+        <w:rPr>
+          <w:rFonts w:cstheme="minorHAnsi"/>
+          <w:sz w:val="28"/>
+          <w:szCs w:val="28"/>
+          <w:rtl/>
+        </w:rPr>
+        <w:lastRenderedPageBreak/>
+        <w:t>تستخدم هذه الأنظمة تقنيات متقدمة، مثل الرادار المزدوج وتقنية التعرف الضوئي على الحروف</w:t>
+      </w:r>
+      <w:r>
+        <w:rPr>
+          <w:rFonts w:cstheme="minorHAnsi"/>
+          <w:sz w:val="28"/>
+          <w:szCs w:val="28"/>
+        </w:rPr>
+        <w:t xml:space="preserve"> (OCR)</w:t>
+      </w:r>
+      <w:r>
+        <w:rPr>
+          <w:rFonts w:cstheme="minorHAnsi"/>
+          <w:sz w:val="28"/>
+          <w:szCs w:val="28"/>
+          <w:rtl/>
+        </w:rPr>
+        <w:t>، لضمان الدقة في الكشف وتحديد المركبات المخالفة</w:t>
+      </w:r>
+      <w:r>
+        <w:rPr>
+          <w:rFonts w:cstheme="minorHAnsi"/>
+          <w:sz w:val="28"/>
+          <w:szCs w:val="28"/>
+        </w:rPr>
+        <w:t xml:space="preserve">. </w:t>
+      </w:r>
+    </w:p>
+    <w:p>
+      <w:pPr>
+        <w:bidi/>
+        <w:spacing w:line="360" w:lineRule="auto"/>
+        <w:rPr>
+          <w:rFonts w:cstheme="minorHAnsi"/>
+          <w:sz w:val="28"/>
+          <w:szCs w:val="28"/>
+          <w:rtl/>
+        </w:rPr>
+      </w:pPr>
+      <w:r>
+        <w:rPr>
+          <w:rFonts w:cstheme="minorHAnsi"/>
+          <w:sz w:val="28"/>
+          <w:szCs w:val="28"/>
+          <w:rtl/>
+        </w:rPr>
+        <w:t>بالإضافة إلى ذلك، تُقدم</w:t>
+      </w:r>
+      <w:r>
+        <w:rPr>
+          <w:rFonts w:cstheme="minorHAnsi"/>
+          <w:sz w:val="28"/>
+          <w:szCs w:val="28"/>
+        </w:rPr>
+        <w:t xml:space="preserve"> "Redflex" </w:t>
+      </w:r>
+      <w:r>
+        <w:rPr>
+          <w:rFonts w:cstheme="minorHAnsi"/>
+          <w:sz w:val="28"/>
+          <w:szCs w:val="28"/>
+          <w:rtl/>
+        </w:rPr>
+        <w:t>منصة</w:t>
+      </w:r>
+      <w:r>
+        <w:rPr>
+          <w:rFonts w:cstheme="minorHAnsi"/>
+          <w:sz w:val="28"/>
+          <w:szCs w:val="28"/>
+        </w:rPr>
+        <w:t xml:space="preserve"> "Alcyon" </w:t>
+      </w:r>
+      <w:r>
+        <w:rPr>
+          <w:rFonts w:cstheme="minorHAnsi"/>
+          <w:sz w:val="28"/>
+          <w:szCs w:val="28"/>
+          <w:rtl/>
+        </w:rPr>
+        <w:t>التي تُبسِّط عملية إدارة المخالفات المرورية من خلال أتمتة معالجة البيانات، مما يُسهِّل على الجهات المختصة إدارة برامج السلامة المرورية بكفاءة أعلى</w:t>
+      </w:r>
+      <w:r>
+        <w:rPr>
+          <w:rFonts w:cstheme="minorHAnsi"/>
+          <w:sz w:val="28"/>
+          <w:szCs w:val="28"/>
+        </w:rPr>
+        <w:t>.</w:t>
+      </w:r>
+    </w:p>
+    <w:p>
+      <w:pPr>
+        <w:bidi/>
+        <w:spacing w:line="360" w:lineRule="auto"/>
+        <w:rPr>
+          <w:rFonts w:cstheme="minorHAnsi"/>
+          <w:b/>
+          <w:bCs/>
+          <w:sz w:val="28"/>
+          <w:szCs w:val="28"/>
+          <w:lang w:bidi="ar-SY"/>
+        </w:rPr>
+      </w:pPr>
+      <w:r>
+        <w:rPr>
+          <w:rFonts w:cstheme="minorHAnsi"/>
+          <w:b/>
+          <w:bCs/>
+          <w:sz w:val="28"/>
+          <w:szCs w:val="28"/>
+          <w:rtl/>
+        </w:rPr>
+        <w:t>الميزات</w:t>
+      </w:r>
+      <w:r>
+        <w:rPr>
+          <w:rFonts w:cstheme="minorHAnsi"/>
+          <w:b/>
+          <w:bCs/>
+          <w:sz w:val="28"/>
+          <w:szCs w:val="28"/>
+          <w:lang w:bidi="ar-SY"/>
+        </w:rPr>
+        <w:t>:</w:t>
+      </w:r>
+    </w:p>
+    <w:p>
+      <w:pPr>
+        <w:numPr>
+          <w:ilvl w:val="0"/>
+          <w:numId w:val="30"/>
+        </w:numPr>
+        <w:bidi/>
+        <w:spacing w:line="360" w:lineRule="auto"/>
+        <w:rPr>
+          <w:rFonts w:cstheme="minorHAnsi"/>
+          <w:sz w:val="28"/>
+          <w:szCs w:val="28"/>
+          <w:lang w:bidi="ar-SY"/>
+        </w:rPr>
+      </w:pPr>
+      <w:r>
+        <w:rPr>
+          <w:rFonts w:cstheme="minorHAnsi"/>
+          <w:sz w:val="28"/>
+          <w:szCs w:val="28"/>
+          <w:rtl/>
+        </w:rPr>
+        <w:t>يعتمد على الكاميرات الذكية والرادارات لتسجيل المخالفات</w:t>
+      </w:r>
+      <w:r>
+        <w:rPr>
+          <w:rFonts w:cstheme="minorHAnsi"/>
+          <w:sz w:val="28"/>
+          <w:szCs w:val="28"/>
+          <w:lang w:bidi="ar-SY"/>
+        </w:rPr>
+        <w:t>.</w:t>
+      </w:r>
+    </w:p>
+    <w:p>
+      <w:pPr>
+        <w:numPr>
+          <w:ilvl w:val="0"/>
+          <w:numId w:val="30"/>
+        </w:numPr>
+        <w:bidi/>
+        <w:spacing w:line="360" w:lineRule="auto"/>
+        <w:rPr>
+          <w:rFonts w:cstheme="minorHAnsi"/>
+          <w:sz w:val="28"/>
+          <w:szCs w:val="28"/>
+          <w:lang w:bidi="ar-SY"/>
+        </w:rPr>
+      </w:pPr>
+      <w:r>
+        <w:rPr>
+          <w:rFonts w:cstheme="minorHAnsi"/>
+          <w:sz w:val="28"/>
+          <w:szCs w:val="28"/>
+          <w:rtl/>
+        </w:rPr>
+        <w:t>يكشف مخالفات تجاوز الإشارة الحمراء، السرعة الزائدة، استخدام الهاتف أثناء القيادة</w:t>
+      </w:r>
+      <w:r>
+        <w:rPr>
+          <w:rFonts w:cstheme="minorHAnsi"/>
+          <w:sz w:val="28"/>
+          <w:szCs w:val="28"/>
+          <w:lang w:bidi="ar-SY"/>
+        </w:rPr>
+        <w:t>.</w:t>
+      </w:r>
+    </w:p>
+    <w:p>
+      <w:pPr>
+        <w:numPr>
+          <w:ilvl w:val="0"/>
+          <w:numId w:val="30"/>
+        </w:numPr>
+        <w:bidi/>
+        <w:spacing w:line="360" w:lineRule="auto"/>
+        <w:rPr>
+          <w:rFonts w:cstheme="minorHAnsi"/>
+          <w:sz w:val="28"/>
+          <w:szCs w:val="28"/>
+          <w:lang w:bidi="ar-SY"/>
+        </w:rPr>
+      </w:pPr>
+      <w:r>
+        <w:rPr>
+          <w:rFonts w:cstheme="minorHAnsi"/>
+          <w:sz w:val="28"/>
+          <w:szCs w:val="28"/>
+          <w:rtl/>
+        </w:rPr>
+        <w:t>يستخدم تقنية التعرف التلقائي على اللوحات</w:t>
+      </w:r>
+      <w:r>
+        <w:rPr>
+          <w:rFonts w:cstheme="minorHAnsi"/>
+          <w:sz w:val="28"/>
+          <w:szCs w:val="28"/>
+          <w:lang w:bidi="ar-SY"/>
+        </w:rPr>
+        <w:t xml:space="preserve"> (ANPR).</w:t>
+      </w:r>
+    </w:p>
+    <w:p>
+      <w:pPr>
+        <w:numPr>
+          <w:ilvl w:val="0"/>
+          <w:numId w:val="30"/>
+        </w:numPr>
+        <w:bidi/>
+        <w:spacing w:line="360" w:lineRule="auto"/>
+        <w:rPr>
+          <w:rFonts w:cstheme="minorHAnsi"/>
+          <w:sz w:val="28"/>
+          <w:szCs w:val="28"/>
+          <w:rtl/>
+          <w:lang w:bidi="ar-SY"/>
+        </w:rPr>
+      </w:pPr>
+      <w:r>
+        <w:rPr>
+          <w:rFonts w:cstheme="minorHAnsi"/>
+          <w:sz w:val="28"/>
+          <w:szCs w:val="28"/>
+          <w:rtl/>
+        </w:rPr>
+        <w:t>يمكنه مراقبة المركبات في عدة مسارات مرورية في وقت واحد</w:t>
+      </w:r>
+      <w:r>
+        <w:rPr>
+          <w:rFonts w:cstheme="minorHAnsi"/>
+          <w:sz w:val="28"/>
+          <w:szCs w:val="28"/>
+          <w:lang w:bidi="ar-SY"/>
+        </w:rPr>
+        <w:t>.</w:t>
+      </w:r>
+    </w:p>
+    <w:p>
+      <w:pPr>
+        <w:bidi/>
+        <w:spacing w:line="360" w:lineRule="auto"/>
+        <w:rPr>
+          <w:rFonts w:cstheme="minorHAnsi"/>
+          <w:b/>
+          <w:bCs/>
+          <w:sz w:val="28"/>
+          <w:szCs w:val="28"/>
+          <w:rtl/>
+        </w:rPr>
+      </w:pPr>
+      <w:r>
+        <w:rPr>
+          <w:rFonts w:cstheme="minorHAnsi"/>
+          <w:b/>
+          <w:bCs/>
+          <w:sz w:val="28"/>
+          <w:szCs w:val="28"/>
+          <w:rtl/>
+        </w:rPr>
+        <w:t>المخالفات التي يش</w:t>
+      </w:r>
+      <w:r>
+        <w:rPr>
+          <w:rFonts w:cstheme="minorHAnsi" w:hint="cs"/>
+          <w:b/>
+          <w:bCs/>
+          <w:sz w:val="28"/>
+          <w:szCs w:val="28"/>
+          <w:rtl/>
+        </w:rPr>
+        <w:t>مل</w:t>
+      </w:r>
+      <w:r>
+        <w:rPr>
+          <w:rFonts w:cstheme="minorHAnsi"/>
+          <w:b/>
+          <w:bCs/>
+          <w:sz w:val="28"/>
+          <w:szCs w:val="28"/>
+          <w:rtl/>
+        </w:rPr>
+        <w:t>ها:</w:t>
+      </w:r>
+    </w:p>
+    <w:p>
+      <w:pPr>
+        <w:pStyle w:val="ListParagraph"/>
+        <w:numPr>
+          <w:ilvl w:val="0"/>
+          <w:numId w:val="39"/>
+        </w:numPr>
+        <w:bidi/>
+        <w:spacing w:line="360" w:lineRule="auto"/>
+        <w:rPr>
+          <w:rFonts w:cstheme="minorHAnsi"/>
+          <w:sz w:val="28"/>
+          <w:szCs w:val="28"/>
+          <w:lang w:bidi="ar-SY"/>
+        </w:rPr>
+      </w:pPr>
+      <w:r>
+        <w:rPr>
+          <w:rFonts w:cstheme="minorHAnsi"/>
+          <w:sz w:val="28"/>
+          <w:szCs w:val="28"/>
+          <w:rtl/>
+        </w:rPr>
+        <w:t>تجاوز الإشارات الحمراء</w:t>
+      </w:r>
+    </w:p>
+    <w:p>
+      <w:pPr>
+        <w:pStyle w:val="ListParagraph"/>
+        <w:numPr>
+          <w:ilvl w:val="0"/>
+          <w:numId w:val="39"/>
+        </w:numPr>
+        <w:bidi/>
+        <w:spacing w:line="360" w:lineRule="auto"/>
+        <w:rPr>
+          <w:rFonts w:cstheme="minorHAnsi"/>
+          <w:sz w:val="28"/>
+          <w:szCs w:val="28"/>
+          <w:lang w:bidi="ar-SY"/>
+        </w:rPr>
+      </w:pPr>
+      <w:r>
+        <w:rPr>
+          <w:rFonts w:cstheme="minorHAnsi"/>
+          <w:sz w:val="28"/>
+          <w:szCs w:val="28"/>
+          <w:rtl/>
+        </w:rPr>
+        <w:t>تجاوز حدود السرعة</w:t>
+      </w:r>
+    </w:p>
+    <w:p>
+      <w:pPr>
+        <w:pStyle w:val="ListParagraph"/>
+        <w:numPr>
+          <w:ilvl w:val="0"/>
+          <w:numId w:val="39"/>
+        </w:numPr>
+        <w:bidi/>
+        <w:spacing w:line="360" w:lineRule="auto"/>
+        <w:rPr>
+          <w:rFonts w:cstheme="minorHAnsi"/>
+          <w:sz w:val="28"/>
+          <w:szCs w:val="28"/>
+          <w:lang w:bidi="ar-SY"/>
+        </w:rPr>
+      </w:pPr>
+      <w:r>
+        <w:rPr>
+          <w:rFonts w:cstheme="minorHAnsi"/>
+          <w:sz w:val="28"/>
+          <w:szCs w:val="28"/>
+          <w:rtl/>
+        </w:rPr>
+        <w:t>انتهاك حارات الحافلات</w:t>
+      </w:r>
+    </w:p>
+    <w:p>
+      <w:pPr>
+        <w:pStyle w:val="ListParagraph"/>
+        <w:numPr>
+          <w:ilvl w:val="0"/>
+          <w:numId w:val="39"/>
+        </w:numPr>
+        <w:bidi/>
+        <w:spacing w:line="360" w:lineRule="auto"/>
+        <w:rPr>
+          <w:rFonts w:cstheme="minorHAnsi"/>
+          <w:sz w:val="28"/>
+          <w:szCs w:val="28"/>
+          <w:lang w:bidi="ar-SY"/>
+        </w:rPr>
+      </w:pPr>
+      <w:r>
+        <w:rPr>
+          <w:rFonts w:cstheme="minorHAnsi"/>
+          <w:sz w:val="28"/>
+          <w:szCs w:val="28"/>
+          <w:rtl/>
+        </w:rPr>
+        <w:t>انتهاك حارات مغلقة: يُستخدم نظام</w:t>
+      </w:r>
+      <w:r>
+        <w:rPr>
+          <w:rFonts w:cstheme="minorHAnsi"/>
+          <w:sz w:val="28"/>
+          <w:szCs w:val="28"/>
+        </w:rPr>
+        <w:t xml:space="preserve"> "Red X" </w:t>
+      </w:r>
+      <w:r>
+        <w:rPr>
+          <w:rFonts w:cstheme="minorHAnsi"/>
+          <w:sz w:val="28"/>
+          <w:szCs w:val="28"/>
+          <w:rtl/>
+        </w:rPr>
+        <w:t>لرصد المركبات التي تدخل حارات مغلقة أو محظورة</w:t>
+      </w:r>
+    </w:p>
+    <w:p>
+      <w:pPr>
+        <w:bidi/>
+        <w:spacing w:line="360" w:lineRule="auto"/>
+        <w:rPr>
+          <w:rFonts w:cstheme="minorHAnsi"/>
+          <w:sz w:val="28"/>
+          <w:szCs w:val="28"/>
+          <w:rtl/>
+          <w:lang w:bidi="ar-SY"/>
+        </w:rPr>
+      </w:pPr>
+      <w:r>
+        <w:rPr>
+          <w:rFonts w:cstheme="minorHAnsi"/>
+          <w:sz w:val="28"/>
+          <w:szCs w:val="28"/>
+          <w:rtl/>
+          <w:lang w:bidi="ar-SY"/>
+        </w:rPr>
+        <w:t xml:space="preserve">المراجع: </w:t>
+      </w:r>
+      <w:r>
+        <w:rPr>
+          <w:rFonts w:cstheme="minorHAnsi"/>
+          <w:sz w:val="28"/>
+          <w:szCs w:val="28"/>
+        </w:rPr>
+        <w:fldChar w:fldCharType="begin"/>
+      </w:r>
+      <w:r>
+        <w:rPr>
+          <w:rFonts w:cstheme="minorHAnsi"/>
+          <w:sz w:val="28"/>
+          <w:szCs w:val="28"/>
+        </w:rPr>
+        <w:instrText>HYPERLINK "https://en.wikipedia.org/wiki/Redflex_Holdings"</w:instrText>
+      </w:r>
+      <w:r>
+        <w:rPr>
+          <w:rFonts w:cstheme="minorHAnsi"/>
+          <w:sz w:val="28"/>
+          <w:szCs w:val="28"/>
+        </w:rPr>
+      </w:r>
+      <w:r>
+        <w:rPr>
+          <w:rFonts w:cstheme="minorHAnsi"/>
+          <w:sz w:val="28"/>
+          <w:szCs w:val="28"/>
+        </w:rPr>
+        <w:fldChar w:fldCharType="separate"/>
+      </w:r>
+      <w:proofErr w:type="spellStart"/>
+      <w:r>
+        <w:rPr>
+          <w:rStyle w:val="Hyperlink"/>
+          <w:rFonts w:cstheme="minorHAnsi"/>
+          <w:sz w:val="28"/>
+          <w:szCs w:val="28"/>
+        </w:rPr>
+        <w:t>wikipedia</w:t>
+      </w:r>
+      <w:proofErr w:type="spellEnd"/>
+      <w:r>
+        <w:rPr>
+          <w:rFonts w:cstheme="minorHAnsi"/>
+          <w:sz w:val="28"/>
+          <w:szCs w:val="28"/>
+        </w:rPr>
+        <w:fldChar w:fldCharType="end"/>
+      </w:r>
+      <w:r>
+        <w:rPr>
+          <w:rFonts w:cstheme="minorHAnsi" w:hint="cs"/>
+          <w:sz w:val="28"/>
+          <w:szCs w:val="28"/>
+          <w:rtl/>
+        </w:rPr>
+        <w:t xml:space="preserve">، </w:t>
+      </w:r>
+      <w:r>
+        <w:fldChar w:fldCharType="begin"/>
+      </w:r>
+      <w:r>
+        <w:instrText>HYPERLINK "https://www.speedcamerasuk.com/redflex-red-speed.htm" \t "_blank"</w:instrText>
+      </w:r>
+      <w:r>
+        <w:fldChar w:fldCharType="separate"/>
+      </w:r>
+      <w:r>
+        <w:rPr>
+          <w:rStyle w:val="Hyperlink"/>
+          <w:rFonts w:cstheme="minorHAnsi"/>
+          <w:sz w:val="28"/>
+          <w:szCs w:val="28"/>
+          <w:lang w:bidi="ar-SY"/>
+        </w:rPr>
+        <w:t>spe</w:t>
+      </w:r>
+      <w:r>
+        <w:rPr>
+          <w:rStyle w:val="Hyperlink"/>
+          <w:rFonts w:cstheme="minorHAnsi"/>
+          <w:sz w:val="28"/>
+          <w:szCs w:val="28"/>
+          <w:lang w:bidi="ar-SY"/>
+        </w:rPr>
+        <w:t>e</w:t>
+      </w:r>
+      <w:r>
+        <w:rPr>
+          <w:rStyle w:val="Hyperlink"/>
+          <w:rFonts w:cstheme="minorHAnsi"/>
+          <w:sz w:val="28"/>
+          <w:szCs w:val="28"/>
+          <w:lang w:bidi="ar-SY"/>
+        </w:rPr>
+        <w:t>d</w:t>
+      </w:r>
+      <w:r>
+        <w:rPr>
+          <w:rStyle w:val="Hyperlink"/>
+          <w:rFonts w:cstheme="minorHAnsi"/>
+          <w:sz w:val="28"/>
+          <w:szCs w:val="28"/>
+          <w:lang w:bidi="ar-SY"/>
+        </w:rPr>
+        <w:t>c</w:t>
+      </w:r>
+      <w:r>
+        <w:rPr>
+          <w:rStyle w:val="Hyperlink"/>
+          <w:rFonts w:cstheme="minorHAnsi"/>
+          <w:sz w:val="28"/>
+          <w:szCs w:val="28"/>
+          <w:lang w:bidi="ar-SY"/>
+        </w:rPr>
+        <w:t>amerasuk.com</w:t>
+      </w:r>
+      <w:r>
+        <w:fldChar w:fldCharType="end"/>
+      </w:r>
+      <w:r>
+        <w:rPr>
+          <w:rFonts w:cstheme="minorHAnsi"/>
+          <w:sz w:val="28"/>
+          <w:szCs w:val="28"/>
+          <w:rtl/>
+          <w:lang w:bidi="ar-SY"/>
+        </w:rPr>
+        <w:t xml:space="preserve"> ، </w:t>
+      </w:r>
+      <w:r>
+        <w:fldChar w:fldCharType="begin"/>
+      </w:r>
+      <w:r>
+        <w:instrText>HYPERLINK "https://redflex.com/solution/red-x/" \t "_blank"</w:instrText>
+      </w:r>
+      <w:r>
+        <w:fldChar w:fldCharType="separate"/>
+      </w:r>
+      <w:r>
+        <w:rPr>
+          <w:rStyle w:val="Hyperlink"/>
+          <w:rFonts w:cstheme="minorHAnsi"/>
+          <w:sz w:val="28"/>
+          <w:szCs w:val="28"/>
+          <w:lang w:bidi="ar-SY"/>
+        </w:rPr>
+        <w:t>redflex.</w:t>
+      </w:r>
+      <w:r>
+        <w:rPr>
+          <w:rStyle w:val="Hyperlink"/>
+          <w:rFonts w:cstheme="minorHAnsi"/>
+          <w:sz w:val="28"/>
+          <w:szCs w:val="28"/>
+          <w:lang w:bidi="ar-SY"/>
+        </w:rPr>
+        <w:t>c</w:t>
+      </w:r>
+      <w:r>
+        <w:rPr>
+          <w:rStyle w:val="Hyperlink"/>
+          <w:rFonts w:cstheme="minorHAnsi"/>
+          <w:sz w:val="28"/>
+          <w:szCs w:val="28"/>
+          <w:lang w:bidi="ar-SY"/>
+        </w:rPr>
+        <w:t>om</w:t>
+      </w:r>
+      <w:r>
+        <w:fldChar w:fldCharType="end"/>
+      </w:r>
+      <w:r>
+        <w:rPr>
+          <w:rFonts w:cstheme="minorHAnsi"/>
+          <w:sz w:val="28"/>
+          <w:szCs w:val="28"/>
+          <w:rtl/>
+          <w:lang w:bidi="ar-SY"/>
+        </w:rPr>
+        <w:t xml:space="preserve"> </w:t>
+      </w:r>
+      <w:r>
+        <w:rPr>
+          <w:rFonts w:cstheme="minorHAnsi"/>
+          <w:sz w:val="28"/>
+          <w:szCs w:val="28"/>
+          <w:rtl/>
+          <w:lang w:bidi="ar-SY"/>
+        </w:rPr>
+        <w:t xml:space="preserve"> </w:t>
+      </w:r>
+    </w:p>
+    <w:p>
+      <w:pPr>
+        <w:bidi/>
+        <w:spacing w:line="360" w:lineRule="auto"/>
+        <w:rPr>
+          <w:rFonts w:cstheme="minorHAnsi"/>
+          <w:b/>
+          <w:bCs/>
+          <w:color w:val="FF0000"/>
+          <w:sz w:val="28"/>
+          <w:szCs w:val="28"/>
+          <w:lang w:bidi="ar-SY"/>
+        </w:rPr>
+      </w:pPr>
+      <w:r>
+        <w:rPr>
+          <w:rFonts w:cstheme="minorHAnsi"/>
+          <w:b/>
+          <w:bCs/>
+          <w:color w:val="FF0000"/>
+          <w:sz w:val="28"/>
+          <w:szCs w:val="28"/>
+          <w:rtl/>
+        </w:rPr>
+        <w:t>7_ نظام</w:t>
+      </w:r>
+      <w:r>
+        <w:rPr>
+          <w:rFonts w:cstheme="minorHAnsi"/>
+          <w:b/>
+          <w:bCs/>
+          <w:color w:val="FF0000"/>
+          <w:sz w:val="28"/>
+          <w:szCs w:val="28"/>
+          <w:lang w:bidi="ar-SY"/>
+        </w:rPr>
+        <w:t xml:space="preserve"> "Gatso RT4" </w:t>
+      </w:r>
+      <w:r>
+        <w:rPr>
+          <w:rFonts w:cstheme="minorHAnsi" w:hint="cs"/>
+          <w:b/>
+          <w:bCs/>
+          <w:color w:val="FF0000"/>
+          <w:sz w:val="28"/>
+          <w:szCs w:val="28"/>
+          <w:rtl/>
+          <w:lang w:bidi="ar-SY"/>
+        </w:rPr>
+        <w:t>(</w:t>
+      </w:r>
+      <w:r>
+        <w:rPr>
+          <w:rFonts w:cstheme="minorHAnsi"/>
+          <w:b/>
+          <w:bCs/>
+          <w:color w:val="FF0000"/>
+          <w:sz w:val="28"/>
+          <w:szCs w:val="28"/>
+          <w:rtl/>
+        </w:rPr>
+        <w:t>هولندا</w:t>
+      </w:r>
+      <w:r>
+        <w:rPr>
+          <w:rFonts w:cstheme="minorHAnsi" w:hint="cs"/>
+          <w:b/>
+          <w:bCs/>
+          <w:color w:val="FF0000"/>
+          <w:sz w:val="28"/>
+          <w:szCs w:val="28"/>
+          <w:rtl/>
+        </w:rPr>
+        <w:t>)</w:t>
+      </w:r>
+    </w:p>
+    <w:p>
+      <w:pPr>
+        <w:bidi/>
+        <w:spacing w:line="360" w:lineRule="auto"/>
+        <w:rPr>
+          <w:rFonts w:cstheme="minorHAnsi"/>
+          <w:sz w:val="28"/>
+          <w:szCs w:val="28"/>
+          <w:rtl/>
+        </w:rPr>
+      </w:pPr>
+      <w:r>
+        <w:rPr>
+          <w:rFonts w:cstheme="minorHAnsi"/>
+          <w:sz w:val="28"/>
+          <w:szCs w:val="28"/>
+          <w:rtl/>
+        </w:rPr>
+        <w:t>نظام</w:t>
+      </w:r>
+      <w:r>
+        <w:rPr>
+          <w:rFonts w:cstheme="minorHAnsi"/>
+          <w:sz w:val="28"/>
+          <w:szCs w:val="28"/>
+        </w:rPr>
+        <w:t xml:space="preserve"> "</w:t>
+      </w:r>
+      <w:proofErr w:type="spellStart"/>
+      <w:r>
+        <w:rPr>
+          <w:rFonts w:cstheme="minorHAnsi"/>
+          <w:sz w:val="28"/>
+          <w:szCs w:val="28"/>
+        </w:rPr>
+        <w:t>Gatso</w:t>
+      </w:r>
+      <w:proofErr w:type="spellEnd"/>
+      <w:r>
+        <w:rPr>
+          <w:rFonts w:cstheme="minorHAnsi"/>
+          <w:sz w:val="28"/>
+          <w:szCs w:val="28"/>
+        </w:rPr>
+        <w:t xml:space="preserve"> RT4" </w:t>
+      </w:r>
+      <w:r>
+        <w:rPr>
+          <w:rFonts w:cstheme="minorHAnsi"/>
+          <w:sz w:val="28"/>
+          <w:szCs w:val="28"/>
+          <w:rtl/>
+        </w:rPr>
+        <w:t>هو نظام متطور لمراقبة السرعة وقطع الإشارات الحمراء، تم تطويره من قبل شركة</w:t>
+      </w:r>
+      <w:r>
+        <w:rPr>
+          <w:rFonts w:cstheme="minorHAnsi"/>
+          <w:sz w:val="28"/>
+          <w:szCs w:val="28"/>
+        </w:rPr>
+        <w:t xml:space="preserve"> </w:t>
+      </w:r>
+      <w:proofErr w:type="spellStart"/>
+      <w:r>
+        <w:rPr>
+          <w:rFonts w:cstheme="minorHAnsi"/>
+          <w:sz w:val="28"/>
+          <w:szCs w:val="28"/>
+        </w:rPr>
+        <w:t>Sensys</w:t>
+      </w:r>
+      <w:proofErr w:type="spellEnd"/>
+      <w:r>
+        <w:rPr>
+          <w:rFonts w:cstheme="minorHAnsi"/>
+          <w:sz w:val="28"/>
+          <w:szCs w:val="28"/>
+        </w:rPr>
+        <w:t xml:space="preserve"> </w:t>
+      </w:r>
+      <w:proofErr w:type="spellStart"/>
+      <w:r>
+        <w:rPr>
+          <w:rFonts w:cstheme="minorHAnsi"/>
+          <w:sz w:val="28"/>
+          <w:szCs w:val="28"/>
+        </w:rPr>
+        <w:t>Gatso</w:t>
+      </w:r>
+      <w:proofErr w:type="spellEnd"/>
+      <w:r>
+        <w:rPr>
+          <w:rFonts w:cstheme="minorHAnsi"/>
+          <w:sz w:val="28"/>
+          <w:szCs w:val="28"/>
+        </w:rPr>
+        <w:t xml:space="preserve"> Group. </w:t>
+      </w:r>
+      <w:r>
+        <w:rPr>
+          <w:rFonts w:cstheme="minorHAnsi"/>
+          <w:sz w:val="28"/>
+          <w:szCs w:val="28"/>
+          <w:rtl/>
+        </w:rPr>
+        <w:t>يتميز هذا النظام بقدرته على مراقبة ما يصل إلى 32 مركبة في وقت واحد، بفضل رادار التتبع</w:t>
+      </w:r>
+      <w:r>
+        <w:rPr>
+          <w:rFonts w:cstheme="minorHAnsi"/>
+          <w:sz w:val="28"/>
+          <w:szCs w:val="28"/>
+        </w:rPr>
+        <w:t xml:space="preserve"> RT4 </w:t>
+      </w:r>
+      <w:r>
+        <w:rPr>
+          <w:rFonts w:cstheme="minorHAnsi"/>
+          <w:sz w:val="28"/>
+          <w:szCs w:val="28"/>
+          <w:rtl/>
+        </w:rPr>
+        <w:t>وكاميرا بدقة 20 ميجابكسل تعمل بسرعة 30 إطارًا في الثانية</w:t>
+      </w:r>
+      <w:r>
+        <w:rPr>
+          <w:rFonts w:cstheme="minorHAnsi"/>
+          <w:sz w:val="28"/>
+          <w:szCs w:val="28"/>
+        </w:rPr>
+        <w:t>.</w:t>
+      </w:r>
+    </w:p>
+    <w:p>
+      <w:pPr>
+        <w:bidi/>
+        <w:spacing w:line="360" w:lineRule="auto"/>
+        <w:rPr>
+          <w:rFonts w:cstheme="minorHAnsi"/>
+          <w:sz w:val="28"/>
+          <w:szCs w:val="28"/>
+          <w:rtl/>
+        </w:rPr>
+      </w:pPr>
+    </w:p>
+    <w:p>
+      <w:pPr>
+        <w:bidi/>
+        <w:spacing w:line="360" w:lineRule="auto"/>
+        <w:rPr>
+          <w:rFonts w:cstheme="minorHAnsi"/>
+          <w:b/>
+          <w:bCs/>
+          <w:sz w:val="28"/>
+          <w:szCs w:val="28"/>
+          <w:lang w:bidi="ar-SY"/>
+        </w:rPr>
+      </w:pPr>
+      <w:r>
+        <w:rPr>
+          <w:rFonts w:cstheme="minorHAnsi"/>
+          <w:b/>
+          <w:bCs/>
+          <w:sz w:val="28"/>
+          <w:szCs w:val="28"/>
+          <w:rtl/>
+        </w:rPr>
+        <w:t>الميزات</w:t>
+      </w:r>
+      <w:r>
+        <w:rPr>
+          <w:rFonts w:cstheme="minorHAnsi"/>
+          <w:b/>
+          <w:bCs/>
+          <w:sz w:val="28"/>
+          <w:szCs w:val="28"/>
+          <w:lang w:bidi="ar-SY"/>
+        </w:rPr>
+        <w:t>:</w:t>
+      </w:r>
+    </w:p>
+    <w:p>
+      <w:pPr>
+        <w:numPr>
+          <w:ilvl w:val="0"/>
+          <w:numId w:val="32"/>
+        </w:numPr>
+        <w:bidi/>
+        <w:spacing w:line="360" w:lineRule="auto"/>
+        <w:rPr>
+          <w:rFonts w:cstheme="minorHAnsi"/>
+          <w:sz w:val="28"/>
+          <w:szCs w:val="28"/>
+          <w:lang w:bidi="ar-SY"/>
+        </w:rPr>
+      </w:pPr>
+      <w:r>
+        <w:rPr>
+          <w:rFonts w:cstheme="minorHAnsi"/>
+          <w:sz w:val="28"/>
+          <w:szCs w:val="28"/>
+          <w:rtl/>
+        </w:rPr>
+        <w:t>يستخدم كاميرات فائقة الدقة والرادارات المتقدمة</w:t>
+      </w:r>
+      <w:r>
+        <w:rPr>
+          <w:rFonts w:cstheme="minorHAnsi"/>
+          <w:sz w:val="28"/>
+          <w:szCs w:val="28"/>
+          <w:lang w:bidi="ar-SY"/>
+        </w:rPr>
+        <w:t>.</w:t>
+      </w:r>
+    </w:p>
+    <w:p>
+      <w:pPr>
+        <w:numPr>
+          <w:ilvl w:val="0"/>
+          <w:numId w:val="32"/>
+        </w:numPr>
+        <w:bidi/>
+        <w:spacing w:line="360" w:lineRule="auto"/>
+        <w:rPr>
+          <w:rFonts w:cstheme="minorHAnsi"/>
+          <w:sz w:val="28"/>
+          <w:szCs w:val="28"/>
+          <w:lang w:bidi="ar-SY"/>
+        </w:rPr>
+      </w:pPr>
+      <w:r>
+        <w:rPr>
+          <w:rFonts w:cstheme="minorHAnsi"/>
+          <w:sz w:val="28"/>
+          <w:szCs w:val="28"/>
+          <w:rtl/>
+        </w:rPr>
+        <w:t>قادر على العمل في الليل والنهار تحت أي ظروف جوية</w:t>
+      </w:r>
+      <w:r>
+        <w:rPr>
+          <w:rFonts w:cstheme="minorHAnsi"/>
+          <w:sz w:val="28"/>
+          <w:szCs w:val="28"/>
+          <w:lang w:bidi="ar-SY"/>
+        </w:rPr>
+        <w:t>.</w:t>
+      </w:r>
+    </w:p>
+    <w:p>
+      <w:pPr>
+        <w:numPr>
+          <w:ilvl w:val="0"/>
+          <w:numId w:val="32"/>
+        </w:numPr>
+        <w:bidi/>
+        <w:spacing w:line="360" w:lineRule="auto"/>
+        <w:rPr>
+          <w:rFonts w:cstheme="minorHAnsi"/>
+          <w:sz w:val="28"/>
+          <w:szCs w:val="28"/>
+          <w:lang w:bidi="ar-SY"/>
+        </w:rPr>
+      </w:pPr>
+      <w:r>
+        <w:rPr>
+          <w:rFonts w:cstheme="minorHAnsi"/>
+          <w:sz w:val="28"/>
+          <w:szCs w:val="28"/>
+          <w:rtl/>
+        </w:rPr>
+        <w:t>يوفر بيانات تحليلية عن تدفق حركة المرور وتحليل سلوك السائقين</w:t>
+      </w:r>
+      <w:r>
+        <w:rPr>
+          <w:rFonts w:cstheme="minorHAnsi"/>
+          <w:sz w:val="28"/>
+          <w:szCs w:val="28"/>
+          <w:lang w:bidi="ar-SY"/>
+        </w:rPr>
+        <w:t>.</w:t>
+      </w:r>
+    </w:p>
+    <w:p>
+      <w:pPr>
+        <w:bidi/>
+        <w:spacing w:line="360" w:lineRule="auto"/>
+        <w:rPr>
+          <w:rFonts w:cstheme="minorHAnsi"/>
+          <w:b/>
+          <w:bCs/>
+          <w:sz w:val="28"/>
+          <w:szCs w:val="28"/>
+          <w:rtl/>
+          <w:lang w:bidi="ar-SY"/>
+        </w:rPr>
+      </w:pPr>
+    </w:p>
+    <w:p>
+      <w:pPr>
+        <w:bidi/>
+        <w:spacing w:line="360" w:lineRule="auto"/>
+        <w:rPr>
+          <w:rFonts w:cstheme="minorHAnsi"/>
+          <w:b/>
+          <w:bCs/>
+          <w:sz w:val="28"/>
+          <w:szCs w:val="28"/>
+          <w:rtl/>
+          <w:lang w:bidi="ar-SY"/>
+        </w:rPr>
+      </w:pPr>
+      <w:r>
+        <w:rPr>
+          <w:rFonts w:cstheme="minorHAnsi"/>
+          <w:b/>
+          <w:bCs/>
+          <w:sz w:val="28"/>
+          <w:szCs w:val="28"/>
+          <w:rtl/>
+          <w:lang w:bidi="ar-SY"/>
+        </w:rPr>
+        <w:t>المخالفات التي يش</w:t>
+      </w:r>
+      <w:r>
+        <w:rPr>
+          <w:rFonts w:cstheme="minorHAnsi" w:hint="cs"/>
+          <w:b/>
+          <w:bCs/>
+          <w:sz w:val="28"/>
+          <w:szCs w:val="28"/>
+          <w:rtl/>
+          <w:lang w:bidi="ar-SY"/>
+        </w:rPr>
+        <w:t>مل</w:t>
+      </w:r>
+      <w:r>
+        <w:rPr>
+          <w:rFonts w:cstheme="minorHAnsi"/>
+          <w:b/>
+          <w:bCs/>
+          <w:sz w:val="28"/>
+          <w:szCs w:val="28"/>
+          <w:rtl/>
+          <w:lang w:bidi="ar-SY"/>
+        </w:rPr>
+        <w:t>ها:</w:t>
+      </w:r>
+    </w:p>
+    <w:p>
+      <w:pPr>
+        <w:pStyle w:val="ListParagraph"/>
+        <w:numPr>
+          <w:ilvl w:val="0"/>
+          <w:numId w:val="40"/>
+        </w:numPr>
+        <w:bidi/>
+        <w:spacing w:line="360" w:lineRule="auto"/>
+        <w:rPr>
+          <w:rFonts w:cstheme="minorHAnsi"/>
+          <w:sz w:val="28"/>
+          <w:szCs w:val="28"/>
+          <w:lang w:bidi="ar-SY"/>
+        </w:rPr>
+      </w:pPr>
+      <w:r>
+        <w:rPr>
+          <w:rFonts w:cstheme="minorHAnsi"/>
+          <w:sz w:val="28"/>
+          <w:szCs w:val="28"/>
+          <w:rtl/>
+        </w:rPr>
+        <w:t>تجاوز السرعة المحددة</w:t>
+      </w:r>
+    </w:p>
+    <w:p>
+      <w:pPr>
+        <w:pStyle w:val="ListParagraph"/>
+        <w:numPr>
+          <w:ilvl w:val="0"/>
+          <w:numId w:val="40"/>
+        </w:numPr>
+        <w:bidi/>
+        <w:spacing w:line="360" w:lineRule="auto"/>
+        <w:rPr>
+          <w:rFonts w:cstheme="minorHAnsi"/>
+          <w:sz w:val="28"/>
+          <w:szCs w:val="28"/>
+          <w:lang w:bidi="ar-SY"/>
+        </w:rPr>
+      </w:pPr>
+      <w:r>
+        <w:rPr>
+          <w:rFonts w:cstheme="minorHAnsi"/>
+          <w:sz w:val="28"/>
+          <w:szCs w:val="28"/>
+          <w:rtl/>
+        </w:rPr>
+        <w:t>تجاوز الإشارة الحمراء</w:t>
+      </w:r>
+    </w:p>
+    <w:p>
+      <w:pPr>
+        <w:pStyle w:val="ListParagraph"/>
+        <w:numPr>
+          <w:ilvl w:val="0"/>
+          <w:numId w:val="40"/>
+        </w:numPr>
+        <w:bidi/>
+        <w:spacing w:line="360" w:lineRule="auto"/>
+        <w:rPr>
+          <w:rFonts w:cstheme="minorHAnsi"/>
+          <w:sz w:val="28"/>
+          <w:szCs w:val="28"/>
+          <w:lang w:bidi="ar-SY"/>
+        </w:rPr>
+      </w:pPr>
+      <w:r>
+        <w:rPr>
+          <w:rFonts w:cstheme="minorHAnsi"/>
+          <w:sz w:val="28"/>
+          <w:szCs w:val="28"/>
+          <w:rtl/>
+        </w:rPr>
+        <w:t>المخالفات المتعلقة بعبور خطوط المرور</w:t>
+      </w:r>
+      <w:r>
+        <w:rPr>
+          <w:rFonts w:cstheme="minorHAnsi"/>
+          <w:sz w:val="28"/>
+          <w:szCs w:val="28"/>
+          <w:lang w:bidi="ar-SY"/>
+        </w:rPr>
+        <w:t xml:space="preserve">: </w:t>
+      </w:r>
+      <w:r>
+        <w:rPr>
+          <w:rFonts w:cstheme="minorHAnsi"/>
+          <w:sz w:val="28"/>
+          <w:szCs w:val="28"/>
+          <w:rtl/>
+        </w:rPr>
+        <w:t>مثل عبور الخط الفاصل أو المخالفات المتعلقة بمناطق خاصة</w:t>
+      </w:r>
+      <w:r>
+        <w:rPr>
+          <w:rFonts w:cstheme="minorHAnsi"/>
+          <w:sz w:val="28"/>
+          <w:szCs w:val="28"/>
+          <w:lang w:bidi="ar-SY"/>
+        </w:rPr>
+        <w:t>.</w:t>
+      </w:r>
+    </w:p>
+    <w:p>
+      <w:pPr>
+        <w:bidi/>
+        <w:spacing w:line="360" w:lineRule="auto"/>
+        <w:rPr>
+          <w:rFonts w:cstheme="minorHAnsi"/>
+          <w:sz w:val="28"/>
+          <w:szCs w:val="28"/>
+          <w:rtl/>
+          <w:lang w:bidi="ar-SY"/>
+        </w:rPr>
+      </w:pPr>
+      <w:r>
+        <w:rPr>
+          <w:rFonts w:cstheme="minorHAnsi"/>
+          <w:sz w:val="28"/>
+          <w:szCs w:val="28"/>
+          <w:rtl/>
+          <w:lang w:bidi="ar-SY"/>
+        </w:rPr>
+        <w:t xml:space="preserve">المراجع: </w:t>
       </w:r>
       <w:hyperlink r:id="rId12" w:tgtFrame="_blank" w:history="1">
         <w:r>
@@ -5908,7 +6149,27 @@
             <w:szCs w:val="28"/>
             <w:lang w:bidi="ar-SY"/>
           </w:rPr>
-          <w:t>polisservice.be</w:t>
+          <w:t>traffictechnologytoday.</w:t>
+        </w:r>
+        <w:r>
+          <w:rPr>
+            <w:rStyle w:val="Hyperlink"/>
+            <w:rFonts w:cstheme="minorHAnsi"/>
+            <w:sz w:val="28"/>
+            <w:szCs w:val="28"/>
+            <w:lang w:bidi="ar-SY"/>
+          </w:rPr>
+          <w:t>c</w:t>
+        </w:r>
+        <w:r>
+          <w:rPr>
+            <w:rStyle w:val="Hyperlink"/>
+            <w:rFonts w:cstheme="minorHAnsi"/>
+            <w:sz w:val="28"/>
+            <w:szCs w:val="28"/>
+            <w:lang w:bidi="ar-SY"/>
+          </w:rPr>
+          <w:t>om</w:t>
         </w:r>
       </w:hyperlink>
       <w:r>
@@ -5922,6 +6183,90 @@
         <w:t xml:space="preserve"> ، </w:t>
       </w:r>
       <w:hyperlink r:id="rId13" w:tgtFrame="_blank" w:history="1">
+        <w:r>
+          <w:rPr>
+            <w:rStyle w:val="Hyperlink"/>
+            <w:rFonts w:cstheme="minorHAnsi"/>
+            <w:sz w:val="28"/>
+            <w:szCs w:val="28"/>
+            <w:lang w:bidi="ar-SY"/>
+          </w:rPr>
+          <w:t>polisservic</w:t>
+        </w:r>
+        <w:r>
+          <w:rPr>
+            <w:rStyle w:val="Hyperlink"/>
+            <w:rFonts w:cstheme="minorHAnsi"/>
+            <w:sz w:val="28"/>
+            <w:szCs w:val="28"/>
+            <w:lang w:bidi="ar-SY"/>
+          </w:rPr>
+          <w:t>e</w:t>
+        </w:r>
+        <w:r>
+          <w:rPr>
+            <w:rStyle w:val="Hyperlink"/>
+            <w:rFonts w:cstheme="minorHAnsi"/>
+            <w:sz w:val="28"/>
+            <w:szCs w:val="28"/>
+            <w:lang w:bidi="ar-SY"/>
+          </w:rPr>
+          <w:t>.be</w:t>
+        </w:r>
+      </w:hyperlink>
+      <w:r>
+        <w:rPr>
+          <w:rFonts w:cstheme="minorHAnsi"/>
+          <w:sz w:val="28"/>
+          <w:szCs w:val="28"/>
+          <w:rtl/>
+          <w:lang w:bidi="ar-SY"/>
+        </w:rPr>
+        <w:t xml:space="preserve"> ، </w:t>
+      </w:r>
+      <w:hyperlink r:id="rId14" w:tgtFrame="_blank" w:history="1">
+        <w:r>
+          <w:rPr>
+            <w:rStyle w:val="Hyperlink"/>
+            <w:rFonts w:cstheme="minorHAnsi"/>
+            <w:sz w:val="28"/>
+            <w:szCs w:val="28"/>
+            <w:lang w:bidi="ar-SY"/>
+          </w:rPr>
+          <w:t>sensysgatso.</w:t>
+        </w:r>
+        <w:r>
+          <w:rPr>
+            <w:rStyle w:val="Hyperlink"/>
+            <w:rFonts w:cstheme="minorHAnsi"/>
+            <w:sz w:val="28"/>
+            <w:szCs w:val="28"/>
+            <w:lang w:bidi="ar-SY"/>
+          </w:rPr>
+          <w:t>c</w:t>
+        </w:r>
+        <w:r>
+          <w:rPr>
+            <w:rStyle w:val="Hyperlink"/>
+            <w:rFonts w:cstheme="minorHAnsi"/>
+            <w:sz w:val="28"/>
+            <w:szCs w:val="28"/>
+            <w:lang w:bidi="ar-SY"/>
+          </w:rPr>
+          <w:t>om</w:t>
+        </w:r>
+      </w:hyperlink>
+      <w:r>
+        <w:rPr>
+          <w:rFonts w:cstheme="minorHAnsi"/>
+          <w:sz w:val="28"/>
+          <w:szCs w:val="28"/>
+          <w:rtl/>
+          <w:lang w:bidi="ar-SY"/>
+        </w:rPr>
+        <w:t xml:space="preserve"> ، </w:t>
+      </w:r>
+      <w:hyperlink r:id="rId15" w:tgtFrame="_blank" w:history="1">
         <w:r>
           <w:rPr>
             <w:rStyle w:val="Hyperlink"/>
@@ -5941,28 +6286,6 @@
           <w:rtl/>
           <w:lang w:bidi="ar-SY"/>
         </w:rPr>
-        <w:t xml:space="preserve"> ، </w:t>
-      </w:r>
-      <w:hyperlink r:id="rId14" w:tgtFrame="_blank" w:history="1">
-        <w:r>
-          <w:rPr>
-            <w:rStyle w:val="Hyperlink"/>
-            <w:rFonts w:cstheme="minorHAnsi"/>
-            <w:sz w:val="28"/>
-            <w:szCs w:val="28"/>
-            <w:lang w:bidi="ar-SY"/>
-          </w:rPr>
-          <w:t>sensysgatso.com</w:t>
-        </w:r>
-      </w:hyperlink>
-      <w:r>
-        <w:rPr>
-          <w:rFonts w:cstheme="minorHAnsi"/>
-          <w:sz w:val="28"/>
-          <w:szCs w:val="28"/>
-          <w:rtl/>
-          <w:lang w:bidi="ar-SY"/>
-        </w:rPr>
         <w:t xml:space="preserve"> </w:t>
       </w:r>
     </w:p>
@@ -6040,7 +6363,6 @@
           <w:szCs w:val="28"/>
           <w:rtl/>
         </w:rPr>
-        <w:lastRenderedPageBreak/>
         <w:t>8_ نظام</w:t>
       </w:r>
       <w:r>
@@ -6151,7 +6473,17 @@
           <w:szCs w:val="28"/>
           <w:rtl/>
         </w:rPr>
-        <w:t>هو نظام نرويجي متطور لمراقبة السرعة على الطرقات. يستخدم هذا النظام تقنية الرادار المتقدمة وكاميرات عالية الدقة لرصد وتتبع المركبات التي تتجاوز حدود السرعة المسموح بها. يهدف النظام إلى تحسين السلامة المرورية وتقليل الحوادث الناتجة عن السرعة الزائدة</w:t>
+        <w:t xml:space="preserve">هو نظام نرويجي متطور لمراقبة السرعة على الطرقات. يستخدم هذا النظام تقنية الرادار المتقدمة وكاميرات عالية الدقة لرصد وتتبع المركبات </w:t>
+      </w:r>
+      <w:r>
+        <w:rPr>
+          <w:rFonts w:cstheme="minorHAnsi"/>
+          <w:sz w:val="28"/>
+          <w:szCs w:val="28"/>
+          <w:rtl/>
+        </w:rPr>
+        <w:lastRenderedPageBreak/>
+        <w:t>التي تتجاوز حدود السرعة المسموح بها. يهدف النظام إلى تحسين السلامة المرورية وتقليل الحوادث الناتجة عن السرعة الزائدة</w:t>
       </w:r>
       <w:r>
         <w:rPr>
@@ -6603,7 +6935,6 @@
           <w:szCs w:val="28"/>
           <w:rtl/>
         </w:rPr>
-        <w:lastRenderedPageBreak/>
         <w:t>المخالفات المتعلقة بالمسارات المرورية</w:t>
       </w:r>
       <w:r>
@@ -6648,6 +6979,7 @@
           <w:szCs w:val="28"/>
           <w:rtl/>
         </w:rPr>
+        <w:lastRenderedPageBreak/>
         <w:t>التعرف على المركبات المطلوبة</w:t>
       </w:r>
     </w:p>
@@ -6765,7 +7097,7 @@
         </w:rPr>
         <w:t xml:space="preserve">المراجع: </w:t>
       </w:r>
-      <w:hyperlink r:id="rId15" w:tgtFrame="_blank" w:history="1">
+      <w:hyperlink r:id="rId16" w:tgtFrame="_blank" w:history="1">
         <w:r>
           <w:rPr>
             <w:rStyle w:val="Hyperlink"/>
@@ -6970,7 +7302,6 @@
           <w:rtl/>
           <w:lang w:bidi="ar-SY"/>
         </w:rPr>
-        <w:lastRenderedPageBreak/>
         <w:t xml:space="preserve">ملخص كامل </w:t>
       </w:r>
       <w:r>
@@ -7038,6 +7369,7 @@
                 <w:szCs w:val="24"/>
                 <w:rtl/>
               </w:rPr>
+              <w:lastRenderedPageBreak/>
               <w:t>النظام</w:t>
             </w:r>
           </w:p>
@@ -8110,43 +8442,7 @@
                 <w:szCs w:val="24"/>
                 <w:rtl/>
               </w:rPr>
-              <w:t>تجاوز السرعة المسموح بها</w:t>
-            </w:r>
-            <w:r>
-              <w:rPr>
-                <w:rFonts w:cstheme="minorHAnsi"/>
-                <w:sz w:val="24"/>
-                <w:szCs w:val="24"/>
-                <w:rtl/>
-              </w:rPr>
-              <w:t xml:space="preserve">،  </w:t>
-            </w:r>
-            <w:r>
-              <w:rPr>
-                <w:rFonts w:cstheme="minorHAnsi"/>
-                <w:sz w:val="24"/>
-                <w:szCs w:val="24"/>
-                <w:rtl/>
-              </w:rPr>
-              <w:t>تجاوز الإشارة الحمراء</w:t>
-            </w:r>
-            <w:r>
-              <w:rPr>
-                <w:rFonts w:cstheme="minorHAnsi"/>
-                <w:sz w:val="24"/>
-                <w:szCs w:val="24"/>
-                <w:rtl/>
-              </w:rPr>
-              <w:t xml:space="preserve">،  </w:t>
-            </w:r>
-            <w:r>
-              <w:rPr>
-                <w:rFonts w:cstheme="minorHAnsi"/>
-                <w:sz w:val="24"/>
-                <w:szCs w:val="24"/>
-                <w:rtl/>
-              </w:rPr>
-              <w:t xml:space="preserve">الانعطافات غير القانونية </w:t>
+              <w:t xml:space="preserve">تجاوز السرعة المسموح بها،  تجاوز الإشارة الحمراء،  الانعطافات غير القانونية </w:t>
             </w:r>
             <w:r>
               <w:rPr>
@@ -8163,106 +8459,7 @@
                 <w:szCs w:val="24"/>
                 <w:rtl/>
               </w:rPr>
-              <w:t xml:space="preserve">،  </w:t>
-            </w:r>
-            <w:r>
-              <w:rPr>
-                <w:rFonts w:cstheme="minorHAnsi"/>
-                <w:sz w:val="24"/>
-                <w:szCs w:val="24"/>
-                <w:rtl/>
-              </w:rPr>
-              <w:t>الانعطاف غير القانوني إلى اليمين أو اليسار</w:t>
-            </w:r>
-            <w:r>
-              <w:rPr>
-                <w:rFonts w:cstheme="minorHAnsi"/>
-                <w:sz w:val="24"/>
-                <w:szCs w:val="24"/>
-                <w:rtl/>
-              </w:rPr>
-              <w:t xml:space="preserve">،  </w:t>
-            </w:r>
-            <w:r>
-              <w:rPr>
-                <w:rFonts w:cstheme="minorHAnsi"/>
-                <w:sz w:val="24"/>
-                <w:szCs w:val="24"/>
-                <w:rtl/>
-              </w:rPr>
-              <w:t>تغيير المسارات غير القانوني</w:t>
-            </w:r>
-            <w:r>
-              <w:rPr>
-                <w:rFonts w:cstheme="minorHAnsi"/>
-                <w:sz w:val="24"/>
-                <w:szCs w:val="24"/>
-                <w:rtl/>
-              </w:rPr>
-              <w:t xml:space="preserve">،  </w:t>
-            </w:r>
-            <w:r>
-              <w:rPr>
-                <w:rFonts w:cstheme="minorHAnsi"/>
-                <w:sz w:val="24"/>
-                <w:szCs w:val="24"/>
-                <w:rtl/>
-              </w:rPr>
-              <w:t>عدم الامتثال لإشارات المرور مثل اشارة "قف" أو عدم إعطاء أولوية للمشاة</w:t>
-            </w:r>
-            <w:r>
-              <w:rPr>
-                <w:rFonts w:cstheme="minorHAnsi"/>
-                <w:sz w:val="24"/>
-                <w:szCs w:val="24"/>
-                <w:rtl/>
-              </w:rPr>
-              <w:t xml:space="preserve">،  </w:t>
-            </w:r>
-            <w:r>
-              <w:rPr>
-                <w:rFonts w:cstheme="minorHAnsi"/>
-                <w:sz w:val="24"/>
-                <w:szCs w:val="24"/>
-                <w:rtl/>
-              </w:rPr>
-              <w:t>عدم ترك مسافة أمان كافية</w:t>
-            </w:r>
-            <w:r>
-              <w:rPr>
-                <w:rFonts w:cstheme="minorHAnsi"/>
-                <w:sz w:val="24"/>
-                <w:szCs w:val="24"/>
-                <w:rtl/>
-              </w:rPr>
-              <w:t xml:space="preserve">،  </w:t>
-            </w:r>
-            <w:r>
-              <w:rPr>
-                <w:rFonts w:cstheme="minorHAnsi"/>
-                <w:sz w:val="24"/>
-                <w:szCs w:val="24"/>
-                <w:rtl/>
-              </w:rPr>
-              <w:t>التوقف غير القانوني على معابر المشاة</w:t>
-            </w:r>
-            <w:r>
-              <w:rPr>
-                <w:rFonts w:cstheme="minorHAnsi"/>
-                <w:sz w:val="24"/>
-                <w:szCs w:val="24"/>
-                <w:rtl/>
-              </w:rPr>
-              <w:t xml:space="preserve">،  </w:t>
-            </w:r>
-            <w:r>
-              <w:rPr>
-                <w:rFonts w:cstheme="minorHAnsi"/>
-                <w:sz w:val="24"/>
-                <w:szCs w:val="24"/>
-                <w:rtl/>
-              </w:rPr>
-              <w:t>مخالفات منطقة الصندوق الأصفر</w:t>
+              <w:t>،  الانعطاف غير القانوني إلى اليمين أو اليسار،  تغيير المسارات غير القانوني،  عدم الامتثال لإشارات المرور مثل اشارة "قف" أو عدم إعطاء أولوية للمشاة،  عدم ترك مسافة أمان كافية،  التوقف غير القانوني على معابر المشاة،  مخالفات منطقة الصندوق الأصفر</w:t>
             </w:r>
           </w:p>
         </w:tc>
@@ -8452,97 +8649,7 @@
                 <w:szCs w:val="24"/>
                 <w:rtl/>
               </w:rPr>
-              <w:t>تجاوز السرعة المسموح بها</w:t>
-            </w:r>
-            <w:r>
-              <w:rPr>
-                <w:rFonts w:cstheme="minorHAnsi"/>
-                <w:sz w:val="24"/>
-                <w:szCs w:val="24"/>
-                <w:rtl/>
-              </w:rPr>
-              <w:t xml:space="preserve">،  </w:t>
-            </w:r>
-            <w:r>
-              <w:rPr>
-                <w:rFonts w:cstheme="minorHAnsi"/>
-                <w:sz w:val="24"/>
-                <w:szCs w:val="24"/>
-                <w:rtl/>
-              </w:rPr>
-              <w:t>عدم الالتزام بمسافة الأمان بين المركبات</w:t>
-            </w:r>
-            <w:r>
-              <w:rPr>
-                <w:rFonts w:cstheme="minorHAnsi"/>
-                <w:sz w:val="24"/>
-                <w:szCs w:val="24"/>
-                <w:rtl/>
-              </w:rPr>
-              <w:t xml:space="preserve">،  </w:t>
-            </w:r>
-            <w:r>
-              <w:rPr>
-                <w:rFonts w:cstheme="minorHAnsi"/>
-                <w:sz w:val="24"/>
-                <w:szCs w:val="24"/>
-                <w:rtl/>
-              </w:rPr>
-              <w:t>انتهاك إشارات المرور الحمراء</w:t>
-            </w:r>
-            <w:r>
-              <w:rPr>
-                <w:rFonts w:cstheme="minorHAnsi"/>
-                <w:sz w:val="24"/>
-                <w:szCs w:val="24"/>
-                <w:rtl/>
-              </w:rPr>
-              <w:t xml:space="preserve">،  </w:t>
-            </w:r>
-            <w:r>
-              <w:rPr>
-                <w:rFonts w:cstheme="minorHAnsi"/>
-                <w:sz w:val="24"/>
-                <w:szCs w:val="24"/>
-                <w:rtl/>
-              </w:rPr>
-              <w:t>القيادة في المسارات المخصصة</w:t>
-            </w:r>
-            <w:r>
-              <w:rPr>
-                <w:rFonts w:cstheme="minorHAnsi"/>
-                <w:sz w:val="24"/>
-                <w:szCs w:val="24"/>
-                <w:rtl/>
-              </w:rPr>
-              <w:t xml:space="preserve">،  </w:t>
-            </w:r>
-            <w:r>
-              <w:rPr>
-                <w:rFonts w:cstheme="minorHAnsi"/>
-                <w:sz w:val="24"/>
-                <w:szCs w:val="24"/>
-                <w:rtl/>
-              </w:rPr>
-              <w:t>عدم الالتزام بالحد الأدنى للسرعة</w:t>
-            </w:r>
-            <w:r>
-              <w:rPr>
-                <w:rFonts w:cstheme="minorHAnsi"/>
-                <w:sz w:val="24"/>
-                <w:szCs w:val="24"/>
-                <w:rtl/>
-              </w:rPr>
-              <w:t xml:space="preserve">،  </w:t>
-            </w:r>
-            <w:r>
-              <w:rPr>
-                <w:rFonts w:cstheme="minorHAnsi"/>
-                <w:sz w:val="24"/>
-                <w:szCs w:val="24"/>
-                <w:rtl/>
-              </w:rPr>
-              <w:t>التحقق من التأمين والفحص الفني</w:t>
+              <w:t>تجاوز السرعة المسموح بها،  عدم الالتزام بمسافة الأمان بين المركبات،  انتهاك إشارات المرور الحمراء،  القيادة في المسارات المخصصة،  عدم الالتزام بالحد الأدنى للسرعة،  التحقق من التأمين والفحص الفني</w:t>
             </w:r>
           </w:p>
         </w:tc>
@@ -8636,7 +8743,6 @@
                 <w:szCs w:val="24"/>
                 <w:lang w:bidi="ar-SY"/>
               </w:rPr>
-              <w:lastRenderedPageBreak/>
               <w:t>ATS</w:t>
             </w:r>
           </w:p>
@@ -8778,6 +8884,24 @@
                 <w:szCs w:val="24"/>
                 <w:rtl/>
               </w:rPr>
+              <w:t xml:space="preserve"> عدم الالتزام بإشارات المرور مثل "قف" أو غيرها،  </w:t>
+            </w:r>
+            <w:r>
+              <w:rPr>
+                <w:rFonts w:cstheme="minorHAnsi"/>
+                <w:sz w:val="24"/>
+                <w:szCs w:val="24"/>
+                <w:rtl/>
+              </w:rPr>
+              <w:t xml:space="preserve">تغيير المسار غير القانوني، </w:t>
+            </w:r>
+            <w:r>
+              <w:rPr>
+                <w:rFonts w:cstheme="minorHAnsi"/>
+                <w:sz w:val="24"/>
+                <w:szCs w:val="24"/>
+                <w:rtl/>
+              </w:rPr>
               <w:t xml:space="preserve"> </w:t>
             </w:r>
             <w:r>
@@ -8787,42 +8911,6 @@
                 <w:szCs w:val="24"/>
                 <w:rtl/>
               </w:rPr>
-              <w:t>عدم الالتزام بإشارات المرور</w:t>
-            </w:r>
-            <w:r>
-              <w:rPr>
-                <w:rFonts w:cstheme="minorHAnsi"/>
-                <w:sz w:val="24"/>
-                <w:szCs w:val="24"/>
-                <w:rtl/>
-              </w:rPr>
-              <w:t xml:space="preserve"> مثل "قف" أو غيرها،  </w:t>
-            </w:r>
-            <w:r>
-              <w:rPr>
-                <w:rFonts w:cstheme="minorHAnsi"/>
-                <w:sz w:val="24"/>
-                <w:szCs w:val="24"/>
-                <w:rtl/>
-              </w:rPr>
-              <w:t xml:space="preserve">تغيير المسار غير القانوني، </w:t>
-            </w:r>
-            <w:r>
-              <w:rPr>
-                <w:rFonts w:cstheme="minorHAnsi"/>
-                <w:sz w:val="24"/>
-                <w:szCs w:val="24"/>
-                <w:rtl/>
-              </w:rPr>
-              <w:t xml:space="preserve"> </w:t>
-            </w:r>
-            <w:r>
-              <w:rPr>
-                <w:rFonts w:cstheme="minorHAnsi"/>
-                <w:sz w:val="24"/>
-                <w:szCs w:val="24"/>
-                <w:rtl/>
-              </w:rPr>
               <w:t>التوقف غير القانوني،</w:t>
             </w:r>
             <w:r>
@@ -8832,25 +8920,7 @@
                 <w:szCs w:val="24"/>
                 <w:rtl/>
               </w:rPr>
-              <w:t xml:space="preserve">  </w:t>
-            </w:r>
-            <w:r>
-              <w:rPr>
-                <w:rFonts w:cstheme="minorHAnsi"/>
-                <w:sz w:val="24"/>
-                <w:szCs w:val="24"/>
-                <w:rtl/>
-              </w:rPr>
-              <w:t>التمايل بين الحارات</w:t>
-            </w:r>
-            <w:r>
-              <w:rPr>
-                <w:rFonts w:cstheme="minorHAnsi"/>
-                <w:sz w:val="24"/>
-                <w:szCs w:val="24"/>
-                <w:rtl/>
-              </w:rPr>
-              <w:t>،</w:t>
+              <w:t xml:space="preserve">  التمايل بين الحارات،</w:t>
             </w:r>
             <w:r>
               <w:rPr>
@@ -8989,6 +9059,7 @@
                 <w:szCs w:val="24"/>
                 <w:lang w:bidi="ar-SY"/>
               </w:rPr>
+              <w:lastRenderedPageBreak/>
               <w:t>Redflex Traffic Systems</w:t>
             </w:r>
           </w:p>
@@ -9357,16 +9428,7 @@
                 <w:szCs w:val="24"/>
                 <w:rtl/>
               </w:rPr>
-              <w:t>تجاوز الإشارة الحمراء</w:t>
-            </w:r>
-            <w:r>
-              <w:rPr>
-                <w:rFonts w:cstheme="minorHAnsi"/>
-                <w:sz w:val="24"/>
-                <w:szCs w:val="24"/>
-                <w:rtl/>
-              </w:rPr>
-              <w:t>،</w:t>
+              <w:t>تجاوز الإشارة الحمراء،</w:t>
             </w:r>
           </w:p>
           <w:p>
@@ -9569,70 +9631,7 @@
                 <w:szCs w:val="24"/>
                 <w:rtl/>
               </w:rPr>
-              <w:t xml:space="preserve">تجاوز السرعة،  قطع الإشارة،  عدم ربط الحزام،  استخدام الهاتف،  تغيير المسارات غير القانوني،  </w:t>
-            </w:r>
-            <w:r>
-              <w:rPr>
-                <w:rFonts w:cstheme="minorHAnsi"/>
-                <w:sz w:val="24"/>
-                <w:szCs w:val="24"/>
-                <w:rtl/>
-              </w:rPr>
-              <w:t>التعرف على المركبات المطلوبة</w:t>
-            </w:r>
-            <w:r>
-              <w:rPr>
-                <w:rFonts w:cstheme="minorHAnsi"/>
-                <w:sz w:val="24"/>
-                <w:szCs w:val="24"/>
-                <w:rtl/>
-              </w:rPr>
-              <w:t xml:space="preserve">،  </w:t>
-            </w:r>
-            <w:r>
-              <w:rPr>
-                <w:rFonts w:cstheme="minorHAnsi"/>
-                <w:sz w:val="24"/>
-                <w:szCs w:val="24"/>
-                <w:rtl/>
-              </w:rPr>
-              <w:t>القيادة في الاتجاه المعاكس</w:t>
-            </w:r>
-            <w:r>
-              <w:rPr>
-                <w:rFonts w:cstheme="minorHAnsi"/>
-                <w:sz w:val="24"/>
-                <w:szCs w:val="24"/>
-                <w:rtl/>
-              </w:rPr>
-              <w:t xml:space="preserve">،  </w:t>
-            </w:r>
-            <w:r>
-              <w:rPr>
-                <w:rFonts w:cstheme="minorHAnsi"/>
-                <w:sz w:val="24"/>
-                <w:szCs w:val="24"/>
-                <w:rtl/>
-              </w:rPr>
-              <w:t>تجاوز المركبات الأخرى بشكل غير قانون</w:t>
-            </w:r>
-            <w:r>
-              <w:rPr>
-                <w:rFonts w:cstheme="minorHAnsi"/>
-                <w:sz w:val="24"/>
-                <w:szCs w:val="24"/>
-                <w:rtl/>
-              </w:rPr>
-              <w:t xml:space="preserve">ي،  </w:t>
-            </w:r>
-            <w:r>
-              <w:rPr>
-                <w:rFonts w:cstheme="minorHAnsi"/>
-                <w:sz w:val="24"/>
-                <w:szCs w:val="24"/>
-                <w:rtl/>
-              </w:rPr>
-              <w:t>القيادة تحت تأثير الكحول أو المواد المخدرة</w:t>
+              <w:t>تجاوز السرعة،  قطع الإشارة،  عدم ربط الحزام،  استخدام الهاتف،  تغيير المسارات غير القانوني،  التعرف على المركبات المطلوبة،  القيادة في الاتجاه المعاكس،  تجاوز المركبات الأخرى بشكل غير قانوني،  القيادة تحت تأثير الكحول أو المواد المخدرة</w:t>
             </w:r>
           </w:p>
         </w:tc>
@@ -9709,7 +9708,7 @@
       </w:pPr>
     </w:p>
     <w:sectPr>
-      <w:footerReference w:type="default" r:id="rId16"/>
+      <w:footerReference w:type="default" r:id="rId17"/>
       <w:pgSz w:w="12240" w:h="15840"/>
       <w:pgMar w:top="1440" w:right="1800" w:bottom="1440" w:left="1800" w:header="720" w:footer="720" w:gutter="0"/>
       <w:cols w:space="720"/>

--- a/Project-Document/دراسات خارجية/Similar systems.docx
+++ b/Project-Document/دراسات خارجية/Similar systems.docx
@@ -721,27 +721,7 @@
             <w:szCs w:val="28"/>
             <w:lang w:bidi="ar-SY"/>
           </w:rPr>
-          <w:t>albayan</w:t>
-        </w:r>
-        <w:r>
-          <w:rPr>
-            <w:rStyle w:val="Hyperlink"/>
-            <w:rFonts w:cstheme="minorHAnsi"/>
-            <w:sz w:val="28"/>
-            <w:szCs w:val="28"/>
-            <w:lang w:bidi="ar-SY"/>
-          </w:rPr>
-          <w:t>.</w:t>
-        </w:r>
-        <w:r>
-          <w:rPr>
-            <w:rStyle w:val="Hyperlink"/>
-            <w:rFonts w:cstheme="minorHAnsi"/>
-            <w:sz w:val="28"/>
-            <w:szCs w:val="28"/>
-            <w:lang w:bidi="ar-SY"/>
-          </w:rPr>
-          <w:t>ae</w:t>
+          <w:t>albayan.ae</w:t>
         </w:r>
       </w:hyperlink>
       <w:r>
@@ -758,7 +738,7 @@
         <w:fldChar w:fldCharType="begin"/>
       </w:r>
       <w:r>
-        <w:instrText>HYPERLINK "https://dubaitimes.com/ar/%D8%A3%D9%86%D8%B8%D9%85%D8%A9-%D8%A7%D9%84%D8%B1%D8%A7%D8%AF%D8%A7%D8%B1-%D8%A7%D9%84%D9%85%D8%AA%D9%82%D8%AF%D9%85%D8%A9-%D8%AA%D9%81%D8%B1%D8%B6-%D9%82%D9%88%D8%A7%D9%86%D9%8A%D9%86-%D8%A7%D9%84%D9%85%D8%B1%D9%88%D8%B1-%D9%81%D9%8A-%D8%AF%D8%A8%D9%8A" \t "_blank"</w:instrText>
+        <w:instrText>HYPERLINK "https://dubaitimes.com/ar/%D8%A3%D9%86%D8%B8%D9%85%D8%A9-%D8%A7%D9%84%D8%B1%D8%A7%D8%AF%D8%A7%D8%B1-%D8%A7%D9%84%D9%85%D8%AA%D9%82%D8%AF%D9%85%D8%A9-%D8%AA%D9%81%D8%B1%D8%B6-%D9%82%D9%88%D8%A7%D9%86%D9%8A%D9%86-%D8%A7%D9%84%D9%85%D8%B1%D9%88%D8%B1-%D9%81%D9%8A-%D8%AF%D8%A8%D9%8A?utm_source=chatgpt.com" \t "_blank"</w:instrText>
       </w:r>
       <w:r>
         <w:fldChar w:fldCharType="separate"/>
@@ -771,27 +751,7 @@
           <w:szCs w:val="28"/>
           <w:lang w:bidi="ar-SY"/>
         </w:rPr>
-        <w:t>dubaitimes.</w:t>
-      </w:r>
-      <w:r>
-        <w:rPr>
-          <w:rStyle w:val="Hyperlink"/>
-          <w:rFonts w:cstheme="minorHAnsi"/>
-          <w:sz w:val="28"/>
-          <w:szCs w:val="28"/>
-          <w:lang w:bidi="ar-SY"/>
-        </w:rPr>
-        <w:t>c</w:t>
-      </w:r>
-      <w:r>
-        <w:rPr>
-          <w:rStyle w:val="Hyperlink"/>
-          <w:rFonts w:cstheme="minorHAnsi"/>
-          <w:sz w:val="28"/>
-          <w:szCs w:val="28"/>
-          <w:lang w:bidi="ar-SY"/>
-        </w:rPr>
-        <w:t>om</w:t>
+        <w:t>dubaitimes.com</w:t>
       </w:r>
       <w:r>
         <w:fldChar w:fldCharType="end"/>
@@ -2022,27 +1982,7 @@
             <w:szCs w:val="28"/>
             <w:lang w:bidi="ar-SY"/>
           </w:rPr>
-          <w:t>ahdat</w:t>
-        </w:r>
-        <w:r>
-          <w:rPr>
-            <w:rStyle w:val="Hyperlink"/>
-            <w:rFonts w:cstheme="minorHAnsi"/>
-            <w:sz w:val="28"/>
-            <w:szCs w:val="28"/>
-            <w:lang w:bidi="ar-SY"/>
-          </w:rPr>
-          <w:t>h</w:t>
-        </w:r>
-        <w:r>
-          <w:rPr>
-            <w:rStyle w:val="Hyperlink"/>
-            <w:rFonts w:cstheme="minorHAnsi"/>
-            <w:sz w:val="28"/>
-            <w:szCs w:val="28"/>
-            <w:lang w:bidi="ar-SY"/>
-          </w:rPr>
-          <w:t>-saudi.com</w:t>
+          <w:t>ahdath-saudi.com</w:t>
         </w:r>
       </w:hyperlink>
       <w:r>
@@ -2083,29 +2023,7 @@
           <w:rtl/>
           <w:lang w:bidi="ar-SY"/>
         </w:rPr>
-        <w:t>المخ</w:t>
-      </w:r>
-      <w:r>
-        <w:rPr>
-          <w:rStyle w:val="Hyperlink"/>
-          <w:rFonts w:cstheme="minorHAnsi"/>
-          <w:sz w:val="28"/>
-          <w:szCs w:val="28"/>
-          <w:rtl/>
-          <w:lang w:bidi="ar-SY"/>
-        </w:rPr>
-        <w:t>ت</w:t>
-      </w:r>
-      <w:r>
-        <w:rPr>
-          <w:rStyle w:val="Hyperlink"/>
-          <w:rFonts w:cstheme="minorHAnsi"/>
-          <w:sz w:val="28"/>
-          <w:szCs w:val="28"/>
-          <w:rtl/>
-          <w:lang w:bidi="ar-SY"/>
-        </w:rPr>
-        <w:t>صر</w:t>
+        <w:t>المختصر</w:t>
       </w:r>
       <w:r>
         <w:fldChar w:fldCharType="end"/>
@@ -2121,737 +2039,6 @@
         <w:t xml:space="preserve"> ، </w:t>
       </w:r>
       <w:hyperlink r:id="rId10" w:tgtFrame="_blank" w:history="1">
-        <w:r>
-          <w:rPr>
-            <w:rStyle w:val="Hyperlink"/>
-            <w:rFonts w:cstheme="minorHAnsi"/>
-            <w:sz w:val="28"/>
-            <w:szCs w:val="28"/>
-            <w:lang w:bidi="ar-SY"/>
-          </w:rPr>
-          <w:t>Ru</w:t>
-        </w:r>
-        <w:r>
-          <w:rPr>
-            <w:rStyle w:val="Hyperlink"/>
-            <w:rFonts w:cstheme="minorHAnsi"/>
-            <w:sz w:val="28"/>
-            <w:szCs w:val="28"/>
-            <w:lang w:bidi="ar-SY"/>
-          </w:rPr>
-          <w:t>h</w:t>
-        </w:r>
-        <w:r>
-          <w:rPr>
-            <w:rStyle w:val="Hyperlink"/>
-            <w:rFonts w:cstheme="minorHAnsi"/>
-            <w:sz w:val="28"/>
-            <w:szCs w:val="28"/>
-            <w:lang w:bidi="ar-SY"/>
-          </w:rPr>
-          <w:t>rd</w:t>
-        </w:r>
-      </w:hyperlink>
-      <w:r>
-        <w:rPr>
-          <w:rFonts w:cstheme="minorHAnsi"/>
-          <w:sz w:val="28"/>
-          <w:szCs w:val="28"/>
-          <w:rtl/>
-          <w:lang w:bidi="ar-SY"/>
-        </w:rPr>
-        <w:t xml:space="preserve"> .</w:t>
-      </w:r>
-    </w:p>
-    <w:p>
-      <w:pPr>
-        <w:bidi/>
-        <w:spacing w:line="360" w:lineRule="auto"/>
-        <w:rPr>
-          <w:rFonts w:cstheme="minorHAnsi"/>
-          <w:sz w:val="28"/>
-          <w:szCs w:val="28"/>
-          <w:rtl/>
-          <w:lang w:bidi="ar-SY"/>
-        </w:rPr>
-      </w:pPr>
-    </w:p>
-    <w:p>
-      <w:pPr>
-        <w:bidi/>
-        <w:spacing w:line="360" w:lineRule="auto"/>
-        <w:rPr>
-          <w:rFonts w:cstheme="minorHAnsi"/>
-          <w:sz w:val="28"/>
-          <w:szCs w:val="28"/>
-          <w:rtl/>
-          <w:lang w:bidi="ar-SY"/>
-        </w:rPr>
-      </w:pPr>
-    </w:p>
-    <w:p>
-      <w:pPr>
-        <w:bidi/>
-        <w:spacing w:line="360" w:lineRule="auto"/>
-        <w:rPr>
-          <w:rFonts w:cstheme="minorHAnsi"/>
-          <w:sz w:val="28"/>
-          <w:szCs w:val="28"/>
-          <w:rtl/>
-          <w:lang w:bidi="ar-SY"/>
-        </w:rPr>
-      </w:pPr>
-    </w:p>
-    <w:p>
-      <w:pPr>
-        <w:bidi/>
-        <w:spacing w:line="360" w:lineRule="auto"/>
-        <w:rPr>
-          <w:rFonts w:cstheme="minorHAnsi"/>
-          <w:sz w:val="28"/>
-          <w:szCs w:val="28"/>
-          <w:rtl/>
-          <w:lang w:bidi="ar-SY"/>
-        </w:rPr>
-      </w:pPr>
-    </w:p>
-    <w:p>
-      <w:pPr>
-        <w:bidi/>
-        <w:spacing w:line="360" w:lineRule="auto"/>
-        <w:rPr>
-          <w:rFonts w:cstheme="minorHAnsi"/>
-          <w:sz w:val="28"/>
-          <w:szCs w:val="28"/>
-          <w:rtl/>
-          <w:lang w:bidi="ar-SY"/>
-        </w:rPr>
-      </w:pPr>
-    </w:p>
-    <w:p>
-      <w:pPr>
-        <w:bidi/>
-        <w:spacing w:line="360" w:lineRule="auto"/>
-        <w:rPr>
-          <w:rFonts w:cstheme="minorHAnsi"/>
-          <w:b/>
-          <w:bCs/>
-          <w:color w:val="FF0000"/>
-          <w:sz w:val="28"/>
-          <w:szCs w:val="28"/>
-          <w:rtl/>
-        </w:rPr>
-      </w:pPr>
-      <w:r>
-        <w:rPr>
-          <w:rFonts w:cstheme="minorHAnsi"/>
-          <w:b/>
-          <w:bCs/>
-          <w:color w:val="FF0000"/>
-          <w:sz w:val="28"/>
-          <w:szCs w:val="28"/>
-          <w:rtl/>
-        </w:rPr>
-        <w:lastRenderedPageBreak/>
-        <w:t xml:space="preserve">3_ </w:t>
-      </w:r>
-      <w:r>
-        <w:rPr>
-          <w:rFonts w:cstheme="minorHAnsi"/>
-          <w:b/>
-          <w:bCs/>
-          <w:color w:val="FF0000"/>
-          <w:sz w:val="28"/>
-          <w:szCs w:val="28"/>
-          <w:rtl/>
-        </w:rPr>
-        <w:t>نظام</w:t>
-      </w:r>
-      <w:r>
-        <w:rPr>
-          <w:rFonts w:cstheme="minorHAnsi"/>
-          <w:b/>
-          <w:bCs/>
-          <w:color w:val="FF0000"/>
-          <w:sz w:val="28"/>
-          <w:szCs w:val="28"/>
-          <w:lang w:bidi="ar-SY"/>
-        </w:rPr>
-        <w:t xml:space="preserve"> "TraffiStar SR390" </w:t>
-      </w:r>
-      <w:r>
-        <w:rPr>
-          <w:rFonts w:cstheme="minorHAnsi" w:hint="cs"/>
-          <w:b/>
-          <w:bCs/>
-          <w:color w:val="FF0000"/>
-          <w:sz w:val="28"/>
-          <w:szCs w:val="28"/>
-          <w:rtl/>
-          <w:lang w:bidi="ar-SY"/>
-        </w:rPr>
-        <w:t>(</w:t>
-      </w:r>
-      <w:r>
-        <w:rPr>
-          <w:rFonts w:cstheme="minorHAnsi"/>
-          <w:b/>
-          <w:bCs/>
-          <w:color w:val="FF0000"/>
-          <w:sz w:val="28"/>
-          <w:szCs w:val="28"/>
-          <w:rtl/>
-        </w:rPr>
-        <w:t>ألمانيا</w:t>
-      </w:r>
-      <w:r>
-        <w:rPr>
-          <w:rFonts w:cstheme="minorHAnsi" w:hint="cs"/>
-          <w:b/>
-          <w:bCs/>
-          <w:color w:val="FF0000"/>
-          <w:sz w:val="28"/>
-          <w:szCs w:val="28"/>
-          <w:rtl/>
-        </w:rPr>
-        <w:t>)</w:t>
-      </w:r>
-    </w:p>
-    <w:p>
-      <w:pPr>
-        <w:bidi/>
-        <w:spacing w:line="360" w:lineRule="auto"/>
-        <w:rPr>
-          <w:rFonts w:cstheme="minorHAnsi"/>
-          <w:sz w:val="28"/>
-          <w:szCs w:val="28"/>
-          <w:rtl/>
-        </w:rPr>
-      </w:pPr>
-      <w:r>
-        <w:rPr>
-          <w:rFonts w:cstheme="minorHAnsi"/>
-          <w:sz w:val="28"/>
-          <w:szCs w:val="28"/>
-          <w:rtl/>
-        </w:rPr>
-        <w:t>هو جهاز متطور لمراقبة حركة المرور، تم تطويره بواسطة شركة</w:t>
-      </w:r>
-      <w:r>
-        <w:rPr>
-          <w:rFonts w:cstheme="minorHAnsi"/>
-          <w:sz w:val="28"/>
-          <w:szCs w:val="28"/>
-        </w:rPr>
-        <w:t xml:space="preserve"> Jenoptik </w:t>
-      </w:r>
-      <w:r>
-        <w:rPr>
-          <w:rFonts w:cstheme="minorHAnsi"/>
-          <w:sz w:val="28"/>
-          <w:szCs w:val="28"/>
-          <w:rtl/>
-        </w:rPr>
-        <w:t xml:space="preserve">الألمانية، ويُستخدم </w:t>
-      </w:r>
-    </w:p>
-    <w:p>
-      <w:pPr>
-        <w:bidi/>
-        <w:spacing w:line="360" w:lineRule="auto"/>
-        <w:rPr>
-          <w:rFonts w:cstheme="minorHAnsi"/>
-          <w:sz w:val="28"/>
-          <w:szCs w:val="28"/>
-        </w:rPr>
-      </w:pPr>
-      <w:r>
-        <w:rPr>
-          <w:rFonts w:cstheme="minorHAnsi"/>
-          <w:sz w:val="28"/>
-          <w:szCs w:val="28"/>
-          <w:rtl/>
-        </w:rPr>
-        <w:t>لتعزيز السلامة المرورية من خلال رصد وتوثيق المخالفات المرورية المختلفة</w:t>
-      </w:r>
-      <w:r>
-        <w:rPr>
-          <w:rFonts w:cstheme="minorHAnsi"/>
-          <w:sz w:val="28"/>
-          <w:szCs w:val="28"/>
-        </w:rPr>
-        <w:t>.</w:t>
-      </w:r>
-    </w:p>
-    <w:p>
-      <w:pPr>
-        <w:pStyle w:val="ListParagraph"/>
-        <w:numPr>
-          <w:ilvl w:val="0"/>
-          <w:numId w:val="9"/>
-        </w:numPr>
-        <w:bidi/>
-        <w:spacing w:line="360" w:lineRule="auto"/>
-        <w:rPr>
-          <w:rFonts w:cstheme="minorHAnsi"/>
-          <w:sz w:val="28"/>
-          <w:szCs w:val="28"/>
-          <w:rtl/>
-        </w:rPr>
-      </w:pPr>
-      <w:r>
-        <w:rPr>
-          <w:rFonts w:cstheme="minorHAnsi"/>
-          <w:sz w:val="28"/>
-          <w:szCs w:val="28"/>
-          <w:rtl/>
-        </w:rPr>
-        <w:t>مستخدم أيضاً في الكويت و قطر ة عدة دول أخرى</w:t>
-      </w:r>
-    </w:p>
-    <w:p>
-      <w:pPr>
-        <w:bidi/>
-        <w:spacing w:line="360" w:lineRule="auto"/>
-        <w:rPr>
-          <w:rFonts w:cstheme="minorHAnsi"/>
-          <w:b/>
-          <w:bCs/>
-          <w:sz w:val="28"/>
-          <w:szCs w:val="28"/>
-          <w:rtl/>
-          <w:lang w:bidi="ar-SY"/>
-        </w:rPr>
-      </w:pPr>
-      <w:r>
-        <w:rPr>
-          <w:rFonts w:cstheme="minorHAnsi"/>
-          <w:b/>
-          <w:bCs/>
-          <w:sz w:val="28"/>
-          <w:szCs w:val="28"/>
-          <w:rtl/>
-        </w:rPr>
-        <w:t>الميزات</w:t>
-      </w:r>
-      <w:r>
-        <w:rPr>
-          <w:rFonts w:cstheme="minorHAnsi"/>
-          <w:b/>
-          <w:bCs/>
-          <w:sz w:val="28"/>
-          <w:szCs w:val="28"/>
-        </w:rPr>
-        <w:t>:</w:t>
-      </w:r>
-    </w:p>
-    <w:p>
-      <w:pPr>
-        <w:numPr>
-          <w:ilvl w:val="0"/>
-          <w:numId w:val="27"/>
-        </w:numPr>
-        <w:bidi/>
-        <w:spacing w:line="360" w:lineRule="auto"/>
-        <w:rPr>
-          <w:rFonts w:cstheme="minorHAnsi"/>
-          <w:sz w:val="28"/>
-          <w:szCs w:val="28"/>
-        </w:rPr>
-      </w:pPr>
-      <w:r>
-        <w:rPr>
-          <w:rFonts w:cstheme="minorHAnsi"/>
-          <w:sz w:val="28"/>
-          <w:szCs w:val="28"/>
-          <w:rtl/>
-        </w:rPr>
-        <w:t>نظام مراقبة متكامل يدمج بين الرادارات الذكية وكاميرات المراقبة</w:t>
-      </w:r>
-      <w:r>
-        <w:rPr>
-          <w:rFonts w:cstheme="minorHAnsi"/>
-          <w:sz w:val="28"/>
-          <w:szCs w:val="28"/>
-        </w:rPr>
-        <w:t>.</w:t>
-      </w:r>
-    </w:p>
-    <w:p>
-      <w:pPr>
-        <w:numPr>
-          <w:ilvl w:val="0"/>
-          <w:numId w:val="27"/>
-        </w:numPr>
-        <w:bidi/>
-        <w:spacing w:line="360" w:lineRule="auto"/>
-        <w:rPr>
-          <w:rFonts w:cstheme="minorHAnsi"/>
-          <w:sz w:val="28"/>
-          <w:szCs w:val="28"/>
-          <w:rtl/>
-        </w:rPr>
-      </w:pPr>
-      <w:r>
-        <w:rPr>
-          <w:rFonts w:cstheme="minorHAnsi"/>
-          <w:sz w:val="28"/>
-          <w:szCs w:val="28"/>
-          <w:rtl/>
-        </w:rPr>
-        <w:t>قادر على رصد أكثر من مخالفة في آنٍ واحد، مثل تجاوز السرعة وعدم احترام إشارات المرور</w:t>
-      </w:r>
-      <w:r>
-        <w:rPr>
-          <w:rFonts w:cstheme="minorHAnsi"/>
-          <w:sz w:val="28"/>
-          <w:szCs w:val="28"/>
-        </w:rPr>
-        <w:t>.</w:t>
-      </w:r>
-    </w:p>
-    <w:p>
-      <w:pPr>
-        <w:bidi/>
-        <w:spacing w:line="360" w:lineRule="auto"/>
-        <w:rPr>
-          <w:rFonts w:cstheme="minorHAnsi"/>
-          <w:b/>
-          <w:bCs/>
-          <w:sz w:val="28"/>
-          <w:szCs w:val="28"/>
-          <w:rtl/>
-        </w:rPr>
-      </w:pPr>
-      <w:r>
-        <w:rPr>
-          <w:rFonts w:cstheme="minorHAnsi"/>
-          <w:b/>
-          <w:bCs/>
-          <w:sz w:val="28"/>
-          <w:szCs w:val="28"/>
-          <w:rtl/>
-          <w:lang w:bidi="ar-SY"/>
-        </w:rPr>
-        <w:t>المخالفات التي يشملها:</w:t>
-      </w:r>
-    </w:p>
-    <w:p>
-      <w:pPr>
-        <w:pStyle w:val="ListParagraph"/>
-        <w:numPr>
-          <w:ilvl w:val="0"/>
-          <w:numId w:val="35"/>
-        </w:numPr>
-        <w:bidi/>
-        <w:spacing w:line="360" w:lineRule="auto"/>
-        <w:rPr>
-          <w:rFonts w:cstheme="minorHAnsi"/>
-          <w:sz w:val="28"/>
-          <w:szCs w:val="28"/>
-        </w:rPr>
-      </w:pPr>
-      <w:r>
-        <w:rPr>
-          <w:rFonts w:cstheme="minorHAnsi"/>
-          <w:sz w:val="28"/>
-          <w:szCs w:val="28"/>
-          <w:rtl/>
-        </w:rPr>
-        <w:t>تجاوز السرعة المسموح بها</w:t>
-      </w:r>
-    </w:p>
-    <w:p>
-      <w:pPr>
-        <w:pStyle w:val="ListParagraph"/>
-        <w:numPr>
-          <w:ilvl w:val="0"/>
-          <w:numId w:val="35"/>
-        </w:numPr>
-        <w:bidi/>
-        <w:spacing w:line="360" w:lineRule="auto"/>
-        <w:rPr>
-          <w:rFonts w:cstheme="minorHAnsi"/>
-          <w:sz w:val="28"/>
-          <w:szCs w:val="28"/>
-        </w:rPr>
-      </w:pPr>
-      <w:r>
-        <w:rPr>
-          <w:rFonts w:cstheme="minorHAnsi"/>
-          <w:sz w:val="28"/>
-          <w:szCs w:val="28"/>
-          <w:rtl/>
-        </w:rPr>
-        <w:t>تجاوز الإشارة الحمراء</w:t>
-      </w:r>
-    </w:p>
-    <w:p>
-      <w:pPr>
-        <w:pStyle w:val="ListParagraph"/>
-        <w:numPr>
-          <w:ilvl w:val="0"/>
-          <w:numId w:val="35"/>
-        </w:numPr>
-        <w:bidi/>
-        <w:spacing w:line="360" w:lineRule="auto"/>
-        <w:rPr>
-          <w:rFonts w:cstheme="minorHAnsi"/>
-          <w:sz w:val="28"/>
-          <w:szCs w:val="28"/>
-        </w:rPr>
-      </w:pPr>
-      <w:r>
-        <w:rPr>
-          <w:rFonts w:cstheme="minorHAnsi"/>
-          <w:sz w:val="28"/>
-          <w:szCs w:val="28"/>
-          <w:rtl/>
-        </w:rPr>
-        <w:t>الانعطافات غير القانونية</w:t>
-      </w:r>
-      <w:r>
-        <w:rPr>
-          <w:rFonts w:cstheme="minorHAnsi"/>
-          <w:sz w:val="28"/>
-          <w:szCs w:val="28"/>
-          <w:rtl/>
-        </w:rPr>
-        <w:t xml:space="preserve"> </w:t>
-      </w:r>
-      <w:r>
-        <w:rPr>
-          <w:rFonts w:cstheme="minorHAnsi"/>
-          <w:sz w:val="28"/>
-          <w:szCs w:val="28"/>
-        </w:rPr>
-        <w:t>(U-turn)</w:t>
-      </w:r>
-      <w:r>
-        <w:rPr>
-          <w:rFonts w:cstheme="minorHAnsi" w:hint="cs"/>
-          <w:sz w:val="28"/>
-          <w:szCs w:val="28"/>
-          <w:rtl/>
-        </w:rPr>
-        <w:t xml:space="preserve"> و </w:t>
-      </w:r>
-      <w:r>
-        <w:rPr>
-          <w:rFonts w:cstheme="minorHAnsi"/>
-          <w:sz w:val="28"/>
-          <w:szCs w:val="28"/>
-          <w:rtl/>
-        </w:rPr>
-        <w:t>الانعطاف إلى اليمين أو اليسار</w:t>
-      </w:r>
-    </w:p>
-    <w:p>
-      <w:pPr>
-        <w:pStyle w:val="ListParagraph"/>
-        <w:numPr>
-          <w:ilvl w:val="0"/>
-          <w:numId w:val="35"/>
-        </w:numPr>
-        <w:bidi/>
-        <w:spacing w:line="360" w:lineRule="auto"/>
-        <w:rPr>
-          <w:rFonts w:cstheme="minorHAnsi"/>
-          <w:sz w:val="28"/>
-          <w:szCs w:val="28"/>
-        </w:rPr>
-      </w:pPr>
-      <w:r>
-        <w:rPr>
-          <w:rFonts w:cstheme="minorHAnsi"/>
-          <w:sz w:val="28"/>
-          <w:szCs w:val="28"/>
-          <w:rtl/>
-        </w:rPr>
-        <w:t>تغيير المسارات غير القانوني</w:t>
-      </w:r>
-    </w:p>
-    <w:p>
-      <w:pPr>
-        <w:pStyle w:val="ListParagraph"/>
-        <w:numPr>
-          <w:ilvl w:val="0"/>
-          <w:numId w:val="35"/>
-        </w:numPr>
-        <w:bidi/>
-        <w:spacing w:line="360" w:lineRule="auto"/>
-        <w:rPr>
-          <w:rFonts w:cstheme="minorHAnsi"/>
-          <w:sz w:val="28"/>
-          <w:szCs w:val="28"/>
-        </w:rPr>
-      </w:pPr>
-      <w:r>
-        <w:rPr>
-          <w:rFonts w:cstheme="minorHAnsi"/>
-          <w:sz w:val="28"/>
-          <w:szCs w:val="28"/>
-          <w:rtl/>
-        </w:rPr>
-        <w:t>عدم الامتثال لإ</w:t>
-      </w:r>
-      <w:r>
-        <w:rPr>
-          <w:rFonts w:cstheme="minorHAnsi"/>
-          <w:sz w:val="28"/>
-          <w:szCs w:val="28"/>
-          <w:rtl/>
-        </w:rPr>
-        <w:t>شارات المرور مثل اشارة "قف" أو عدم إعطاء أولوية للمشاة</w:t>
-      </w:r>
-    </w:p>
-    <w:p>
-      <w:pPr>
-        <w:pStyle w:val="ListParagraph"/>
-        <w:numPr>
-          <w:ilvl w:val="0"/>
-          <w:numId w:val="35"/>
-        </w:numPr>
-        <w:bidi/>
-        <w:spacing w:line="360" w:lineRule="auto"/>
-        <w:rPr>
-          <w:rFonts w:cstheme="minorHAnsi"/>
-          <w:sz w:val="28"/>
-          <w:szCs w:val="28"/>
-        </w:rPr>
-      </w:pPr>
-      <w:r>
-        <w:rPr>
-          <w:rFonts w:cstheme="minorHAnsi"/>
-          <w:sz w:val="28"/>
-          <w:szCs w:val="28"/>
-          <w:rtl/>
-        </w:rPr>
-        <w:t>عدم ترك مسافة أمان كافية</w:t>
-      </w:r>
-    </w:p>
-    <w:p>
-      <w:pPr>
-        <w:pStyle w:val="ListParagraph"/>
-        <w:numPr>
-          <w:ilvl w:val="0"/>
-          <w:numId w:val="35"/>
-        </w:numPr>
-        <w:bidi/>
-        <w:spacing w:line="360" w:lineRule="auto"/>
-        <w:rPr>
-          <w:rFonts w:cstheme="minorHAnsi"/>
-          <w:sz w:val="28"/>
-          <w:szCs w:val="28"/>
-        </w:rPr>
-      </w:pPr>
-      <w:r>
-        <w:rPr>
-          <w:rFonts w:cstheme="minorHAnsi"/>
-          <w:sz w:val="28"/>
-          <w:szCs w:val="28"/>
-          <w:rtl/>
-        </w:rPr>
-        <w:t>التوقف غير القانوني على معابر المشاة</w:t>
-      </w:r>
-    </w:p>
-    <w:p>
-      <w:pPr>
-        <w:pStyle w:val="ListParagraph"/>
-        <w:numPr>
-          <w:ilvl w:val="0"/>
-          <w:numId w:val="35"/>
-        </w:numPr>
-        <w:bidi/>
-        <w:spacing w:line="360" w:lineRule="auto"/>
-        <w:rPr>
-          <w:rFonts w:cstheme="minorHAnsi"/>
-          <w:sz w:val="28"/>
-          <w:szCs w:val="28"/>
-        </w:rPr>
-      </w:pPr>
-      <w:r>
-        <w:rPr>
-          <w:rFonts w:cstheme="minorHAnsi"/>
-          <w:sz w:val="28"/>
-          <w:szCs w:val="28"/>
-          <w:rtl/>
-        </w:rPr>
-        <w:t>مخالفات منطقة الصندوق الأصفر: تحدث المخالفة عندما يدخل السائق إلى منطقة الصندوق الأصفر دون التأكد من إمكانية الخروج منها بسلام، مما يؤدي إلى التوقف داخلها وعرقلة حركة المرور المتقاطعة</w:t>
-      </w:r>
-      <w:r>
-        <w:rPr>
-          <w:rFonts w:cstheme="minorHAnsi"/>
-          <w:sz w:val="28"/>
-          <w:szCs w:val="28"/>
-        </w:rPr>
-        <w:t>.</w:t>
-      </w:r>
-    </w:p>
-    <w:p>
-      <w:pPr>
-        <w:bidi/>
-        <w:spacing w:line="360" w:lineRule="auto"/>
-        <w:ind w:left="360"/>
-        <w:rPr>
-          <w:rFonts w:cstheme="minorHAnsi"/>
-          <w:sz w:val="24"/>
-          <w:szCs w:val="24"/>
-          <w:rtl/>
-        </w:rPr>
-      </w:pPr>
-      <w:r>
-        <w:rPr>
-          <w:rFonts w:cstheme="minorHAnsi"/>
-          <w:b/>
-          <w:bCs/>
-          <w:sz w:val="24"/>
-          <w:szCs w:val="24"/>
-          <w:rtl/>
-        </w:rPr>
-        <w:t>ملاحظة:</w:t>
-      </w:r>
-      <w:r>
-        <w:rPr>
-          <w:rFonts w:cstheme="minorHAnsi"/>
-          <w:sz w:val="24"/>
-          <w:szCs w:val="24"/>
-          <w:rtl/>
-        </w:rPr>
-        <w:t xml:space="preserve"> منطقة الصندوق الأصفر هي مساحة مرورية محددة عند التقاطعات، تُميز بخطوط صفراء متقاطعة، تهدف إلى منع عرقلة حركة السير في هذه المناطق الحيوية</w:t>
-      </w:r>
-      <w:r>
-        <w:rPr>
-          <w:rFonts w:cstheme="minorHAnsi"/>
-          <w:sz w:val="24"/>
-          <w:szCs w:val="24"/>
-        </w:rPr>
-        <w:t>.</w:t>
-      </w:r>
-    </w:p>
-    <w:p>
-      <w:pPr>
-        <w:bidi/>
-        <w:spacing w:line="360" w:lineRule="auto"/>
-        <w:ind w:left="360"/>
-        <w:rPr>
-          <w:rFonts w:cstheme="minorHAnsi"/>
-          <w:sz w:val="28"/>
-          <w:szCs w:val="28"/>
-          <w:rtl/>
-        </w:rPr>
-      </w:pPr>
-      <w:r>
-        <w:rPr>
-          <w:rFonts w:cstheme="minorHAnsi"/>
-          <w:sz w:val="28"/>
-          <w:szCs w:val="28"/>
-          <w:rtl/>
-          <w:lang w:bidi="ar-SY"/>
-        </w:rPr>
-        <w:t xml:space="preserve">المراجع : </w:t>
-      </w:r>
-      <w:hyperlink r:id="rId11" w:history="1">
         <w:proofErr w:type="spellStart"/>
         <w:r>
           <w:rPr>
@@ -2861,8 +2048,3836 @@
             <w:szCs w:val="28"/>
             <w:lang w:bidi="ar-SY"/>
           </w:rPr>
-          <w:t>jeno</w:t>
+          <w:t>Ruhrd</w:t>
         </w:r>
+        <w:proofErr w:type="spellEnd"/>
+      </w:hyperlink>
+      <w:r>
+        <w:rPr>
+          <w:rFonts w:cstheme="minorHAnsi"/>
+          <w:sz w:val="28"/>
+          <w:szCs w:val="28"/>
+          <w:rtl/>
+          <w:lang w:bidi="ar-SY"/>
+        </w:rPr>
+        <w:t xml:space="preserve"> .</w:t>
+      </w:r>
+    </w:p>
+    <w:p>
+      <w:pPr>
+        <w:bidi/>
+        <w:spacing w:line="360" w:lineRule="auto"/>
+        <w:rPr>
+          <w:rFonts w:cstheme="minorHAnsi"/>
+          <w:sz w:val="28"/>
+          <w:szCs w:val="28"/>
+          <w:rtl/>
+          <w:lang w:bidi="ar-SY"/>
+        </w:rPr>
+      </w:pPr>
+    </w:p>
+    <w:p>
+      <w:pPr>
+        <w:bidi/>
+        <w:spacing w:line="360" w:lineRule="auto"/>
+        <w:rPr>
+          <w:rFonts w:cstheme="minorHAnsi"/>
+          <w:sz w:val="28"/>
+          <w:szCs w:val="28"/>
+          <w:rtl/>
+          <w:lang w:bidi="ar-SY"/>
+        </w:rPr>
+      </w:pPr>
+    </w:p>
+    <w:p>
+      <w:pPr>
+        <w:bidi/>
+        <w:spacing w:line="360" w:lineRule="auto"/>
+        <w:rPr>
+          <w:rFonts w:cstheme="minorHAnsi"/>
+          <w:sz w:val="28"/>
+          <w:szCs w:val="28"/>
+          <w:rtl/>
+          <w:lang w:bidi="ar-SY"/>
+        </w:rPr>
+      </w:pPr>
+    </w:p>
+    <w:p>
+      <w:pPr>
+        <w:bidi/>
+        <w:spacing w:line="360" w:lineRule="auto"/>
+        <w:rPr>
+          <w:rFonts w:cstheme="minorHAnsi"/>
+          <w:sz w:val="28"/>
+          <w:szCs w:val="28"/>
+          <w:rtl/>
+          <w:lang w:bidi="ar-SY"/>
+        </w:rPr>
+      </w:pPr>
+    </w:p>
+    <w:p>
+      <w:pPr>
+        <w:bidi/>
+        <w:spacing w:line="360" w:lineRule="auto"/>
+        <w:rPr>
+          <w:rFonts w:cstheme="minorHAnsi"/>
+          <w:sz w:val="28"/>
+          <w:szCs w:val="28"/>
+          <w:rtl/>
+          <w:lang w:bidi="ar-SY"/>
+        </w:rPr>
+      </w:pPr>
+    </w:p>
+    <w:p>
+      <w:pPr>
+        <w:bidi/>
+        <w:spacing w:line="360" w:lineRule="auto"/>
+        <w:rPr>
+          <w:rFonts w:cstheme="minorHAnsi"/>
+          <w:b/>
+          <w:bCs/>
+          <w:color w:val="FF0000"/>
+          <w:sz w:val="28"/>
+          <w:szCs w:val="28"/>
+          <w:rtl/>
+        </w:rPr>
+      </w:pPr>
+      <w:r>
+        <w:rPr>
+          <w:rFonts w:cstheme="minorHAnsi"/>
+          <w:b/>
+          <w:bCs/>
+          <w:color w:val="FF0000"/>
+          <w:sz w:val="28"/>
+          <w:szCs w:val="28"/>
+          <w:rtl/>
+        </w:rPr>
+        <w:lastRenderedPageBreak/>
+        <w:t xml:space="preserve">3_ </w:t>
+      </w:r>
+      <w:r>
+        <w:rPr>
+          <w:rFonts w:cstheme="minorHAnsi"/>
+          <w:b/>
+          <w:bCs/>
+          <w:color w:val="FF0000"/>
+          <w:sz w:val="28"/>
+          <w:szCs w:val="28"/>
+          <w:rtl/>
+        </w:rPr>
+        <w:t>نظام</w:t>
+      </w:r>
+      <w:r>
+        <w:rPr>
+          <w:rFonts w:cstheme="minorHAnsi"/>
+          <w:b/>
+          <w:bCs/>
+          <w:color w:val="FF0000"/>
+          <w:sz w:val="28"/>
+          <w:szCs w:val="28"/>
+          <w:lang w:bidi="ar-SY"/>
+        </w:rPr>
+        <w:t xml:space="preserve"> "TraffiStar SR390" </w:t>
+      </w:r>
+      <w:r>
+        <w:rPr>
+          <w:rFonts w:cstheme="minorHAnsi" w:hint="cs"/>
+          <w:b/>
+          <w:bCs/>
+          <w:color w:val="FF0000"/>
+          <w:sz w:val="28"/>
+          <w:szCs w:val="28"/>
+          <w:rtl/>
+          <w:lang w:bidi="ar-SY"/>
+        </w:rPr>
+        <w:t>(</w:t>
+      </w:r>
+      <w:r>
+        <w:rPr>
+          <w:rFonts w:cstheme="minorHAnsi"/>
+          <w:b/>
+          <w:bCs/>
+          <w:color w:val="FF0000"/>
+          <w:sz w:val="28"/>
+          <w:szCs w:val="28"/>
+          <w:rtl/>
+        </w:rPr>
+        <w:t>ألمانيا</w:t>
+      </w:r>
+      <w:r>
+        <w:rPr>
+          <w:rFonts w:cstheme="minorHAnsi" w:hint="cs"/>
+          <w:b/>
+          <w:bCs/>
+          <w:color w:val="FF0000"/>
+          <w:sz w:val="28"/>
+          <w:szCs w:val="28"/>
+          <w:rtl/>
+        </w:rPr>
+        <w:t>)</w:t>
+      </w:r>
+    </w:p>
+    <w:p>
+      <w:pPr>
+        <w:bidi/>
+        <w:spacing w:line="360" w:lineRule="auto"/>
+        <w:rPr>
+          <w:rFonts w:cstheme="minorHAnsi"/>
+          <w:sz w:val="28"/>
+          <w:szCs w:val="28"/>
+          <w:rtl/>
+        </w:rPr>
+      </w:pPr>
+      <w:r>
+        <w:rPr>
+          <w:rFonts w:cstheme="minorHAnsi"/>
+          <w:sz w:val="28"/>
+          <w:szCs w:val="28"/>
+          <w:rtl/>
+        </w:rPr>
+        <w:t>هو جهاز متطور لمراقبة حركة المرور، تم تطويره بواسطة شركة</w:t>
+      </w:r>
+      <w:r>
+        <w:rPr>
+          <w:rFonts w:cstheme="minorHAnsi"/>
+          <w:sz w:val="28"/>
+          <w:szCs w:val="28"/>
+        </w:rPr>
+        <w:t xml:space="preserve"> Jenoptik </w:t>
+      </w:r>
+      <w:r>
+        <w:rPr>
+          <w:rFonts w:cstheme="minorHAnsi"/>
+          <w:sz w:val="28"/>
+          <w:szCs w:val="28"/>
+          <w:rtl/>
+        </w:rPr>
+        <w:t xml:space="preserve">الألمانية، ويُستخدم </w:t>
+      </w:r>
+    </w:p>
+    <w:p>
+      <w:pPr>
+        <w:bidi/>
+        <w:spacing w:line="360" w:lineRule="auto"/>
+        <w:rPr>
+          <w:rFonts w:cstheme="minorHAnsi"/>
+          <w:sz w:val="28"/>
+          <w:szCs w:val="28"/>
+        </w:rPr>
+      </w:pPr>
+      <w:r>
+        <w:rPr>
+          <w:rFonts w:cstheme="minorHAnsi"/>
+          <w:sz w:val="28"/>
+          <w:szCs w:val="28"/>
+          <w:rtl/>
+        </w:rPr>
+        <w:t>لتعزيز السلامة المرورية من خلال رصد وتوثيق المخالفات المرورية المختلفة</w:t>
+      </w:r>
+      <w:r>
+        <w:rPr>
+          <w:rFonts w:cstheme="minorHAnsi"/>
+          <w:sz w:val="28"/>
+          <w:szCs w:val="28"/>
+        </w:rPr>
+        <w:t>.</w:t>
+      </w:r>
+    </w:p>
+    <w:p>
+      <w:pPr>
+        <w:pStyle w:val="ListParagraph"/>
+        <w:numPr>
+          <w:ilvl w:val="0"/>
+          <w:numId w:val="9"/>
+        </w:numPr>
+        <w:bidi/>
+        <w:spacing w:line="360" w:lineRule="auto"/>
+        <w:rPr>
+          <w:rFonts w:cstheme="minorHAnsi"/>
+          <w:sz w:val="28"/>
+          <w:szCs w:val="28"/>
+          <w:rtl/>
+        </w:rPr>
+      </w:pPr>
+      <w:r>
+        <w:rPr>
+          <w:rFonts w:cstheme="minorHAnsi"/>
+          <w:sz w:val="28"/>
+          <w:szCs w:val="28"/>
+          <w:rtl/>
+        </w:rPr>
+        <w:t>مستخدم أيضاً في الكويت و قطر ة عدة دول أخرى</w:t>
+      </w:r>
+    </w:p>
+    <w:p>
+      <w:pPr>
+        <w:bidi/>
+        <w:spacing w:line="360" w:lineRule="auto"/>
+        <w:rPr>
+          <w:rFonts w:cstheme="minorHAnsi"/>
+          <w:b/>
+          <w:bCs/>
+          <w:sz w:val="28"/>
+          <w:szCs w:val="28"/>
+          <w:rtl/>
+          <w:lang w:bidi="ar-SY"/>
+        </w:rPr>
+      </w:pPr>
+      <w:r>
+        <w:rPr>
+          <w:rFonts w:cstheme="minorHAnsi"/>
+          <w:b/>
+          <w:bCs/>
+          <w:sz w:val="28"/>
+          <w:szCs w:val="28"/>
+          <w:rtl/>
+        </w:rPr>
+        <w:t>الميزات</w:t>
+      </w:r>
+      <w:r>
+        <w:rPr>
+          <w:rFonts w:cstheme="minorHAnsi"/>
+          <w:b/>
+          <w:bCs/>
+          <w:sz w:val="28"/>
+          <w:szCs w:val="28"/>
+        </w:rPr>
+        <w:t>:</w:t>
+      </w:r>
+    </w:p>
+    <w:p>
+      <w:pPr>
+        <w:numPr>
+          <w:ilvl w:val="0"/>
+          <w:numId w:val="27"/>
+        </w:numPr>
+        <w:bidi/>
+        <w:spacing w:line="360" w:lineRule="auto"/>
+        <w:rPr>
+          <w:rFonts w:cstheme="minorHAnsi"/>
+          <w:sz w:val="28"/>
+          <w:szCs w:val="28"/>
+        </w:rPr>
+      </w:pPr>
+      <w:r>
+        <w:rPr>
+          <w:rFonts w:cstheme="minorHAnsi"/>
+          <w:sz w:val="28"/>
+          <w:szCs w:val="28"/>
+          <w:rtl/>
+        </w:rPr>
+        <w:t>نظام مراقبة متكامل يدمج بين الرادارات الذكية وكاميرات المراقبة</w:t>
+      </w:r>
+      <w:r>
+        <w:rPr>
+          <w:rFonts w:cstheme="minorHAnsi"/>
+          <w:sz w:val="28"/>
+          <w:szCs w:val="28"/>
+        </w:rPr>
+        <w:t>.</w:t>
+      </w:r>
+    </w:p>
+    <w:p>
+      <w:pPr>
+        <w:numPr>
+          <w:ilvl w:val="0"/>
+          <w:numId w:val="27"/>
+        </w:numPr>
+        <w:bidi/>
+        <w:spacing w:line="360" w:lineRule="auto"/>
+        <w:rPr>
+          <w:rFonts w:cstheme="minorHAnsi"/>
+          <w:sz w:val="28"/>
+          <w:szCs w:val="28"/>
+          <w:rtl/>
+        </w:rPr>
+      </w:pPr>
+      <w:r>
+        <w:rPr>
+          <w:rFonts w:cstheme="minorHAnsi"/>
+          <w:sz w:val="28"/>
+          <w:szCs w:val="28"/>
+          <w:rtl/>
+        </w:rPr>
+        <w:t>قادر على رصد أكثر من مخالفة في آنٍ واحد، مثل تجاوز السرعة وعدم احترام إشارات المرور</w:t>
+      </w:r>
+      <w:r>
+        <w:rPr>
+          <w:rFonts w:cstheme="minorHAnsi"/>
+          <w:sz w:val="28"/>
+          <w:szCs w:val="28"/>
+        </w:rPr>
+        <w:t>.</w:t>
+      </w:r>
+    </w:p>
+    <w:p>
+      <w:pPr>
+        <w:bidi/>
+        <w:spacing w:line="360" w:lineRule="auto"/>
+        <w:rPr>
+          <w:rFonts w:cstheme="minorHAnsi"/>
+          <w:b/>
+          <w:bCs/>
+          <w:sz w:val="28"/>
+          <w:szCs w:val="28"/>
+          <w:rtl/>
+        </w:rPr>
+      </w:pPr>
+      <w:r>
+        <w:rPr>
+          <w:rFonts w:cstheme="minorHAnsi"/>
+          <w:b/>
+          <w:bCs/>
+          <w:sz w:val="28"/>
+          <w:szCs w:val="28"/>
+          <w:rtl/>
+          <w:lang w:bidi="ar-SY"/>
+        </w:rPr>
+        <w:t>المخالفات التي يشملها:</w:t>
+      </w:r>
+    </w:p>
+    <w:p>
+      <w:pPr>
+        <w:pStyle w:val="ListParagraph"/>
+        <w:numPr>
+          <w:ilvl w:val="0"/>
+          <w:numId w:val="35"/>
+        </w:numPr>
+        <w:bidi/>
+        <w:spacing w:line="360" w:lineRule="auto"/>
+        <w:rPr>
+          <w:rFonts w:cstheme="minorHAnsi"/>
+          <w:sz w:val="28"/>
+          <w:szCs w:val="28"/>
+        </w:rPr>
+      </w:pPr>
+      <w:r>
+        <w:rPr>
+          <w:rFonts w:cstheme="minorHAnsi"/>
+          <w:sz w:val="28"/>
+          <w:szCs w:val="28"/>
+          <w:rtl/>
+        </w:rPr>
+        <w:t>تجاوز السرعة المسموح بها</w:t>
+      </w:r>
+    </w:p>
+    <w:p>
+      <w:pPr>
+        <w:pStyle w:val="ListParagraph"/>
+        <w:numPr>
+          <w:ilvl w:val="0"/>
+          <w:numId w:val="35"/>
+        </w:numPr>
+        <w:bidi/>
+        <w:spacing w:line="360" w:lineRule="auto"/>
+        <w:rPr>
+          <w:rFonts w:cstheme="minorHAnsi"/>
+          <w:sz w:val="28"/>
+          <w:szCs w:val="28"/>
+        </w:rPr>
+      </w:pPr>
+      <w:r>
+        <w:rPr>
+          <w:rFonts w:cstheme="minorHAnsi"/>
+          <w:sz w:val="28"/>
+          <w:szCs w:val="28"/>
+          <w:rtl/>
+        </w:rPr>
+        <w:t>تجاوز الإشارة الحمراء</w:t>
+      </w:r>
+    </w:p>
+    <w:p>
+      <w:pPr>
+        <w:pStyle w:val="ListParagraph"/>
+        <w:numPr>
+          <w:ilvl w:val="0"/>
+          <w:numId w:val="35"/>
+        </w:numPr>
+        <w:bidi/>
+        <w:spacing w:line="360" w:lineRule="auto"/>
+        <w:rPr>
+          <w:rFonts w:cstheme="minorHAnsi"/>
+          <w:sz w:val="28"/>
+          <w:szCs w:val="28"/>
+        </w:rPr>
+      </w:pPr>
+      <w:r>
+        <w:rPr>
+          <w:rFonts w:cstheme="minorHAnsi"/>
+          <w:sz w:val="28"/>
+          <w:szCs w:val="28"/>
+          <w:rtl/>
+        </w:rPr>
+        <w:t>الانعطافات غير القانونية</w:t>
+      </w:r>
+      <w:r>
+        <w:rPr>
+          <w:rFonts w:cstheme="minorHAnsi"/>
+          <w:sz w:val="28"/>
+          <w:szCs w:val="28"/>
+          <w:rtl/>
+        </w:rPr>
+        <w:t xml:space="preserve"> </w:t>
+      </w:r>
+      <w:r>
+        <w:rPr>
+          <w:rFonts w:cstheme="minorHAnsi"/>
+          <w:sz w:val="28"/>
+          <w:szCs w:val="28"/>
+        </w:rPr>
+        <w:t>(U-turn)</w:t>
+      </w:r>
+      <w:r>
+        <w:rPr>
+          <w:rFonts w:cstheme="minorHAnsi" w:hint="cs"/>
+          <w:sz w:val="28"/>
+          <w:szCs w:val="28"/>
+          <w:rtl/>
+        </w:rPr>
+        <w:t xml:space="preserve"> و </w:t>
+      </w:r>
+      <w:r>
+        <w:rPr>
+          <w:rFonts w:cstheme="minorHAnsi"/>
+          <w:sz w:val="28"/>
+          <w:szCs w:val="28"/>
+          <w:rtl/>
+        </w:rPr>
+        <w:t>الانعطاف إلى اليمين أو اليسار</w:t>
+      </w:r>
+    </w:p>
+    <w:p>
+      <w:pPr>
+        <w:pStyle w:val="ListParagraph"/>
+        <w:numPr>
+          <w:ilvl w:val="0"/>
+          <w:numId w:val="35"/>
+        </w:numPr>
+        <w:bidi/>
+        <w:spacing w:line="360" w:lineRule="auto"/>
+        <w:rPr>
+          <w:rFonts w:cstheme="minorHAnsi"/>
+          <w:sz w:val="28"/>
+          <w:szCs w:val="28"/>
+        </w:rPr>
+      </w:pPr>
+      <w:r>
+        <w:rPr>
+          <w:rFonts w:cstheme="minorHAnsi"/>
+          <w:sz w:val="28"/>
+          <w:szCs w:val="28"/>
+          <w:rtl/>
+        </w:rPr>
+        <w:t>تغيير المسارات غير القانوني</w:t>
+      </w:r>
+    </w:p>
+    <w:p>
+      <w:pPr>
+        <w:pStyle w:val="ListParagraph"/>
+        <w:numPr>
+          <w:ilvl w:val="0"/>
+          <w:numId w:val="35"/>
+        </w:numPr>
+        <w:bidi/>
+        <w:spacing w:line="360" w:lineRule="auto"/>
+        <w:rPr>
+          <w:rFonts w:cstheme="minorHAnsi"/>
+          <w:sz w:val="28"/>
+          <w:szCs w:val="28"/>
+        </w:rPr>
+      </w:pPr>
+      <w:r>
+        <w:rPr>
+          <w:rFonts w:cstheme="minorHAnsi"/>
+          <w:sz w:val="28"/>
+          <w:szCs w:val="28"/>
+          <w:rtl/>
+        </w:rPr>
+        <w:t>عدم الامتثال لإ</w:t>
+      </w:r>
+      <w:r>
+        <w:rPr>
+          <w:rFonts w:cstheme="minorHAnsi"/>
+          <w:sz w:val="28"/>
+          <w:szCs w:val="28"/>
+          <w:rtl/>
+        </w:rPr>
+        <w:t>شارات المرور مثل اشارة "قف" أو عدم إعطاء أولوية للمشاة</w:t>
+      </w:r>
+    </w:p>
+    <w:p>
+      <w:pPr>
+        <w:pStyle w:val="ListParagraph"/>
+        <w:numPr>
+          <w:ilvl w:val="0"/>
+          <w:numId w:val="35"/>
+        </w:numPr>
+        <w:bidi/>
+        <w:spacing w:line="360" w:lineRule="auto"/>
+        <w:rPr>
+          <w:rFonts w:cstheme="minorHAnsi"/>
+          <w:sz w:val="28"/>
+          <w:szCs w:val="28"/>
+        </w:rPr>
+      </w:pPr>
+      <w:r>
+        <w:rPr>
+          <w:rFonts w:cstheme="minorHAnsi"/>
+          <w:sz w:val="28"/>
+          <w:szCs w:val="28"/>
+          <w:rtl/>
+        </w:rPr>
+        <w:t>عدم ترك مسافة أمان كافية</w:t>
+      </w:r>
+    </w:p>
+    <w:p>
+      <w:pPr>
+        <w:pStyle w:val="ListParagraph"/>
+        <w:numPr>
+          <w:ilvl w:val="0"/>
+          <w:numId w:val="35"/>
+        </w:numPr>
+        <w:bidi/>
+        <w:spacing w:line="360" w:lineRule="auto"/>
+        <w:rPr>
+          <w:rFonts w:cstheme="minorHAnsi"/>
+          <w:sz w:val="28"/>
+          <w:szCs w:val="28"/>
+        </w:rPr>
+      </w:pPr>
+      <w:r>
+        <w:rPr>
+          <w:rFonts w:cstheme="minorHAnsi"/>
+          <w:sz w:val="28"/>
+          <w:szCs w:val="28"/>
+          <w:rtl/>
+        </w:rPr>
+        <w:t>التوقف غير القانوني على معابر المشاة</w:t>
+      </w:r>
+    </w:p>
+    <w:p>
+      <w:pPr>
+        <w:pStyle w:val="ListParagraph"/>
+        <w:numPr>
+          <w:ilvl w:val="0"/>
+          <w:numId w:val="35"/>
+        </w:numPr>
+        <w:bidi/>
+        <w:spacing w:line="360" w:lineRule="auto"/>
+        <w:rPr>
+          <w:rFonts w:cstheme="minorHAnsi"/>
+          <w:sz w:val="28"/>
+          <w:szCs w:val="28"/>
+        </w:rPr>
+      </w:pPr>
+      <w:r>
+        <w:rPr>
+          <w:rFonts w:cstheme="minorHAnsi"/>
+          <w:sz w:val="28"/>
+          <w:szCs w:val="28"/>
+          <w:rtl/>
+        </w:rPr>
+        <w:t>مخالفات منطقة الصندوق الأصفر: تحدث المخالفة عندما يدخل السائق إلى منطقة الصندوق الأصفر دون التأكد من إمكانية الخروج منها بسلام، مما يؤدي إلى التوقف داخلها وعرقلة حركة المرور المتقاطعة</w:t>
+      </w:r>
+      <w:r>
+        <w:rPr>
+          <w:rFonts w:cstheme="minorHAnsi"/>
+          <w:sz w:val="28"/>
+          <w:szCs w:val="28"/>
+        </w:rPr>
+        <w:t>.</w:t>
+      </w:r>
+    </w:p>
+    <w:p>
+      <w:pPr>
+        <w:bidi/>
+        <w:spacing w:line="360" w:lineRule="auto"/>
+        <w:ind w:left="360"/>
+        <w:rPr>
+          <w:rFonts w:cstheme="minorHAnsi"/>
+          <w:sz w:val="24"/>
+          <w:szCs w:val="24"/>
+          <w:rtl/>
+        </w:rPr>
+      </w:pPr>
+      <w:r>
+        <w:rPr>
+          <w:rFonts w:cstheme="minorHAnsi"/>
+          <w:b/>
+          <w:bCs/>
+          <w:sz w:val="24"/>
+          <w:szCs w:val="24"/>
+          <w:rtl/>
+        </w:rPr>
+        <w:t>ملاحظة:</w:t>
+      </w:r>
+      <w:r>
+        <w:rPr>
+          <w:rFonts w:cstheme="minorHAnsi"/>
+          <w:sz w:val="24"/>
+          <w:szCs w:val="24"/>
+          <w:rtl/>
+        </w:rPr>
+        <w:t xml:space="preserve"> منطقة الصندوق الأصفر هي مساحة مرورية محددة عند التقاطعات، تُميز بخطوط صفراء متقاطعة، تهدف إلى منع عرقلة حركة السير في هذه المناطق الحيوية</w:t>
+      </w:r>
+      <w:r>
+        <w:rPr>
+          <w:rFonts w:cstheme="minorHAnsi"/>
+          <w:sz w:val="24"/>
+          <w:szCs w:val="24"/>
+        </w:rPr>
+        <w:t>.</w:t>
+      </w:r>
+    </w:p>
+    <w:p>
+      <w:pPr>
+        <w:bidi/>
+        <w:spacing w:line="360" w:lineRule="auto"/>
+        <w:ind w:left="360"/>
+        <w:rPr>
+          <w:rFonts w:cstheme="minorHAnsi"/>
+          <w:sz w:val="28"/>
+          <w:szCs w:val="28"/>
+          <w:rtl/>
+        </w:rPr>
+      </w:pPr>
+      <w:r>
+        <w:rPr>
+          <w:rFonts w:cstheme="minorHAnsi"/>
+          <w:sz w:val="28"/>
+          <w:szCs w:val="28"/>
+          <w:rtl/>
+          <w:lang w:bidi="ar-SY"/>
+        </w:rPr>
+        <w:t xml:space="preserve">المراجع : </w:t>
+      </w:r>
+      <w:r>
+        <w:fldChar w:fldCharType="begin"/>
+      </w:r>
+      <w:r>
+        <w:instrText>HYPERLINK "https://www.intertraffic.com/products-and-services/jenoptik-smart-mobility-solutions/products/traffistar-sr-390-plus?utm_source=chatgpt.com"</w:instrText>
+      </w:r>
+      <w:r>
+        <w:fldChar w:fldCharType="separate"/>
+      </w:r>
+      <w:r>
+        <w:rPr>
+          <w:rStyle w:val="Hyperlink"/>
+          <w:rFonts w:cstheme="minorHAnsi"/>
+          <w:sz w:val="28"/>
+          <w:szCs w:val="28"/>
+          <w:lang w:bidi="ar-SY"/>
+        </w:rPr>
+        <w:t>INTERTRAFFIC</w:t>
+      </w:r>
+      <w:r>
+        <w:fldChar w:fldCharType="end"/>
+      </w:r>
+      <w:r>
+        <w:rPr>
+          <w:rFonts w:cstheme="minorHAnsi"/>
+          <w:sz w:val="28"/>
+          <w:szCs w:val="28"/>
+          <w:rtl/>
+          <w:lang w:bidi="ar-SY"/>
+        </w:rPr>
+        <w:t xml:space="preserve"> ، </w:t>
+      </w:r>
+      <w:r>
+        <w:fldChar w:fldCharType="begin"/>
+      </w:r>
+      <w:r>
+        <w:instrText>HYPERLINK "https://www.jenoptik.com/products/road-safety/red-light-camera?utm_source=chatgpt.com"</w:instrText>
+      </w:r>
+      <w:r>
+        <w:fldChar w:fldCharType="separate"/>
+      </w:r>
+      <w:r>
+        <w:rPr>
+          <w:rStyle w:val="Hyperlink"/>
+          <w:rFonts w:cstheme="minorHAnsi"/>
+          <w:sz w:val="28"/>
+          <w:szCs w:val="28"/>
+          <w:lang w:bidi="ar-SY"/>
+        </w:rPr>
+        <w:t>jenoptik</w:t>
+      </w:r>
+      <w:r>
+        <w:fldChar w:fldCharType="end"/>
+      </w:r>
+      <w:r>
+        <w:rPr>
+          <w:rFonts w:cstheme="minorHAnsi" w:hint="cs"/>
+          <w:sz w:val="28"/>
+          <w:szCs w:val="28"/>
+          <w:rtl/>
+          <w:lang w:bidi="ar-SY"/>
+        </w:rPr>
+        <w:t xml:space="preserve"> ، </w:t>
+      </w:r>
+      <w:r>
+        <w:rPr>
+          <w:rFonts w:cstheme="minorHAnsi"/>
+          <w:sz w:val="28"/>
+          <w:szCs w:val="28"/>
+          <w:lang w:bidi="ar-SY"/>
+        </w:rPr>
+        <w:fldChar w:fldCharType="begin"/>
+      </w:r>
+      <w:r>
+        <w:rPr>
+          <w:rFonts w:cstheme="minorHAnsi"/>
+          <w:sz w:val="28"/>
+          <w:szCs w:val="28"/>
+          <w:lang w:bidi="ar-SY"/>
+        </w:rPr>
+        <w:instrText>HYPERLINK "https://www.directindustry.com/prod/jenoptik-ag/product-17967-2513481.html?utm_source=chatgpt.com" \t "_blank"</w:instrText>
+      </w:r>
+      <w:r>
+        <w:rPr>
+          <w:rFonts w:cstheme="minorHAnsi"/>
+          <w:sz w:val="28"/>
+          <w:szCs w:val="28"/>
+          <w:lang w:bidi="ar-SY"/>
+        </w:rPr>
+      </w:r>
+      <w:r>
+        <w:rPr>
+          <w:rFonts w:cstheme="minorHAnsi"/>
+          <w:sz w:val="28"/>
+          <w:szCs w:val="28"/>
+          <w:lang w:bidi="ar-SY"/>
+        </w:rPr>
+        <w:fldChar w:fldCharType="separate"/>
+      </w:r>
+      <w:r>
+        <w:rPr>
+          <w:rStyle w:val="Hyperlink"/>
+          <w:rFonts w:cstheme="minorHAnsi"/>
+          <w:sz w:val="28"/>
+          <w:szCs w:val="28"/>
+          <w:lang w:bidi="ar-SY"/>
+        </w:rPr>
+        <w:t>directindustry.com</w:t>
+      </w:r>
+      <w:r>
+        <w:rPr>
+          <w:rFonts w:cstheme="minorHAnsi"/>
+          <w:sz w:val="28"/>
+          <w:szCs w:val="28"/>
+          <w:lang w:bidi="ar-SY"/>
+        </w:rPr>
+        <w:fldChar w:fldCharType="end"/>
+      </w:r>
+    </w:p>
+    <w:p>
+      <w:pPr>
+        <w:bidi/>
+        <w:spacing w:line="360" w:lineRule="auto"/>
+        <w:rPr>
+          <w:rFonts w:cstheme="minorHAnsi"/>
+          <w:b/>
+          <w:bCs/>
+          <w:color w:val="FF0000"/>
+          <w:sz w:val="28"/>
+          <w:szCs w:val="28"/>
+          <w:lang w:bidi="ar-SY"/>
+        </w:rPr>
+      </w:pPr>
+      <w:r>
+        <w:rPr>
+          <w:rFonts w:cstheme="minorHAnsi"/>
+          <w:b/>
+          <w:bCs/>
+          <w:color w:val="FF0000"/>
+          <w:sz w:val="28"/>
+          <w:szCs w:val="28"/>
+          <w:rtl/>
+        </w:rPr>
+        <w:lastRenderedPageBreak/>
+        <w:t xml:space="preserve">4_ </w:t>
+      </w:r>
+      <w:r>
+        <w:rPr>
+          <w:rFonts w:cstheme="minorHAnsi"/>
+          <w:b/>
+          <w:bCs/>
+          <w:color w:val="FF0000"/>
+          <w:sz w:val="28"/>
+          <w:szCs w:val="28"/>
+          <w:rtl/>
+        </w:rPr>
+        <w:t>نظام</w:t>
+      </w:r>
+      <w:r>
+        <w:rPr>
+          <w:rFonts w:cstheme="minorHAnsi"/>
+          <w:b/>
+          <w:bCs/>
+          <w:color w:val="FF0000"/>
+          <w:sz w:val="28"/>
+          <w:szCs w:val="28"/>
+          <w:lang w:bidi="ar-SY"/>
+        </w:rPr>
+        <w:t xml:space="preserve"> "Autovelox 106" </w:t>
+      </w:r>
+      <w:r>
+        <w:rPr>
+          <w:rFonts w:cstheme="minorHAnsi" w:hint="cs"/>
+          <w:b/>
+          <w:bCs/>
+          <w:color w:val="FF0000"/>
+          <w:sz w:val="28"/>
+          <w:szCs w:val="28"/>
+          <w:rtl/>
+          <w:lang w:bidi="ar-SY"/>
+        </w:rPr>
+        <w:t>(</w:t>
+      </w:r>
+      <w:r>
+        <w:rPr>
+          <w:rFonts w:cstheme="minorHAnsi"/>
+          <w:b/>
+          <w:bCs/>
+          <w:color w:val="FF0000"/>
+          <w:sz w:val="28"/>
+          <w:szCs w:val="28"/>
+          <w:rtl/>
+        </w:rPr>
+        <w:t>إيطاليا</w:t>
+      </w:r>
+      <w:r>
+        <w:rPr>
+          <w:rFonts w:cstheme="minorHAnsi" w:hint="cs"/>
+          <w:b/>
+          <w:bCs/>
+          <w:color w:val="FF0000"/>
+          <w:sz w:val="28"/>
+          <w:szCs w:val="28"/>
+          <w:rtl/>
+        </w:rPr>
+        <w:t>)</w:t>
+      </w:r>
+    </w:p>
+    <w:p>
+      <w:pPr>
+        <w:bidi/>
+        <w:spacing w:line="360" w:lineRule="auto"/>
+        <w:rPr>
+          <w:rFonts w:cstheme="minorHAnsi"/>
+          <w:b/>
+          <w:bCs/>
+          <w:sz w:val="28"/>
+          <w:szCs w:val="28"/>
+          <w:lang w:bidi="ar-SY"/>
+        </w:rPr>
+      </w:pPr>
+      <w:r>
+        <w:rPr>
+          <w:rFonts w:cstheme="minorHAnsi"/>
+          <w:b/>
+          <w:bCs/>
+          <w:sz w:val="28"/>
+          <w:szCs w:val="28"/>
+          <w:rtl/>
+        </w:rPr>
+        <w:t>الميزات</w:t>
+      </w:r>
+      <w:r>
+        <w:rPr>
+          <w:rFonts w:cstheme="minorHAnsi"/>
+          <w:b/>
+          <w:bCs/>
+          <w:sz w:val="28"/>
+          <w:szCs w:val="28"/>
+          <w:lang w:bidi="ar-SY"/>
+        </w:rPr>
+        <w:t>:</w:t>
+      </w:r>
+    </w:p>
+    <w:p>
+      <w:pPr>
+        <w:numPr>
+          <w:ilvl w:val="0"/>
+          <w:numId w:val="33"/>
+        </w:numPr>
+        <w:bidi/>
+        <w:spacing w:line="360" w:lineRule="auto"/>
+        <w:rPr>
+          <w:rFonts w:cstheme="minorHAnsi"/>
+          <w:sz w:val="28"/>
+          <w:szCs w:val="28"/>
+          <w:lang w:bidi="ar-SY"/>
+        </w:rPr>
+      </w:pPr>
+      <w:r>
+        <w:rPr>
+          <w:rFonts w:cstheme="minorHAnsi"/>
+          <w:sz w:val="28"/>
+          <w:szCs w:val="28"/>
+          <w:rtl/>
+        </w:rPr>
+        <w:t>مصمم خصيصًا لمراقبة السرعة الزائدة في الطرق السريعة</w:t>
+      </w:r>
+      <w:r>
+        <w:rPr>
+          <w:rFonts w:cstheme="minorHAnsi"/>
+          <w:sz w:val="28"/>
+          <w:szCs w:val="28"/>
+          <w:lang w:bidi="ar-SY"/>
+        </w:rPr>
+        <w:t>.</w:t>
+      </w:r>
+    </w:p>
+    <w:p>
+      <w:pPr>
+        <w:numPr>
+          <w:ilvl w:val="0"/>
+          <w:numId w:val="33"/>
+        </w:numPr>
+        <w:bidi/>
+        <w:spacing w:line="360" w:lineRule="auto"/>
+        <w:rPr>
+          <w:rFonts w:cstheme="minorHAnsi"/>
+          <w:sz w:val="28"/>
+          <w:szCs w:val="28"/>
+          <w:lang w:bidi="ar-SY"/>
+        </w:rPr>
+      </w:pPr>
+      <w:r>
+        <w:rPr>
+          <w:rFonts w:cstheme="minorHAnsi"/>
+          <w:sz w:val="28"/>
+          <w:szCs w:val="28"/>
+          <w:rtl/>
+        </w:rPr>
+        <w:t>يعتمد على تقنيات الرادار والفيديو عالي الوضوح</w:t>
+      </w:r>
+      <w:r>
+        <w:rPr>
+          <w:rFonts w:cstheme="minorHAnsi"/>
+          <w:sz w:val="28"/>
+          <w:szCs w:val="28"/>
+          <w:lang w:bidi="ar-SY"/>
+        </w:rPr>
+        <w:t>.</w:t>
+      </w:r>
+    </w:p>
+    <w:p>
+      <w:pPr>
+        <w:numPr>
+          <w:ilvl w:val="0"/>
+          <w:numId w:val="33"/>
+        </w:numPr>
+        <w:bidi/>
+        <w:spacing w:line="360" w:lineRule="auto"/>
+        <w:rPr>
+          <w:rFonts w:cstheme="minorHAnsi"/>
+          <w:sz w:val="28"/>
+          <w:szCs w:val="28"/>
+          <w:lang w:bidi="ar-SY"/>
+        </w:rPr>
+      </w:pPr>
+      <w:r>
+        <w:rPr>
+          <w:rFonts w:cstheme="minorHAnsi"/>
+          <w:sz w:val="28"/>
+          <w:szCs w:val="28"/>
+          <w:rtl/>
+        </w:rPr>
+        <w:t>يمكنه التقاط صور واضحة للوحات السيارات حتى في السرعات العالية</w:t>
+      </w:r>
+      <w:r>
+        <w:rPr>
+          <w:rFonts w:cstheme="minorHAnsi"/>
+          <w:sz w:val="28"/>
+          <w:szCs w:val="28"/>
+          <w:lang w:bidi="ar-SY"/>
+        </w:rPr>
+        <w:t>.</w:t>
+      </w:r>
+    </w:p>
+    <w:p>
+      <w:pPr>
+        <w:numPr>
+          <w:ilvl w:val="0"/>
+          <w:numId w:val="33"/>
+        </w:numPr>
+        <w:bidi/>
+        <w:spacing w:line="360" w:lineRule="auto"/>
+        <w:rPr>
+          <w:rFonts w:cstheme="minorHAnsi"/>
+          <w:sz w:val="28"/>
+          <w:szCs w:val="28"/>
+          <w:rtl/>
+          <w:lang w:bidi="ar-SY"/>
+        </w:rPr>
+      </w:pPr>
+      <w:r>
+        <w:rPr>
+          <w:rFonts w:cstheme="minorHAnsi"/>
+          <w:sz w:val="28"/>
+          <w:szCs w:val="28"/>
+          <w:rtl/>
+        </w:rPr>
+        <w:t>مدمج مع أنظمة إدارة المرور لتحليل أنماط القيادة</w:t>
+      </w:r>
+      <w:r>
+        <w:rPr>
+          <w:rFonts w:cstheme="minorHAnsi"/>
+          <w:sz w:val="28"/>
+          <w:szCs w:val="28"/>
+          <w:lang w:bidi="ar-SY"/>
+        </w:rPr>
+        <w:t>.</w:t>
+      </w:r>
+    </w:p>
+    <w:p>
+      <w:pPr>
+        <w:bidi/>
+        <w:spacing w:line="360" w:lineRule="auto"/>
+        <w:rPr>
+          <w:rFonts w:cstheme="minorHAnsi"/>
+          <w:b/>
+          <w:bCs/>
+          <w:sz w:val="28"/>
+          <w:szCs w:val="28"/>
+          <w:rtl/>
+          <w:lang w:bidi="ar-SY"/>
+        </w:rPr>
+      </w:pPr>
+      <w:r>
+        <w:rPr>
+          <w:rFonts w:cstheme="minorHAnsi"/>
+          <w:b/>
+          <w:bCs/>
+          <w:sz w:val="28"/>
+          <w:szCs w:val="28"/>
+          <w:rtl/>
+          <w:lang w:bidi="ar-SY"/>
+        </w:rPr>
+        <w:t>المخالفات التي يش</w:t>
+      </w:r>
+      <w:r>
+        <w:rPr>
+          <w:rFonts w:cstheme="minorHAnsi" w:hint="cs"/>
+          <w:b/>
+          <w:bCs/>
+          <w:sz w:val="28"/>
+          <w:szCs w:val="28"/>
+          <w:rtl/>
+          <w:lang w:bidi="ar-SY"/>
+        </w:rPr>
+        <w:t>مل</w:t>
+      </w:r>
+      <w:r>
+        <w:rPr>
+          <w:rFonts w:cstheme="minorHAnsi"/>
+          <w:b/>
+          <w:bCs/>
+          <w:sz w:val="28"/>
+          <w:szCs w:val="28"/>
+          <w:rtl/>
+          <w:lang w:bidi="ar-SY"/>
+        </w:rPr>
+        <w:t>ها:</w:t>
+      </w:r>
+    </w:p>
+    <w:p>
+      <w:pPr>
+        <w:pStyle w:val="ListParagraph"/>
+        <w:numPr>
+          <w:ilvl w:val="0"/>
+          <w:numId w:val="38"/>
+        </w:numPr>
+        <w:bidi/>
+        <w:spacing w:line="360" w:lineRule="auto"/>
+        <w:rPr>
+          <w:rFonts w:cstheme="minorHAnsi"/>
+          <w:sz w:val="28"/>
+          <w:szCs w:val="28"/>
+          <w:lang w:bidi="ar-SY"/>
+        </w:rPr>
+      </w:pPr>
+      <w:r>
+        <w:rPr>
+          <w:rFonts w:cstheme="minorHAnsi"/>
+          <w:sz w:val="28"/>
+          <w:szCs w:val="28"/>
+          <w:rtl/>
+        </w:rPr>
+        <w:t>تجاوز السرعة المسموح بها</w:t>
+      </w:r>
+    </w:p>
+    <w:p>
+      <w:pPr>
+        <w:pStyle w:val="ListParagraph"/>
+        <w:numPr>
+          <w:ilvl w:val="0"/>
+          <w:numId w:val="38"/>
+        </w:numPr>
+        <w:bidi/>
+        <w:spacing w:line="360" w:lineRule="auto"/>
+        <w:rPr>
+          <w:rFonts w:cstheme="minorHAnsi"/>
+          <w:sz w:val="28"/>
+          <w:szCs w:val="28"/>
+          <w:lang w:bidi="ar-SY"/>
+        </w:rPr>
+      </w:pPr>
+      <w:r>
+        <w:rPr>
+          <w:rFonts w:cstheme="minorHAnsi"/>
+          <w:sz w:val="28"/>
+          <w:szCs w:val="28"/>
+          <w:rtl/>
+        </w:rPr>
+        <w:t>عدم الالتزام بمسافة الأمان بين المركبات</w:t>
+      </w:r>
+    </w:p>
+    <w:p>
+      <w:pPr>
+        <w:pStyle w:val="ListParagraph"/>
+        <w:numPr>
+          <w:ilvl w:val="0"/>
+          <w:numId w:val="38"/>
+        </w:numPr>
+        <w:bidi/>
+        <w:spacing w:line="360" w:lineRule="auto"/>
+        <w:rPr>
+          <w:rFonts w:cstheme="minorHAnsi"/>
+          <w:sz w:val="28"/>
+          <w:szCs w:val="28"/>
+          <w:lang w:bidi="ar-SY"/>
+        </w:rPr>
+      </w:pPr>
+      <w:r>
+        <w:rPr>
+          <w:rFonts w:cstheme="minorHAnsi"/>
+          <w:sz w:val="28"/>
+          <w:szCs w:val="28"/>
+          <w:rtl/>
+        </w:rPr>
+        <w:t>انتهاك إشارات المرور الحمراء</w:t>
+      </w:r>
+    </w:p>
+    <w:p>
+      <w:pPr>
+        <w:pStyle w:val="ListParagraph"/>
+        <w:numPr>
+          <w:ilvl w:val="0"/>
+          <w:numId w:val="38"/>
+        </w:numPr>
+        <w:bidi/>
+        <w:spacing w:line="360" w:lineRule="auto"/>
+        <w:rPr>
+          <w:rFonts w:cstheme="minorHAnsi"/>
+          <w:sz w:val="28"/>
+          <w:szCs w:val="28"/>
+          <w:lang w:bidi="ar-SY"/>
+        </w:rPr>
+      </w:pPr>
+      <w:r>
+        <w:rPr>
+          <w:rFonts w:cstheme="minorHAnsi"/>
+          <w:sz w:val="28"/>
+          <w:szCs w:val="28"/>
+          <w:rtl/>
+        </w:rPr>
+        <w:t>القيادة في المسارات المخصصة</w:t>
+      </w:r>
+    </w:p>
+    <w:p>
+      <w:pPr>
+        <w:pStyle w:val="ListParagraph"/>
+        <w:numPr>
+          <w:ilvl w:val="0"/>
+          <w:numId w:val="38"/>
+        </w:numPr>
+        <w:bidi/>
+        <w:spacing w:line="360" w:lineRule="auto"/>
+        <w:rPr>
+          <w:rFonts w:cstheme="minorHAnsi"/>
+          <w:sz w:val="28"/>
+          <w:szCs w:val="28"/>
+          <w:lang w:bidi="ar-SY"/>
+        </w:rPr>
+      </w:pPr>
+      <w:r>
+        <w:rPr>
+          <w:rFonts w:cstheme="minorHAnsi"/>
+          <w:sz w:val="28"/>
+          <w:szCs w:val="28"/>
+          <w:rtl/>
+        </w:rPr>
+        <w:t>عدم الالتزام بالحد الأدنى للسرعة</w:t>
+      </w:r>
+    </w:p>
+    <w:p>
+      <w:pPr>
+        <w:pStyle w:val="ListParagraph"/>
+        <w:numPr>
+          <w:ilvl w:val="0"/>
+          <w:numId w:val="38"/>
+        </w:numPr>
+        <w:bidi/>
+        <w:spacing w:line="360" w:lineRule="auto"/>
+        <w:rPr>
+          <w:rFonts w:cstheme="minorHAnsi"/>
+          <w:sz w:val="28"/>
+          <w:szCs w:val="28"/>
+          <w:lang w:bidi="ar-SY"/>
+        </w:rPr>
+      </w:pPr>
+      <w:r>
+        <w:rPr>
+          <w:rFonts w:cstheme="minorHAnsi"/>
+          <w:sz w:val="28"/>
+          <w:szCs w:val="28"/>
+          <w:rtl/>
+        </w:rPr>
+        <w:t>التحقق من التأمين والفحص الفني</w:t>
+      </w:r>
+      <w:r>
+        <w:rPr>
+          <w:rFonts w:cstheme="minorHAnsi"/>
+          <w:sz w:val="28"/>
+          <w:szCs w:val="28"/>
+          <w:lang w:bidi="ar-SY"/>
+        </w:rPr>
+        <w:t xml:space="preserve">: </w:t>
+      </w:r>
+      <w:r>
+        <w:rPr>
+          <w:rFonts w:cstheme="minorHAnsi"/>
+          <w:sz w:val="28"/>
+          <w:szCs w:val="28"/>
+          <w:rtl/>
+        </w:rPr>
+        <w:t>من خلال ميزة</w:t>
+      </w:r>
+      <w:r>
+        <w:rPr>
+          <w:rFonts w:cstheme="minorHAnsi"/>
+          <w:sz w:val="28"/>
+          <w:szCs w:val="28"/>
+          <w:lang w:bidi="ar-SY"/>
+        </w:rPr>
+        <w:t xml:space="preserve"> "</w:t>
+      </w:r>
+      <w:proofErr w:type="spellStart"/>
+      <w:r>
+        <w:rPr>
+          <w:rFonts w:cstheme="minorHAnsi"/>
+          <w:sz w:val="28"/>
+          <w:szCs w:val="28"/>
+          <w:lang w:bidi="ar-SY"/>
+        </w:rPr>
+        <w:t>Freeflow</w:t>
+      </w:r>
+      <w:proofErr w:type="spellEnd"/>
+      <w:r>
+        <w:rPr>
+          <w:rFonts w:cstheme="minorHAnsi"/>
+          <w:sz w:val="28"/>
+          <w:szCs w:val="28"/>
+          <w:lang w:bidi="ar-SY"/>
+        </w:rPr>
+        <w:t xml:space="preserve">" </w:t>
+      </w:r>
+      <w:r>
+        <w:rPr>
+          <w:rFonts w:cstheme="minorHAnsi"/>
+          <w:sz w:val="28"/>
+          <w:szCs w:val="28"/>
+          <w:rtl/>
+        </w:rPr>
+        <w:t>للتعرف التلقائي على لوحات المركبات</w:t>
+      </w:r>
+      <w:r>
+        <w:rPr>
+          <w:rFonts w:cstheme="minorHAnsi"/>
+          <w:sz w:val="28"/>
+          <w:szCs w:val="28"/>
+          <w:lang w:bidi="ar-SY"/>
+        </w:rPr>
+        <w:t xml:space="preserve"> (ANPR)</w:t>
+      </w:r>
+      <w:r>
+        <w:rPr>
+          <w:rFonts w:cstheme="minorHAnsi"/>
+          <w:sz w:val="28"/>
+          <w:szCs w:val="28"/>
+          <w:rtl/>
+        </w:rPr>
+        <w:t>، يمكن للنظام التحقق من صلاحية التأمين والفحص الفني للمركبات</w:t>
+      </w:r>
+    </w:p>
+    <w:p>
+      <w:pPr>
+        <w:bidi/>
+        <w:spacing w:line="360" w:lineRule="auto"/>
+        <w:rPr>
+          <w:rFonts w:cstheme="minorHAnsi"/>
+          <w:sz w:val="28"/>
+          <w:szCs w:val="28"/>
+          <w:rtl/>
+          <w:lang w:bidi="ar-SY"/>
+        </w:rPr>
+      </w:pPr>
+      <w:r>
+        <w:rPr>
+          <w:rFonts w:cstheme="minorHAnsi"/>
+          <w:sz w:val="28"/>
+          <w:szCs w:val="28"/>
+          <w:rtl/>
+          <w:lang w:bidi="ar-SY"/>
+        </w:rPr>
+        <w:t xml:space="preserve">المراجع: </w:t>
+      </w:r>
+      <w:r>
+        <w:fldChar w:fldCharType="begin"/>
+      </w:r>
+      <w:r>
+        <w:instrText>HYPERLINK "https://www.sodi.com/wp-content/uploads/Autovelox_106_Eng.pdf?utm_source=chatgpt.com"</w:instrText>
+      </w:r>
+      <w:r>
+        <w:fldChar w:fldCharType="separate"/>
+      </w:r>
+      <w:r>
+        <w:rPr>
+          <w:rStyle w:val="Hyperlink"/>
+          <w:rFonts w:cstheme="minorHAnsi"/>
+          <w:sz w:val="28"/>
+          <w:szCs w:val="28"/>
+          <w:rtl/>
+          <w:lang w:bidi="ar-SY"/>
+        </w:rPr>
+        <w:t>1</w:t>
+      </w:r>
+      <w:r>
+        <w:fldChar w:fldCharType="end"/>
+      </w:r>
+      <w:r>
+        <w:rPr>
+          <w:rFonts w:cstheme="minorHAnsi"/>
+          <w:sz w:val="28"/>
+          <w:szCs w:val="28"/>
+          <w:rtl/>
+          <w:lang w:bidi="ar-SY"/>
+        </w:rPr>
+        <w:t xml:space="preserve"> ، </w:t>
+      </w:r>
+      <w:r>
+        <w:fldChar w:fldCharType="begin"/>
+      </w:r>
+      <w:r>
+        <w:instrText>HYPERLINK "https://sodi.com/en/autovelox/autovelox-106-se-laser-speed-camera/?utm_source=chatgpt.com"</w:instrText>
+      </w:r>
+      <w:r>
+        <w:fldChar w:fldCharType="separate"/>
+      </w:r>
+      <w:r>
+        <w:rPr>
+          <w:rStyle w:val="Hyperlink"/>
+          <w:rFonts w:cstheme="minorHAnsi"/>
+          <w:sz w:val="28"/>
+          <w:szCs w:val="28"/>
+          <w:rtl/>
+          <w:lang w:bidi="ar-SY"/>
+        </w:rPr>
+        <w:t>2</w:t>
+      </w:r>
+      <w:r>
+        <w:fldChar w:fldCharType="end"/>
+      </w:r>
+      <w:r>
+        <w:rPr>
+          <w:rFonts w:cstheme="minorHAnsi"/>
+          <w:sz w:val="28"/>
+          <w:szCs w:val="28"/>
+          <w:rtl/>
+          <w:lang w:bidi="ar-SY"/>
+        </w:rPr>
+        <w:t xml:space="preserve"> ، </w:t>
+      </w:r>
+      <w:r>
+        <w:fldChar w:fldCharType="begin"/>
+      </w:r>
+      <w:r>
+        <w:instrText>HYPERLINK "https://www.itsinternational.com/products/sodi-presents-autovelox-106-digital-automated-traffic-enforcement-system?utm_source=chatgpt.com"</w:instrText>
+      </w:r>
+      <w:r>
+        <w:fldChar w:fldCharType="separate"/>
+      </w:r>
+      <w:r>
+        <w:rPr>
+          <w:rStyle w:val="Hyperlink"/>
+          <w:rFonts w:cstheme="minorHAnsi"/>
+          <w:sz w:val="28"/>
+          <w:szCs w:val="28"/>
+          <w:rtl/>
+          <w:lang w:bidi="ar-SY"/>
+        </w:rPr>
+        <w:t>3</w:t>
+      </w:r>
+      <w:r>
+        <w:fldChar w:fldCharType="end"/>
+      </w:r>
+    </w:p>
+    <w:p>
+      <w:pPr>
+        <w:bidi/>
+        <w:spacing w:line="360" w:lineRule="auto"/>
+        <w:rPr>
+          <w:rFonts w:cstheme="minorHAnsi"/>
+          <w:sz w:val="28"/>
+          <w:szCs w:val="28"/>
+          <w:rtl/>
+        </w:rPr>
+      </w:pPr>
+    </w:p>
+    <w:p>
+      <w:pPr>
+        <w:bidi/>
+        <w:spacing w:line="360" w:lineRule="auto"/>
+        <w:rPr>
+          <w:rFonts w:cstheme="minorHAnsi"/>
+          <w:sz w:val="28"/>
+          <w:szCs w:val="28"/>
+          <w:rtl/>
+        </w:rPr>
+      </w:pPr>
+    </w:p>
+    <w:p>
+      <w:pPr>
+        <w:bidi/>
+        <w:spacing w:line="360" w:lineRule="auto"/>
+        <w:rPr>
+          <w:rFonts w:cstheme="minorHAnsi"/>
+          <w:sz w:val="28"/>
+          <w:szCs w:val="28"/>
+          <w:rtl/>
+        </w:rPr>
+      </w:pPr>
+    </w:p>
+    <w:p>
+      <w:pPr>
+        <w:bidi/>
+        <w:spacing w:line="360" w:lineRule="auto"/>
+        <w:rPr>
+          <w:rFonts w:cstheme="minorHAnsi"/>
+          <w:sz w:val="28"/>
+          <w:szCs w:val="28"/>
+          <w:rtl/>
+        </w:rPr>
+      </w:pPr>
+    </w:p>
+    <w:p>
+      <w:pPr>
+        <w:bidi/>
+        <w:spacing w:line="360" w:lineRule="auto"/>
+        <w:rPr>
+          <w:rFonts w:cstheme="minorHAnsi"/>
+          <w:sz w:val="28"/>
+          <w:szCs w:val="28"/>
+          <w:rtl/>
+        </w:rPr>
+      </w:pPr>
+    </w:p>
+    <w:p>
+      <w:pPr>
+        <w:bidi/>
+        <w:spacing w:line="360" w:lineRule="auto"/>
+        <w:rPr>
+          <w:rFonts w:cstheme="minorHAnsi"/>
+          <w:b/>
+          <w:bCs/>
+          <w:color w:val="FF0000"/>
+          <w:sz w:val="28"/>
+          <w:szCs w:val="28"/>
+          <w:rtl/>
+        </w:rPr>
+      </w:pPr>
+      <w:r>
+        <w:rPr>
+          <w:rFonts w:cstheme="minorHAnsi"/>
+          <w:b/>
+          <w:bCs/>
+          <w:color w:val="FF0000"/>
+          <w:sz w:val="28"/>
+          <w:szCs w:val="28"/>
+          <w:rtl/>
+        </w:rPr>
+        <w:lastRenderedPageBreak/>
+        <w:t xml:space="preserve">5_ </w:t>
+      </w:r>
+      <w:r>
+        <w:rPr>
+          <w:rFonts w:cstheme="minorHAnsi"/>
+          <w:b/>
+          <w:bCs/>
+          <w:color w:val="FF0000"/>
+          <w:sz w:val="28"/>
+          <w:szCs w:val="28"/>
+          <w:rtl/>
+        </w:rPr>
+        <w:t>نظام</w:t>
+      </w:r>
+      <w:r>
+        <w:rPr>
+          <w:rFonts w:cstheme="minorHAnsi"/>
+          <w:b/>
+          <w:bCs/>
+          <w:color w:val="FF0000"/>
+          <w:sz w:val="28"/>
+          <w:szCs w:val="28"/>
+        </w:rPr>
+        <w:t xml:space="preserve"> "ATS (Automated Traffic Surveillance)" </w:t>
+      </w:r>
+      <w:r>
+        <w:rPr>
+          <w:rFonts w:cstheme="minorHAnsi" w:hint="cs"/>
+          <w:b/>
+          <w:bCs/>
+          <w:color w:val="FF0000"/>
+          <w:sz w:val="28"/>
+          <w:szCs w:val="28"/>
+          <w:rtl/>
+        </w:rPr>
+        <w:t>(</w:t>
+      </w:r>
+      <w:r>
+        <w:rPr>
+          <w:rFonts w:cstheme="minorHAnsi"/>
+          <w:b/>
+          <w:bCs/>
+          <w:color w:val="FF0000"/>
+          <w:sz w:val="28"/>
+          <w:szCs w:val="28"/>
+          <w:rtl/>
+        </w:rPr>
+        <w:t>الولايات المتحدة</w:t>
+      </w:r>
+      <w:r>
+        <w:rPr>
+          <w:rFonts w:cstheme="minorHAnsi" w:hint="cs"/>
+          <w:b/>
+          <w:bCs/>
+          <w:color w:val="FF0000"/>
+          <w:sz w:val="28"/>
+          <w:szCs w:val="28"/>
+          <w:rtl/>
+        </w:rPr>
+        <w:t>)</w:t>
+      </w:r>
+    </w:p>
+    <w:p>
+      <w:pPr>
+        <w:bidi/>
+        <w:spacing w:line="360" w:lineRule="auto"/>
+        <w:rPr>
+          <w:rFonts w:cstheme="minorHAnsi"/>
+          <w:b/>
+          <w:bCs/>
+          <w:sz w:val="28"/>
+          <w:szCs w:val="28"/>
+        </w:rPr>
+      </w:pPr>
+      <w:r>
+        <w:rPr>
+          <w:rFonts w:cstheme="minorHAnsi"/>
+          <w:b/>
+          <w:bCs/>
+          <w:sz w:val="28"/>
+          <w:szCs w:val="28"/>
+          <w:rtl/>
+        </w:rPr>
+        <w:t>مكونات النظام</w:t>
+      </w:r>
+      <w:r>
+        <w:rPr>
+          <w:rFonts w:cstheme="minorHAnsi"/>
+          <w:b/>
+          <w:bCs/>
+          <w:sz w:val="28"/>
+          <w:szCs w:val="28"/>
+        </w:rPr>
+        <w:t>:</w:t>
+      </w:r>
+    </w:p>
+    <w:p>
+      <w:pPr>
+        <w:numPr>
+          <w:ilvl w:val="0"/>
+          <w:numId w:val="36"/>
+        </w:numPr>
+        <w:bidi/>
+        <w:spacing w:line="360" w:lineRule="auto"/>
+        <w:rPr>
+          <w:rFonts w:cstheme="minorHAnsi"/>
+          <w:sz w:val="28"/>
+          <w:szCs w:val="28"/>
+        </w:rPr>
+      </w:pPr>
+      <w:r>
+        <w:rPr>
+          <w:rFonts w:cstheme="minorHAnsi"/>
+          <w:sz w:val="28"/>
+          <w:szCs w:val="28"/>
+          <w:rtl/>
+        </w:rPr>
+        <w:t xml:space="preserve">الكاميرات الذكية </w:t>
+      </w:r>
+      <w:r>
+        <w:rPr>
+          <w:rFonts w:cstheme="minorHAnsi"/>
+          <w:sz w:val="28"/>
+          <w:szCs w:val="28"/>
+        </w:rPr>
+        <w:t xml:space="preserve">– </w:t>
+      </w:r>
+      <w:r>
+        <w:rPr>
+          <w:rFonts w:cstheme="minorHAnsi"/>
+          <w:sz w:val="28"/>
+          <w:szCs w:val="28"/>
+          <w:rtl/>
+        </w:rPr>
+        <w:t>تراقب التقاطعات والشوارع الرئيسية لتسجيل المخالفات وتحليل التدفق المروري</w:t>
+      </w:r>
+      <w:r>
+        <w:rPr>
+          <w:rFonts w:cstheme="minorHAnsi"/>
+          <w:sz w:val="28"/>
+          <w:szCs w:val="28"/>
+        </w:rPr>
+        <w:t>.</w:t>
+      </w:r>
+    </w:p>
+    <w:p>
+      <w:pPr>
+        <w:numPr>
+          <w:ilvl w:val="0"/>
+          <w:numId w:val="36"/>
+        </w:numPr>
+        <w:bidi/>
+        <w:spacing w:line="360" w:lineRule="auto"/>
+        <w:rPr>
+          <w:rFonts w:cstheme="minorHAnsi"/>
+          <w:sz w:val="28"/>
+          <w:szCs w:val="28"/>
+        </w:rPr>
+      </w:pPr>
+      <w:r>
+        <w:rPr>
+          <w:rFonts w:cstheme="minorHAnsi"/>
+          <w:sz w:val="28"/>
+          <w:szCs w:val="28"/>
+          <w:rtl/>
+        </w:rPr>
+        <w:t xml:space="preserve">أجهزة الاستشعار </w:t>
+      </w:r>
+      <w:r>
+        <w:rPr>
+          <w:rFonts w:cstheme="minorHAnsi"/>
+          <w:sz w:val="28"/>
+          <w:szCs w:val="28"/>
+        </w:rPr>
+        <w:t xml:space="preserve">– </w:t>
+      </w:r>
+      <w:r>
+        <w:rPr>
+          <w:rFonts w:cstheme="minorHAnsi"/>
+          <w:sz w:val="28"/>
+          <w:szCs w:val="28"/>
+          <w:rtl/>
+        </w:rPr>
+        <w:t>تشمل الرادارات والحساسات الأرضية التي تقيس سرعة المركبات وتحدد تدفق حركة المرور</w:t>
+      </w:r>
+      <w:r>
+        <w:rPr>
+          <w:rFonts w:cstheme="minorHAnsi"/>
+          <w:sz w:val="28"/>
+          <w:szCs w:val="28"/>
+        </w:rPr>
+        <w:t>.</w:t>
+      </w:r>
+    </w:p>
+    <w:p>
+      <w:pPr>
+        <w:numPr>
+          <w:ilvl w:val="0"/>
+          <w:numId w:val="36"/>
+        </w:numPr>
+        <w:bidi/>
+        <w:spacing w:line="360" w:lineRule="auto"/>
+        <w:rPr>
+          <w:rFonts w:cstheme="minorHAnsi"/>
+          <w:sz w:val="28"/>
+          <w:szCs w:val="28"/>
+        </w:rPr>
+      </w:pPr>
+      <w:r>
+        <w:rPr>
+          <w:rFonts w:cstheme="minorHAnsi"/>
+          <w:sz w:val="28"/>
+          <w:szCs w:val="28"/>
+          <w:rtl/>
+        </w:rPr>
+        <w:t xml:space="preserve">تحليل البيانات بالذكاء الاصطناعي </w:t>
+      </w:r>
+      <w:r>
+        <w:rPr>
+          <w:rFonts w:cstheme="minorHAnsi"/>
+          <w:sz w:val="28"/>
+          <w:szCs w:val="28"/>
+        </w:rPr>
+        <w:t xml:space="preserve">– </w:t>
+      </w:r>
+      <w:r>
+        <w:rPr>
+          <w:rFonts w:cstheme="minorHAnsi"/>
+          <w:sz w:val="28"/>
+          <w:szCs w:val="28"/>
+          <w:rtl/>
+        </w:rPr>
+        <w:t>يستخدم لتحديد الأنماط المرورية، التنبؤ بالازدحام، وتحسين إدارة الإشارات المرورية</w:t>
+      </w:r>
+      <w:r>
+        <w:rPr>
+          <w:rFonts w:cstheme="minorHAnsi"/>
+          <w:sz w:val="28"/>
+          <w:szCs w:val="28"/>
+        </w:rPr>
+        <w:t>.</w:t>
+      </w:r>
+    </w:p>
+    <w:p>
+      <w:pPr>
+        <w:numPr>
+          <w:ilvl w:val="0"/>
+          <w:numId w:val="36"/>
+        </w:numPr>
+        <w:bidi/>
+        <w:spacing w:line="360" w:lineRule="auto"/>
+        <w:rPr>
+          <w:rFonts w:cstheme="minorHAnsi"/>
+          <w:sz w:val="28"/>
+          <w:szCs w:val="28"/>
+        </w:rPr>
+      </w:pPr>
+      <w:r>
+        <w:rPr>
+          <w:rFonts w:cstheme="minorHAnsi"/>
+          <w:sz w:val="28"/>
+          <w:szCs w:val="28"/>
+          <w:rtl/>
+        </w:rPr>
+        <w:t>أنظمة التعرف على اللوحات</w:t>
+      </w:r>
+      <w:r>
+        <w:rPr>
+          <w:rFonts w:cstheme="minorHAnsi"/>
+          <w:sz w:val="28"/>
+          <w:szCs w:val="28"/>
+        </w:rPr>
+        <w:t xml:space="preserve"> (ALPR) – </w:t>
+      </w:r>
+      <w:r>
+        <w:rPr>
+          <w:rFonts w:cstheme="minorHAnsi"/>
+          <w:sz w:val="28"/>
+          <w:szCs w:val="28"/>
+          <w:rtl/>
+        </w:rPr>
+        <w:t>تسجل لوحات السيارات تلقائيًا للمساعدة في فرض القوانين أو تعقب المركبات المطلوبة</w:t>
+      </w:r>
+      <w:r>
+        <w:rPr>
+          <w:rFonts w:cstheme="minorHAnsi"/>
+          <w:sz w:val="28"/>
+          <w:szCs w:val="28"/>
+        </w:rPr>
+        <w:t>.</w:t>
+      </w:r>
+    </w:p>
+    <w:p>
+      <w:pPr>
+        <w:bidi/>
+        <w:spacing w:line="360" w:lineRule="auto"/>
+        <w:rPr>
+          <w:rFonts w:cstheme="minorHAnsi"/>
+          <w:sz w:val="28"/>
+          <w:szCs w:val="28"/>
+          <w:rtl/>
+        </w:rPr>
+      </w:pPr>
+    </w:p>
+    <w:p>
+      <w:pPr>
+        <w:bidi/>
+        <w:spacing w:line="360" w:lineRule="auto"/>
+        <w:rPr>
+          <w:rFonts w:cstheme="minorHAnsi"/>
+          <w:b/>
+          <w:bCs/>
+          <w:sz w:val="28"/>
+          <w:szCs w:val="28"/>
+        </w:rPr>
+      </w:pPr>
+      <w:r>
+        <w:rPr>
+          <w:rFonts w:cstheme="minorHAnsi"/>
+          <w:b/>
+          <w:bCs/>
+          <w:sz w:val="28"/>
+          <w:szCs w:val="28"/>
+          <w:rtl/>
+        </w:rPr>
+        <w:t>الميزات</w:t>
+      </w:r>
+      <w:r>
+        <w:rPr>
+          <w:rFonts w:cstheme="minorHAnsi"/>
+          <w:b/>
+          <w:bCs/>
+          <w:sz w:val="28"/>
+          <w:szCs w:val="28"/>
+        </w:rPr>
+        <w:t>:</w:t>
+      </w:r>
+    </w:p>
+    <w:p>
+      <w:pPr>
+        <w:numPr>
+          <w:ilvl w:val="0"/>
+          <w:numId w:val="28"/>
+        </w:numPr>
+        <w:bidi/>
+        <w:spacing w:line="360" w:lineRule="auto"/>
+        <w:rPr>
+          <w:rFonts w:cstheme="minorHAnsi"/>
+          <w:sz w:val="28"/>
+          <w:szCs w:val="28"/>
+        </w:rPr>
+      </w:pPr>
+      <w:r>
+        <w:rPr>
+          <w:rFonts w:cstheme="minorHAnsi"/>
+          <w:sz w:val="28"/>
+          <w:szCs w:val="28"/>
+          <w:rtl/>
+        </w:rPr>
+        <w:t>يعتمد على كاميرات مزودة بخوارزميات تحليل الصور والذكاء الاصطناعي</w:t>
+      </w:r>
+      <w:r>
+        <w:rPr>
+          <w:rFonts w:cstheme="minorHAnsi"/>
+          <w:sz w:val="28"/>
+          <w:szCs w:val="28"/>
+        </w:rPr>
+        <w:t>.</w:t>
+      </w:r>
+    </w:p>
+    <w:p>
+      <w:pPr>
+        <w:numPr>
+          <w:ilvl w:val="0"/>
+          <w:numId w:val="28"/>
+        </w:numPr>
+        <w:bidi/>
+        <w:spacing w:line="360" w:lineRule="auto"/>
+        <w:rPr>
+          <w:rFonts w:cstheme="minorHAnsi"/>
+          <w:sz w:val="28"/>
+          <w:szCs w:val="28"/>
+        </w:rPr>
+      </w:pPr>
+      <w:r>
+        <w:rPr>
+          <w:rFonts w:cstheme="minorHAnsi"/>
+          <w:sz w:val="28"/>
+          <w:szCs w:val="28"/>
+          <w:rtl/>
+        </w:rPr>
+        <w:t>يكشف مخالفات السرعة، الإشارات الحمراء، استخدام الهاتف أثناء القيادة</w:t>
+      </w:r>
+      <w:r>
+        <w:rPr>
+          <w:rFonts w:cstheme="minorHAnsi"/>
+          <w:sz w:val="28"/>
+          <w:szCs w:val="28"/>
+        </w:rPr>
+        <w:t>.</w:t>
+      </w:r>
+    </w:p>
+    <w:p>
+      <w:pPr>
+        <w:numPr>
+          <w:ilvl w:val="0"/>
+          <w:numId w:val="28"/>
+        </w:numPr>
+        <w:bidi/>
+        <w:spacing w:line="360" w:lineRule="auto"/>
+        <w:rPr>
+          <w:rFonts w:cstheme="minorHAnsi"/>
+          <w:sz w:val="28"/>
+          <w:szCs w:val="28"/>
+        </w:rPr>
+      </w:pPr>
+      <w:r>
+        <w:rPr>
+          <w:rFonts w:cstheme="minorHAnsi"/>
+          <w:sz w:val="28"/>
+          <w:szCs w:val="28"/>
+          <w:rtl/>
+        </w:rPr>
+        <w:t>متصل مع أنظمة المرور والشرطة لإرسال إشعارات فورية</w:t>
+      </w:r>
+      <w:r>
+        <w:rPr>
+          <w:rFonts w:cstheme="minorHAnsi"/>
+          <w:sz w:val="28"/>
+          <w:szCs w:val="28"/>
+        </w:rPr>
+        <w:t>.</w:t>
+      </w:r>
+    </w:p>
+    <w:p>
+      <w:pPr>
+        <w:numPr>
+          <w:ilvl w:val="0"/>
+          <w:numId w:val="28"/>
+        </w:numPr>
+        <w:bidi/>
+        <w:spacing w:line="360" w:lineRule="auto"/>
+        <w:rPr>
+          <w:rFonts w:cstheme="minorHAnsi"/>
+          <w:sz w:val="28"/>
+          <w:szCs w:val="28"/>
+        </w:rPr>
+      </w:pPr>
+      <w:r>
+        <w:rPr>
+          <w:rFonts w:cstheme="minorHAnsi"/>
+          <w:sz w:val="28"/>
+          <w:szCs w:val="28"/>
+          <w:rtl/>
+        </w:rPr>
+        <w:t>يمكنه التعرف على نوع المركبة والسائق من خلال الذكاء الاصطناعي</w:t>
+      </w:r>
+      <w:r>
+        <w:rPr>
+          <w:rFonts w:cstheme="minorHAnsi"/>
+          <w:sz w:val="28"/>
+          <w:szCs w:val="28"/>
+        </w:rPr>
+        <w:t>.</w:t>
+      </w:r>
+    </w:p>
+    <w:p>
+      <w:pPr>
+        <w:bidi/>
+        <w:spacing w:line="360" w:lineRule="auto"/>
+        <w:rPr>
+          <w:rFonts w:cstheme="minorHAnsi"/>
+          <w:sz w:val="28"/>
+          <w:szCs w:val="28"/>
+          <w:rtl/>
+        </w:rPr>
+      </w:pPr>
+    </w:p>
+    <w:p>
+      <w:pPr>
+        <w:bidi/>
+        <w:spacing w:line="360" w:lineRule="auto"/>
+        <w:rPr>
+          <w:rFonts w:cstheme="minorHAnsi"/>
+          <w:b/>
+          <w:bCs/>
+          <w:sz w:val="28"/>
+          <w:szCs w:val="28"/>
+          <w:rtl/>
+        </w:rPr>
+      </w:pPr>
+      <w:r>
+        <w:rPr>
+          <w:rFonts w:cstheme="minorHAnsi"/>
+          <w:b/>
+          <w:bCs/>
+          <w:sz w:val="28"/>
+          <w:szCs w:val="28"/>
+          <w:rtl/>
+        </w:rPr>
+        <w:t>المخالفات التي يش</w:t>
+      </w:r>
+      <w:r>
+        <w:rPr>
+          <w:rFonts w:cstheme="minorHAnsi" w:hint="cs"/>
+          <w:b/>
+          <w:bCs/>
+          <w:sz w:val="28"/>
+          <w:szCs w:val="28"/>
+          <w:rtl/>
+        </w:rPr>
+        <w:t>مل</w:t>
+      </w:r>
+      <w:r>
+        <w:rPr>
+          <w:rFonts w:cstheme="minorHAnsi"/>
+          <w:b/>
+          <w:bCs/>
+          <w:sz w:val="28"/>
+          <w:szCs w:val="28"/>
+          <w:rtl/>
+        </w:rPr>
+        <w:t>ها:</w:t>
+      </w:r>
+    </w:p>
+    <w:p>
+      <w:pPr>
+        <w:bidi/>
+        <w:spacing w:line="360" w:lineRule="auto"/>
+        <w:rPr>
+          <w:rFonts w:cstheme="minorHAnsi"/>
+          <w:sz w:val="28"/>
+          <w:szCs w:val="28"/>
+          <w:rtl/>
+        </w:rPr>
+      </w:pPr>
+      <w:r>
+        <w:rPr>
+          <w:rFonts w:cstheme="minorHAnsi"/>
+          <w:sz w:val="28"/>
+          <w:szCs w:val="28"/>
+          <w:rtl/>
+        </w:rPr>
+        <w:t>تختلف تفاصيل تطبيق نظام</w:t>
+      </w:r>
+      <w:r>
+        <w:rPr>
+          <w:rFonts w:cstheme="minorHAnsi"/>
+          <w:sz w:val="28"/>
+          <w:szCs w:val="28"/>
+        </w:rPr>
+        <w:t xml:space="preserve"> ATS </w:t>
+      </w:r>
+      <w:r>
+        <w:rPr>
+          <w:rFonts w:cstheme="minorHAnsi"/>
+          <w:sz w:val="28"/>
+          <w:szCs w:val="28"/>
+          <w:rtl/>
+        </w:rPr>
+        <w:t>والمخالفات التي يمكن رصدها بناءً على التشريعات المحلية في كل ولاية، و لكن بالاجمال هي:</w:t>
+      </w:r>
+    </w:p>
+    <w:p>
+      <w:pPr>
+        <w:pStyle w:val="ListParagraph"/>
+        <w:numPr>
+          <w:ilvl w:val="0"/>
+          <w:numId w:val="37"/>
+        </w:numPr>
+        <w:bidi/>
+        <w:spacing w:line="360" w:lineRule="auto"/>
+        <w:rPr>
+          <w:rFonts w:cstheme="minorHAnsi"/>
+          <w:sz w:val="28"/>
+          <w:szCs w:val="28"/>
+        </w:rPr>
+      </w:pPr>
+      <w:r>
+        <w:rPr>
+          <w:rFonts w:cstheme="minorHAnsi"/>
+          <w:sz w:val="28"/>
+          <w:szCs w:val="28"/>
+          <w:rtl/>
+        </w:rPr>
+        <w:lastRenderedPageBreak/>
+        <w:t>تجاوز الإشارة الحمراء</w:t>
+      </w:r>
+      <w:r>
+        <w:rPr>
+          <w:rFonts w:cstheme="minorHAnsi"/>
+          <w:sz w:val="28"/>
+          <w:szCs w:val="28"/>
+        </w:rPr>
+        <w:t xml:space="preserve">. </w:t>
+      </w:r>
+    </w:p>
+    <w:p>
+      <w:pPr>
+        <w:pStyle w:val="ListParagraph"/>
+        <w:numPr>
+          <w:ilvl w:val="0"/>
+          <w:numId w:val="37"/>
+        </w:numPr>
+        <w:bidi/>
+        <w:spacing w:line="360" w:lineRule="auto"/>
+        <w:rPr>
+          <w:rFonts w:cstheme="minorHAnsi"/>
+          <w:sz w:val="28"/>
+          <w:szCs w:val="28"/>
+        </w:rPr>
+      </w:pPr>
+      <w:r>
+        <w:rPr>
+          <w:rFonts w:cstheme="minorHAnsi"/>
+          <w:sz w:val="28"/>
+          <w:szCs w:val="28"/>
+          <w:rtl/>
+        </w:rPr>
+        <w:t>السرعة الزائدة</w:t>
+      </w:r>
+      <w:r>
+        <w:rPr>
+          <w:rFonts w:cstheme="minorHAnsi"/>
+          <w:sz w:val="28"/>
+          <w:szCs w:val="28"/>
+        </w:rPr>
+        <w:t xml:space="preserve">. </w:t>
+      </w:r>
+    </w:p>
+    <w:p>
+      <w:pPr>
+        <w:pStyle w:val="ListParagraph"/>
+        <w:numPr>
+          <w:ilvl w:val="0"/>
+          <w:numId w:val="37"/>
+        </w:numPr>
+        <w:bidi/>
+        <w:spacing w:line="360" w:lineRule="auto"/>
+        <w:rPr>
+          <w:rFonts w:cstheme="minorHAnsi"/>
+          <w:sz w:val="28"/>
+          <w:szCs w:val="28"/>
+        </w:rPr>
+      </w:pPr>
+      <w:r>
+        <w:rPr>
+          <w:rFonts w:cstheme="minorHAnsi"/>
+          <w:sz w:val="28"/>
+          <w:szCs w:val="28"/>
+          <w:rtl/>
+        </w:rPr>
+        <w:t>القيادة في الاتجاه المعاكس</w:t>
+      </w:r>
+      <w:r>
+        <w:rPr>
+          <w:rFonts w:cstheme="minorHAnsi"/>
+          <w:sz w:val="28"/>
+          <w:szCs w:val="28"/>
+        </w:rPr>
+        <w:t xml:space="preserve">. </w:t>
+      </w:r>
+    </w:p>
+    <w:p>
+      <w:pPr>
+        <w:pStyle w:val="ListParagraph"/>
+        <w:numPr>
+          <w:ilvl w:val="0"/>
+          <w:numId w:val="37"/>
+        </w:numPr>
+        <w:bidi/>
+        <w:spacing w:line="360" w:lineRule="auto"/>
+        <w:rPr>
+          <w:rFonts w:cstheme="minorHAnsi"/>
+          <w:sz w:val="28"/>
+          <w:szCs w:val="28"/>
+        </w:rPr>
+      </w:pPr>
+      <w:r>
+        <w:rPr>
+          <w:rFonts w:cstheme="minorHAnsi"/>
+          <w:sz w:val="28"/>
+          <w:szCs w:val="28"/>
+          <w:rtl/>
+        </w:rPr>
+        <w:t>عدم الالتزام بإشارات المرور</w:t>
+      </w:r>
+      <w:r>
+        <w:rPr>
+          <w:rFonts w:cstheme="minorHAnsi"/>
+          <w:sz w:val="28"/>
+          <w:szCs w:val="28"/>
+        </w:rPr>
+        <w:t xml:space="preserve">. </w:t>
+      </w:r>
+    </w:p>
+    <w:p>
+      <w:pPr>
+        <w:pStyle w:val="ListParagraph"/>
+        <w:numPr>
+          <w:ilvl w:val="0"/>
+          <w:numId w:val="37"/>
+        </w:numPr>
+        <w:bidi/>
+        <w:spacing w:line="360" w:lineRule="auto"/>
+        <w:rPr>
+          <w:rFonts w:cstheme="minorHAnsi"/>
+          <w:sz w:val="28"/>
+          <w:szCs w:val="28"/>
+        </w:rPr>
+      </w:pPr>
+      <w:r>
+        <w:rPr>
+          <w:rFonts w:cstheme="minorHAnsi"/>
+          <w:sz w:val="28"/>
+          <w:szCs w:val="28"/>
+          <w:rtl/>
+        </w:rPr>
+        <w:t>تغيير المسار بشكل غير قانوني</w:t>
+      </w:r>
+      <w:r>
+        <w:rPr>
+          <w:rFonts w:cstheme="minorHAnsi"/>
+          <w:sz w:val="28"/>
+          <w:szCs w:val="28"/>
+        </w:rPr>
+        <w:t xml:space="preserve">. </w:t>
+      </w:r>
+    </w:p>
+    <w:p>
+      <w:pPr>
+        <w:pStyle w:val="ListParagraph"/>
+        <w:numPr>
+          <w:ilvl w:val="0"/>
+          <w:numId w:val="37"/>
+        </w:numPr>
+        <w:bidi/>
+        <w:spacing w:line="360" w:lineRule="auto"/>
+        <w:rPr>
+          <w:rFonts w:cstheme="minorHAnsi"/>
+          <w:sz w:val="28"/>
+          <w:szCs w:val="28"/>
+        </w:rPr>
+      </w:pPr>
+      <w:r>
+        <w:rPr>
+          <w:rFonts w:cstheme="minorHAnsi"/>
+          <w:sz w:val="28"/>
+          <w:szCs w:val="28"/>
+          <w:rtl/>
+        </w:rPr>
+        <w:t>التمايل بين الحارات</w:t>
+      </w:r>
+      <w:r>
+        <w:rPr>
+          <w:rFonts w:cstheme="minorHAnsi"/>
+          <w:sz w:val="28"/>
+          <w:szCs w:val="28"/>
+        </w:rPr>
+        <w:t xml:space="preserve">. </w:t>
+      </w:r>
+    </w:p>
+    <w:p>
+      <w:pPr>
+        <w:pStyle w:val="ListParagraph"/>
+        <w:numPr>
+          <w:ilvl w:val="0"/>
+          <w:numId w:val="37"/>
+        </w:numPr>
+        <w:bidi/>
+        <w:spacing w:line="360" w:lineRule="auto"/>
+        <w:rPr>
+          <w:rFonts w:cstheme="minorHAnsi"/>
+          <w:sz w:val="28"/>
+          <w:szCs w:val="28"/>
+        </w:rPr>
+      </w:pPr>
+      <w:r>
+        <w:rPr>
+          <w:rFonts w:cstheme="minorHAnsi"/>
+          <w:sz w:val="28"/>
+          <w:szCs w:val="28"/>
+          <w:rtl/>
+        </w:rPr>
+        <w:t>التوقف غير القانوني</w:t>
+      </w:r>
+      <w:r>
+        <w:rPr>
+          <w:rFonts w:cstheme="minorHAnsi"/>
+          <w:sz w:val="28"/>
+          <w:szCs w:val="28"/>
+        </w:rPr>
+        <w:t xml:space="preserve">. </w:t>
+      </w:r>
+    </w:p>
+    <w:p>
+      <w:pPr>
+        <w:pStyle w:val="ListParagraph"/>
+        <w:numPr>
+          <w:ilvl w:val="0"/>
+          <w:numId w:val="37"/>
+        </w:numPr>
+        <w:bidi/>
+        <w:spacing w:line="360" w:lineRule="auto"/>
+        <w:rPr>
+          <w:rFonts w:cstheme="minorHAnsi"/>
+          <w:sz w:val="28"/>
+          <w:szCs w:val="28"/>
+        </w:rPr>
+      </w:pPr>
+      <w:r>
+        <w:rPr>
+          <w:rFonts w:cstheme="minorHAnsi"/>
+          <w:sz w:val="28"/>
+          <w:szCs w:val="28"/>
+          <w:rtl/>
+        </w:rPr>
+        <w:t>عدم ارتداء حزام الأمان</w:t>
+      </w:r>
+      <w:r>
+        <w:rPr>
+          <w:rFonts w:cstheme="minorHAnsi"/>
+          <w:sz w:val="28"/>
+          <w:szCs w:val="28"/>
+        </w:rPr>
+        <w:t xml:space="preserve">. </w:t>
+      </w:r>
+    </w:p>
+    <w:p>
+      <w:pPr>
+        <w:pStyle w:val="ListParagraph"/>
+        <w:numPr>
+          <w:ilvl w:val="0"/>
+          <w:numId w:val="37"/>
+        </w:numPr>
+        <w:bidi/>
+        <w:spacing w:line="360" w:lineRule="auto"/>
+        <w:rPr>
+          <w:rFonts w:cstheme="minorHAnsi"/>
+          <w:sz w:val="28"/>
+          <w:szCs w:val="28"/>
+        </w:rPr>
+      </w:pPr>
+      <w:r>
+        <w:rPr>
+          <w:rFonts w:cstheme="minorHAnsi"/>
+          <w:sz w:val="28"/>
+          <w:szCs w:val="28"/>
+          <w:rtl/>
+        </w:rPr>
+        <w:t>استخدام الهاتف المحمول أثناء القيادة</w:t>
+      </w:r>
+      <w:r>
+        <w:rPr>
+          <w:rFonts w:cstheme="minorHAnsi"/>
+          <w:sz w:val="28"/>
+          <w:szCs w:val="28"/>
+        </w:rPr>
+        <w:t xml:space="preserve">. </w:t>
+      </w:r>
+    </w:p>
+    <w:p>
+      <w:pPr>
+        <w:bidi/>
+        <w:spacing w:line="360" w:lineRule="auto"/>
+        <w:rPr>
+          <w:rFonts w:cstheme="minorHAnsi"/>
+          <w:sz w:val="28"/>
+          <w:szCs w:val="28"/>
+          <w:rtl/>
+        </w:rPr>
+      </w:pPr>
+    </w:p>
+    <w:p>
+      <w:pPr>
+        <w:bidi/>
+        <w:spacing w:line="360" w:lineRule="auto"/>
+        <w:rPr>
+          <w:rFonts w:cstheme="minorHAnsi"/>
+          <w:sz w:val="28"/>
+          <w:szCs w:val="28"/>
+        </w:rPr>
+      </w:pPr>
+      <w:r>
+        <w:rPr>
+          <w:rFonts w:cstheme="minorHAnsi"/>
+          <w:sz w:val="28"/>
+          <w:szCs w:val="28"/>
+          <w:rtl/>
+        </w:rPr>
+        <w:t xml:space="preserve">المراجع: </w:t>
+      </w:r>
+      <w:r>
+        <w:fldChar w:fldCharType="begin"/>
+      </w:r>
+      <w:r>
+        <w:instrText>HYPERLINK "https://royanews.com/%D8%A7%D9%84%D9%83%D8%A7%D9%85%D9%8A%D8%B1%D8%A7%D8%AA-%D8%A7%D9%84%D9%85%D8%B1%D9%88%D8%B1%D9%8A%D8%A9-%D8%A7%D9%84%D9%85%D8%AF%D8%B9%D9%88%D9%85%D8%A9-%D8%A8%D8%A7%D9%84%D8%B0%D9%83%D8%A7%D8%A1/"</w:instrText>
+      </w:r>
+      <w:r>
+        <w:fldChar w:fldCharType="separate"/>
+      </w:r>
+      <w:proofErr w:type="spellStart"/>
+      <w:r>
+        <w:rPr>
+          <w:rStyle w:val="Hyperlink"/>
+          <w:rFonts w:cstheme="minorHAnsi"/>
+          <w:sz w:val="28"/>
+          <w:szCs w:val="28"/>
+        </w:rPr>
+        <w:t>royanews</w:t>
+      </w:r>
+      <w:proofErr w:type="spellEnd"/>
+      <w:r>
+        <w:fldChar w:fldCharType="end"/>
+      </w:r>
+      <w:r>
+        <w:rPr>
+          <w:rFonts w:cstheme="minorHAnsi"/>
+          <w:sz w:val="28"/>
+          <w:szCs w:val="28"/>
+          <w:rtl/>
+        </w:rPr>
+        <w:t xml:space="preserve"> ، </w:t>
+      </w:r>
+      <w:r>
+        <w:rPr>
+          <w:rFonts w:cstheme="minorHAnsi"/>
+          <w:sz w:val="28"/>
+          <w:szCs w:val="28"/>
+        </w:rPr>
+        <w:t>ChatGPT</w:t>
+      </w:r>
+    </w:p>
+    <w:p>
+      <w:pPr>
+        <w:bidi/>
+        <w:spacing w:line="360" w:lineRule="auto"/>
+        <w:rPr>
+          <w:rFonts w:cstheme="minorHAnsi"/>
+          <w:sz w:val="28"/>
+          <w:szCs w:val="28"/>
+          <w:rtl/>
+        </w:rPr>
+      </w:pPr>
+    </w:p>
+    <w:p>
+      <w:pPr>
+        <w:bidi/>
+        <w:spacing w:line="360" w:lineRule="auto"/>
+        <w:rPr>
+          <w:rFonts w:cstheme="minorHAnsi"/>
+          <w:sz w:val="28"/>
+          <w:szCs w:val="28"/>
+          <w:rtl/>
+        </w:rPr>
+      </w:pPr>
+    </w:p>
+    <w:p>
+      <w:pPr>
+        <w:bidi/>
+        <w:spacing w:line="360" w:lineRule="auto"/>
+        <w:rPr>
+          <w:rFonts w:cstheme="minorHAnsi"/>
+          <w:sz w:val="28"/>
+          <w:szCs w:val="28"/>
+          <w:rtl/>
+        </w:rPr>
+      </w:pPr>
+    </w:p>
+    <w:p>
+      <w:pPr>
+        <w:bidi/>
+        <w:spacing w:line="360" w:lineRule="auto"/>
+        <w:rPr>
+          <w:rFonts w:cstheme="minorHAnsi"/>
+          <w:sz w:val="28"/>
+          <w:szCs w:val="28"/>
+          <w:rtl/>
+        </w:rPr>
+      </w:pPr>
+    </w:p>
+    <w:p>
+      <w:pPr>
+        <w:bidi/>
+        <w:spacing w:line="360" w:lineRule="auto"/>
+        <w:rPr>
+          <w:rFonts w:cstheme="minorHAnsi"/>
+          <w:sz w:val="28"/>
+          <w:szCs w:val="28"/>
+          <w:rtl/>
+        </w:rPr>
+      </w:pPr>
+    </w:p>
+    <w:p>
+      <w:pPr>
+        <w:bidi/>
+        <w:spacing w:line="360" w:lineRule="auto"/>
+        <w:rPr>
+          <w:rFonts w:cstheme="minorHAnsi"/>
+          <w:sz w:val="28"/>
+          <w:szCs w:val="28"/>
+          <w:rtl/>
+        </w:rPr>
+      </w:pPr>
+    </w:p>
+    <w:p>
+      <w:pPr>
+        <w:bidi/>
+        <w:spacing w:line="360" w:lineRule="auto"/>
+        <w:rPr>
+          <w:rFonts w:cstheme="minorHAnsi"/>
+          <w:sz w:val="28"/>
+          <w:szCs w:val="28"/>
+          <w:rtl/>
+        </w:rPr>
+      </w:pPr>
+    </w:p>
+    <w:p>
+      <w:pPr>
+        <w:bidi/>
+        <w:spacing w:line="360" w:lineRule="auto"/>
+        <w:rPr>
+          <w:rFonts w:cstheme="minorHAnsi"/>
+          <w:sz w:val="28"/>
+          <w:szCs w:val="28"/>
+          <w:rtl/>
+        </w:rPr>
+      </w:pPr>
+    </w:p>
+    <w:p>
+      <w:pPr>
+        <w:bidi/>
+        <w:spacing w:line="360" w:lineRule="auto"/>
+        <w:rPr>
+          <w:rFonts w:cstheme="minorHAnsi"/>
+          <w:sz w:val="28"/>
+          <w:szCs w:val="28"/>
+          <w:rtl/>
+        </w:rPr>
+      </w:pPr>
+    </w:p>
+    <w:p>
+      <w:pPr>
+        <w:bidi/>
+        <w:spacing w:line="360" w:lineRule="auto"/>
+        <w:rPr>
+          <w:rFonts w:cstheme="minorHAnsi"/>
+          <w:sz w:val="28"/>
+          <w:szCs w:val="28"/>
+          <w:rtl/>
+        </w:rPr>
+      </w:pPr>
+    </w:p>
+    <w:p>
+      <w:pPr>
+        <w:bidi/>
+        <w:spacing w:line="360" w:lineRule="auto"/>
+        <w:rPr>
+          <w:rFonts w:cstheme="minorHAnsi"/>
+          <w:b/>
+          <w:bCs/>
+          <w:color w:val="FF0000"/>
+          <w:sz w:val="28"/>
+          <w:szCs w:val="28"/>
+          <w:lang w:bidi="ar-SY"/>
+        </w:rPr>
+      </w:pPr>
+      <w:r>
+        <w:rPr>
+          <w:rFonts w:cstheme="minorHAnsi"/>
+          <w:b/>
+          <w:bCs/>
+          <w:color w:val="FF0000"/>
+          <w:sz w:val="28"/>
+          <w:szCs w:val="28"/>
+          <w:rtl/>
+        </w:rPr>
+        <w:lastRenderedPageBreak/>
+        <w:t>6_ نظام</w:t>
+      </w:r>
+      <w:r>
+        <w:rPr>
+          <w:rFonts w:cstheme="minorHAnsi"/>
+          <w:b/>
+          <w:bCs/>
+          <w:color w:val="FF0000"/>
+          <w:sz w:val="28"/>
+          <w:szCs w:val="28"/>
+          <w:lang w:bidi="ar-SY"/>
+        </w:rPr>
+        <w:t xml:space="preserve"> "Redflex Traffic Systems" </w:t>
+      </w:r>
+      <w:r>
+        <w:rPr>
+          <w:rFonts w:cstheme="minorHAnsi" w:hint="cs"/>
+          <w:b/>
+          <w:bCs/>
+          <w:color w:val="FF0000"/>
+          <w:sz w:val="28"/>
+          <w:szCs w:val="28"/>
+          <w:rtl/>
+          <w:lang w:bidi="ar-SY"/>
+        </w:rPr>
+        <w:t>(</w:t>
+      </w:r>
+      <w:r>
+        <w:rPr>
+          <w:rFonts w:cstheme="minorHAnsi"/>
+          <w:b/>
+          <w:bCs/>
+          <w:color w:val="FF0000"/>
+          <w:sz w:val="28"/>
+          <w:szCs w:val="28"/>
+          <w:rtl/>
+        </w:rPr>
+        <w:t>أستراليا</w:t>
+      </w:r>
+      <w:r>
+        <w:rPr>
+          <w:rFonts w:cstheme="minorHAnsi" w:hint="cs"/>
+          <w:b/>
+          <w:bCs/>
+          <w:color w:val="FF0000"/>
+          <w:sz w:val="28"/>
+          <w:szCs w:val="28"/>
+          <w:rtl/>
+        </w:rPr>
+        <w:t>)</w:t>
+      </w:r>
+    </w:p>
+    <w:p>
+      <w:pPr>
+        <w:bidi/>
+        <w:spacing w:line="360" w:lineRule="auto"/>
+        <w:rPr>
+          <w:rFonts w:cstheme="minorHAnsi"/>
+          <w:sz w:val="28"/>
+          <w:szCs w:val="28"/>
+        </w:rPr>
+      </w:pPr>
+      <w:r>
+        <w:rPr>
+          <w:rFonts w:cstheme="minorHAnsi"/>
+          <w:sz w:val="28"/>
+          <w:szCs w:val="28"/>
+          <w:rtl/>
+        </w:rPr>
+        <w:t>أنظمة</w:t>
+      </w:r>
+      <w:r>
+        <w:rPr>
+          <w:rFonts w:cstheme="minorHAnsi"/>
+          <w:sz w:val="28"/>
+          <w:szCs w:val="28"/>
+        </w:rPr>
+        <w:t xml:space="preserve"> "Redflex Traffic Systems" </w:t>
+      </w:r>
+      <w:r>
+        <w:rPr>
+          <w:rFonts w:cstheme="minorHAnsi"/>
+          <w:sz w:val="28"/>
+          <w:szCs w:val="28"/>
+          <w:rtl/>
+        </w:rPr>
+        <w:t>مُصمَّمة للكشف عن المخالفات المرورية، بما في ذلك تجاوز الإشارات الحمراء، تجاوز حدود السرعة، وعدم الامتثال لإشارات المسارات المغلقة. تستخدم هذه الأنظمة تقنيات متقدمة، مثل الرادار المزدوج وتقنية التعرف الضوئي على الحروف</w:t>
+      </w:r>
+      <w:r>
+        <w:rPr>
+          <w:rFonts w:cstheme="minorHAnsi"/>
+          <w:sz w:val="28"/>
+          <w:szCs w:val="28"/>
+        </w:rPr>
+        <w:t xml:space="preserve"> (OCR)</w:t>
+      </w:r>
+      <w:r>
+        <w:rPr>
+          <w:rFonts w:cstheme="minorHAnsi"/>
+          <w:sz w:val="28"/>
+          <w:szCs w:val="28"/>
+          <w:rtl/>
+        </w:rPr>
+        <w:t>، لضمان الدقة في الكشف وتحديد المركبات المخالفة</w:t>
+      </w:r>
+      <w:r>
+        <w:rPr>
+          <w:rFonts w:cstheme="minorHAnsi"/>
+          <w:sz w:val="28"/>
+          <w:szCs w:val="28"/>
+        </w:rPr>
+        <w:t xml:space="preserve">. </w:t>
+      </w:r>
+    </w:p>
+    <w:p>
+      <w:pPr>
+        <w:bidi/>
+        <w:spacing w:line="360" w:lineRule="auto"/>
+        <w:rPr>
+          <w:rFonts w:cstheme="minorHAnsi"/>
+          <w:sz w:val="28"/>
+          <w:szCs w:val="28"/>
+          <w:rtl/>
+        </w:rPr>
+      </w:pPr>
+      <w:r>
+        <w:rPr>
+          <w:rFonts w:cstheme="minorHAnsi"/>
+          <w:sz w:val="28"/>
+          <w:szCs w:val="28"/>
+          <w:rtl/>
+        </w:rPr>
+        <w:t>بالإضافة إلى ذلك، تُقدم</w:t>
+      </w:r>
+      <w:r>
+        <w:rPr>
+          <w:rFonts w:cstheme="minorHAnsi"/>
+          <w:sz w:val="28"/>
+          <w:szCs w:val="28"/>
+        </w:rPr>
+        <w:t xml:space="preserve"> "Redflex" </w:t>
+      </w:r>
+      <w:r>
+        <w:rPr>
+          <w:rFonts w:cstheme="minorHAnsi"/>
+          <w:sz w:val="28"/>
+          <w:szCs w:val="28"/>
+          <w:rtl/>
+        </w:rPr>
+        <w:t>منصة</w:t>
+      </w:r>
+      <w:r>
+        <w:rPr>
+          <w:rFonts w:cstheme="minorHAnsi"/>
+          <w:sz w:val="28"/>
+          <w:szCs w:val="28"/>
+        </w:rPr>
+        <w:t xml:space="preserve"> "Alcyon" </w:t>
+      </w:r>
+      <w:r>
+        <w:rPr>
+          <w:rFonts w:cstheme="minorHAnsi"/>
+          <w:sz w:val="28"/>
+          <w:szCs w:val="28"/>
+          <w:rtl/>
+        </w:rPr>
+        <w:t>التي تُبسِّط عملية إدارة المخالفات المرورية من خلال أتمتة معالجة البيانات، مما يُسهِّل على الجهات المختصة إدارة برامج السلامة المرورية بكفاءة أعلى</w:t>
+      </w:r>
+      <w:r>
+        <w:rPr>
+          <w:rFonts w:cstheme="minorHAnsi"/>
+          <w:sz w:val="28"/>
+          <w:szCs w:val="28"/>
+        </w:rPr>
+        <w:t>.</w:t>
+      </w:r>
+    </w:p>
+    <w:p>
+      <w:pPr>
+        <w:bidi/>
+        <w:spacing w:line="360" w:lineRule="auto"/>
+        <w:rPr>
+          <w:rFonts w:cstheme="minorHAnsi"/>
+          <w:b/>
+          <w:bCs/>
+          <w:sz w:val="28"/>
+          <w:szCs w:val="28"/>
+          <w:lang w:bidi="ar-SY"/>
+        </w:rPr>
+      </w:pPr>
+      <w:r>
+        <w:rPr>
+          <w:rFonts w:cstheme="minorHAnsi"/>
+          <w:b/>
+          <w:bCs/>
+          <w:sz w:val="28"/>
+          <w:szCs w:val="28"/>
+          <w:rtl/>
+        </w:rPr>
+        <w:t>الميزات</w:t>
+      </w:r>
+      <w:r>
+        <w:rPr>
+          <w:rFonts w:cstheme="minorHAnsi"/>
+          <w:b/>
+          <w:bCs/>
+          <w:sz w:val="28"/>
+          <w:szCs w:val="28"/>
+          <w:lang w:bidi="ar-SY"/>
+        </w:rPr>
+        <w:t>:</w:t>
+      </w:r>
+    </w:p>
+    <w:p>
+      <w:pPr>
+        <w:numPr>
+          <w:ilvl w:val="0"/>
+          <w:numId w:val="30"/>
+        </w:numPr>
+        <w:bidi/>
+        <w:spacing w:line="360" w:lineRule="auto"/>
+        <w:rPr>
+          <w:rFonts w:cstheme="minorHAnsi"/>
+          <w:sz w:val="28"/>
+          <w:szCs w:val="28"/>
+          <w:lang w:bidi="ar-SY"/>
+        </w:rPr>
+      </w:pPr>
+      <w:r>
+        <w:rPr>
+          <w:rFonts w:cstheme="minorHAnsi"/>
+          <w:sz w:val="28"/>
+          <w:szCs w:val="28"/>
+          <w:rtl/>
+        </w:rPr>
+        <w:t>يعتمد على الكاميرات الذكية والرادارات لتسجيل المخالفات</w:t>
+      </w:r>
+      <w:r>
+        <w:rPr>
+          <w:rFonts w:cstheme="minorHAnsi"/>
+          <w:sz w:val="28"/>
+          <w:szCs w:val="28"/>
+          <w:lang w:bidi="ar-SY"/>
+        </w:rPr>
+        <w:t>.</w:t>
+      </w:r>
+    </w:p>
+    <w:p>
+      <w:pPr>
+        <w:numPr>
+          <w:ilvl w:val="0"/>
+          <w:numId w:val="30"/>
+        </w:numPr>
+        <w:bidi/>
+        <w:spacing w:line="360" w:lineRule="auto"/>
+        <w:rPr>
+          <w:rFonts w:cstheme="minorHAnsi"/>
+          <w:sz w:val="28"/>
+          <w:szCs w:val="28"/>
+          <w:lang w:bidi="ar-SY"/>
+        </w:rPr>
+      </w:pPr>
+      <w:r>
+        <w:rPr>
+          <w:rFonts w:cstheme="minorHAnsi"/>
+          <w:sz w:val="28"/>
+          <w:szCs w:val="28"/>
+          <w:rtl/>
+        </w:rPr>
+        <w:t>يكشف مخالفات تجاوز الإشارة الحمراء، السرعة الزائدة، استخدام الهاتف أثناء القيادة</w:t>
+      </w:r>
+      <w:r>
+        <w:rPr>
+          <w:rFonts w:cstheme="minorHAnsi"/>
+          <w:sz w:val="28"/>
+          <w:szCs w:val="28"/>
+          <w:lang w:bidi="ar-SY"/>
+        </w:rPr>
+        <w:t>.</w:t>
+      </w:r>
+    </w:p>
+    <w:p>
+      <w:pPr>
+        <w:numPr>
+          <w:ilvl w:val="0"/>
+          <w:numId w:val="30"/>
+        </w:numPr>
+        <w:bidi/>
+        <w:spacing w:line="360" w:lineRule="auto"/>
+        <w:rPr>
+          <w:rFonts w:cstheme="minorHAnsi"/>
+          <w:sz w:val="28"/>
+          <w:szCs w:val="28"/>
+          <w:lang w:bidi="ar-SY"/>
+        </w:rPr>
+      </w:pPr>
+      <w:r>
+        <w:rPr>
+          <w:rFonts w:cstheme="minorHAnsi"/>
+          <w:sz w:val="28"/>
+          <w:szCs w:val="28"/>
+          <w:rtl/>
+        </w:rPr>
+        <w:t>يستخدم تقنية التعرف التلقائي على اللوحات</w:t>
+      </w:r>
+      <w:r>
+        <w:rPr>
+          <w:rFonts w:cstheme="minorHAnsi"/>
+          <w:sz w:val="28"/>
+          <w:szCs w:val="28"/>
+          <w:lang w:bidi="ar-SY"/>
+        </w:rPr>
+        <w:t xml:space="preserve"> (ANPR).</w:t>
+      </w:r>
+    </w:p>
+    <w:p>
+      <w:pPr>
+        <w:numPr>
+          <w:ilvl w:val="0"/>
+          <w:numId w:val="30"/>
+        </w:numPr>
+        <w:bidi/>
+        <w:spacing w:line="360" w:lineRule="auto"/>
+        <w:rPr>
+          <w:rFonts w:cstheme="minorHAnsi"/>
+          <w:sz w:val="28"/>
+          <w:szCs w:val="28"/>
+          <w:rtl/>
+          <w:lang w:bidi="ar-SY"/>
+        </w:rPr>
+      </w:pPr>
+      <w:r>
+        <w:rPr>
+          <w:rFonts w:cstheme="minorHAnsi"/>
+          <w:sz w:val="28"/>
+          <w:szCs w:val="28"/>
+          <w:rtl/>
+        </w:rPr>
+        <w:t>يمكنه مراقبة المركبات في عدة مسارات مرورية في وقت واحد</w:t>
+      </w:r>
+      <w:r>
+        <w:rPr>
+          <w:rFonts w:cstheme="minorHAnsi"/>
+          <w:sz w:val="28"/>
+          <w:szCs w:val="28"/>
+          <w:lang w:bidi="ar-SY"/>
+        </w:rPr>
+        <w:t>.</w:t>
+      </w:r>
+    </w:p>
+    <w:p>
+      <w:pPr>
+        <w:bidi/>
+        <w:spacing w:line="360" w:lineRule="auto"/>
+        <w:rPr>
+          <w:rFonts w:cstheme="minorHAnsi"/>
+          <w:b/>
+          <w:bCs/>
+          <w:sz w:val="28"/>
+          <w:szCs w:val="28"/>
+          <w:rtl/>
+        </w:rPr>
+      </w:pPr>
+      <w:r>
+        <w:rPr>
+          <w:rFonts w:cstheme="minorHAnsi"/>
+          <w:b/>
+          <w:bCs/>
+          <w:sz w:val="28"/>
+          <w:szCs w:val="28"/>
+          <w:rtl/>
+        </w:rPr>
+        <w:t>المخالفات التي يش</w:t>
+      </w:r>
+      <w:r>
+        <w:rPr>
+          <w:rFonts w:cstheme="minorHAnsi" w:hint="cs"/>
+          <w:b/>
+          <w:bCs/>
+          <w:sz w:val="28"/>
+          <w:szCs w:val="28"/>
+          <w:rtl/>
+        </w:rPr>
+        <w:t>مل</w:t>
+      </w:r>
+      <w:r>
+        <w:rPr>
+          <w:rFonts w:cstheme="minorHAnsi"/>
+          <w:b/>
+          <w:bCs/>
+          <w:sz w:val="28"/>
+          <w:szCs w:val="28"/>
+          <w:rtl/>
+        </w:rPr>
+        <w:t>ها:</w:t>
+      </w:r>
+    </w:p>
+    <w:p>
+      <w:pPr>
+        <w:pStyle w:val="ListParagraph"/>
+        <w:numPr>
+          <w:ilvl w:val="0"/>
+          <w:numId w:val="39"/>
+        </w:numPr>
+        <w:bidi/>
+        <w:spacing w:line="360" w:lineRule="auto"/>
+        <w:rPr>
+          <w:rFonts w:cstheme="minorHAnsi"/>
+          <w:sz w:val="28"/>
+          <w:szCs w:val="28"/>
+          <w:lang w:bidi="ar-SY"/>
+        </w:rPr>
+      </w:pPr>
+      <w:r>
+        <w:rPr>
+          <w:rFonts w:cstheme="minorHAnsi"/>
+          <w:sz w:val="28"/>
+          <w:szCs w:val="28"/>
+          <w:rtl/>
+        </w:rPr>
+        <w:t>تجاوز الإشارات الحمراء</w:t>
+      </w:r>
+    </w:p>
+    <w:p>
+      <w:pPr>
+        <w:pStyle w:val="ListParagraph"/>
+        <w:numPr>
+          <w:ilvl w:val="0"/>
+          <w:numId w:val="39"/>
+        </w:numPr>
+        <w:bidi/>
+        <w:spacing w:line="360" w:lineRule="auto"/>
+        <w:rPr>
+          <w:rFonts w:cstheme="minorHAnsi"/>
+          <w:sz w:val="28"/>
+          <w:szCs w:val="28"/>
+          <w:lang w:bidi="ar-SY"/>
+        </w:rPr>
+      </w:pPr>
+      <w:r>
+        <w:rPr>
+          <w:rFonts w:cstheme="minorHAnsi"/>
+          <w:sz w:val="28"/>
+          <w:szCs w:val="28"/>
+          <w:rtl/>
+        </w:rPr>
+        <w:t>تجاوز حدود السرعة</w:t>
+      </w:r>
+    </w:p>
+    <w:p>
+      <w:pPr>
+        <w:pStyle w:val="ListParagraph"/>
+        <w:numPr>
+          <w:ilvl w:val="0"/>
+          <w:numId w:val="39"/>
+        </w:numPr>
+        <w:bidi/>
+        <w:spacing w:line="360" w:lineRule="auto"/>
+        <w:rPr>
+          <w:rFonts w:cstheme="minorHAnsi"/>
+          <w:sz w:val="28"/>
+          <w:szCs w:val="28"/>
+          <w:lang w:bidi="ar-SY"/>
+        </w:rPr>
+      </w:pPr>
+      <w:r>
+        <w:rPr>
+          <w:rFonts w:cstheme="minorHAnsi"/>
+          <w:sz w:val="28"/>
+          <w:szCs w:val="28"/>
+          <w:rtl/>
+        </w:rPr>
+        <w:t>انتهاك حارات الحافلات</w:t>
+      </w:r>
+    </w:p>
+    <w:p>
+      <w:pPr>
+        <w:pStyle w:val="ListParagraph"/>
+        <w:numPr>
+          <w:ilvl w:val="0"/>
+          <w:numId w:val="39"/>
+        </w:numPr>
+        <w:bidi/>
+        <w:spacing w:line="360" w:lineRule="auto"/>
+        <w:rPr>
+          <w:rFonts w:cstheme="minorHAnsi"/>
+          <w:sz w:val="28"/>
+          <w:szCs w:val="28"/>
+          <w:lang w:bidi="ar-SY"/>
+        </w:rPr>
+      </w:pPr>
+      <w:r>
+        <w:rPr>
+          <w:rFonts w:cstheme="minorHAnsi"/>
+          <w:sz w:val="28"/>
+          <w:szCs w:val="28"/>
+          <w:rtl/>
+        </w:rPr>
+        <w:t>انتهاك حارات مغلقة: يُستخدم نظام</w:t>
+      </w:r>
+      <w:r>
+        <w:rPr>
+          <w:rFonts w:cstheme="minorHAnsi"/>
+          <w:sz w:val="28"/>
+          <w:szCs w:val="28"/>
+        </w:rPr>
+        <w:t xml:space="preserve"> "Red X" </w:t>
+      </w:r>
+      <w:r>
+        <w:rPr>
+          <w:rFonts w:cstheme="minorHAnsi"/>
+          <w:sz w:val="28"/>
+          <w:szCs w:val="28"/>
+          <w:rtl/>
+        </w:rPr>
+        <w:t>لرصد المركبات التي تدخل حارات مغلقة أو محظورة</w:t>
+      </w:r>
+    </w:p>
+    <w:p>
+      <w:pPr>
+        <w:bidi/>
+        <w:spacing w:line="360" w:lineRule="auto"/>
+        <w:rPr>
+          <w:rFonts w:cstheme="minorHAnsi"/>
+          <w:sz w:val="28"/>
+          <w:szCs w:val="28"/>
+          <w:rtl/>
+          <w:lang w:bidi="ar-SY"/>
+        </w:rPr>
+      </w:pPr>
+      <w:r>
+        <w:rPr>
+          <w:rFonts w:cstheme="minorHAnsi"/>
+          <w:sz w:val="28"/>
+          <w:szCs w:val="28"/>
+          <w:rtl/>
+          <w:lang w:bidi="ar-SY"/>
+        </w:rPr>
+        <w:t xml:space="preserve">المراجع: </w:t>
+      </w:r>
+      <w:r>
+        <w:fldChar w:fldCharType="begin"/>
+      </w:r>
+      <w:r>
+        <w:instrText>HYPERLINK "https://www.speedcamerasuk.com/redflex-red-speed.htm?utm_source=chatgpt.com" \t "_blank"</w:instrText>
+      </w:r>
+      <w:r>
+        <w:fldChar w:fldCharType="separate"/>
+      </w:r>
+      <w:r>
+        <w:rPr>
+          <w:rStyle w:val="Hyperlink"/>
+          <w:rFonts w:cstheme="minorHAnsi"/>
+          <w:sz w:val="28"/>
+          <w:szCs w:val="28"/>
+          <w:lang w:bidi="ar-SY"/>
+        </w:rPr>
+        <w:t>speedcamerasuk.com</w:t>
+      </w:r>
+      <w:r>
+        <w:fldChar w:fldCharType="end"/>
+      </w:r>
+      <w:r>
+        <w:rPr>
+          <w:rFonts w:cstheme="minorHAnsi"/>
+          <w:sz w:val="28"/>
+          <w:szCs w:val="28"/>
+          <w:rtl/>
+          <w:lang w:bidi="ar-SY"/>
+        </w:rPr>
+        <w:t xml:space="preserve"> ، </w:t>
+      </w:r>
+      <w:r>
+        <w:fldChar w:fldCharType="begin"/>
+      </w:r>
+      <w:r>
+        <w:instrText>HYPERLINK "https://redflex.com/solution/red-x/?utm_source=chatgpt.com" \t "_blank"</w:instrText>
+      </w:r>
+      <w:r>
+        <w:fldChar w:fldCharType="separate"/>
+      </w:r>
+      <w:r>
+        <w:rPr>
+          <w:rStyle w:val="Hyperlink"/>
+          <w:rFonts w:cstheme="minorHAnsi"/>
+          <w:sz w:val="28"/>
+          <w:szCs w:val="28"/>
+          <w:lang w:bidi="ar-SY"/>
+        </w:rPr>
+        <w:t>redflex.com</w:t>
+      </w:r>
+      <w:r>
+        <w:fldChar w:fldCharType="end"/>
+      </w:r>
+      <w:r>
+        <w:rPr>
+          <w:rFonts w:cstheme="minorHAnsi"/>
+          <w:sz w:val="28"/>
+          <w:szCs w:val="28"/>
+          <w:rtl/>
+          <w:lang w:bidi="ar-SY"/>
+        </w:rPr>
+        <w:t xml:space="preserve"> ، </w:t>
+      </w:r>
+      <w:r>
+        <w:fldChar w:fldCharType="begin"/>
+      </w:r>
+      <w:r>
+        <w:instrText>HYPERLINK "https://redflex.com/insight/improve-road-safety-with-the-new-redflex-solution-platform-alcyon/?utm_source=chatgpt.com" \t "_blank"</w:instrText>
+      </w:r>
+      <w:r>
+        <w:fldChar w:fldCharType="separate"/>
+      </w:r>
+      <w:r>
+        <w:rPr>
+          <w:rStyle w:val="Hyperlink"/>
+          <w:rFonts w:cstheme="minorHAnsi"/>
+          <w:sz w:val="28"/>
+          <w:szCs w:val="28"/>
+          <w:lang w:bidi="ar-SY"/>
+        </w:rPr>
+        <w:t>redflex.com</w:t>
+      </w:r>
+      <w:r>
+        <w:fldChar w:fldCharType="end"/>
+      </w:r>
+      <w:r>
+        <w:rPr>
+          <w:rFonts w:cstheme="minorHAnsi"/>
+          <w:sz w:val="28"/>
+          <w:szCs w:val="28"/>
+          <w:rtl/>
+          <w:lang w:bidi="ar-SY"/>
+        </w:rPr>
+        <w:t xml:space="preserve"> ، </w:t>
+      </w:r>
+      <w:r>
+        <w:fldChar w:fldCharType="begin"/>
+      </w:r>
+      <w:r>
+        <w:instrText>HYPERLINK "https://redflex.com/solutions/platforms/?utm_source=chatgpt.com" \t "_blank"</w:instrText>
+      </w:r>
+      <w:r>
+        <w:fldChar w:fldCharType="separate"/>
+      </w:r>
+      <w:r>
+        <w:rPr>
+          <w:rStyle w:val="Hyperlink"/>
+          <w:rFonts w:cstheme="minorHAnsi"/>
+          <w:sz w:val="28"/>
+          <w:szCs w:val="28"/>
+          <w:lang w:bidi="ar-SY"/>
+        </w:rPr>
+        <w:t>redflex.com</w:t>
+      </w:r>
+      <w:r>
+        <w:fldChar w:fldCharType="end"/>
+      </w:r>
+    </w:p>
+    <w:p>
+      <w:pPr>
+        <w:bidi/>
+        <w:spacing w:line="360" w:lineRule="auto"/>
+        <w:rPr>
+          <w:rFonts w:cstheme="minorHAnsi"/>
+          <w:sz w:val="28"/>
+          <w:szCs w:val="28"/>
+          <w:rtl/>
+        </w:rPr>
+      </w:pPr>
+    </w:p>
+    <w:p>
+      <w:pPr>
+        <w:bidi/>
+        <w:spacing w:line="360" w:lineRule="auto"/>
+        <w:rPr>
+          <w:rFonts w:cstheme="minorHAnsi"/>
+          <w:b/>
+          <w:bCs/>
+          <w:color w:val="FF0000"/>
+          <w:sz w:val="28"/>
+          <w:szCs w:val="28"/>
+          <w:lang w:bidi="ar-SY"/>
+        </w:rPr>
+      </w:pPr>
+      <w:r>
+        <w:rPr>
+          <w:rFonts w:cstheme="minorHAnsi"/>
+          <w:b/>
+          <w:bCs/>
+          <w:color w:val="FF0000"/>
+          <w:sz w:val="28"/>
+          <w:szCs w:val="28"/>
+          <w:rtl/>
+        </w:rPr>
+        <w:lastRenderedPageBreak/>
+        <w:t>7_ نظام</w:t>
+      </w:r>
+      <w:r>
+        <w:rPr>
+          <w:rFonts w:cstheme="minorHAnsi"/>
+          <w:b/>
+          <w:bCs/>
+          <w:color w:val="FF0000"/>
+          <w:sz w:val="28"/>
+          <w:szCs w:val="28"/>
+          <w:lang w:bidi="ar-SY"/>
+        </w:rPr>
+        <w:t xml:space="preserve"> "Gatso RT4" </w:t>
+      </w:r>
+      <w:r>
+        <w:rPr>
+          <w:rFonts w:cstheme="minorHAnsi" w:hint="cs"/>
+          <w:b/>
+          <w:bCs/>
+          <w:color w:val="FF0000"/>
+          <w:sz w:val="28"/>
+          <w:szCs w:val="28"/>
+          <w:rtl/>
+          <w:lang w:bidi="ar-SY"/>
+        </w:rPr>
+        <w:t>(</w:t>
+      </w:r>
+      <w:r>
+        <w:rPr>
+          <w:rFonts w:cstheme="minorHAnsi"/>
+          <w:b/>
+          <w:bCs/>
+          <w:color w:val="FF0000"/>
+          <w:sz w:val="28"/>
+          <w:szCs w:val="28"/>
+          <w:rtl/>
+        </w:rPr>
+        <w:t>هولندا</w:t>
+      </w:r>
+      <w:r>
+        <w:rPr>
+          <w:rFonts w:cstheme="minorHAnsi" w:hint="cs"/>
+          <w:b/>
+          <w:bCs/>
+          <w:color w:val="FF0000"/>
+          <w:sz w:val="28"/>
+          <w:szCs w:val="28"/>
+          <w:rtl/>
+        </w:rPr>
+        <w:t>)</w:t>
+      </w:r>
+    </w:p>
+    <w:p>
+      <w:pPr>
+        <w:bidi/>
+        <w:spacing w:line="360" w:lineRule="auto"/>
+        <w:rPr>
+          <w:rFonts w:cstheme="minorHAnsi"/>
+          <w:sz w:val="28"/>
+          <w:szCs w:val="28"/>
+          <w:rtl/>
+        </w:rPr>
+      </w:pPr>
+      <w:r>
+        <w:rPr>
+          <w:rFonts w:cstheme="minorHAnsi"/>
+          <w:sz w:val="28"/>
+          <w:szCs w:val="28"/>
+          <w:rtl/>
+        </w:rPr>
+        <w:t>نظام</w:t>
+      </w:r>
+      <w:r>
+        <w:rPr>
+          <w:rFonts w:cstheme="minorHAnsi"/>
+          <w:sz w:val="28"/>
+          <w:szCs w:val="28"/>
+        </w:rPr>
+        <w:t xml:space="preserve"> "Gatso RT4" </w:t>
+      </w:r>
+      <w:r>
+        <w:rPr>
+          <w:rFonts w:cstheme="minorHAnsi"/>
+          <w:sz w:val="28"/>
+          <w:szCs w:val="28"/>
+          <w:rtl/>
+        </w:rPr>
+        <w:t>هو نظام متطور لمراقبة السرعة وقطع الإشارات الحمراء، تم تطويره من قبل شركة</w:t>
+      </w:r>
+      <w:r>
+        <w:rPr>
+          <w:rFonts w:cstheme="minorHAnsi"/>
+          <w:sz w:val="28"/>
+          <w:szCs w:val="28"/>
+        </w:rPr>
+        <w:t xml:space="preserve"> </w:t>
+      </w:r>
+      <w:proofErr w:type="spellStart"/>
+      <w:r>
+        <w:rPr>
+          <w:rFonts w:cstheme="minorHAnsi"/>
+          <w:sz w:val="28"/>
+          <w:szCs w:val="28"/>
+        </w:rPr>
+        <w:t>Sensys</w:t>
+      </w:r>
+      <w:proofErr w:type="spellEnd"/>
+      <w:r>
+        <w:rPr>
+          <w:rFonts w:cstheme="minorHAnsi"/>
+          <w:sz w:val="28"/>
+          <w:szCs w:val="28"/>
+        </w:rPr>
+        <w:t xml:space="preserve"> Gatso Group. </w:t>
+      </w:r>
+      <w:r>
+        <w:rPr>
+          <w:rFonts w:cstheme="minorHAnsi"/>
+          <w:sz w:val="28"/>
+          <w:szCs w:val="28"/>
+          <w:rtl/>
+        </w:rPr>
+        <w:t>يتميز هذا النظام بقدرته على مراقبة ما يصل إلى 32 مركبة في وقت واحد، بفضل رادار التتبع</w:t>
+      </w:r>
+      <w:r>
+        <w:rPr>
+          <w:rFonts w:cstheme="minorHAnsi"/>
+          <w:sz w:val="28"/>
+          <w:szCs w:val="28"/>
+        </w:rPr>
+        <w:t xml:space="preserve"> RT4 </w:t>
+      </w:r>
+      <w:r>
+        <w:rPr>
+          <w:rFonts w:cstheme="minorHAnsi"/>
+          <w:sz w:val="28"/>
+          <w:szCs w:val="28"/>
+          <w:rtl/>
+        </w:rPr>
+        <w:t>وكاميرا بدقة 20 ميجابكسل تعمل بسرعة 30 إطارًا في الثانية</w:t>
+      </w:r>
+      <w:r>
+        <w:rPr>
+          <w:rFonts w:cstheme="minorHAnsi"/>
+          <w:sz w:val="28"/>
+          <w:szCs w:val="28"/>
+        </w:rPr>
+        <w:t>.</w:t>
+      </w:r>
+    </w:p>
+    <w:p>
+      <w:pPr>
+        <w:bidi/>
+        <w:spacing w:line="360" w:lineRule="auto"/>
+        <w:rPr>
+          <w:rFonts w:cstheme="minorHAnsi"/>
+          <w:sz w:val="28"/>
+          <w:szCs w:val="28"/>
+          <w:rtl/>
+        </w:rPr>
+      </w:pPr>
+    </w:p>
+    <w:p>
+      <w:pPr>
+        <w:bidi/>
+        <w:spacing w:line="360" w:lineRule="auto"/>
+        <w:rPr>
+          <w:rFonts w:cstheme="minorHAnsi"/>
+          <w:b/>
+          <w:bCs/>
+          <w:sz w:val="28"/>
+          <w:szCs w:val="28"/>
+          <w:lang w:bidi="ar-SY"/>
+        </w:rPr>
+      </w:pPr>
+      <w:r>
+        <w:rPr>
+          <w:rFonts w:cstheme="minorHAnsi"/>
+          <w:b/>
+          <w:bCs/>
+          <w:sz w:val="28"/>
+          <w:szCs w:val="28"/>
+          <w:rtl/>
+        </w:rPr>
+        <w:t>الميزات</w:t>
+      </w:r>
+      <w:r>
+        <w:rPr>
+          <w:rFonts w:cstheme="minorHAnsi"/>
+          <w:b/>
+          <w:bCs/>
+          <w:sz w:val="28"/>
+          <w:szCs w:val="28"/>
+          <w:lang w:bidi="ar-SY"/>
+        </w:rPr>
+        <w:t>:</w:t>
+      </w:r>
+    </w:p>
+    <w:p>
+      <w:pPr>
+        <w:numPr>
+          <w:ilvl w:val="0"/>
+          <w:numId w:val="32"/>
+        </w:numPr>
+        <w:bidi/>
+        <w:spacing w:line="360" w:lineRule="auto"/>
+        <w:rPr>
+          <w:rFonts w:cstheme="minorHAnsi"/>
+          <w:sz w:val="28"/>
+          <w:szCs w:val="28"/>
+          <w:lang w:bidi="ar-SY"/>
+        </w:rPr>
+      </w:pPr>
+      <w:r>
+        <w:rPr>
+          <w:rFonts w:cstheme="minorHAnsi"/>
+          <w:sz w:val="28"/>
+          <w:szCs w:val="28"/>
+          <w:rtl/>
+        </w:rPr>
+        <w:t>يستخدم كاميرات فائقة الدقة والرادارات المتقدمة</w:t>
+      </w:r>
+      <w:r>
+        <w:rPr>
+          <w:rFonts w:cstheme="minorHAnsi"/>
+          <w:sz w:val="28"/>
+          <w:szCs w:val="28"/>
+          <w:lang w:bidi="ar-SY"/>
+        </w:rPr>
+        <w:t>.</w:t>
+      </w:r>
+    </w:p>
+    <w:p>
+      <w:pPr>
+        <w:numPr>
+          <w:ilvl w:val="0"/>
+          <w:numId w:val="32"/>
+        </w:numPr>
+        <w:bidi/>
+        <w:spacing w:line="360" w:lineRule="auto"/>
+        <w:rPr>
+          <w:rFonts w:cstheme="minorHAnsi"/>
+          <w:sz w:val="28"/>
+          <w:szCs w:val="28"/>
+          <w:lang w:bidi="ar-SY"/>
+        </w:rPr>
+      </w:pPr>
+      <w:r>
+        <w:rPr>
+          <w:rFonts w:cstheme="minorHAnsi"/>
+          <w:sz w:val="28"/>
+          <w:szCs w:val="28"/>
+          <w:rtl/>
+        </w:rPr>
+        <w:t>قادر على العمل في الليل والنهار تحت أي ظروف جوية</w:t>
+      </w:r>
+      <w:r>
+        <w:rPr>
+          <w:rFonts w:cstheme="minorHAnsi"/>
+          <w:sz w:val="28"/>
+          <w:szCs w:val="28"/>
+          <w:lang w:bidi="ar-SY"/>
+        </w:rPr>
+        <w:t>.</w:t>
+      </w:r>
+    </w:p>
+    <w:p>
+      <w:pPr>
+        <w:numPr>
+          <w:ilvl w:val="0"/>
+          <w:numId w:val="32"/>
+        </w:numPr>
+        <w:bidi/>
+        <w:spacing w:line="360" w:lineRule="auto"/>
+        <w:rPr>
+          <w:rFonts w:cstheme="minorHAnsi"/>
+          <w:sz w:val="28"/>
+          <w:szCs w:val="28"/>
+          <w:lang w:bidi="ar-SY"/>
+        </w:rPr>
+      </w:pPr>
+      <w:r>
+        <w:rPr>
+          <w:rFonts w:cstheme="minorHAnsi"/>
+          <w:sz w:val="28"/>
+          <w:szCs w:val="28"/>
+          <w:rtl/>
+        </w:rPr>
+        <w:t>يوفر بيانات تحليلية عن تدفق حركة المرور وتحليل سلوك السائقين</w:t>
+      </w:r>
+      <w:r>
+        <w:rPr>
+          <w:rFonts w:cstheme="minorHAnsi"/>
+          <w:sz w:val="28"/>
+          <w:szCs w:val="28"/>
+          <w:lang w:bidi="ar-SY"/>
+        </w:rPr>
+        <w:t>.</w:t>
+      </w:r>
+    </w:p>
+    <w:p>
+      <w:pPr>
+        <w:bidi/>
+        <w:spacing w:line="360" w:lineRule="auto"/>
+        <w:rPr>
+          <w:rFonts w:cstheme="minorHAnsi"/>
+          <w:b/>
+          <w:bCs/>
+          <w:sz w:val="28"/>
+          <w:szCs w:val="28"/>
+          <w:rtl/>
+          <w:lang w:bidi="ar-SY"/>
+        </w:rPr>
+      </w:pPr>
+    </w:p>
+    <w:p>
+      <w:pPr>
+        <w:bidi/>
+        <w:spacing w:line="360" w:lineRule="auto"/>
+        <w:rPr>
+          <w:rFonts w:cstheme="minorHAnsi"/>
+          <w:b/>
+          <w:bCs/>
+          <w:sz w:val="28"/>
+          <w:szCs w:val="28"/>
+          <w:rtl/>
+          <w:lang w:bidi="ar-SY"/>
+        </w:rPr>
+      </w:pPr>
+      <w:r>
+        <w:rPr>
+          <w:rFonts w:cstheme="minorHAnsi"/>
+          <w:b/>
+          <w:bCs/>
+          <w:sz w:val="28"/>
+          <w:szCs w:val="28"/>
+          <w:rtl/>
+          <w:lang w:bidi="ar-SY"/>
+        </w:rPr>
+        <w:t>المخالفات التي يش</w:t>
+      </w:r>
+      <w:r>
+        <w:rPr>
+          <w:rFonts w:cstheme="minorHAnsi" w:hint="cs"/>
+          <w:b/>
+          <w:bCs/>
+          <w:sz w:val="28"/>
+          <w:szCs w:val="28"/>
+          <w:rtl/>
+          <w:lang w:bidi="ar-SY"/>
+        </w:rPr>
+        <w:t>مل</w:t>
+      </w:r>
+      <w:r>
+        <w:rPr>
+          <w:rFonts w:cstheme="minorHAnsi"/>
+          <w:b/>
+          <w:bCs/>
+          <w:sz w:val="28"/>
+          <w:szCs w:val="28"/>
+          <w:rtl/>
+          <w:lang w:bidi="ar-SY"/>
+        </w:rPr>
+        <w:t>ها:</w:t>
+      </w:r>
+    </w:p>
+    <w:p>
+      <w:pPr>
+        <w:pStyle w:val="ListParagraph"/>
+        <w:numPr>
+          <w:ilvl w:val="0"/>
+          <w:numId w:val="40"/>
+        </w:numPr>
+        <w:bidi/>
+        <w:spacing w:line="360" w:lineRule="auto"/>
+        <w:rPr>
+          <w:rFonts w:cstheme="minorHAnsi"/>
+          <w:sz w:val="28"/>
+          <w:szCs w:val="28"/>
+          <w:lang w:bidi="ar-SY"/>
+        </w:rPr>
+      </w:pPr>
+      <w:r>
+        <w:rPr>
+          <w:rFonts w:cstheme="minorHAnsi"/>
+          <w:sz w:val="28"/>
+          <w:szCs w:val="28"/>
+          <w:rtl/>
+        </w:rPr>
+        <w:t>تجاوز السرعة المحددة</w:t>
+      </w:r>
+    </w:p>
+    <w:p>
+      <w:pPr>
+        <w:pStyle w:val="ListParagraph"/>
+        <w:numPr>
+          <w:ilvl w:val="0"/>
+          <w:numId w:val="40"/>
+        </w:numPr>
+        <w:bidi/>
+        <w:spacing w:line="360" w:lineRule="auto"/>
+        <w:rPr>
+          <w:rFonts w:cstheme="minorHAnsi"/>
+          <w:sz w:val="28"/>
+          <w:szCs w:val="28"/>
+          <w:lang w:bidi="ar-SY"/>
+        </w:rPr>
+      </w:pPr>
+      <w:r>
+        <w:rPr>
+          <w:rFonts w:cstheme="minorHAnsi"/>
+          <w:sz w:val="28"/>
+          <w:szCs w:val="28"/>
+          <w:rtl/>
+        </w:rPr>
+        <w:t>تجاوز الإشارة الحمراء</w:t>
+      </w:r>
+    </w:p>
+    <w:p>
+      <w:pPr>
+        <w:pStyle w:val="ListParagraph"/>
+        <w:numPr>
+          <w:ilvl w:val="0"/>
+          <w:numId w:val="40"/>
+        </w:numPr>
+        <w:bidi/>
+        <w:spacing w:line="360" w:lineRule="auto"/>
+        <w:rPr>
+          <w:rFonts w:cstheme="minorHAnsi"/>
+          <w:sz w:val="28"/>
+          <w:szCs w:val="28"/>
+          <w:lang w:bidi="ar-SY"/>
+        </w:rPr>
+      </w:pPr>
+      <w:r>
+        <w:rPr>
+          <w:rFonts w:cstheme="minorHAnsi"/>
+          <w:sz w:val="28"/>
+          <w:szCs w:val="28"/>
+          <w:rtl/>
+        </w:rPr>
+        <w:t>المخالفات المتعلقة بعبور خطوط المرور</w:t>
+      </w:r>
+      <w:r>
+        <w:rPr>
+          <w:rFonts w:cstheme="minorHAnsi"/>
+          <w:sz w:val="28"/>
+          <w:szCs w:val="28"/>
+          <w:lang w:bidi="ar-SY"/>
+        </w:rPr>
+        <w:t xml:space="preserve">: </w:t>
+      </w:r>
+      <w:r>
+        <w:rPr>
+          <w:rFonts w:cstheme="minorHAnsi"/>
+          <w:sz w:val="28"/>
+          <w:szCs w:val="28"/>
+          <w:rtl/>
+        </w:rPr>
+        <w:t>مثل عبور الخط الفاصل أو المخالفات المتعلقة بمناطق خاصة</w:t>
+      </w:r>
+      <w:r>
+        <w:rPr>
+          <w:rFonts w:cstheme="minorHAnsi"/>
+          <w:sz w:val="28"/>
+          <w:szCs w:val="28"/>
+          <w:lang w:bidi="ar-SY"/>
+        </w:rPr>
+        <w:t>.</w:t>
+      </w:r>
+    </w:p>
+    <w:p>
+      <w:pPr>
+        <w:bidi/>
+        <w:spacing w:line="360" w:lineRule="auto"/>
+        <w:rPr>
+          <w:rFonts w:cstheme="minorHAnsi"/>
+          <w:sz w:val="28"/>
+          <w:szCs w:val="28"/>
+          <w:rtl/>
+          <w:lang w:bidi="ar-SY"/>
+        </w:rPr>
+      </w:pPr>
+      <w:r>
+        <w:rPr>
+          <w:rFonts w:cstheme="minorHAnsi"/>
+          <w:sz w:val="28"/>
+          <w:szCs w:val="28"/>
+          <w:rtl/>
+          <w:lang w:bidi="ar-SY"/>
+        </w:rPr>
+        <w:t xml:space="preserve">المراجع: </w:t>
+      </w:r>
+      <w:hyperlink r:id="rId11" w:tgtFrame="_blank" w:history="1">
         <w:r>
           <w:rPr>
             <w:rStyle w:val="Hyperlink"/>
@@ -2871,3274 +5886,18 @@
             <w:szCs w:val="28"/>
             <w:lang w:bidi="ar-SY"/>
           </w:rPr>
-          <w:t>p</w:t>
+          <w:t>traffictechnologytoday.com</w:t>
         </w:r>
-        <w:r>
-          <w:rPr>
-            <w:rStyle w:val="Hyperlink"/>
-            <w:rFonts w:cstheme="minorHAnsi"/>
-            <w:sz w:val="28"/>
-            <w:szCs w:val="28"/>
-            <w:lang w:bidi="ar-SY"/>
-          </w:rPr>
-          <w:t>tik</w:t>
-        </w:r>
-        <w:proofErr w:type="spellEnd"/>
       </w:hyperlink>
       <w:r>
         <w:rPr>
-          <w:rFonts w:cstheme="minorHAnsi" w:hint="cs"/>
+          <w:rFonts w:cstheme="minorHAnsi"/>
           <w:sz w:val="28"/>
           <w:szCs w:val="28"/>
           <w:rtl/>
           <w:lang w:bidi="ar-SY"/>
         </w:rPr>
         <w:t xml:space="preserve"> ، </w:t>
-      </w:r>
-      <w:r>
-        <w:rPr>
-          <w:rFonts w:cstheme="minorHAnsi"/>
-          <w:sz w:val="28"/>
-          <w:szCs w:val="28"/>
-          <w:lang w:bidi="ar-SY"/>
-        </w:rPr>
-        <w:fldChar w:fldCharType="begin"/>
-      </w:r>
-      <w:r>
-        <w:rPr>
-          <w:rFonts w:cstheme="minorHAnsi"/>
-          <w:sz w:val="28"/>
-          <w:szCs w:val="28"/>
-          <w:lang w:bidi="ar-SY"/>
-        </w:rPr>
-        <w:instrText>HYPERLINK "https://www.directindustry.com/prod/jenoptik-ag/product-17967-2513481.html" \t "_blank"</w:instrText>
-      </w:r>
-      <w:r>
-        <w:rPr>
-          <w:rFonts w:cstheme="minorHAnsi"/>
-          <w:sz w:val="28"/>
-          <w:szCs w:val="28"/>
-          <w:lang w:bidi="ar-SY"/>
-        </w:rPr>
-      </w:r>
-      <w:r>
-        <w:rPr>
-          <w:rFonts w:cstheme="minorHAnsi"/>
-          <w:sz w:val="28"/>
-          <w:szCs w:val="28"/>
-          <w:lang w:bidi="ar-SY"/>
-        </w:rPr>
-        <w:fldChar w:fldCharType="separate"/>
-      </w:r>
-      <w:r>
-        <w:rPr>
-          <w:rStyle w:val="Hyperlink"/>
-          <w:rFonts w:cstheme="minorHAnsi"/>
-          <w:sz w:val="28"/>
-          <w:szCs w:val="28"/>
-          <w:lang w:bidi="ar-SY"/>
-        </w:rPr>
-        <w:t>directindustry.c</w:t>
-      </w:r>
-      <w:r>
-        <w:rPr>
-          <w:rStyle w:val="Hyperlink"/>
-          <w:rFonts w:cstheme="minorHAnsi"/>
-          <w:sz w:val="28"/>
-          <w:szCs w:val="28"/>
-          <w:lang w:bidi="ar-SY"/>
-        </w:rPr>
-        <w:t>o</w:t>
-      </w:r>
-      <w:r>
-        <w:rPr>
-          <w:rStyle w:val="Hyperlink"/>
-          <w:rFonts w:cstheme="minorHAnsi"/>
-          <w:sz w:val="28"/>
-          <w:szCs w:val="28"/>
-          <w:lang w:bidi="ar-SY"/>
-        </w:rPr>
-        <w:t>m</w:t>
-      </w:r>
-      <w:r>
-        <w:rPr>
-          <w:rFonts w:cstheme="minorHAnsi"/>
-          <w:sz w:val="28"/>
-          <w:szCs w:val="28"/>
-          <w:lang w:bidi="ar-SY"/>
-        </w:rPr>
-        <w:fldChar w:fldCharType="end"/>
-      </w:r>
-    </w:p>
-    <w:p>
-      <w:pPr>
-        <w:bidi/>
-        <w:spacing w:line="360" w:lineRule="auto"/>
-        <w:rPr>
-          <w:rFonts w:cstheme="minorHAnsi"/>
-          <w:b/>
-          <w:bCs/>
-          <w:color w:val="FF0000"/>
-          <w:sz w:val="28"/>
-          <w:szCs w:val="28"/>
-          <w:lang w:bidi="ar-SY"/>
-        </w:rPr>
-      </w:pPr>
-      <w:r>
-        <w:rPr>
-          <w:rFonts w:cstheme="minorHAnsi"/>
-          <w:b/>
-          <w:bCs/>
-          <w:color w:val="FF0000"/>
-          <w:sz w:val="28"/>
-          <w:szCs w:val="28"/>
-          <w:rtl/>
-        </w:rPr>
-        <w:lastRenderedPageBreak/>
-        <w:t xml:space="preserve">4_ </w:t>
-      </w:r>
-      <w:r>
-        <w:rPr>
-          <w:rFonts w:cstheme="minorHAnsi"/>
-          <w:b/>
-          <w:bCs/>
-          <w:color w:val="FF0000"/>
-          <w:sz w:val="28"/>
-          <w:szCs w:val="28"/>
-          <w:rtl/>
-        </w:rPr>
-        <w:t>نظام</w:t>
-      </w:r>
-      <w:r>
-        <w:rPr>
-          <w:rFonts w:cstheme="minorHAnsi"/>
-          <w:b/>
-          <w:bCs/>
-          <w:color w:val="FF0000"/>
-          <w:sz w:val="28"/>
-          <w:szCs w:val="28"/>
-          <w:lang w:bidi="ar-SY"/>
-        </w:rPr>
-        <w:t xml:space="preserve"> "Autovelox 106" </w:t>
-      </w:r>
-      <w:r>
-        <w:rPr>
-          <w:rFonts w:cstheme="minorHAnsi" w:hint="cs"/>
-          <w:b/>
-          <w:bCs/>
-          <w:color w:val="FF0000"/>
-          <w:sz w:val="28"/>
-          <w:szCs w:val="28"/>
-          <w:rtl/>
-          <w:lang w:bidi="ar-SY"/>
-        </w:rPr>
-        <w:t>(</w:t>
-      </w:r>
-      <w:r>
-        <w:rPr>
-          <w:rFonts w:cstheme="minorHAnsi"/>
-          <w:b/>
-          <w:bCs/>
-          <w:color w:val="FF0000"/>
-          <w:sz w:val="28"/>
-          <w:szCs w:val="28"/>
-          <w:rtl/>
-        </w:rPr>
-        <w:t>إيطاليا</w:t>
-      </w:r>
-      <w:r>
-        <w:rPr>
-          <w:rFonts w:cstheme="minorHAnsi" w:hint="cs"/>
-          <w:b/>
-          <w:bCs/>
-          <w:color w:val="FF0000"/>
-          <w:sz w:val="28"/>
-          <w:szCs w:val="28"/>
-          <w:rtl/>
-        </w:rPr>
-        <w:t>)</w:t>
-      </w:r>
-    </w:p>
-    <w:p>
-      <w:pPr>
-        <w:bidi/>
-        <w:spacing w:line="360" w:lineRule="auto"/>
-        <w:rPr>
-          <w:rFonts w:cstheme="minorHAnsi"/>
-          <w:b/>
-          <w:bCs/>
-          <w:sz w:val="28"/>
-          <w:szCs w:val="28"/>
-          <w:lang w:bidi="ar-SY"/>
-        </w:rPr>
-      </w:pPr>
-      <w:r>
-        <w:rPr>
-          <w:rFonts w:cstheme="minorHAnsi"/>
-          <w:b/>
-          <w:bCs/>
-          <w:sz w:val="28"/>
-          <w:szCs w:val="28"/>
-          <w:rtl/>
-        </w:rPr>
-        <w:t>الميزات</w:t>
-      </w:r>
-      <w:r>
-        <w:rPr>
-          <w:rFonts w:cstheme="minorHAnsi"/>
-          <w:b/>
-          <w:bCs/>
-          <w:sz w:val="28"/>
-          <w:szCs w:val="28"/>
-          <w:lang w:bidi="ar-SY"/>
-        </w:rPr>
-        <w:t>:</w:t>
-      </w:r>
-    </w:p>
-    <w:p>
-      <w:pPr>
-        <w:numPr>
-          <w:ilvl w:val="0"/>
-          <w:numId w:val="33"/>
-        </w:numPr>
-        <w:bidi/>
-        <w:spacing w:line="360" w:lineRule="auto"/>
-        <w:rPr>
-          <w:rFonts w:cstheme="minorHAnsi"/>
-          <w:sz w:val="28"/>
-          <w:szCs w:val="28"/>
-          <w:lang w:bidi="ar-SY"/>
-        </w:rPr>
-      </w:pPr>
-      <w:r>
-        <w:rPr>
-          <w:rFonts w:cstheme="minorHAnsi"/>
-          <w:sz w:val="28"/>
-          <w:szCs w:val="28"/>
-          <w:rtl/>
-        </w:rPr>
-        <w:t>مصمم خصيصًا لمراقبة السرعة الزائدة في الطرق السريعة</w:t>
-      </w:r>
-      <w:r>
-        <w:rPr>
-          <w:rFonts w:cstheme="minorHAnsi"/>
-          <w:sz w:val="28"/>
-          <w:szCs w:val="28"/>
-          <w:lang w:bidi="ar-SY"/>
-        </w:rPr>
-        <w:t>.</w:t>
-      </w:r>
-    </w:p>
-    <w:p>
-      <w:pPr>
-        <w:numPr>
-          <w:ilvl w:val="0"/>
-          <w:numId w:val="33"/>
-        </w:numPr>
-        <w:bidi/>
-        <w:spacing w:line="360" w:lineRule="auto"/>
-        <w:rPr>
-          <w:rFonts w:cstheme="minorHAnsi"/>
-          <w:sz w:val="28"/>
-          <w:szCs w:val="28"/>
-          <w:lang w:bidi="ar-SY"/>
-        </w:rPr>
-      </w:pPr>
-      <w:r>
-        <w:rPr>
-          <w:rFonts w:cstheme="minorHAnsi"/>
-          <w:sz w:val="28"/>
-          <w:szCs w:val="28"/>
-          <w:rtl/>
-        </w:rPr>
-        <w:t>يعتمد على تقنيات الرادار والفيديو عالي الوضوح</w:t>
-      </w:r>
-      <w:r>
-        <w:rPr>
-          <w:rFonts w:cstheme="minorHAnsi"/>
-          <w:sz w:val="28"/>
-          <w:szCs w:val="28"/>
-          <w:lang w:bidi="ar-SY"/>
-        </w:rPr>
-        <w:t>.</w:t>
-      </w:r>
-    </w:p>
-    <w:p>
-      <w:pPr>
-        <w:numPr>
-          <w:ilvl w:val="0"/>
-          <w:numId w:val="33"/>
-        </w:numPr>
-        <w:bidi/>
-        <w:spacing w:line="360" w:lineRule="auto"/>
-        <w:rPr>
-          <w:rFonts w:cstheme="minorHAnsi"/>
-          <w:sz w:val="28"/>
-          <w:szCs w:val="28"/>
-          <w:lang w:bidi="ar-SY"/>
-        </w:rPr>
-      </w:pPr>
-      <w:r>
-        <w:rPr>
-          <w:rFonts w:cstheme="minorHAnsi"/>
-          <w:sz w:val="28"/>
-          <w:szCs w:val="28"/>
-          <w:rtl/>
-        </w:rPr>
-        <w:t>يمكنه التقاط صور واضحة للوحات السيارات حتى في السرعات العالية</w:t>
-      </w:r>
-      <w:r>
-        <w:rPr>
-          <w:rFonts w:cstheme="minorHAnsi"/>
-          <w:sz w:val="28"/>
-          <w:szCs w:val="28"/>
-          <w:lang w:bidi="ar-SY"/>
-        </w:rPr>
-        <w:t>.</w:t>
-      </w:r>
-    </w:p>
-    <w:p>
-      <w:pPr>
-        <w:numPr>
-          <w:ilvl w:val="0"/>
-          <w:numId w:val="33"/>
-        </w:numPr>
-        <w:bidi/>
-        <w:spacing w:line="360" w:lineRule="auto"/>
-        <w:rPr>
-          <w:rFonts w:cstheme="minorHAnsi"/>
-          <w:sz w:val="28"/>
-          <w:szCs w:val="28"/>
-          <w:rtl/>
-          <w:lang w:bidi="ar-SY"/>
-        </w:rPr>
-      </w:pPr>
-      <w:r>
-        <w:rPr>
-          <w:rFonts w:cstheme="minorHAnsi"/>
-          <w:sz w:val="28"/>
-          <w:szCs w:val="28"/>
-          <w:rtl/>
-        </w:rPr>
-        <w:t>مدمج مع أنظمة إدارة المرور لتحليل أنماط القيادة</w:t>
-      </w:r>
-      <w:r>
-        <w:rPr>
-          <w:rFonts w:cstheme="minorHAnsi"/>
-          <w:sz w:val="28"/>
-          <w:szCs w:val="28"/>
-          <w:lang w:bidi="ar-SY"/>
-        </w:rPr>
-        <w:t>.</w:t>
-      </w:r>
-    </w:p>
-    <w:p>
-      <w:pPr>
-        <w:bidi/>
-        <w:spacing w:line="360" w:lineRule="auto"/>
-        <w:rPr>
-          <w:rFonts w:cstheme="minorHAnsi"/>
-          <w:b/>
-          <w:bCs/>
-          <w:sz w:val="28"/>
-          <w:szCs w:val="28"/>
-          <w:rtl/>
-          <w:lang w:bidi="ar-SY"/>
-        </w:rPr>
-      </w:pPr>
-      <w:r>
-        <w:rPr>
-          <w:rFonts w:cstheme="minorHAnsi"/>
-          <w:b/>
-          <w:bCs/>
-          <w:sz w:val="28"/>
-          <w:szCs w:val="28"/>
-          <w:rtl/>
-          <w:lang w:bidi="ar-SY"/>
-        </w:rPr>
-        <w:t>المخالفات التي يش</w:t>
-      </w:r>
-      <w:r>
-        <w:rPr>
-          <w:rFonts w:cstheme="minorHAnsi" w:hint="cs"/>
-          <w:b/>
-          <w:bCs/>
-          <w:sz w:val="28"/>
-          <w:szCs w:val="28"/>
-          <w:rtl/>
-          <w:lang w:bidi="ar-SY"/>
-        </w:rPr>
-        <w:t>مل</w:t>
-      </w:r>
-      <w:r>
-        <w:rPr>
-          <w:rFonts w:cstheme="minorHAnsi"/>
-          <w:b/>
-          <w:bCs/>
-          <w:sz w:val="28"/>
-          <w:szCs w:val="28"/>
-          <w:rtl/>
-          <w:lang w:bidi="ar-SY"/>
-        </w:rPr>
-        <w:t>ها:</w:t>
-      </w:r>
-    </w:p>
-    <w:p>
-      <w:pPr>
-        <w:pStyle w:val="ListParagraph"/>
-        <w:numPr>
-          <w:ilvl w:val="0"/>
-          <w:numId w:val="38"/>
-        </w:numPr>
-        <w:bidi/>
-        <w:spacing w:line="360" w:lineRule="auto"/>
-        <w:rPr>
-          <w:rFonts w:cstheme="minorHAnsi"/>
-          <w:sz w:val="28"/>
-          <w:szCs w:val="28"/>
-          <w:lang w:bidi="ar-SY"/>
-        </w:rPr>
-      </w:pPr>
-      <w:r>
-        <w:rPr>
-          <w:rFonts w:cstheme="minorHAnsi"/>
-          <w:sz w:val="28"/>
-          <w:szCs w:val="28"/>
-          <w:rtl/>
-        </w:rPr>
-        <w:t>تجاوز السرعة المسموح بها</w:t>
-      </w:r>
-    </w:p>
-    <w:p>
-      <w:pPr>
-        <w:pStyle w:val="ListParagraph"/>
-        <w:numPr>
-          <w:ilvl w:val="0"/>
-          <w:numId w:val="38"/>
-        </w:numPr>
-        <w:bidi/>
-        <w:spacing w:line="360" w:lineRule="auto"/>
-        <w:rPr>
-          <w:rFonts w:cstheme="minorHAnsi"/>
-          <w:sz w:val="28"/>
-          <w:szCs w:val="28"/>
-          <w:lang w:bidi="ar-SY"/>
-        </w:rPr>
-      </w:pPr>
-      <w:r>
-        <w:rPr>
-          <w:rFonts w:cstheme="minorHAnsi"/>
-          <w:sz w:val="28"/>
-          <w:szCs w:val="28"/>
-          <w:rtl/>
-        </w:rPr>
-        <w:t>عدم الالتزام بمسافة الأمان بين المركبات</w:t>
-      </w:r>
-    </w:p>
-    <w:p>
-      <w:pPr>
-        <w:pStyle w:val="ListParagraph"/>
-        <w:numPr>
-          <w:ilvl w:val="0"/>
-          <w:numId w:val="38"/>
-        </w:numPr>
-        <w:bidi/>
-        <w:spacing w:line="360" w:lineRule="auto"/>
-        <w:rPr>
-          <w:rFonts w:cstheme="minorHAnsi"/>
-          <w:sz w:val="28"/>
-          <w:szCs w:val="28"/>
-          <w:lang w:bidi="ar-SY"/>
-        </w:rPr>
-      </w:pPr>
-      <w:r>
-        <w:rPr>
-          <w:rFonts w:cstheme="minorHAnsi"/>
-          <w:sz w:val="28"/>
-          <w:szCs w:val="28"/>
-          <w:rtl/>
-        </w:rPr>
-        <w:t>انتهاك إشارات المرور الحمراء</w:t>
-      </w:r>
-    </w:p>
-    <w:p>
-      <w:pPr>
-        <w:pStyle w:val="ListParagraph"/>
-        <w:numPr>
-          <w:ilvl w:val="0"/>
-          <w:numId w:val="38"/>
-        </w:numPr>
-        <w:bidi/>
-        <w:spacing w:line="360" w:lineRule="auto"/>
-        <w:rPr>
-          <w:rFonts w:cstheme="minorHAnsi"/>
-          <w:sz w:val="28"/>
-          <w:szCs w:val="28"/>
-          <w:lang w:bidi="ar-SY"/>
-        </w:rPr>
-      </w:pPr>
-      <w:r>
-        <w:rPr>
-          <w:rFonts w:cstheme="minorHAnsi"/>
-          <w:sz w:val="28"/>
-          <w:szCs w:val="28"/>
-          <w:rtl/>
-        </w:rPr>
-        <w:t>القيادة في المسارات المخصصة</w:t>
-      </w:r>
-    </w:p>
-    <w:p>
-      <w:pPr>
-        <w:pStyle w:val="ListParagraph"/>
-        <w:numPr>
-          <w:ilvl w:val="0"/>
-          <w:numId w:val="38"/>
-        </w:numPr>
-        <w:bidi/>
-        <w:spacing w:line="360" w:lineRule="auto"/>
-        <w:rPr>
-          <w:rFonts w:cstheme="minorHAnsi"/>
-          <w:sz w:val="28"/>
-          <w:szCs w:val="28"/>
-          <w:lang w:bidi="ar-SY"/>
-        </w:rPr>
-      </w:pPr>
-      <w:r>
-        <w:rPr>
-          <w:rFonts w:cstheme="minorHAnsi"/>
-          <w:sz w:val="28"/>
-          <w:szCs w:val="28"/>
-          <w:rtl/>
-        </w:rPr>
-        <w:t>عدم الالتزام بالحد الأدنى للسرعة</w:t>
-      </w:r>
-    </w:p>
-    <w:p>
-      <w:pPr>
-        <w:pStyle w:val="ListParagraph"/>
-        <w:numPr>
-          <w:ilvl w:val="0"/>
-          <w:numId w:val="38"/>
-        </w:numPr>
-        <w:bidi/>
-        <w:spacing w:line="360" w:lineRule="auto"/>
-        <w:rPr>
-          <w:rFonts w:cstheme="minorHAnsi"/>
-          <w:sz w:val="28"/>
-          <w:szCs w:val="28"/>
-          <w:lang w:bidi="ar-SY"/>
-        </w:rPr>
-      </w:pPr>
-      <w:r>
-        <w:rPr>
-          <w:rFonts w:cstheme="minorHAnsi"/>
-          <w:sz w:val="28"/>
-          <w:szCs w:val="28"/>
-          <w:rtl/>
-        </w:rPr>
-        <w:t>التحقق من التأمين والفحص الفني</w:t>
-      </w:r>
-      <w:r>
-        <w:rPr>
-          <w:rFonts w:cstheme="minorHAnsi"/>
-          <w:sz w:val="28"/>
-          <w:szCs w:val="28"/>
-          <w:lang w:bidi="ar-SY"/>
-        </w:rPr>
-        <w:t xml:space="preserve">: </w:t>
-      </w:r>
-      <w:r>
-        <w:rPr>
-          <w:rFonts w:cstheme="minorHAnsi"/>
-          <w:sz w:val="28"/>
-          <w:szCs w:val="28"/>
-          <w:rtl/>
-        </w:rPr>
-        <w:t>من خلال ميزة</w:t>
-      </w:r>
-      <w:r>
-        <w:rPr>
-          <w:rFonts w:cstheme="minorHAnsi"/>
-          <w:sz w:val="28"/>
-          <w:szCs w:val="28"/>
-          <w:lang w:bidi="ar-SY"/>
-        </w:rPr>
-        <w:t xml:space="preserve"> "</w:t>
-      </w:r>
-      <w:proofErr w:type="spellStart"/>
-      <w:r>
-        <w:rPr>
-          <w:rFonts w:cstheme="minorHAnsi"/>
-          <w:sz w:val="28"/>
-          <w:szCs w:val="28"/>
-          <w:lang w:bidi="ar-SY"/>
-        </w:rPr>
-        <w:t>Freeflow</w:t>
-      </w:r>
-      <w:proofErr w:type="spellEnd"/>
-      <w:r>
-        <w:rPr>
-          <w:rFonts w:cstheme="minorHAnsi"/>
-          <w:sz w:val="28"/>
-          <w:szCs w:val="28"/>
-          <w:lang w:bidi="ar-SY"/>
-        </w:rPr>
-        <w:t xml:space="preserve">" </w:t>
-      </w:r>
-      <w:r>
-        <w:rPr>
-          <w:rFonts w:cstheme="minorHAnsi"/>
-          <w:sz w:val="28"/>
-          <w:szCs w:val="28"/>
-          <w:rtl/>
-        </w:rPr>
-        <w:t>للتعرف التلقائي على لوحات المركبات</w:t>
-      </w:r>
-      <w:r>
-        <w:rPr>
-          <w:rFonts w:cstheme="minorHAnsi"/>
-          <w:sz w:val="28"/>
-          <w:szCs w:val="28"/>
-          <w:lang w:bidi="ar-SY"/>
-        </w:rPr>
-        <w:t xml:space="preserve"> (ANPR)</w:t>
-      </w:r>
-      <w:r>
-        <w:rPr>
-          <w:rFonts w:cstheme="minorHAnsi"/>
-          <w:sz w:val="28"/>
-          <w:szCs w:val="28"/>
-          <w:rtl/>
-        </w:rPr>
-        <w:t>، يمكن للنظام التحقق من صلاحية التأمين والفحص الفني للمركبات</w:t>
-      </w:r>
-    </w:p>
-    <w:p>
-      <w:pPr>
-        <w:bidi/>
-        <w:spacing w:line="360" w:lineRule="auto"/>
-        <w:rPr>
-          <w:rFonts w:cstheme="minorHAnsi"/>
-          <w:sz w:val="28"/>
-          <w:szCs w:val="28"/>
-          <w:rtl/>
-          <w:lang w:bidi="ar-SY"/>
-        </w:rPr>
-      </w:pPr>
-      <w:r>
-        <w:rPr>
-          <w:rFonts w:cstheme="minorHAnsi"/>
-          <w:sz w:val="28"/>
-          <w:szCs w:val="28"/>
-          <w:rtl/>
-          <w:lang w:bidi="ar-SY"/>
-        </w:rPr>
-        <w:t xml:space="preserve">المراجع: </w:t>
-      </w:r>
-      <w:r>
-        <w:fldChar w:fldCharType="begin"/>
-      </w:r>
-      <w:r>
-        <w:instrText>HYPERLINK "https://www.sodi.com/wp-content/uploads/Autovelox_106_Eng.pdf"</w:instrText>
-      </w:r>
-      <w:r>
-        <w:fldChar w:fldCharType="separate"/>
-      </w:r>
-      <w:r>
-        <w:rPr>
-          <w:rStyle w:val="Hyperlink"/>
-          <w:rFonts w:cstheme="minorHAnsi"/>
-          <w:sz w:val="28"/>
-          <w:szCs w:val="28"/>
-          <w:rtl/>
-          <w:lang w:bidi="ar-SY"/>
-        </w:rPr>
-        <w:t>1</w:t>
-      </w:r>
-      <w:r>
-        <w:fldChar w:fldCharType="end"/>
-      </w:r>
-      <w:r>
-        <w:rPr>
-          <w:rFonts w:cstheme="minorHAnsi"/>
-          <w:sz w:val="28"/>
-          <w:szCs w:val="28"/>
-          <w:rtl/>
-          <w:lang w:bidi="ar-SY"/>
-        </w:rPr>
-        <w:t xml:space="preserve"> ، </w:t>
-      </w:r>
-      <w:r>
-        <w:fldChar w:fldCharType="begin"/>
-      </w:r>
-      <w:r>
-        <w:instrText>HYPERLINK "https://sodi.com/en/autovelox/autovelox-106-se-laser-speed-camera/"</w:instrText>
-      </w:r>
-      <w:r>
-        <w:fldChar w:fldCharType="separate"/>
-      </w:r>
-      <w:r>
-        <w:rPr>
-          <w:rStyle w:val="Hyperlink"/>
-          <w:rFonts w:cstheme="minorHAnsi"/>
-          <w:sz w:val="28"/>
-          <w:szCs w:val="28"/>
-          <w:rtl/>
-          <w:lang w:bidi="ar-SY"/>
-        </w:rPr>
-        <w:t>2</w:t>
-      </w:r>
-      <w:r>
-        <w:fldChar w:fldCharType="end"/>
-      </w:r>
-      <w:r>
-        <w:rPr>
-          <w:rFonts w:cstheme="minorHAnsi"/>
-          <w:sz w:val="28"/>
-          <w:szCs w:val="28"/>
-          <w:rtl/>
-          <w:lang w:bidi="ar-SY"/>
-        </w:rPr>
-        <w:t xml:space="preserve"> ، </w:t>
-      </w:r>
-      <w:r>
-        <w:fldChar w:fldCharType="begin"/>
-      </w:r>
-      <w:r>
-        <w:instrText>HYPERLINK "https://www.itsinternational.com/products/sodi-presents-autovelox-106-digital-automated-traffic-enforcement-system"</w:instrText>
-      </w:r>
-      <w:r>
-        <w:fldChar w:fldCharType="separate"/>
-      </w:r>
-      <w:r>
-        <w:rPr>
-          <w:rStyle w:val="Hyperlink"/>
-          <w:rFonts w:cstheme="minorHAnsi"/>
-          <w:sz w:val="28"/>
-          <w:szCs w:val="28"/>
-          <w:rtl/>
-          <w:lang w:bidi="ar-SY"/>
-        </w:rPr>
-        <w:t>3</w:t>
-      </w:r>
-      <w:r>
-        <w:fldChar w:fldCharType="end"/>
-      </w:r>
-    </w:p>
-    <w:p>
-      <w:pPr>
-        <w:bidi/>
-        <w:spacing w:line="360" w:lineRule="auto"/>
-        <w:rPr>
-          <w:rFonts w:cstheme="minorHAnsi"/>
-          <w:sz w:val="28"/>
-          <w:szCs w:val="28"/>
-          <w:rtl/>
-        </w:rPr>
-      </w:pPr>
-    </w:p>
-    <w:p>
-      <w:pPr>
-        <w:bidi/>
-        <w:spacing w:line="360" w:lineRule="auto"/>
-        <w:rPr>
-          <w:rFonts w:cstheme="minorHAnsi"/>
-          <w:sz w:val="28"/>
-          <w:szCs w:val="28"/>
-          <w:rtl/>
-        </w:rPr>
-      </w:pPr>
-    </w:p>
-    <w:p>
-      <w:pPr>
-        <w:bidi/>
-        <w:spacing w:line="360" w:lineRule="auto"/>
-        <w:rPr>
-          <w:rFonts w:cstheme="minorHAnsi"/>
-          <w:sz w:val="28"/>
-          <w:szCs w:val="28"/>
-          <w:rtl/>
-        </w:rPr>
-      </w:pPr>
-    </w:p>
-    <w:p>
-      <w:pPr>
-        <w:bidi/>
-        <w:spacing w:line="360" w:lineRule="auto"/>
-        <w:rPr>
-          <w:rFonts w:cstheme="minorHAnsi"/>
-          <w:sz w:val="28"/>
-          <w:szCs w:val="28"/>
-          <w:rtl/>
-        </w:rPr>
-      </w:pPr>
-    </w:p>
-    <w:p>
-      <w:pPr>
-        <w:bidi/>
-        <w:spacing w:line="360" w:lineRule="auto"/>
-        <w:rPr>
-          <w:rFonts w:cstheme="minorHAnsi"/>
-          <w:sz w:val="28"/>
-          <w:szCs w:val="28"/>
-          <w:rtl/>
-        </w:rPr>
-      </w:pPr>
-    </w:p>
-    <w:p>
-      <w:pPr>
-        <w:bidi/>
-        <w:spacing w:line="360" w:lineRule="auto"/>
-        <w:rPr>
-          <w:rFonts w:cstheme="minorHAnsi"/>
-          <w:b/>
-          <w:bCs/>
-          <w:color w:val="FF0000"/>
-          <w:sz w:val="28"/>
-          <w:szCs w:val="28"/>
-          <w:rtl/>
-        </w:rPr>
-      </w:pPr>
-      <w:r>
-        <w:rPr>
-          <w:rFonts w:cstheme="minorHAnsi"/>
-          <w:b/>
-          <w:bCs/>
-          <w:color w:val="FF0000"/>
-          <w:sz w:val="28"/>
-          <w:szCs w:val="28"/>
-          <w:rtl/>
-        </w:rPr>
-        <w:lastRenderedPageBreak/>
-        <w:t xml:space="preserve">5_ </w:t>
-      </w:r>
-      <w:r>
-        <w:rPr>
-          <w:rFonts w:cstheme="minorHAnsi"/>
-          <w:b/>
-          <w:bCs/>
-          <w:color w:val="FF0000"/>
-          <w:sz w:val="28"/>
-          <w:szCs w:val="28"/>
-          <w:rtl/>
-        </w:rPr>
-        <w:t>نظام</w:t>
-      </w:r>
-      <w:r>
-        <w:rPr>
-          <w:rFonts w:cstheme="minorHAnsi"/>
-          <w:b/>
-          <w:bCs/>
-          <w:color w:val="FF0000"/>
-          <w:sz w:val="28"/>
-          <w:szCs w:val="28"/>
-        </w:rPr>
-        <w:t xml:space="preserve"> "ATS (Automated Traffic Surveillance)" </w:t>
-      </w:r>
-      <w:r>
-        <w:rPr>
-          <w:rFonts w:cstheme="minorHAnsi" w:hint="cs"/>
-          <w:b/>
-          <w:bCs/>
-          <w:color w:val="FF0000"/>
-          <w:sz w:val="28"/>
-          <w:szCs w:val="28"/>
-          <w:rtl/>
-        </w:rPr>
-        <w:t>(</w:t>
-      </w:r>
-      <w:r>
-        <w:rPr>
-          <w:rFonts w:cstheme="minorHAnsi"/>
-          <w:b/>
-          <w:bCs/>
-          <w:color w:val="FF0000"/>
-          <w:sz w:val="28"/>
-          <w:szCs w:val="28"/>
-          <w:rtl/>
-        </w:rPr>
-        <w:t>الولايات المتحدة</w:t>
-      </w:r>
-      <w:r>
-        <w:rPr>
-          <w:rFonts w:cstheme="minorHAnsi" w:hint="cs"/>
-          <w:b/>
-          <w:bCs/>
-          <w:color w:val="FF0000"/>
-          <w:sz w:val="28"/>
-          <w:szCs w:val="28"/>
-          <w:rtl/>
-        </w:rPr>
-        <w:t>)</w:t>
-      </w:r>
-    </w:p>
-    <w:p>
-      <w:pPr>
-        <w:bidi/>
-        <w:spacing w:line="360" w:lineRule="auto"/>
-        <w:rPr>
-          <w:rFonts w:cstheme="minorHAnsi"/>
-          <w:b/>
-          <w:bCs/>
-          <w:sz w:val="28"/>
-          <w:szCs w:val="28"/>
-        </w:rPr>
-      </w:pPr>
-      <w:r>
-        <w:rPr>
-          <w:rFonts w:cstheme="minorHAnsi"/>
-          <w:b/>
-          <w:bCs/>
-          <w:sz w:val="28"/>
-          <w:szCs w:val="28"/>
-          <w:rtl/>
-        </w:rPr>
-        <w:t>مكونات النظام</w:t>
-      </w:r>
-      <w:r>
-        <w:rPr>
-          <w:rFonts w:cstheme="minorHAnsi"/>
-          <w:b/>
-          <w:bCs/>
-          <w:sz w:val="28"/>
-          <w:szCs w:val="28"/>
-        </w:rPr>
-        <w:t>:</w:t>
-      </w:r>
-    </w:p>
-    <w:p>
-      <w:pPr>
-        <w:numPr>
-          <w:ilvl w:val="0"/>
-          <w:numId w:val="36"/>
-        </w:numPr>
-        <w:bidi/>
-        <w:spacing w:line="360" w:lineRule="auto"/>
-        <w:rPr>
-          <w:rFonts w:cstheme="minorHAnsi"/>
-          <w:sz w:val="28"/>
-          <w:szCs w:val="28"/>
-        </w:rPr>
-      </w:pPr>
-      <w:r>
-        <w:rPr>
-          <w:rFonts w:cstheme="minorHAnsi"/>
-          <w:sz w:val="28"/>
-          <w:szCs w:val="28"/>
-          <w:rtl/>
-        </w:rPr>
-        <w:t xml:space="preserve">الكاميرات الذكية </w:t>
-      </w:r>
-      <w:r>
-        <w:rPr>
-          <w:rFonts w:cstheme="minorHAnsi"/>
-          <w:sz w:val="28"/>
-          <w:szCs w:val="28"/>
-        </w:rPr>
-        <w:t xml:space="preserve">– </w:t>
-      </w:r>
-      <w:r>
-        <w:rPr>
-          <w:rFonts w:cstheme="minorHAnsi"/>
-          <w:sz w:val="28"/>
-          <w:szCs w:val="28"/>
-          <w:rtl/>
-        </w:rPr>
-        <w:t>تراقب التقاطعات والشوارع الرئيسية لتسجيل المخالفات وتحليل التدفق المروري</w:t>
-      </w:r>
-      <w:r>
-        <w:rPr>
-          <w:rFonts w:cstheme="minorHAnsi"/>
-          <w:sz w:val="28"/>
-          <w:szCs w:val="28"/>
-        </w:rPr>
-        <w:t>.</w:t>
-      </w:r>
-    </w:p>
-    <w:p>
-      <w:pPr>
-        <w:numPr>
-          <w:ilvl w:val="0"/>
-          <w:numId w:val="36"/>
-        </w:numPr>
-        <w:bidi/>
-        <w:spacing w:line="360" w:lineRule="auto"/>
-        <w:rPr>
-          <w:rFonts w:cstheme="minorHAnsi"/>
-          <w:sz w:val="28"/>
-          <w:szCs w:val="28"/>
-        </w:rPr>
-      </w:pPr>
-      <w:r>
-        <w:rPr>
-          <w:rFonts w:cstheme="minorHAnsi"/>
-          <w:sz w:val="28"/>
-          <w:szCs w:val="28"/>
-          <w:rtl/>
-        </w:rPr>
-        <w:t xml:space="preserve">أجهزة الاستشعار </w:t>
-      </w:r>
-      <w:r>
-        <w:rPr>
-          <w:rFonts w:cstheme="minorHAnsi"/>
-          <w:sz w:val="28"/>
-          <w:szCs w:val="28"/>
-        </w:rPr>
-        <w:t xml:space="preserve">– </w:t>
-      </w:r>
-      <w:r>
-        <w:rPr>
-          <w:rFonts w:cstheme="minorHAnsi"/>
-          <w:sz w:val="28"/>
-          <w:szCs w:val="28"/>
-          <w:rtl/>
-        </w:rPr>
-        <w:t>تشمل الرادارات والحساسات الأرضية التي تقيس سرعة المركبات وتحدد تدفق حركة المرور</w:t>
-      </w:r>
-      <w:r>
-        <w:rPr>
-          <w:rFonts w:cstheme="minorHAnsi"/>
-          <w:sz w:val="28"/>
-          <w:szCs w:val="28"/>
-        </w:rPr>
-        <w:t>.</w:t>
-      </w:r>
-    </w:p>
-    <w:p>
-      <w:pPr>
-        <w:numPr>
-          <w:ilvl w:val="0"/>
-          <w:numId w:val="36"/>
-        </w:numPr>
-        <w:bidi/>
-        <w:spacing w:line="360" w:lineRule="auto"/>
-        <w:rPr>
-          <w:rFonts w:cstheme="minorHAnsi"/>
-          <w:sz w:val="28"/>
-          <w:szCs w:val="28"/>
-        </w:rPr>
-      </w:pPr>
-      <w:r>
-        <w:rPr>
-          <w:rFonts w:cstheme="minorHAnsi"/>
-          <w:sz w:val="28"/>
-          <w:szCs w:val="28"/>
-          <w:rtl/>
-        </w:rPr>
-        <w:t xml:space="preserve">تحليل البيانات بالذكاء الاصطناعي </w:t>
-      </w:r>
-      <w:r>
-        <w:rPr>
-          <w:rFonts w:cstheme="minorHAnsi"/>
-          <w:sz w:val="28"/>
-          <w:szCs w:val="28"/>
-        </w:rPr>
-        <w:t xml:space="preserve">– </w:t>
-      </w:r>
-      <w:r>
-        <w:rPr>
-          <w:rFonts w:cstheme="minorHAnsi"/>
-          <w:sz w:val="28"/>
-          <w:szCs w:val="28"/>
-          <w:rtl/>
-        </w:rPr>
-        <w:t>يستخدم لتحديد الأنماط المرورية، التنبؤ بالازدحام، وتحسين إدارة الإشارات المرورية</w:t>
-      </w:r>
-      <w:r>
-        <w:rPr>
-          <w:rFonts w:cstheme="minorHAnsi"/>
-          <w:sz w:val="28"/>
-          <w:szCs w:val="28"/>
-        </w:rPr>
-        <w:t>.</w:t>
-      </w:r>
-    </w:p>
-    <w:p>
-      <w:pPr>
-        <w:numPr>
-          <w:ilvl w:val="0"/>
-          <w:numId w:val="36"/>
-        </w:numPr>
-        <w:bidi/>
-        <w:spacing w:line="360" w:lineRule="auto"/>
-        <w:rPr>
-          <w:rFonts w:cstheme="minorHAnsi"/>
-          <w:sz w:val="28"/>
-          <w:szCs w:val="28"/>
-        </w:rPr>
-      </w:pPr>
-      <w:r>
-        <w:rPr>
-          <w:rFonts w:cstheme="minorHAnsi"/>
-          <w:sz w:val="28"/>
-          <w:szCs w:val="28"/>
-          <w:rtl/>
-        </w:rPr>
-        <w:t>أنظمة التعرف على اللوحات</w:t>
-      </w:r>
-      <w:r>
-        <w:rPr>
-          <w:rFonts w:cstheme="minorHAnsi"/>
-          <w:sz w:val="28"/>
-          <w:szCs w:val="28"/>
-        </w:rPr>
-        <w:t xml:space="preserve"> (ALPR) – </w:t>
-      </w:r>
-      <w:r>
-        <w:rPr>
-          <w:rFonts w:cstheme="minorHAnsi"/>
-          <w:sz w:val="28"/>
-          <w:szCs w:val="28"/>
-          <w:rtl/>
-        </w:rPr>
-        <w:t>تسجل لوحات السيارات تلقائيًا للمساعدة في فرض القوانين أو تعقب المركبات المطلوبة</w:t>
-      </w:r>
-      <w:r>
-        <w:rPr>
-          <w:rFonts w:cstheme="minorHAnsi"/>
-          <w:sz w:val="28"/>
-          <w:szCs w:val="28"/>
-        </w:rPr>
-        <w:t>.</w:t>
-      </w:r>
-    </w:p>
-    <w:p>
-      <w:pPr>
-        <w:bidi/>
-        <w:spacing w:line="360" w:lineRule="auto"/>
-        <w:rPr>
-          <w:rFonts w:cstheme="minorHAnsi"/>
-          <w:sz w:val="28"/>
-          <w:szCs w:val="28"/>
-          <w:rtl/>
-        </w:rPr>
-      </w:pPr>
-    </w:p>
-    <w:p>
-      <w:pPr>
-        <w:bidi/>
-        <w:spacing w:line="360" w:lineRule="auto"/>
-        <w:rPr>
-          <w:rFonts w:cstheme="minorHAnsi"/>
-          <w:b/>
-          <w:bCs/>
-          <w:sz w:val="28"/>
-          <w:szCs w:val="28"/>
-        </w:rPr>
-      </w:pPr>
-      <w:r>
-        <w:rPr>
-          <w:rFonts w:cstheme="minorHAnsi"/>
-          <w:b/>
-          <w:bCs/>
-          <w:sz w:val="28"/>
-          <w:szCs w:val="28"/>
-          <w:rtl/>
-        </w:rPr>
-        <w:t>الميزات</w:t>
-      </w:r>
-      <w:r>
-        <w:rPr>
-          <w:rFonts w:cstheme="minorHAnsi"/>
-          <w:b/>
-          <w:bCs/>
-          <w:sz w:val="28"/>
-          <w:szCs w:val="28"/>
-        </w:rPr>
-        <w:t>:</w:t>
-      </w:r>
-    </w:p>
-    <w:p>
-      <w:pPr>
-        <w:numPr>
-          <w:ilvl w:val="0"/>
-          <w:numId w:val="28"/>
-        </w:numPr>
-        <w:bidi/>
-        <w:spacing w:line="360" w:lineRule="auto"/>
-        <w:rPr>
-          <w:rFonts w:cstheme="minorHAnsi"/>
-          <w:sz w:val="28"/>
-          <w:szCs w:val="28"/>
-        </w:rPr>
-      </w:pPr>
-      <w:r>
-        <w:rPr>
-          <w:rFonts w:cstheme="minorHAnsi"/>
-          <w:sz w:val="28"/>
-          <w:szCs w:val="28"/>
-          <w:rtl/>
-        </w:rPr>
-        <w:t>يعتمد على كاميرات مزودة بخوارزميات تحليل الصور والذكاء الاصطناعي</w:t>
-      </w:r>
-      <w:r>
-        <w:rPr>
-          <w:rFonts w:cstheme="minorHAnsi"/>
-          <w:sz w:val="28"/>
-          <w:szCs w:val="28"/>
-        </w:rPr>
-        <w:t>.</w:t>
-      </w:r>
-    </w:p>
-    <w:p>
-      <w:pPr>
-        <w:numPr>
-          <w:ilvl w:val="0"/>
-          <w:numId w:val="28"/>
-        </w:numPr>
-        <w:bidi/>
-        <w:spacing w:line="360" w:lineRule="auto"/>
-        <w:rPr>
-          <w:rFonts w:cstheme="minorHAnsi"/>
-          <w:sz w:val="28"/>
-          <w:szCs w:val="28"/>
-        </w:rPr>
-      </w:pPr>
-      <w:r>
-        <w:rPr>
-          <w:rFonts w:cstheme="minorHAnsi"/>
-          <w:sz w:val="28"/>
-          <w:szCs w:val="28"/>
-          <w:rtl/>
-        </w:rPr>
-        <w:t>يكشف مخالفات السرعة، الإشارات الحمراء، استخدام الهاتف أثناء القيادة</w:t>
-      </w:r>
-      <w:r>
-        <w:rPr>
-          <w:rFonts w:cstheme="minorHAnsi"/>
-          <w:sz w:val="28"/>
-          <w:szCs w:val="28"/>
-        </w:rPr>
-        <w:t>.</w:t>
-      </w:r>
-    </w:p>
-    <w:p>
-      <w:pPr>
-        <w:numPr>
-          <w:ilvl w:val="0"/>
-          <w:numId w:val="28"/>
-        </w:numPr>
-        <w:bidi/>
-        <w:spacing w:line="360" w:lineRule="auto"/>
-        <w:rPr>
-          <w:rFonts w:cstheme="minorHAnsi"/>
-          <w:sz w:val="28"/>
-          <w:szCs w:val="28"/>
-        </w:rPr>
-      </w:pPr>
-      <w:r>
-        <w:rPr>
-          <w:rFonts w:cstheme="minorHAnsi"/>
-          <w:sz w:val="28"/>
-          <w:szCs w:val="28"/>
-          <w:rtl/>
-        </w:rPr>
-        <w:t>متصل مع أنظمة المرور والشرطة لإرسال إشعارات فورية</w:t>
-      </w:r>
-      <w:r>
-        <w:rPr>
-          <w:rFonts w:cstheme="minorHAnsi"/>
-          <w:sz w:val="28"/>
-          <w:szCs w:val="28"/>
-        </w:rPr>
-        <w:t>.</w:t>
-      </w:r>
-    </w:p>
-    <w:p>
-      <w:pPr>
-        <w:numPr>
-          <w:ilvl w:val="0"/>
-          <w:numId w:val="28"/>
-        </w:numPr>
-        <w:bidi/>
-        <w:spacing w:line="360" w:lineRule="auto"/>
-        <w:rPr>
-          <w:rFonts w:cstheme="minorHAnsi"/>
-          <w:sz w:val="28"/>
-          <w:szCs w:val="28"/>
-        </w:rPr>
-      </w:pPr>
-      <w:r>
-        <w:rPr>
-          <w:rFonts w:cstheme="minorHAnsi"/>
-          <w:sz w:val="28"/>
-          <w:szCs w:val="28"/>
-          <w:rtl/>
-        </w:rPr>
-        <w:t>يمكنه التعرف على نوع المركبة والسائق من خلال الذكاء الاصطناعي</w:t>
-      </w:r>
-      <w:r>
-        <w:rPr>
-          <w:rFonts w:cstheme="minorHAnsi"/>
-          <w:sz w:val="28"/>
-          <w:szCs w:val="28"/>
-        </w:rPr>
-        <w:t>.</w:t>
-      </w:r>
-    </w:p>
-    <w:p>
-      <w:pPr>
-        <w:bidi/>
-        <w:spacing w:line="360" w:lineRule="auto"/>
-        <w:rPr>
-          <w:rFonts w:cstheme="minorHAnsi"/>
-          <w:sz w:val="28"/>
-          <w:szCs w:val="28"/>
-          <w:rtl/>
-        </w:rPr>
-      </w:pPr>
-    </w:p>
-    <w:p>
-      <w:pPr>
-        <w:bidi/>
-        <w:spacing w:line="360" w:lineRule="auto"/>
-        <w:rPr>
-          <w:rFonts w:cstheme="minorHAnsi"/>
-          <w:b/>
-          <w:bCs/>
-          <w:sz w:val="28"/>
-          <w:szCs w:val="28"/>
-          <w:rtl/>
-        </w:rPr>
-      </w:pPr>
-      <w:r>
-        <w:rPr>
-          <w:rFonts w:cstheme="minorHAnsi"/>
-          <w:b/>
-          <w:bCs/>
-          <w:sz w:val="28"/>
-          <w:szCs w:val="28"/>
-          <w:rtl/>
-        </w:rPr>
-        <w:t>المخالفات التي يش</w:t>
-      </w:r>
-      <w:r>
-        <w:rPr>
-          <w:rFonts w:cstheme="minorHAnsi" w:hint="cs"/>
-          <w:b/>
-          <w:bCs/>
-          <w:sz w:val="28"/>
-          <w:szCs w:val="28"/>
-          <w:rtl/>
-        </w:rPr>
-        <w:t>مل</w:t>
-      </w:r>
-      <w:r>
-        <w:rPr>
-          <w:rFonts w:cstheme="minorHAnsi"/>
-          <w:b/>
-          <w:bCs/>
-          <w:sz w:val="28"/>
-          <w:szCs w:val="28"/>
-          <w:rtl/>
-        </w:rPr>
-        <w:t>ها:</w:t>
-      </w:r>
-    </w:p>
-    <w:p>
-      <w:pPr>
-        <w:bidi/>
-        <w:spacing w:line="360" w:lineRule="auto"/>
-        <w:rPr>
-          <w:rFonts w:cstheme="minorHAnsi"/>
-          <w:sz w:val="28"/>
-          <w:szCs w:val="28"/>
-          <w:rtl/>
-        </w:rPr>
-      </w:pPr>
-      <w:r>
-        <w:rPr>
-          <w:rFonts w:cstheme="minorHAnsi"/>
-          <w:sz w:val="28"/>
-          <w:szCs w:val="28"/>
-          <w:rtl/>
-        </w:rPr>
-        <w:t>تختلف تفاصيل تطبيق نظام</w:t>
-      </w:r>
-      <w:r>
-        <w:rPr>
-          <w:rFonts w:cstheme="minorHAnsi"/>
-          <w:sz w:val="28"/>
-          <w:szCs w:val="28"/>
-        </w:rPr>
-        <w:t xml:space="preserve"> ATS </w:t>
-      </w:r>
-      <w:r>
-        <w:rPr>
-          <w:rFonts w:cstheme="minorHAnsi"/>
-          <w:sz w:val="28"/>
-          <w:szCs w:val="28"/>
-          <w:rtl/>
-        </w:rPr>
-        <w:t>والمخالفات التي يمكن رصدها بناءً على التشريعات المحلية في كل ولاية، و لكن بالاجمال هي:</w:t>
-      </w:r>
-    </w:p>
-    <w:p>
-      <w:pPr>
-        <w:pStyle w:val="ListParagraph"/>
-        <w:numPr>
-          <w:ilvl w:val="0"/>
-          <w:numId w:val="37"/>
-        </w:numPr>
-        <w:bidi/>
-        <w:spacing w:line="360" w:lineRule="auto"/>
-        <w:rPr>
-          <w:rFonts w:cstheme="minorHAnsi"/>
-          <w:sz w:val="28"/>
-          <w:szCs w:val="28"/>
-        </w:rPr>
-      </w:pPr>
-      <w:r>
-        <w:rPr>
-          <w:rFonts w:cstheme="minorHAnsi"/>
-          <w:sz w:val="28"/>
-          <w:szCs w:val="28"/>
-          <w:rtl/>
-        </w:rPr>
-        <w:lastRenderedPageBreak/>
-        <w:t>تجاوز الإشارة الحمراء</w:t>
-      </w:r>
-      <w:r>
-        <w:rPr>
-          <w:rFonts w:cstheme="minorHAnsi"/>
-          <w:sz w:val="28"/>
-          <w:szCs w:val="28"/>
-        </w:rPr>
-        <w:t xml:space="preserve">. </w:t>
-      </w:r>
-    </w:p>
-    <w:p>
-      <w:pPr>
-        <w:pStyle w:val="ListParagraph"/>
-        <w:numPr>
-          <w:ilvl w:val="0"/>
-          <w:numId w:val="37"/>
-        </w:numPr>
-        <w:bidi/>
-        <w:spacing w:line="360" w:lineRule="auto"/>
-        <w:rPr>
-          <w:rFonts w:cstheme="minorHAnsi"/>
-          <w:sz w:val="28"/>
-          <w:szCs w:val="28"/>
-        </w:rPr>
-      </w:pPr>
-      <w:r>
-        <w:rPr>
-          <w:rFonts w:cstheme="minorHAnsi"/>
-          <w:sz w:val="28"/>
-          <w:szCs w:val="28"/>
-          <w:rtl/>
-        </w:rPr>
-        <w:t>السرعة الزائدة</w:t>
-      </w:r>
-      <w:r>
-        <w:rPr>
-          <w:rFonts w:cstheme="minorHAnsi"/>
-          <w:sz w:val="28"/>
-          <w:szCs w:val="28"/>
-        </w:rPr>
-        <w:t xml:space="preserve">. </w:t>
-      </w:r>
-    </w:p>
-    <w:p>
-      <w:pPr>
-        <w:pStyle w:val="ListParagraph"/>
-        <w:numPr>
-          <w:ilvl w:val="0"/>
-          <w:numId w:val="37"/>
-        </w:numPr>
-        <w:bidi/>
-        <w:spacing w:line="360" w:lineRule="auto"/>
-        <w:rPr>
-          <w:rFonts w:cstheme="minorHAnsi"/>
-          <w:sz w:val="28"/>
-          <w:szCs w:val="28"/>
-        </w:rPr>
-      </w:pPr>
-      <w:r>
-        <w:rPr>
-          <w:rFonts w:cstheme="minorHAnsi"/>
-          <w:sz w:val="28"/>
-          <w:szCs w:val="28"/>
-          <w:rtl/>
-        </w:rPr>
-        <w:t>عدم الالتزام بإشارات المرور</w:t>
-      </w:r>
-      <w:r>
-        <w:rPr>
-          <w:rFonts w:cstheme="minorHAnsi"/>
-          <w:sz w:val="28"/>
-          <w:szCs w:val="28"/>
-        </w:rPr>
-        <w:t xml:space="preserve">. </w:t>
-      </w:r>
-    </w:p>
-    <w:p>
-      <w:pPr>
-        <w:pStyle w:val="ListParagraph"/>
-        <w:numPr>
-          <w:ilvl w:val="0"/>
-          <w:numId w:val="37"/>
-        </w:numPr>
-        <w:bidi/>
-        <w:spacing w:line="360" w:lineRule="auto"/>
-        <w:rPr>
-          <w:rFonts w:cstheme="minorHAnsi"/>
-          <w:sz w:val="28"/>
-          <w:szCs w:val="28"/>
-        </w:rPr>
-      </w:pPr>
-      <w:r>
-        <w:rPr>
-          <w:rFonts w:cstheme="minorHAnsi"/>
-          <w:sz w:val="28"/>
-          <w:szCs w:val="28"/>
-          <w:rtl/>
-        </w:rPr>
-        <w:t>تغيير المسار بشكل غير قانوني</w:t>
-      </w:r>
-      <w:r>
-        <w:rPr>
-          <w:rFonts w:cstheme="minorHAnsi"/>
-          <w:sz w:val="28"/>
-          <w:szCs w:val="28"/>
-        </w:rPr>
-        <w:t xml:space="preserve">. </w:t>
-      </w:r>
-    </w:p>
-    <w:p>
-      <w:pPr>
-        <w:pStyle w:val="ListParagraph"/>
-        <w:numPr>
-          <w:ilvl w:val="0"/>
-          <w:numId w:val="37"/>
-        </w:numPr>
-        <w:bidi/>
-        <w:spacing w:line="360" w:lineRule="auto"/>
-        <w:rPr>
-          <w:rFonts w:cstheme="minorHAnsi"/>
-          <w:sz w:val="28"/>
-          <w:szCs w:val="28"/>
-        </w:rPr>
-      </w:pPr>
-      <w:r>
-        <w:rPr>
-          <w:rFonts w:cstheme="minorHAnsi"/>
-          <w:sz w:val="28"/>
-          <w:szCs w:val="28"/>
-          <w:rtl/>
-        </w:rPr>
-        <w:t>التوقف غير القانوني</w:t>
-      </w:r>
-      <w:r>
-        <w:rPr>
-          <w:rFonts w:cstheme="minorHAnsi"/>
-          <w:sz w:val="28"/>
-          <w:szCs w:val="28"/>
-        </w:rPr>
-        <w:t xml:space="preserve">. </w:t>
-      </w:r>
-    </w:p>
-    <w:p>
-      <w:pPr>
-        <w:pStyle w:val="ListParagraph"/>
-        <w:numPr>
-          <w:ilvl w:val="0"/>
-          <w:numId w:val="37"/>
-        </w:numPr>
-        <w:bidi/>
-        <w:spacing w:line="360" w:lineRule="auto"/>
-        <w:rPr>
-          <w:rFonts w:cstheme="minorHAnsi"/>
-          <w:sz w:val="28"/>
-          <w:szCs w:val="28"/>
-        </w:rPr>
-      </w:pPr>
-      <w:r>
-        <w:rPr>
-          <w:rFonts w:cstheme="minorHAnsi"/>
-          <w:sz w:val="28"/>
-          <w:szCs w:val="28"/>
-          <w:rtl/>
-        </w:rPr>
-        <w:t>استخدام الهاتف المحمول أثناء القيادة</w:t>
-      </w:r>
-      <w:r>
-        <w:rPr>
-          <w:rFonts w:cstheme="minorHAnsi"/>
-          <w:sz w:val="28"/>
-          <w:szCs w:val="28"/>
-        </w:rPr>
-        <w:t xml:space="preserve">. </w:t>
-      </w:r>
-    </w:p>
-    <w:p>
-      <w:pPr>
-        <w:bidi/>
-        <w:spacing w:line="360" w:lineRule="auto"/>
-        <w:rPr>
-          <w:rFonts w:cstheme="minorHAnsi" w:hint="cs"/>
-          <w:sz w:val="28"/>
-          <w:szCs w:val="28"/>
-          <w:rtl/>
-          <w:lang w:bidi="ar-SY"/>
-        </w:rPr>
-      </w:pPr>
-    </w:p>
-    <w:p>
-      <w:pPr>
-        <w:bidi/>
-        <w:spacing w:line="360" w:lineRule="auto"/>
-        <w:rPr>
-          <w:rFonts w:cstheme="minorHAnsi" w:hint="cs"/>
-          <w:sz w:val="28"/>
-          <w:szCs w:val="28"/>
-          <w:rtl/>
-          <w:lang w:bidi="ar-SY"/>
-        </w:rPr>
-      </w:pPr>
-      <w:r>
-        <w:rPr>
-          <w:rFonts w:cstheme="minorHAnsi"/>
-          <w:sz w:val="28"/>
-          <w:szCs w:val="28"/>
-          <w:rtl/>
-        </w:rPr>
-        <w:t xml:space="preserve">المراجع: </w:t>
-      </w:r>
-      <w:r>
-        <w:fldChar w:fldCharType="begin"/>
-      </w:r>
-      <w:r>
-        <w:instrText>HYPERLINK "https://royanews.com/%D8%A7%D9%84%D9%83%D8%A7%D9%85%D9%8A%D8%B1%D8%A7%D8%AA-%D8%A7%D9%84%D9%85%D8%B1%D9%88%D8%B1%D9%8A%D8%A9-%D8%A7%D9%84%D9%85%D8%AF%D8%B9%D9%88%D9%85%D8%A9-%D8%A8%D8%A7%D9%84%D8%B0%D9%83%D8%A7%D8%A1/"</w:instrText>
-      </w:r>
-      <w:r>
-        <w:fldChar w:fldCharType="separate"/>
-      </w:r>
-      <w:proofErr w:type="spellStart"/>
-      <w:r>
-        <w:rPr>
-          <w:rStyle w:val="Hyperlink"/>
-          <w:rFonts w:cstheme="minorHAnsi"/>
-          <w:sz w:val="28"/>
-          <w:szCs w:val="28"/>
-        </w:rPr>
-        <w:t>ro</w:t>
-      </w:r>
-      <w:r>
-        <w:rPr>
-          <w:rStyle w:val="Hyperlink"/>
-          <w:rFonts w:cstheme="minorHAnsi"/>
-          <w:sz w:val="28"/>
-          <w:szCs w:val="28"/>
-        </w:rPr>
-        <w:t>y</w:t>
-      </w:r>
-      <w:r>
-        <w:rPr>
-          <w:rStyle w:val="Hyperlink"/>
-          <w:rFonts w:cstheme="minorHAnsi"/>
-          <w:sz w:val="28"/>
-          <w:szCs w:val="28"/>
-        </w:rPr>
-        <w:t>ane</w:t>
-      </w:r>
-      <w:r>
-        <w:rPr>
-          <w:rStyle w:val="Hyperlink"/>
-          <w:rFonts w:cstheme="minorHAnsi"/>
-          <w:sz w:val="28"/>
-          <w:szCs w:val="28"/>
-        </w:rPr>
-        <w:t>w</w:t>
-      </w:r>
-      <w:r>
-        <w:rPr>
-          <w:rStyle w:val="Hyperlink"/>
-          <w:rFonts w:cstheme="minorHAnsi"/>
-          <w:sz w:val="28"/>
-          <w:szCs w:val="28"/>
-        </w:rPr>
-        <w:t>s</w:t>
-      </w:r>
-      <w:proofErr w:type="spellEnd"/>
-      <w:r>
-        <w:fldChar w:fldCharType="end"/>
-      </w:r>
-      <w:r>
-        <w:rPr>
-          <w:rFonts w:cstheme="minorHAnsi"/>
-          <w:sz w:val="28"/>
-          <w:szCs w:val="28"/>
-          <w:rtl/>
-        </w:rPr>
-        <w:t xml:space="preserve"> ، </w:t>
-      </w:r>
-      <w:r>
-        <w:rPr>
-          <w:rFonts w:cstheme="minorHAnsi"/>
-          <w:sz w:val="28"/>
-          <w:szCs w:val="28"/>
-        </w:rPr>
-        <w:fldChar w:fldCharType="begin"/>
-      </w:r>
-      <w:r>
-        <w:rPr>
-          <w:rFonts w:cstheme="minorHAnsi"/>
-          <w:sz w:val="28"/>
-          <w:szCs w:val="28"/>
-        </w:rPr>
-        <w:instrText>HYPERLINK "https://www.keenfinity-group.com/us/en/industries/intelligent-transportation-systems-its/"</w:instrText>
-      </w:r>
-      <w:r>
-        <w:rPr>
-          <w:rFonts w:cstheme="minorHAnsi"/>
-          <w:sz w:val="28"/>
-          <w:szCs w:val="28"/>
-        </w:rPr>
-      </w:r>
-      <w:r>
-        <w:rPr>
-          <w:rFonts w:cstheme="minorHAnsi"/>
-          <w:sz w:val="28"/>
-          <w:szCs w:val="28"/>
-        </w:rPr>
-        <w:fldChar w:fldCharType="separate"/>
-      </w:r>
-      <w:r>
-        <w:rPr>
-          <w:rStyle w:val="Hyperlink"/>
-          <w:rFonts w:cstheme="minorHAnsi"/>
-          <w:sz w:val="28"/>
-          <w:szCs w:val="28"/>
-        </w:rPr>
-        <w:t>KEE</w:t>
-      </w:r>
-      <w:r>
-        <w:rPr>
-          <w:rStyle w:val="Hyperlink"/>
-          <w:rFonts w:cstheme="minorHAnsi"/>
-          <w:sz w:val="28"/>
-          <w:szCs w:val="28"/>
-        </w:rPr>
-        <w:t>N</w:t>
-      </w:r>
-      <w:r>
-        <w:rPr>
-          <w:rStyle w:val="Hyperlink"/>
-          <w:rFonts w:cstheme="minorHAnsi"/>
-          <w:sz w:val="28"/>
-          <w:szCs w:val="28"/>
-        </w:rPr>
-        <w:t>FINITY</w:t>
-      </w:r>
-      <w:r>
-        <w:rPr>
-          <w:rFonts w:cstheme="minorHAnsi"/>
-          <w:sz w:val="28"/>
-          <w:szCs w:val="28"/>
-        </w:rPr>
-        <w:fldChar w:fldCharType="end"/>
-      </w:r>
-      <w:r>
-        <w:rPr>
-          <w:rFonts w:cstheme="minorHAnsi" w:hint="cs"/>
-          <w:sz w:val="28"/>
-          <w:szCs w:val="28"/>
-          <w:rtl/>
-        </w:rPr>
-        <w:t xml:space="preserve">، </w:t>
-      </w:r>
-      <w:r>
-        <w:rPr>
-          <w:rFonts w:cstheme="minorHAnsi"/>
-          <w:sz w:val="28"/>
-          <w:szCs w:val="28"/>
-        </w:rPr>
-        <w:fldChar w:fldCharType="begin"/>
-      </w:r>
-      <w:r>
-        <w:rPr>
-          <w:rFonts w:cstheme="minorHAnsi"/>
-          <w:sz w:val="28"/>
-          <w:szCs w:val="28"/>
-        </w:rPr>
-        <w:instrText>HYPERLINK "https://en.wikipedia.org/wiki/Advanced_traffic_management_system"</w:instrText>
-      </w:r>
-      <w:r>
-        <w:rPr>
-          <w:rFonts w:cstheme="minorHAnsi"/>
-          <w:sz w:val="28"/>
-          <w:szCs w:val="28"/>
-        </w:rPr>
-      </w:r>
-      <w:r>
-        <w:rPr>
-          <w:rFonts w:cstheme="minorHAnsi"/>
-          <w:sz w:val="28"/>
-          <w:szCs w:val="28"/>
-        </w:rPr>
-        <w:fldChar w:fldCharType="separate"/>
-      </w:r>
-      <w:proofErr w:type="spellStart"/>
-      <w:r>
-        <w:rPr>
-          <w:rStyle w:val="Hyperlink"/>
-          <w:rFonts w:cstheme="minorHAnsi"/>
-          <w:sz w:val="28"/>
-          <w:szCs w:val="28"/>
-        </w:rPr>
-        <w:t>wikipedia</w:t>
-      </w:r>
-      <w:proofErr w:type="spellEnd"/>
-      <w:r>
-        <w:rPr>
-          <w:rFonts w:cstheme="minorHAnsi"/>
-          <w:sz w:val="28"/>
-          <w:szCs w:val="28"/>
-        </w:rPr>
-        <w:fldChar w:fldCharType="end"/>
-      </w:r>
-    </w:p>
-    <w:p>
-      <w:pPr>
-        <w:bidi/>
-        <w:spacing w:line="360" w:lineRule="auto"/>
-        <w:rPr>
-          <w:rFonts w:cstheme="minorHAnsi"/>
-          <w:sz w:val="28"/>
-          <w:szCs w:val="28"/>
-          <w:rtl/>
-        </w:rPr>
-      </w:pPr>
-    </w:p>
-    <w:p>
-      <w:pPr>
-        <w:bidi/>
-        <w:spacing w:line="360" w:lineRule="auto"/>
-        <w:rPr>
-          <w:rFonts w:cstheme="minorHAnsi"/>
-          <w:sz w:val="28"/>
-          <w:szCs w:val="28"/>
-        </w:rPr>
-      </w:pPr>
-    </w:p>
-    <w:p>
-      <w:pPr>
-        <w:bidi/>
-        <w:spacing w:line="360" w:lineRule="auto"/>
-        <w:rPr>
-          <w:rFonts w:cstheme="minorHAnsi"/>
-          <w:sz w:val="28"/>
-          <w:szCs w:val="28"/>
-          <w:rtl/>
-        </w:rPr>
-      </w:pPr>
-    </w:p>
-    <w:p>
-      <w:pPr>
-        <w:bidi/>
-        <w:spacing w:line="360" w:lineRule="auto"/>
-        <w:rPr>
-          <w:rFonts w:cstheme="minorHAnsi"/>
-          <w:sz w:val="28"/>
-          <w:szCs w:val="28"/>
-          <w:rtl/>
-        </w:rPr>
-      </w:pPr>
-    </w:p>
-    <w:p>
-      <w:pPr>
-        <w:bidi/>
-        <w:spacing w:line="360" w:lineRule="auto"/>
-        <w:rPr>
-          <w:rFonts w:cstheme="minorHAnsi"/>
-          <w:sz w:val="28"/>
-          <w:szCs w:val="28"/>
-          <w:rtl/>
-        </w:rPr>
-      </w:pPr>
-    </w:p>
-    <w:p>
-      <w:pPr>
-        <w:bidi/>
-        <w:spacing w:line="360" w:lineRule="auto"/>
-        <w:rPr>
-          <w:rFonts w:cstheme="minorHAnsi"/>
-          <w:sz w:val="28"/>
-          <w:szCs w:val="28"/>
-          <w:rtl/>
-        </w:rPr>
-      </w:pPr>
-    </w:p>
-    <w:p>
-      <w:pPr>
-        <w:bidi/>
-        <w:spacing w:line="360" w:lineRule="auto"/>
-        <w:rPr>
-          <w:rFonts w:cstheme="minorHAnsi"/>
-          <w:sz w:val="28"/>
-          <w:szCs w:val="28"/>
-          <w:rtl/>
-        </w:rPr>
-      </w:pPr>
-    </w:p>
-    <w:p>
-      <w:pPr>
-        <w:bidi/>
-        <w:spacing w:line="360" w:lineRule="auto"/>
-        <w:rPr>
-          <w:rFonts w:cstheme="minorHAnsi"/>
-          <w:sz w:val="28"/>
-          <w:szCs w:val="28"/>
-          <w:rtl/>
-        </w:rPr>
-      </w:pPr>
-    </w:p>
-    <w:p>
-      <w:pPr>
-        <w:bidi/>
-        <w:spacing w:line="360" w:lineRule="auto"/>
-        <w:rPr>
-          <w:rFonts w:cstheme="minorHAnsi"/>
-          <w:sz w:val="28"/>
-          <w:szCs w:val="28"/>
-          <w:rtl/>
-        </w:rPr>
-      </w:pPr>
-    </w:p>
-    <w:p>
-      <w:pPr>
-        <w:bidi/>
-        <w:spacing w:line="360" w:lineRule="auto"/>
-        <w:rPr>
-          <w:rFonts w:cstheme="minorHAnsi"/>
-          <w:sz w:val="28"/>
-          <w:szCs w:val="28"/>
-          <w:rtl/>
-        </w:rPr>
-      </w:pPr>
-    </w:p>
-    <w:p>
-      <w:pPr>
-        <w:bidi/>
-        <w:spacing w:line="360" w:lineRule="auto"/>
-        <w:rPr>
-          <w:rFonts w:cstheme="minorHAnsi"/>
-          <w:b/>
-          <w:bCs/>
-          <w:color w:val="FF0000"/>
-          <w:sz w:val="28"/>
-          <w:szCs w:val="28"/>
-          <w:lang w:bidi="ar-SY"/>
-        </w:rPr>
-      </w:pPr>
-      <w:r>
-        <w:rPr>
-          <w:rFonts w:cstheme="minorHAnsi"/>
-          <w:b/>
-          <w:bCs/>
-          <w:color w:val="FF0000"/>
-          <w:sz w:val="28"/>
-          <w:szCs w:val="28"/>
-          <w:rtl/>
-        </w:rPr>
-        <w:t>6_ نظام</w:t>
-      </w:r>
-      <w:r>
-        <w:rPr>
-          <w:rFonts w:cstheme="minorHAnsi"/>
-          <w:b/>
-          <w:bCs/>
-          <w:color w:val="FF0000"/>
-          <w:sz w:val="28"/>
-          <w:szCs w:val="28"/>
-          <w:lang w:bidi="ar-SY"/>
-        </w:rPr>
-        <w:t xml:space="preserve"> "Redflex Traffic Systems" </w:t>
-      </w:r>
-      <w:r>
-        <w:rPr>
-          <w:rFonts w:cstheme="minorHAnsi" w:hint="cs"/>
-          <w:b/>
-          <w:bCs/>
-          <w:color w:val="FF0000"/>
-          <w:sz w:val="28"/>
-          <w:szCs w:val="28"/>
-          <w:rtl/>
-          <w:lang w:bidi="ar-SY"/>
-        </w:rPr>
-        <w:t>(</w:t>
-      </w:r>
-      <w:r>
-        <w:rPr>
-          <w:rFonts w:cstheme="minorHAnsi"/>
-          <w:b/>
-          <w:bCs/>
-          <w:color w:val="FF0000"/>
-          <w:sz w:val="28"/>
-          <w:szCs w:val="28"/>
-          <w:rtl/>
-        </w:rPr>
-        <w:t>أستراليا</w:t>
-      </w:r>
-      <w:r>
-        <w:rPr>
-          <w:rFonts w:cstheme="minorHAnsi" w:hint="cs"/>
-          <w:b/>
-          <w:bCs/>
-          <w:color w:val="FF0000"/>
-          <w:sz w:val="28"/>
-          <w:szCs w:val="28"/>
-          <w:rtl/>
-        </w:rPr>
-        <w:t>)</w:t>
-      </w:r>
-    </w:p>
-    <w:p>
-      <w:pPr>
-        <w:bidi/>
-        <w:spacing w:line="360" w:lineRule="auto"/>
-        <w:rPr>
-          <w:rFonts w:cstheme="minorHAnsi"/>
-          <w:sz w:val="28"/>
-          <w:szCs w:val="28"/>
-        </w:rPr>
-      </w:pPr>
-      <w:r>
-        <w:rPr>
-          <w:rFonts w:cstheme="minorHAnsi"/>
-          <w:sz w:val="28"/>
-          <w:szCs w:val="28"/>
-          <w:rtl/>
-        </w:rPr>
-        <w:t>أنظمة</w:t>
-      </w:r>
-      <w:r>
-        <w:rPr>
-          <w:rFonts w:cstheme="minorHAnsi"/>
-          <w:sz w:val="28"/>
-          <w:szCs w:val="28"/>
-        </w:rPr>
-        <w:t xml:space="preserve"> "Redflex Traffic Systems" </w:t>
-      </w:r>
-      <w:r>
-        <w:rPr>
-          <w:rFonts w:cstheme="minorHAnsi"/>
-          <w:sz w:val="28"/>
-          <w:szCs w:val="28"/>
-          <w:rtl/>
-        </w:rPr>
-        <w:t xml:space="preserve">مُصمَّمة للكشف عن المخالفات المرورية، بما في ذلك تجاوز الإشارات الحمراء، تجاوز حدود السرعة، وعدم الامتثال لإشارات المسارات المغلقة. </w:t>
-      </w:r>
-      <w:r>
-        <w:rPr>
-          <w:rFonts w:cstheme="minorHAnsi"/>
-          <w:sz w:val="28"/>
-          <w:szCs w:val="28"/>
-          <w:rtl/>
-        </w:rPr>
-        <w:lastRenderedPageBreak/>
-        <w:t>تستخدم هذه الأنظمة تقنيات متقدمة، مثل الرادار المزدوج وتقنية التعرف الضوئي على الحروف</w:t>
-      </w:r>
-      <w:r>
-        <w:rPr>
-          <w:rFonts w:cstheme="minorHAnsi"/>
-          <w:sz w:val="28"/>
-          <w:szCs w:val="28"/>
-        </w:rPr>
-        <w:t xml:space="preserve"> (OCR)</w:t>
-      </w:r>
-      <w:r>
-        <w:rPr>
-          <w:rFonts w:cstheme="minorHAnsi"/>
-          <w:sz w:val="28"/>
-          <w:szCs w:val="28"/>
-          <w:rtl/>
-        </w:rPr>
-        <w:t>، لضمان الدقة في الكشف وتحديد المركبات المخالفة</w:t>
-      </w:r>
-      <w:r>
-        <w:rPr>
-          <w:rFonts w:cstheme="minorHAnsi"/>
-          <w:sz w:val="28"/>
-          <w:szCs w:val="28"/>
-        </w:rPr>
-        <w:t xml:space="preserve">. </w:t>
-      </w:r>
-    </w:p>
-    <w:p>
-      <w:pPr>
-        <w:bidi/>
-        <w:spacing w:line="360" w:lineRule="auto"/>
-        <w:rPr>
-          <w:rFonts w:cstheme="minorHAnsi"/>
-          <w:sz w:val="28"/>
-          <w:szCs w:val="28"/>
-          <w:rtl/>
-        </w:rPr>
-      </w:pPr>
-      <w:r>
-        <w:rPr>
-          <w:rFonts w:cstheme="minorHAnsi"/>
-          <w:sz w:val="28"/>
-          <w:szCs w:val="28"/>
-          <w:rtl/>
-        </w:rPr>
-        <w:t>بالإضافة إلى ذلك، تُقدم</w:t>
-      </w:r>
-      <w:r>
-        <w:rPr>
-          <w:rFonts w:cstheme="minorHAnsi"/>
-          <w:sz w:val="28"/>
-          <w:szCs w:val="28"/>
-        </w:rPr>
-        <w:t xml:space="preserve"> "Redflex" </w:t>
-      </w:r>
-      <w:r>
-        <w:rPr>
-          <w:rFonts w:cstheme="minorHAnsi"/>
-          <w:sz w:val="28"/>
-          <w:szCs w:val="28"/>
-          <w:rtl/>
-        </w:rPr>
-        <w:t>منصة</w:t>
-      </w:r>
-      <w:r>
-        <w:rPr>
-          <w:rFonts w:cstheme="minorHAnsi"/>
-          <w:sz w:val="28"/>
-          <w:szCs w:val="28"/>
-        </w:rPr>
-        <w:t xml:space="preserve"> "Alcyon" </w:t>
-      </w:r>
-      <w:r>
-        <w:rPr>
-          <w:rFonts w:cstheme="minorHAnsi"/>
-          <w:sz w:val="28"/>
-          <w:szCs w:val="28"/>
-          <w:rtl/>
-        </w:rPr>
-        <w:t>التي تُبسِّط عملية إدارة المخالفات المرورية من خلال أتمتة معالجة البيانات، مما يُسهِّل على الجهات المختصة إدارة برامج السلامة المرورية بكفاءة أعلى</w:t>
-      </w:r>
-      <w:r>
-        <w:rPr>
-          <w:rFonts w:cstheme="minorHAnsi"/>
-          <w:sz w:val="28"/>
-          <w:szCs w:val="28"/>
-        </w:rPr>
-        <w:t>.</w:t>
-      </w:r>
-    </w:p>
-    <w:p>
-      <w:pPr>
-        <w:bidi/>
-        <w:spacing w:line="360" w:lineRule="auto"/>
-        <w:rPr>
-          <w:rFonts w:cstheme="minorHAnsi"/>
-          <w:b/>
-          <w:bCs/>
-          <w:sz w:val="28"/>
-          <w:szCs w:val="28"/>
-          <w:lang w:bidi="ar-SY"/>
-        </w:rPr>
-      </w:pPr>
-      <w:r>
-        <w:rPr>
-          <w:rFonts w:cstheme="minorHAnsi"/>
-          <w:b/>
-          <w:bCs/>
-          <w:sz w:val="28"/>
-          <w:szCs w:val="28"/>
-          <w:rtl/>
-        </w:rPr>
-        <w:t>الميزات</w:t>
-      </w:r>
-      <w:r>
-        <w:rPr>
-          <w:rFonts w:cstheme="minorHAnsi"/>
-          <w:b/>
-          <w:bCs/>
-          <w:sz w:val="28"/>
-          <w:szCs w:val="28"/>
-          <w:lang w:bidi="ar-SY"/>
-        </w:rPr>
-        <w:t>:</w:t>
-      </w:r>
-    </w:p>
-    <w:p>
-      <w:pPr>
-        <w:numPr>
-          <w:ilvl w:val="0"/>
-          <w:numId w:val="30"/>
-        </w:numPr>
-        <w:bidi/>
-        <w:spacing w:line="360" w:lineRule="auto"/>
-        <w:rPr>
-          <w:rFonts w:cstheme="minorHAnsi"/>
-          <w:sz w:val="28"/>
-          <w:szCs w:val="28"/>
-          <w:lang w:bidi="ar-SY"/>
-        </w:rPr>
-      </w:pPr>
-      <w:r>
-        <w:rPr>
-          <w:rFonts w:cstheme="minorHAnsi"/>
-          <w:sz w:val="28"/>
-          <w:szCs w:val="28"/>
-          <w:rtl/>
-        </w:rPr>
-        <w:t>يعتمد على الكاميرات الذكية والرادارات لتسجيل المخالفات</w:t>
-      </w:r>
-      <w:r>
-        <w:rPr>
-          <w:rFonts w:cstheme="minorHAnsi"/>
-          <w:sz w:val="28"/>
-          <w:szCs w:val="28"/>
-          <w:lang w:bidi="ar-SY"/>
-        </w:rPr>
-        <w:t>.</w:t>
-      </w:r>
-    </w:p>
-    <w:p>
-      <w:pPr>
-        <w:numPr>
-          <w:ilvl w:val="0"/>
-          <w:numId w:val="30"/>
-        </w:numPr>
-        <w:bidi/>
-        <w:spacing w:line="360" w:lineRule="auto"/>
-        <w:rPr>
-          <w:rFonts w:cstheme="minorHAnsi"/>
-          <w:sz w:val="28"/>
-          <w:szCs w:val="28"/>
-          <w:lang w:bidi="ar-SY"/>
-        </w:rPr>
-      </w:pPr>
-      <w:r>
-        <w:rPr>
-          <w:rFonts w:cstheme="minorHAnsi"/>
-          <w:sz w:val="28"/>
-          <w:szCs w:val="28"/>
-          <w:rtl/>
-        </w:rPr>
-        <w:t>يكشف مخالفات تجاوز الإشارة الحمراء، السرعة الزائدة، استخدام الهاتف أثناء القيادة</w:t>
-      </w:r>
-      <w:r>
-        <w:rPr>
-          <w:rFonts w:cstheme="minorHAnsi"/>
-          <w:sz w:val="28"/>
-          <w:szCs w:val="28"/>
-          <w:lang w:bidi="ar-SY"/>
-        </w:rPr>
-        <w:t>.</w:t>
-      </w:r>
-    </w:p>
-    <w:p>
-      <w:pPr>
-        <w:numPr>
-          <w:ilvl w:val="0"/>
-          <w:numId w:val="30"/>
-        </w:numPr>
-        <w:bidi/>
-        <w:spacing w:line="360" w:lineRule="auto"/>
-        <w:rPr>
-          <w:rFonts w:cstheme="minorHAnsi"/>
-          <w:sz w:val="28"/>
-          <w:szCs w:val="28"/>
-          <w:lang w:bidi="ar-SY"/>
-        </w:rPr>
-      </w:pPr>
-      <w:r>
-        <w:rPr>
-          <w:rFonts w:cstheme="minorHAnsi"/>
-          <w:sz w:val="28"/>
-          <w:szCs w:val="28"/>
-          <w:rtl/>
-        </w:rPr>
-        <w:t>يستخدم تقنية التعرف التلقائي على اللوحات</w:t>
-      </w:r>
-      <w:r>
-        <w:rPr>
-          <w:rFonts w:cstheme="minorHAnsi"/>
-          <w:sz w:val="28"/>
-          <w:szCs w:val="28"/>
-          <w:lang w:bidi="ar-SY"/>
-        </w:rPr>
-        <w:t xml:space="preserve"> (ANPR).</w:t>
-      </w:r>
-    </w:p>
-    <w:p>
-      <w:pPr>
-        <w:numPr>
-          <w:ilvl w:val="0"/>
-          <w:numId w:val="30"/>
-        </w:numPr>
-        <w:bidi/>
-        <w:spacing w:line="360" w:lineRule="auto"/>
-        <w:rPr>
-          <w:rFonts w:cstheme="minorHAnsi"/>
-          <w:sz w:val="28"/>
-          <w:szCs w:val="28"/>
-          <w:rtl/>
-          <w:lang w:bidi="ar-SY"/>
-        </w:rPr>
-      </w:pPr>
-      <w:r>
-        <w:rPr>
-          <w:rFonts w:cstheme="minorHAnsi"/>
-          <w:sz w:val="28"/>
-          <w:szCs w:val="28"/>
-          <w:rtl/>
-        </w:rPr>
-        <w:t>يمكنه مراقبة المركبات في عدة مسارات مرورية في وقت واحد</w:t>
-      </w:r>
-      <w:r>
-        <w:rPr>
-          <w:rFonts w:cstheme="minorHAnsi"/>
-          <w:sz w:val="28"/>
-          <w:szCs w:val="28"/>
-          <w:lang w:bidi="ar-SY"/>
-        </w:rPr>
-        <w:t>.</w:t>
-      </w:r>
-    </w:p>
-    <w:p>
-      <w:pPr>
-        <w:bidi/>
-        <w:spacing w:line="360" w:lineRule="auto"/>
-        <w:rPr>
-          <w:rFonts w:cstheme="minorHAnsi"/>
-          <w:b/>
-          <w:bCs/>
-          <w:sz w:val="28"/>
-          <w:szCs w:val="28"/>
-          <w:rtl/>
-        </w:rPr>
-      </w:pPr>
-      <w:r>
-        <w:rPr>
-          <w:rFonts w:cstheme="minorHAnsi"/>
-          <w:b/>
-          <w:bCs/>
-          <w:sz w:val="28"/>
-          <w:szCs w:val="28"/>
-          <w:rtl/>
-        </w:rPr>
-        <w:t>المخالفات التي يش</w:t>
-      </w:r>
-      <w:r>
-        <w:rPr>
-          <w:rFonts w:cstheme="minorHAnsi" w:hint="cs"/>
-          <w:b/>
-          <w:bCs/>
-          <w:sz w:val="28"/>
-          <w:szCs w:val="28"/>
-          <w:rtl/>
-        </w:rPr>
-        <w:t>مل</w:t>
-      </w:r>
-      <w:r>
-        <w:rPr>
-          <w:rFonts w:cstheme="minorHAnsi"/>
-          <w:b/>
-          <w:bCs/>
-          <w:sz w:val="28"/>
-          <w:szCs w:val="28"/>
-          <w:rtl/>
-        </w:rPr>
-        <w:t>ها:</w:t>
-      </w:r>
-    </w:p>
-    <w:p>
-      <w:pPr>
-        <w:pStyle w:val="ListParagraph"/>
-        <w:numPr>
-          <w:ilvl w:val="0"/>
-          <w:numId w:val="39"/>
-        </w:numPr>
-        <w:bidi/>
-        <w:spacing w:line="360" w:lineRule="auto"/>
-        <w:rPr>
-          <w:rFonts w:cstheme="minorHAnsi"/>
-          <w:sz w:val="28"/>
-          <w:szCs w:val="28"/>
-          <w:lang w:bidi="ar-SY"/>
-        </w:rPr>
-      </w:pPr>
-      <w:r>
-        <w:rPr>
-          <w:rFonts w:cstheme="minorHAnsi"/>
-          <w:sz w:val="28"/>
-          <w:szCs w:val="28"/>
-          <w:rtl/>
-        </w:rPr>
-        <w:t>تجاوز الإشارات الحمراء</w:t>
-      </w:r>
-    </w:p>
-    <w:p>
-      <w:pPr>
-        <w:pStyle w:val="ListParagraph"/>
-        <w:numPr>
-          <w:ilvl w:val="0"/>
-          <w:numId w:val="39"/>
-        </w:numPr>
-        <w:bidi/>
-        <w:spacing w:line="360" w:lineRule="auto"/>
-        <w:rPr>
-          <w:rFonts w:cstheme="minorHAnsi"/>
-          <w:sz w:val="28"/>
-          <w:szCs w:val="28"/>
-          <w:lang w:bidi="ar-SY"/>
-        </w:rPr>
-      </w:pPr>
-      <w:r>
-        <w:rPr>
-          <w:rFonts w:cstheme="minorHAnsi"/>
-          <w:sz w:val="28"/>
-          <w:szCs w:val="28"/>
-          <w:rtl/>
-        </w:rPr>
-        <w:t>تجاوز حدود السرعة</w:t>
-      </w:r>
-    </w:p>
-    <w:p>
-      <w:pPr>
-        <w:pStyle w:val="ListParagraph"/>
-        <w:numPr>
-          <w:ilvl w:val="0"/>
-          <w:numId w:val="39"/>
-        </w:numPr>
-        <w:bidi/>
-        <w:spacing w:line="360" w:lineRule="auto"/>
-        <w:rPr>
-          <w:rFonts w:cstheme="minorHAnsi"/>
-          <w:sz w:val="28"/>
-          <w:szCs w:val="28"/>
-          <w:lang w:bidi="ar-SY"/>
-        </w:rPr>
-      </w:pPr>
-      <w:r>
-        <w:rPr>
-          <w:rFonts w:cstheme="minorHAnsi"/>
-          <w:sz w:val="28"/>
-          <w:szCs w:val="28"/>
-          <w:rtl/>
-        </w:rPr>
-        <w:t>انتهاك حارات الحافلات</w:t>
-      </w:r>
-    </w:p>
-    <w:p>
-      <w:pPr>
-        <w:pStyle w:val="ListParagraph"/>
-        <w:numPr>
-          <w:ilvl w:val="0"/>
-          <w:numId w:val="39"/>
-        </w:numPr>
-        <w:bidi/>
-        <w:spacing w:line="360" w:lineRule="auto"/>
-        <w:rPr>
-          <w:rFonts w:cstheme="minorHAnsi"/>
-          <w:sz w:val="28"/>
-          <w:szCs w:val="28"/>
-          <w:lang w:bidi="ar-SY"/>
-        </w:rPr>
-      </w:pPr>
-      <w:r>
-        <w:rPr>
-          <w:rFonts w:cstheme="minorHAnsi"/>
-          <w:sz w:val="28"/>
-          <w:szCs w:val="28"/>
-          <w:rtl/>
-        </w:rPr>
-        <w:t>انتهاك حارات مغلقة: يُستخدم نظام</w:t>
-      </w:r>
-      <w:r>
-        <w:rPr>
-          <w:rFonts w:cstheme="minorHAnsi"/>
-          <w:sz w:val="28"/>
-          <w:szCs w:val="28"/>
-        </w:rPr>
-        <w:t xml:space="preserve"> "Red X" </w:t>
-      </w:r>
-      <w:r>
-        <w:rPr>
-          <w:rFonts w:cstheme="minorHAnsi"/>
-          <w:sz w:val="28"/>
-          <w:szCs w:val="28"/>
-          <w:rtl/>
-        </w:rPr>
-        <w:t>لرصد المركبات التي تدخل حارات مغلقة أو محظورة</w:t>
-      </w:r>
-    </w:p>
-    <w:p>
-      <w:pPr>
-        <w:bidi/>
-        <w:spacing w:line="360" w:lineRule="auto"/>
-        <w:rPr>
-          <w:rFonts w:cstheme="minorHAnsi"/>
-          <w:sz w:val="28"/>
-          <w:szCs w:val="28"/>
-          <w:rtl/>
-          <w:lang w:bidi="ar-SY"/>
-        </w:rPr>
-      </w:pPr>
-      <w:r>
-        <w:rPr>
-          <w:rFonts w:cstheme="minorHAnsi"/>
-          <w:sz w:val="28"/>
-          <w:szCs w:val="28"/>
-          <w:rtl/>
-          <w:lang w:bidi="ar-SY"/>
-        </w:rPr>
-        <w:t xml:space="preserve">المراجع: </w:t>
-      </w:r>
-      <w:r>
-        <w:rPr>
-          <w:rFonts w:cstheme="minorHAnsi"/>
-          <w:sz w:val="28"/>
-          <w:szCs w:val="28"/>
-        </w:rPr>
-        <w:fldChar w:fldCharType="begin"/>
-      </w:r>
-      <w:r>
-        <w:rPr>
-          <w:rFonts w:cstheme="minorHAnsi"/>
-          <w:sz w:val="28"/>
-          <w:szCs w:val="28"/>
-        </w:rPr>
-        <w:instrText>HYPERLINK "https://en.wikipedia.org/wiki/Redflex_Holdings"</w:instrText>
-      </w:r>
-      <w:r>
-        <w:rPr>
-          <w:rFonts w:cstheme="minorHAnsi"/>
-          <w:sz w:val="28"/>
-          <w:szCs w:val="28"/>
-        </w:rPr>
-      </w:r>
-      <w:r>
-        <w:rPr>
-          <w:rFonts w:cstheme="minorHAnsi"/>
-          <w:sz w:val="28"/>
-          <w:szCs w:val="28"/>
-        </w:rPr>
-        <w:fldChar w:fldCharType="separate"/>
-      </w:r>
-      <w:proofErr w:type="spellStart"/>
-      <w:r>
-        <w:rPr>
-          <w:rStyle w:val="Hyperlink"/>
-          <w:rFonts w:cstheme="minorHAnsi"/>
-          <w:sz w:val="28"/>
-          <w:szCs w:val="28"/>
-        </w:rPr>
-        <w:t>wikipedia</w:t>
-      </w:r>
-      <w:proofErr w:type="spellEnd"/>
-      <w:r>
-        <w:rPr>
-          <w:rFonts w:cstheme="minorHAnsi"/>
-          <w:sz w:val="28"/>
-          <w:szCs w:val="28"/>
-        </w:rPr>
-        <w:fldChar w:fldCharType="end"/>
-      </w:r>
-      <w:r>
-        <w:rPr>
-          <w:rFonts w:cstheme="minorHAnsi" w:hint="cs"/>
-          <w:sz w:val="28"/>
-          <w:szCs w:val="28"/>
-          <w:rtl/>
-        </w:rPr>
-        <w:t xml:space="preserve">، </w:t>
-      </w:r>
-      <w:r>
-        <w:fldChar w:fldCharType="begin"/>
-      </w:r>
-      <w:r>
-        <w:instrText>HYPERLINK "https://www.speedcamerasuk.com/redflex-red-speed.htm" \t "_blank"</w:instrText>
-      </w:r>
-      <w:r>
-        <w:fldChar w:fldCharType="separate"/>
-      </w:r>
-      <w:r>
-        <w:rPr>
-          <w:rStyle w:val="Hyperlink"/>
-          <w:rFonts w:cstheme="minorHAnsi"/>
-          <w:sz w:val="28"/>
-          <w:szCs w:val="28"/>
-          <w:lang w:bidi="ar-SY"/>
-        </w:rPr>
-        <w:t>spe</w:t>
-      </w:r>
-      <w:r>
-        <w:rPr>
-          <w:rStyle w:val="Hyperlink"/>
-          <w:rFonts w:cstheme="minorHAnsi"/>
-          <w:sz w:val="28"/>
-          <w:szCs w:val="28"/>
-          <w:lang w:bidi="ar-SY"/>
-        </w:rPr>
-        <w:t>e</w:t>
-      </w:r>
-      <w:r>
-        <w:rPr>
-          <w:rStyle w:val="Hyperlink"/>
-          <w:rFonts w:cstheme="minorHAnsi"/>
-          <w:sz w:val="28"/>
-          <w:szCs w:val="28"/>
-          <w:lang w:bidi="ar-SY"/>
-        </w:rPr>
-        <w:t>d</w:t>
-      </w:r>
-      <w:r>
-        <w:rPr>
-          <w:rStyle w:val="Hyperlink"/>
-          <w:rFonts w:cstheme="minorHAnsi"/>
-          <w:sz w:val="28"/>
-          <w:szCs w:val="28"/>
-          <w:lang w:bidi="ar-SY"/>
-        </w:rPr>
-        <w:t>c</w:t>
-      </w:r>
-      <w:r>
-        <w:rPr>
-          <w:rStyle w:val="Hyperlink"/>
-          <w:rFonts w:cstheme="minorHAnsi"/>
-          <w:sz w:val="28"/>
-          <w:szCs w:val="28"/>
-          <w:lang w:bidi="ar-SY"/>
-        </w:rPr>
-        <w:t>amerasuk.com</w:t>
-      </w:r>
-      <w:r>
-        <w:fldChar w:fldCharType="end"/>
-      </w:r>
-      <w:r>
-        <w:rPr>
-          <w:rFonts w:cstheme="minorHAnsi"/>
-          <w:sz w:val="28"/>
-          <w:szCs w:val="28"/>
-          <w:rtl/>
-          <w:lang w:bidi="ar-SY"/>
-        </w:rPr>
-        <w:t xml:space="preserve"> ، </w:t>
-      </w:r>
-      <w:r>
-        <w:fldChar w:fldCharType="begin"/>
-      </w:r>
-      <w:r>
-        <w:instrText>HYPERLINK "https://redflex.com/solution/red-x/" \t "_blank"</w:instrText>
-      </w:r>
-      <w:r>
-        <w:fldChar w:fldCharType="separate"/>
-      </w:r>
-      <w:r>
-        <w:rPr>
-          <w:rStyle w:val="Hyperlink"/>
-          <w:rFonts w:cstheme="minorHAnsi"/>
-          <w:sz w:val="28"/>
-          <w:szCs w:val="28"/>
-          <w:lang w:bidi="ar-SY"/>
-        </w:rPr>
-        <w:t>redflex.</w:t>
-      </w:r>
-      <w:r>
-        <w:rPr>
-          <w:rStyle w:val="Hyperlink"/>
-          <w:rFonts w:cstheme="minorHAnsi"/>
-          <w:sz w:val="28"/>
-          <w:szCs w:val="28"/>
-          <w:lang w:bidi="ar-SY"/>
-        </w:rPr>
-        <w:t>c</w:t>
-      </w:r>
-      <w:r>
-        <w:rPr>
-          <w:rStyle w:val="Hyperlink"/>
-          <w:rFonts w:cstheme="minorHAnsi"/>
-          <w:sz w:val="28"/>
-          <w:szCs w:val="28"/>
-          <w:lang w:bidi="ar-SY"/>
-        </w:rPr>
-        <w:t>om</w:t>
-      </w:r>
-      <w:r>
-        <w:fldChar w:fldCharType="end"/>
-      </w:r>
-      <w:r>
-        <w:rPr>
-          <w:rFonts w:cstheme="minorHAnsi"/>
-          <w:sz w:val="28"/>
-          <w:szCs w:val="28"/>
-          <w:rtl/>
-          <w:lang w:bidi="ar-SY"/>
-        </w:rPr>
-        <w:t xml:space="preserve"> </w:t>
-      </w:r>
-      <w:r>
-        <w:rPr>
-          <w:rFonts w:cstheme="minorHAnsi"/>
-          <w:sz w:val="28"/>
-          <w:szCs w:val="28"/>
-          <w:rtl/>
-          <w:lang w:bidi="ar-SY"/>
-        </w:rPr>
-        <w:t xml:space="preserve"> </w:t>
-      </w:r>
-    </w:p>
-    <w:p>
-      <w:pPr>
-        <w:bidi/>
-        <w:spacing w:line="360" w:lineRule="auto"/>
-        <w:rPr>
-          <w:rFonts w:cstheme="minorHAnsi"/>
-          <w:b/>
-          <w:bCs/>
-          <w:color w:val="FF0000"/>
-          <w:sz w:val="28"/>
-          <w:szCs w:val="28"/>
-          <w:lang w:bidi="ar-SY"/>
-        </w:rPr>
-      </w:pPr>
-      <w:r>
-        <w:rPr>
-          <w:rFonts w:cstheme="minorHAnsi"/>
-          <w:b/>
-          <w:bCs/>
-          <w:color w:val="FF0000"/>
-          <w:sz w:val="28"/>
-          <w:szCs w:val="28"/>
-          <w:rtl/>
-        </w:rPr>
-        <w:t>7_ نظام</w:t>
-      </w:r>
-      <w:r>
-        <w:rPr>
-          <w:rFonts w:cstheme="minorHAnsi"/>
-          <w:b/>
-          <w:bCs/>
-          <w:color w:val="FF0000"/>
-          <w:sz w:val="28"/>
-          <w:szCs w:val="28"/>
-          <w:lang w:bidi="ar-SY"/>
-        </w:rPr>
-        <w:t xml:space="preserve"> "Gatso RT4" </w:t>
-      </w:r>
-      <w:r>
-        <w:rPr>
-          <w:rFonts w:cstheme="minorHAnsi" w:hint="cs"/>
-          <w:b/>
-          <w:bCs/>
-          <w:color w:val="FF0000"/>
-          <w:sz w:val="28"/>
-          <w:szCs w:val="28"/>
-          <w:rtl/>
-          <w:lang w:bidi="ar-SY"/>
-        </w:rPr>
-        <w:t>(</w:t>
-      </w:r>
-      <w:r>
-        <w:rPr>
-          <w:rFonts w:cstheme="minorHAnsi"/>
-          <w:b/>
-          <w:bCs/>
-          <w:color w:val="FF0000"/>
-          <w:sz w:val="28"/>
-          <w:szCs w:val="28"/>
-          <w:rtl/>
-        </w:rPr>
-        <w:t>هولندا</w:t>
-      </w:r>
-      <w:r>
-        <w:rPr>
-          <w:rFonts w:cstheme="minorHAnsi" w:hint="cs"/>
-          <w:b/>
-          <w:bCs/>
-          <w:color w:val="FF0000"/>
-          <w:sz w:val="28"/>
-          <w:szCs w:val="28"/>
-          <w:rtl/>
-        </w:rPr>
-        <w:t>)</w:t>
-      </w:r>
-    </w:p>
-    <w:p>
-      <w:pPr>
-        <w:bidi/>
-        <w:spacing w:line="360" w:lineRule="auto"/>
-        <w:rPr>
-          <w:rFonts w:cstheme="minorHAnsi"/>
-          <w:sz w:val="28"/>
-          <w:szCs w:val="28"/>
-          <w:rtl/>
-        </w:rPr>
-      </w:pPr>
-      <w:r>
-        <w:rPr>
-          <w:rFonts w:cstheme="minorHAnsi"/>
-          <w:sz w:val="28"/>
-          <w:szCs w:val="28"/>
-          <w:rtl/>
-        </w:rPr>
-        <w:t>نظام</w:t>
-      </w:r>
-      <w:r>
-        <w:rPr>
-          <w:rFonts w:cstheme="minorHAnsi"/>
-          <w:sz w:val="28"/>
-          <w:szCs w:val="28"/>
-        </w:rPr>
-        <w:t xml:space="preserve"> "</w:t>
-      </w:r>
-      <w:proofErr w:type="spellStart"/>
-      <w:r>
-        <w:rPr>
-          <w:rFonts w:cstheme="minorHAnsi"/>
-          <w:sz w:val="28"/>
-          <w:szCs w:val="28"/>
-        </w:rPr>
-        <w:t>Gatso</w:t>
-      </w:r>
-      <w:proofErr w:type="spellEnd"/>
-      <w:r>
-        <w:rPr>
-          <w:rFonts w:cstheme="minorHAnsi"/>
-          <w:sz w:val="28"/>
-          <w:szCs w:val="28"/>
-        </w:rPr>
-        <w:t xml:space="preserve"> RT4" </w:t>
-      </w:r>
-      <w:r>
-        <w:rPr>
-          <w:rFonts w:cstheme="minorHAnsi"/>
-          <w:sz w:val="28"/>
-          <w:szCs w:val="28"/>
-          <w:rtl/>
-        </w:rPr>
-        <w:t>هو نظام متطور لمراقبة السرعة وقطع الإشارات الحمراء، تم تطويره من قبل شركة</w:t>
-      </w:r>
-      <w:r>
-        <w:rPr>
-          <w:rFonts w:cstheme="minorHAnsi"/>
-          <w:sz w:val="28"/>
-          <w:szCs w:val="28"/>
-        </w:rPr>
-        <w:t xml:space="preserve"> </w:t>
-      </w:r>
-      <w:proofErr w:type="spellStart"/>
-      <w:r>
-        <w:rPr>
-          <w:rFonts w:cstheme="minorHAnsi"/>
-          <w:sz w:val="28"/>
-          <w:szCs w:val="28"/>
-        </w:rPr>
-        <w:t>Sensys</w:t>
-      </w:r>
-      <w:proofErr w:type="spellEnd"/>
-      <w:r>
-        <w:rPr>
-          <w:rFonts w:cstheme="minorHAnsi"/>
-          <w:sz w:val="28"/>
-          <w:szCs w:val="28"/>
-        </w:rPr>
-        <w:t xml:space="preserve"> </w:t>
-      </w:r>
-      <w:proofErr w:type="spellStart"/>
-      <w:r>
-        <w:rPr>
-          <w:rFonts w:cstheme="minorHAnsi"/>
-          <w:sz w:val="28"/>
-          <w:szCs w:val="28"/>
-        </w:rPr>
-        <w:t>Gatso</w:t>
-      </w:r>
-      <w:proofErr w:type="spellEnd"/>
-      <w:r>
-        <w:rPr>
-          <w:rFonts w:cstheme="minorHAnsi"/>
-          <w:sz w:val="28"/>
-          <w:szCs w:val="28"/>
-        </w:rPr>
-        <w:t xml:space="preserve"> Group. </w:t>
-      </w:r>
-      <w:r>
-        <w:rPr>
-          <w:rFonts w:cstheme="minorHAnsi"/>
-          <w:sz w:val="28"/>
-          <w:szCs w:val="28"/>
-          <w:rtl/>
-        </w:rPr>
-        <w:t>يتميز هذا النظام بقدرته على مراقبة ما يصل إلى 32 مركبة في وقت واحد، بفضل رادار التتبع</w:t>
-      </w:r>
-      <w:r>
-        <w:rPr>
-          <w:rFonts w:cstheme="minorHAnsi"/>
-          <w:sz w:val="28"/>
-          <w:szCs w:val="28"/>
-        </w:rPr>
-        <w:t xml:space="preserve"> RT4 </w:t>
-      </w:r>
-      <w:r>
-        <w:rPr>
-          <w:rFonts w:cstheme="minorHAnsi"/>
-          <w:sz w:val="28"/>
-          <w:szCs w:val="28"/>
-          <w:rtl/>
-        </w:rPr>
-        <w:t>وكاميرا بدقة 20 ميجابكسل تعمل بسرعة 30 إطارًا في الثانية</w:t>
-      </w:r>
-      <w:r>
-        <w:rPr>
-          <w:rFonts w:cstheme="minorHAnsi"/>
-          <w:sz w:val="28"/>
-          <w:szCs w:val="28"/>
-        </w:rPr>
-        <w:t>.</w:t>
-      </w:r>
-    </w:p>
-    <w:p>
-      <w:pPr>
-        <w:bidi/>
-        <w:spacing w:line="360" w:lineRule="auto"/>
-        <w:rPr>
-          <w:rFonts w:cstheme="minorHAnsi"/>
-          <w:sz w:val="28"/>
-          <w:szCs w:val="28"/>
-          <w:rtl/>
-        </w:rPr>
-      </w:pPr>
-    </w:p>
-    <w:p>
-      <w:pPr>
-        <w:bidi/>
-        <w:spacing w:line="360" w:lineRule="auto"/>
-        <w:rPr>
-          <w:rFonts w:cstheme="minorHAnsi"/>
-          <w:b/>
-          <w:bCs/>
-          <w:sz w:val="28"/>
-          <w:szCs w:val="28"/>
-          <w:lang w:bidi="ar-SY"/>
-        </w:rPr>
-      </w:pPr>
-      <w:r>
-        <w:rPr>
-          <w:rFonts w:cstheme="minorHAnsi"/>
-          <w:b/>
-          <w:bCs/>
-          <w:sz w:val="28"/>
-          <w:szCs w:val="28"/>
-          <w:rtl/>
-        </w:rPr>
-        <w:t>الميزات</w:t>
-      </w:r>
-      <w:r>
-        <w:rPr>
-          <w:rFonts w:cstheme="minorHAnsi"/>
-          <w:b/>
-          <w:bCs/>
-          <w:sz w:val="28"/>
-          <w:szCs w:val="28"/>
-          <w:lang w:bidi="ar-SY"/>
-        </w:rPr>
-        <w:t>:</w:t>
-      </w:r>
-    </w:p>
-    <w:p>
-      <w:pPr>
-        <w:numPr>
-          <w:ilvl w:val="0"/>
-          <w:numId w:val="32"/>
-        </w:numPr>
-        <w:bidi/>
-        <w:spacing w:line="360" w:lineRule="auto"/>
-        <w:rPr>
-          <w:rFonts w:cstheme="minorHAnsi"/>
-          <w:sz w:val="28"/>
-          <w:szCs w:val="28"/>
-          <w:lang w:bidi="ar-SY"/>
-        </w:rPr>
-      </w:pPr>
-      <w:r>
-        <w:rPr>
-          <w:rFonts w:cstheme="minorHAnsi"/>
-          <w:sz w:val="28"/>
-          <w:szCs w:val="28"/>
-          <w:rtl/>
-        </w:rPr>
-        <w:t>يستخدم كاميرات فائقة الدقة والرادارات المتقدمة</w:t>
-      </w:r>
-      <w:r>
-        <w:rPr>
-          <w:rFonts w:cstheme="minorHAnsi"/>
-          <w:sz w:val="28"/>
-          <w:szCs w:val="28"/>
-          <w:lang w:bidi="ar-SY"/>
-        </w:rPr>
-        <w:t>.</w:t>
-      </w:r>
-    </w:p>
-    <w:p>
-      <w:pPr>
-        <w:numPr>
-          <w:ilvl w:val="0"/>
-          <w:numId w:val="32"/>
-        </w:numPr>
-        <w:bidi/>
-        <w:spacing w:line="360" w:lineRule="auto"/>
-        <w:rPr>
-          <w:rFonts w:cstheme="minorHAnsi"/>
-          <w:sz w:val="28"/>
-          <w:szCs w:val="28"/>
-          <w:lang w:bidi="ar-SY"/>
-        </w:rPr>
-      </w:pPr>
-      <w:r>
-        <w:rPr>
-          <w:rFonts w:cstheme="minorHAnsi"/>
-          <w:sz w:val="28"/>
-          <w:szCs w:val="28"/>
-          <w:rtl/>
-        </w:rPr>
-        <w:t>قادر على العمل في الليل والنهار تحت أي ظروف جوية</w:t>
-      </w:r>
-      <w:r>
-        <w:rPr>
-          <w:rFonts w:cstheme="minorHAnsi"/>
-          <w:sz w:val="28"/>
-          <w:szCs w:val="28"/>
-          <w:lang w:bidi="ar-SY"/>
-        </w:rPr>
-        <w:t>.</w:t>
-      </w:r>
-    </w:p>
-    <w:p>
-      <w:pPr>
-        <w:numPr>
-          <w:ilvl w:val="0"/>
-          <w:numId w:val="32"/>
-        </w:numPr>
-        <w:bidi/>
-        <w:spacing w:line="360" w:lineRule="auto"/>
-        <w:rPr>
-          <w:rFonts w:cstheme="minorHAnsi"/>
-          <w:sz w:val="28"/>
-          <w:szCs w:val="28"/>
-          <w:lang w:bidi="ar-SY"/>
-        </w:rPr>
-      </w:pPr>
-      <w:r>
-        <w:rPr>
-          <w:rFonts w:cstheme="minorHAnsi"/>
-          <w:sz w:val="28"/>
-          <w:szCs w:val="28"/>
-          <w:rtl/>
-        </w:rPr>
-        <w:t>يوفر بيانات تحليلية عن تدفق حركة المرور وتحليل سلوك السائقين</w:t>
-      </w:r>
-      <w:r>
-        <w:rPr>
-          <w:rFonts w:cstheme="minorHAnsi"/>
-          <w:sz w:val="28"/>
-          <w:szCs w:val="28"/>
-          <w:lang w:bidi="ar-SY"/>
-        </w:rPr>
-        <w:t>.</w:t>
-      </w:r>
-    </w:p>
-    <w:p>
-      <w:pPr>
-        <w:bidi/>
-        <w:spacing w:line="360" w:lineRule="auto"/>
-        <w:rPr>
-          <w:rFonts w:cstheme="minorHAnsi"/>
-          <w:b/>
-          <w:bCs/>
-          <w:sz w:val="28"/>
-          <w:szCs w:val="28"/>
-          <w:rtl/>
-          <w:lang w:bidi="ar-SY"/>
-        </w:rPr>
-      </w:pPr>
-    </w:p>
-    <w:p>
-      <w:pPr>
-        <w:bidi/>
-        <w:spacing w:line="360" w:lineRule="auto"/>
-        <w:rPr>
-          <w:rFonts w:cstheme="minorHAnsi"/>
-          <w:b/>
-          <w:bCs/>
-          <w:sz w:val="28"/>
-          <w:szCs w:val="28"/>
-          <w:rtl/>
-          <w:lang w:bidi="ar-SY"/>
-        </w:rPr>
-      </w:pPr>
-      <w:r>
-        <w:rPr>
-          <w:rFonts w:cstheme="minorHAnsi"/>
-          <w:b/>
-          <w:bCs/>
-          <w:sz w:val="28"/>
-          <w:szCs w:val="28"/>
-          <w:rtl/>
-          <w:lang w:bidi="ar-SY"/>
-        </w:rPr>
-        <w:t>المخالفات التي يش</w:t>
-      </w:r>
-      <w:r>
-        <w:rPr>
-          <w:rFonts w:cstheme="minorHAnsi" w:hint="cs"/>
-          <w:b/>
-          <w:bCs/>
-          <w:sz w:val="28"/>
-          <w:szCs w:val="28"/>
-          <w:rtl/>
-          <w:lang w:bidi="ar-SY"/>
-        </w:rPr>
-        <w:t>مل</w:t>
-      </w:r>
-      <w:r>
-        <w:rPr>
-          <w:rFonts w:cstheme="minorHAnsi"/>
-          <w:b/>
-          <w:bCs/>
-          <w:sz w:val="28"/>
-          <w:szCs w:val="28"/>
-          <w:rtl/>
-          <w:lang w:bidi="ar-SY"/>
-        </w:rPr>
-        <w:t>ها:</w:t>
-      </w:r>
-    </w:p>
-    <w:p>
-      <w:pPr>
-        <w:pStyle w:val="ListParagraph"/>
-        <w:numPr>
-          <w:ilvl w:val="0"/>
-          <w:numId w:val="40"/>
-        </w:numPr>
-        <w:bidi/>
-        <w:spacing w:line="360" w:lineRule="auto"/>
-        <w:rPr>
-          <w:rFonts w:cstheme="minorHAnsi"/>
-          <w:sz w:val="28"/>
-          <w:szCs w:val="28"/>
-          <w:lang w:bidi="ar-SY"/>
-        </w:rPr>
-      </w:pPr>
-      <w:r>
-        <w:rPr>
-          <w:rFonts w:cstheme="minorHAnsi"/>
-          <w:sz w:val="28"/>
-          <w:szCs w:val="28"/>
-          <w:rtl/>
-        </w:rPr>
-        <w:t>تجاوز السرعة المحددة</w:t>
-      </w:r>
-    </w:p>
-    <w:p>
-      <w:pPr>
-        <w:pStyle w:val="ListParagraph"/>
-        <w:numPr>
-          <w:ilvl w:val="0"/>
-          <w:numId w:val="40"/>
-        </w:numPr>
-        <w:bidi/>
-        <w:spacing w:line="360" w:lineRule="auto"/>
-        <w:rPr>
-          <w:rFonts w:cstheme="minorHAnsi"/>
-          <w:sz w:val="28"/>
-          <w:szCs w:val="28"/>
-          <w:lang w:bidi="ar-SY"/>
-        </w:rPr>
-      </w:pPr>
-      <w:r>
-        <w:rPr>
-          <w:rFonts w:cstheme="minorHAnsi"/>
-          <w:sz w:val="28"/>
-          <w:szCs w:val="28"/>
-          <w:rtl/>
-        </w:rPr>
-        <w:t>تجاوز الإشارة الحمراء</w:t>
-      </w:r>
-    </w:p>
-    <w:p>
-      <w:pPr>
-        <w:pStyle w:val="ListParagraph"/>
-        <w:numPr>
-          <w:ilvl w:val="0"/>
-          <w:numId w:val="40"/>
-        </w:numPr>
-        <w:bidi/>
-        <w:spacing w:line="360" w:lineRule="auto"/>
-        <w:rPr>
-          <w:rFonts w:cstheme="minorHAnsi"/>
-          <w:sz w:val="28"/>
-          <w:szCs w:val="28"/>
-          <w:lang w:bidi="ar-SY"/>
-        </w:rPr>
-      </w:pPr>
-      <w:r>
-        <w:rPr>
-          <w:rFonts w:cstheme="minorHAnsi"/>
-          <w:sz w:val="28"/>
-          <w:szCs w:val="28"/>
-          <w:rtl/>
-        </w:rPr>
-        <w:t>المخالفات المتعلقة بعبور خطوط المرور</w:t>
-      </w:r>
-      <w:r>
-        <w:rPr>
-          <w:rFonts w:cstheme="minorHAnsi"/>
-          <w:sz w:val="28"/>
-          <w:szCs w:val="28"/>
-          <w:lang w:bidi="ar-SY"/>
-        </w:rPr>
-        <w:t xml:space="preserve">: </w:t>
-      </w:r>
-      <w:r>
-        <w:rPr>
-          <w:rFonts w:cstheme="minorHAnsi"/>
-          <w:sz w:val="28"/>
-          <w:szCs w:val="28"/>
-          <w:rtl/>
-        </w:rPr>
-        <w:t>مثل عبور الخط الفاصل أو المخالفات المتعلقة بمناطق خاصة</w:t>
-      </w:r>
-      <w:r>
-        <w:rPr>
-          <w:rFonts w:cstheme="minorHAnsi"/>
-          <w:sz w:val="28"/>
-          <w:szCs w:val="28"/>
-          <w:lang w:bidi="ar-SY"/>
-        </w:rPr>
-        <w:t>.</w:t>
-      </w:r>
-    </w:p>
-    <w:p>
-      <w:pPr>
-        <w:bidi/>
-        <w:spacing w:line="360" w:lineRule="auto"/>
-        <w:rPr>
-          <w:rFonts w:cstheme="minorHAnsi"/>
-          <w:sz w:val="28"/>
-          <w:szCs w:val="28"/>
-          <w:rtl/>
-          <w:lang w:bidi="ar-SY"/>
-        </w:rPr>
-      </w:pPr>
-      <w:r>
-        <w:rPr>
-          <w:rFonts w:cstheme="minorHAnsi"/>
-          <w:sz w:val="28"/>
-          <w:szCs w:val="28"/>
-          <w:rtl/>
-          <w:lang w:bidi="ar-SY"/>
-        </w:rPr>
-        <w:t xml:space="preserve">المراجع: </w:t>
       </w:r>
       <w:hyperlink r:id="rId12" w:tgtFrame="_blank" w:history="1">
         <w:r>
@@ -6149,27 +5908,7 @@
             <w:szCs w:val="28"/>
             <w:lang w:bidi="ar-SY"/>
           </w:rPr>
-          <w:t>traffictechnologytoday.</w:t>
-        </w:r>
-        <w:r>
-          <w:rPr>
-            <w:rStyle w:val="Hyperlink"/>
-            <w:rFonts w:cstheme="minorHAnsi"/>
-            <w:sz w:val="28"/>
-            <w:szCs w:val="28"/>
-            <w:lang w:bidi="ar-SY"/>
-          </w:rPr>
-          <w:t>c</w:t>
-        </w:r>
-        <w:r>
-          <w:rPr>
-            <w:rStyle w:val="Hyperlink"/>
-            <w:rFonts w:cstheme="minorHAnsi"/>
-            <w:sz w:val="28"/>
-            <w:szCs w:val="28"/>
-            <w:lang w:bidi="ar-SY"/>
-          </w:rPr>
-          <w:t>om</w:t>
+          <w:t>polisservice.be</w:t>
         </w:r>
       </w:hyperlink>
       <w:r>
@@ -6183,90 +5922,6 @@
         <w:t xml:space="preserve"> ، </w:t>
       </w:r>
       <w:hyperlink r:id="rId13" w:tgtFrame="_blank" w:history="1">
-        <w:r>
-          <w:rPr>
-            <w:rStyle w:val="Hyperlink"/>
-            <w:rFonts w:cstheme="minorHAnsi"/>
-            <w:sz w:val="28"/>
-            <w:szCs w:val="28"/>
-            <w:lang w:bidi="ar-SY"/>
-          </w:rPr>
-          <w:t>polisservic</w:t>
-        </w:r>
-        <w:r>
-          <w:rPr>
-            <w:rStyle w:val="Hyperlink"/>
-            <w:rFonts w:cstheme="minorHAnsi"/>
-            <w:sz w:val="28"/>
-            <w:szCs w:val="28"/>
-            <w:lang w:bidi="ar-SY"/>
-          </w:rPr>
-          <w:t>e</w:t>
-        </w:r>
-        <w:r>
-          <w:rPr>
-            <w:rStyle w:val="Hyperlink"/>
-            <w:rFonts w:cstheme="minorHAnsi"/>
-            <w:sz w:val="28"/>
-            <w:szCs w:val="28"/>
-            <w:lang w:bidi="ar-SY"/>
-          </w:rPr>
-          <w:t>.be</w:t>
-        </w:r>
-      </w:hyperlink>
-      <w:r>
-        <w:rPr>
-          <w:rFonts w:cstheme="minorHAnsi"/>
-          <w:sz w:val="28"/>
-          <w:szCs w:val="28"/>
-          <w:rtl/>
-          <w:lang w:bidi="ar-SY"/>
-        </w:rPr>
-        <w:t xml:space="preserve"> ، </w:t>
-      </w:r>
-      <w:hyperlink r:id="rId14" w:tgtFrame="_blank" w:history="1">
-        <w:r>
-          <w:rPr>
-            <w:rStyle w:val="Hyperlink"/>
-            <w:rFonts w:cstheme="minorHAnsi"/>
-            <w:sz w:val="28"/>
-            <w:szCs w:val="28"/>
-            <w:lang w:bidi="ar-SY"/>
-          </w:rPr>
-          <w:t>sensysgatso.</w:t>
-        </w:r>
-        <w:r>
-          <w:rPr>
-            <w:rStyle w:val="Hyperlink"/>
-            <w:rFonts w:cstheme="minorHAnsi"/>
-            <w:sz w:val="28"/>
-            <w:szCs w:val="28"/>
-            <w:lang w:bidi="ar-SY"/>
-          </w:rPr>
-          <w:t>c</w:t>
-        </w:r>
-        <w:r>
-          <w:rPr>
-            <w:rStyle w:val="Hyperlink"/>
-            <w:rFonts w:cstheme="minorHAnsi"/>
-            <w:sz w:val="28"/>
-            <w:szCs w:val="28"/>
-            <w:lang w:bidi="ar-SY"/>
-          </w:rPr>
-          <w:t>om</w:t>
-        </w:r>
-      </w:hyperlink>
-      <w:r>
-        <w:rPr>
-          <w:rFonts w:cstheme="minorHAnsi"/>
-          <w:sz w:val="28"/>
-          <w:szCs w:val="28"/>
-          <w:rtl/>
-          <w:lang w:bidi="ar-SY"/>
-        </w:rPr>
-        <w:t xml:space="preserve"> ، </w:t>
-      </w:r>
-      <w:hyperlink r:id="rId15" w:tgtFrame="_blank" w:history="1">
         <w:r>
           <w:rPr>
             <w:rStyle w:val="Hyperlink"/>
@@ -6286,6 +5941,28 @@
           <w:rtl/>
           <w:lang w:bidi="ar-SY"/>
         </w:rPr>
+        <w:t xml:space="preserve"> ، </w:t>
+      </w:r>
+      <w:hyperlink r:id="rId14" w:tgtFrame="_blank" w:history="1">
+        <w:r>
+          <w:rPr>
+            <w:rStyle w:val="Hyperlink"/>
+            <w:rFonts w:cstheme="minorHAnsi"/>
+            <w:sz w:val="28"/>
+            <w:szCs w:val="28"/>
+            <w:lang w:bidi="ar-SY"/>
+          </w:rPr>
+          <w:t>sensysgatso.com</w:t>
+        </w:r>
+      </w:hyperlink>
+      <w:r>
+        <w:rPr>
+          <w:rFonts w:cstheme="minorHAnsi"/>
+          <w:sz w:val="28"/>
+          <w:szCs w:val="28"/>
+          <w:rtl/>
+          <w:lang w:bidi="ar-SY"/>
+        </w:rPr>
         <w:t xml:space="preserve"> </w:t>
       </w:r>
     </w:p>
@@ -6363,6 +6040,7 @@
           <w:szCs w:val="28"/>
           <w:rtl/>
         </w:rPr>
+        <w:lastRenderedPageBreak/>
         <w:t>8_ نظام</w:t>
       </w:r>
       <w:r>
@@ -6473,17 +6151,7 @@
           <w:szCs w:val="28"/>
           <w:rtl/>
         </w:rPr>
-        <w:t xml:space="preserve">هو نظام نرويجي متطور لمراقبة السرعة على الطرقات. يستخدم هذا النظام تقنية الرادار المتقدمة وكاميرات عالية الدقة لرصد وتتبع المركبات </w:t>
-      </w:r>
-      <w:r>
-        <w:rPr>
-          <w:rFonts w:cstheme="minorHAnsi"/>
-          <w:sz w:val="28"/>
-          <w:szCs w:val="28"/>
-          <w:rtl/>
-        </w:rPr>
-        <w:lastRenderedPageBreak/>
-        <w:t>التي تتجاوز حدود السرعة المسموح بها. يهدف النظام إلى تحسين السلامة المرورية وتقليل الحوادث الناتجة عن السرعة الزائدة</w:t>
+        <w:t>هو نظام نرويجي متطور لمراقبة السرعة على الطرقات. يستخدم هذا النظام تقنية الرادار المتقدمة وكاميرات عالية الدقة لرصد وتتبع المركبات التي تتجاوز حدود السرعة المسموح بها. يهدف النظام إلى تحسين السلامة المرورية وتقليل الحوادث الناتجة عن السرعة الزائدة</w:t>
       </w:r>
       <w:r>
         <w:rPr>
@@ -6935,6 +6603,7 @@
           <w:szCs w:val="28"/>
           <w:rtl/>
         </w:rPr>
+        <w:lastRenderedPageBreak/>
         <w:t>المخالفات المتعلقة بالمسارات المرورية</w:t>
       </w:r>
       <w:r>
@@ -6979,7 +6648,6 @@
           <w:szCs w:val="28"/>
           <w:rtl/>
         </w:rPr>
-        <w:lastRenderedPageBreak/>
         <w:t>التعرف على المركبات المطلوبة</w:t>
       </w:r>
     </w:p>
@@ -7097,7 +6765,7 @@
         </w:rPr>
         <w:t xml:space="preserve">المراجع: </w:t>
       </w:r>
-      <w:hyperlink r:id="rId16" w:tgtFrame="_blank" w:history="1">
+      <w:hyperlink r:id="rId15" w:tgtFrame="_blank" w:history="1">
         <w:r>
           <w:rPr>
             <w:rStyle w:val="Hyperlink"/>
@@ -7302,6 +6970,7 @@
           <w:rtl/>
           <w:lang w:bidi="ar-SY"/>
         </w:rPr>
+        <w:lastRenderedPageBreak/>
         <w:t xml:space="preserve">ملخص كامل </w:t>
       </w:r>
       <w:r>
@@ -7369,7 +7038,6 @@
                 <w:szCs w:val="24"/>
                 <w:rtl/>
               </w:rPr>
-              <w:lastRenderedPageBreak/>
               <w:t>النظام</w:t>
             </w:r>
           </w:p>
@@ -8442,7 +8110,43 @@
                 <w:szCs w:val="24"/>
                 <w:rtl/>
               </w:rPr>
-              <w:t xml:space="preserve">تجاوز السرعة المسموح بها،  تجاوز الإشارة الحمراء،  الانعطافات غير القانونية </w:t>
+              <w:t>تجاوز السرعة المسموح بها</w:t>
+            </w:r>
+            <w:r>
+              <w:rPr>
+                <w:rFonts w:cstheme="minorHAnsi"/>
+                <w:sz w:val="24"/>
+                <w:szCs w:val="24"/>
+                <w:rtl/>
+              </w:rPr>
+              <w:t xml:space="preserve">،  </w:t>
+            </w:r>
+            <w:r>
+              <w:rPr>
+                <w:rFonts w:cstheme="minorHAnsi"/>
+                <w:sz w:val="24"/>
+                <w:szCs w:val="24"/>
+                <w:rtl/>
+              </w:rPr>
+              <w:t>تجاوز الإشارة الحمراء</w:t>
+            </w:r>
+            <w:r>
+              <w:rPr>
+                <w:rFonts w:cstheme="minorHAnsi"/>
+                <w:sz w:val="24"/>
+                <w:szCs w:val="24"/>
+                <w:rtl/>
+              </w:rPr>
+              <w:t xml:space="preserve">،  </w:t>
+            </w:r>
+            <w:r>
+              <w:rPr>
+                <w:rFonts w:cstheme="minorHAnsi"/>
+                <w:sz w:val="24"/>
+                <w:szCs w:val="24"/>
+                <w:rtl/>
+              </w:rPr>
+              <w:t xml:space="preserve">الانعطافات غير القانونية </w:t>
             </w:r>
             <w:r>
               <w:rPr>
@@ -8459,7 +8163,106 @@
                 <w:szCs w:val="24"/>
                 <w:rtl/>
               </w:rPr>
-              <w:t>،  الانعطاف غير القانوني إلى اليمين أو اليسار،  تغيير المسارات غير القانوني،  عدم الامتثال لإشارات المرور مثل اشارة "قف" أو عدم إعطاء أولوية للمشاة،  عدم ترك مسافة أمان كافية،  التوقف غير القانوني على معابر المشاة،  مخالفات منطقة الصندوق الأصفر</w:t>
+              <w:t xml:space="preserve">،  </w:t>
+            </w:r>
+            <w:r>
+              <w:rPr>
+                <w:rFonts w:cstheme="minorHAnsi"/>
+                <w:sz w:val="24"/>
+                <w:szCs w:val="24"/>
+                <w:rtl/>
+              </w:rPr>
+              <w:t>الانعطاف غير القانوني إلى اليمين أو اليسار</w:t>
+            </w:r>
+            <w:r>
+              <w:rPr>
+                <w:rFonts w:cstheme="minorHAnsi"/>
+                <w:sz w:val="24"/>
+                <w:szCs w:val="24"/>
+                <w:rtl/>
+              </w:rPr>
+              <w:t xml:space="preserve">،  </w:t>
+            </w:r>
+            <w:r>
+              <w:rPr>
+                <w:rFonts w:cstheme="minorHAnsi"/>
+                <w:sz w:val="24"/>
+                <w:szCs w:val="24"/>
+                <w:rtl/>
+              </w:rPr>
+              <w:t>تغيير المسارات غير القانوني</w:t>
+            </w:r>
+            <w:r>
+              <w:rPr>
+                <w:rFonts w:cstheme="minorHAnsi"/>
+                <w:sz w:val="24"/>
+                <w:szCs w:val="24"/>
+                <w:rtl/>
+              </w:rPr>
+              <w:t xml:space="preserve">،  </w:t>
+            </w:r>
+            <w:r>
+              <w:rPr>
+                <w:rFonts w:cstheme="minorHAnsi"/>
+                <w:sz w:val="24"/>
+                <w:szCs w:val="24"/>
+                <w:rtl/>
+              </w:rPr>
+              <w:t>عدم الامتثال لإشارات المرور مثل اشارة "قف" أو عدم إعطاء أولوية للمشاة</w:t>
+            </w:r>
+            <w:r>
+              <w:rPr>
+                <w:rFonts w:cstheme="minorHAnsi"/>
+                <w:sz w:val="24"/>
+                <w:szCs w:val="24"/>
+                <w:rtl/>
+              </w:rPr>
+              <w:t xml:space="preserve">،  </w:t>
+            </w:r>
+            <w:r>
+              <w:rPr>
+                <w:rFonts w:cstheme="minorHAnsi"/>
+                <w:sz w:val="24"/>
+                <w:szCs w:val="24"/>
+                <w:rtl/>
+              </w:rPr>
+              <w:t>عدم ترك مسافة أمان كافية</w:t>
+            </w:r>
+            <w:r>
+              <w:rPr>
+                <w:rFonts w:cstheme="minorHAnsi"/>
+                <w:sz w:val="24"/>
+                <w:szCs w:val="24"/>
+                <w:rtl/>
+              </w:rPr>
+              <w:t xml:space="preserve">،  </w:t>
+            </w:r>
+            <w:r>
+              <w:rPr>
+                <w:rFonts w:cstheme="minorHAnsi"/>
+                <w:sz w:val="24"/>
+                <w:szCs w:val="24"/>
+                <w:rtl/>
+              </w:rPr>
+              <w:t>التوقف غير القانوني على معابر المشاة</w:t>
+            </w:r>
+            <w:r>
+              <w:rPr>
+                <w:rFonts w:cstheme="minorHAnsi"/>
+                <w:sz w:val="24"/>
+                <w:szCs w:val="24"/>
+                <w:rtl/>
+              </w:rPr>
+              <w:t xml:space="preserve">،  </w:t>
+            </w:r>
+            <w:r>
+              <w:rPr>
+                <w:rFonts w:cstheme="minorHAnsi"/>
+                <w:sz w:val="24"/>
+                <w:szCs w:val="24"/>
+                <w:rtl/>
+              </w:rPr>
+              <w:t>مخالفات منطقة الصندوق الأصفر</w:t>
             </w:r>
           </w:p>
         </w:tc>
@@ -8649,7 +8452,97 @@
                 <w:szCs w:val="24"/>
                 <w:rtl/>
               </w:rPr>
-              <w:t>تجاوز السرعة المسموح بها،  عدم الالتزام بمسافة الأمان بين المركبات،  انتهاك إشارات المرور الحمراء،  القيادة في المسارات المخصصة،  عدم الالتزام بالحد الأدنى للسرعة،  التحقق من التأمين والفحص الفني</w:t>
+              <w:t>تجاوز السرعة المسموح بها</w:t>
+            </w:r>
+            <w:r>
+              <w:rPr>
+                <w:rFonts w:cstheme="minorHAnsi"/>
+                <w:sz w:val="24"/>
+                <w:szCs w:val="24"/>
+                <w:rtl/>
+              </w:rPr>
+              <w:t xml:space="preserve">،  </w:t>
+            </w:r>
+            <w:r>
+              <w:rPr>
+                <w:rFonts w:cstheme="minorHAnsi"/>
+                <w:sz w:val="24"/>
+                <w:szCs w:val="24"/>
+                <w:rtl/>
+              </w:rPr>
+              <w:t>عدم الالتزام بمسافة الأمان بين المركبات</w:t>
+            </w:r>
+            <w:r>
+              <w:rPr>
+                <w:rFonts w:cstheme="minorHAnsi"/>
+                <w:sz w:val="24"/>
+                <w:szCs w:val="24"/>
+                <w:rtl/>
+              </w:rPr>
+              <w:t xml:space="preserve">،  </w:t>
+            </w:r>
+            <w:r>
+              <w:rPr>
+                <w:rFonts w:cstheme="minorHAnsi"/>
+                <w:sz w:val="24"/>
+                <w:szCs w:val="24"/>
+                <w:rtl/>
+              </w:rPr>
+              <w:t>انتهاك إشارات المرور الحمراء</w:t>
+            </w:r>
+            <w:r>
+              <w:rPr>
+                <w:rFonts w:cstheme="minorHAnsi"/>
+                <w:sz w:val="24"/>
+                <w:szCs w:val="24"/>
+                <w:rtl/>
+              </w:rPr>
+              <w:t xml:space="preserve">،  </w:t>
+            </w:r>
+            <w:r>
+              <w:rPr>
+                <w:rFonts w:cstheme="minorHAnsi"/>
+                <w:sz w:val="24"/>
+                <w:szCs w:val="24"/>
+                <w:rtl/>
+              </w:rPr>
+              <w:t>القيادة في المسارات المخصصة</w:t>
+            </w:r>
+            <w:r>
+              <w:rPr>
+                <w:rFonts w:cstheme="minorHAnsi"/>
+                <w:sz w:val="24"/>
+                <w:szCs w:val="24"/>
+                <w:rtl/>
+              </w:rPr>
+              <w:t xml:space="preserve">،  </w:t>
+            </w:r>
+            <w:r>
+              <w:rPr>
+                <w:rFonts w:cstheme="minorHAnsi"/>
+                <w:sz w:val="24"/>
+                <w:szCs w:val="24"/>
+                <w:rtl/>
+              </w:rPr>
+              <w:t>عدم الالتزام بالحد الأدنى للسرعة</w:t>
+            </w:r>
+            <w:r>
+              <w:rPr>
+                <w:rFonts w:cstheme="minorHAnsi"/>
+                <w:sz w:val="24"/>
+                <w:szCs w:val="24"/>
+                <w:rtl/>
+              </w:rPr>
+              <w:t xml:space="preserve">،  </w:t>
+            </w:r>
+            <w:r>
+              <w:rPr>
+                <w:rFonts w:cstheme="minorHAnsi"/>
+                <w:sz w:val="24"/>
+                <w:szCs w:val="24"/>
+                <w:rtl/>
+              </w:rPr>
+              <w:t>التحقق من التأمين والفحص الفني</w:t>
             </w:r>
           </w:p>
         </w:tc>
@@ -8743,6 +8636,7 @@
                 <w:szCs w:val="24"/>
                 <w:lang w:bidi="ar-SY"/>
               </w:rPr>
+              <w:lastRenderedPageBreak/>
               <w:t>ATS</w:t>
             </w:r>
           </w:p>
@@ -8884,7 +8778,25 @@
                 <w:szCs w:val="24"/>
                 <w:rtl/>
               </w:rPr>
-              <w:t xml:space="preserve"> عدم الالتزام بإشارات المرور مثل "قف" أو غيرها،  </w:t>
+              <w:t xml:space="preserve"> </w:t>
+            </w:r>
+            <w:r>
+              <w:rPr>
+                <w:rFonts w:cstheme="minorHAnsi"/>
+                <w:sz w:val="24"/>
+                <w:szCs w:val="24"/>
+                <w:rtl/>
+              </w:rPr>
+              <w:t>عدم الالتزام بإشارات المرور</w:t>
+            </w:r>
+            <w:r>
+              <w:rPr>
+                <w:rFonts w:cstheme="minorHAnsi"/>
+                <w:sz w:val="24"/>
+                <w:szCs w:val="24"/>
+                <w:rtl/>
+              </w:rPr>
+              <w:t xml:space="preserve"> مثل "قف" أو غيرها،  </w:t>
             </w:r>
             <w:r>
               <w:rPr>
@@ -8920,7 +8832,25 @@
                 <w:szCs w:val="24"/>
                 <w:rtl/>
               </w:rPr>
-              <w:t xml:space="preserve">  التمايل بين الحارات،</w:t>
+              <w:t xml:space="preserve">  </w:t>
+            </w:r>
+            <w:r>
+              <w:rPr>
+                <w:rFonts w:cstheme="minorHAnsi"/>
+                <w:sz w:val="24"/>
+                <w:szCs w:val="24"/>
+                <w:rtl/>
+              </w:rPr>
+              <w:t>التمايل بين الحارات</w:t>
+            </w:r>
+            <w:r>
+              <w:rPr>
+                <w:rFonts w:cstheme="minorHAnsi"/>
+                <w:sz w:val="24"/>
+                <w:szCs w:val="24"/>
+                <w:rtl/>
+              </w:rPr>
+              <w:t>،</w:t>
             </w:r>
             <w:r>
               <w:rPr>
@@ -9059,7 +8989,6 @@
                 <w:szCs w:val="24"/>
                 <w:lang w:bidi="ar-SY"/>
               </w:rPr>
-              <w:lastRenderedPageBreak/>
               <w:t>Redflex Traffic Systems</w:t>
             </w:r>
           </w:p>
@@ -9428,7 +9357,16 @@
                 <w:szCs w:val="24"/>
                 <w:rtl/>
               </w:rPr>
-              <w:t>تجاوز الإشارة الحمراء،</w:t>
+              <w:t>تجاوز الإشارة الحمراء</w:t>
+            </w:r>
+            <w:r>
+              <w:rPr>
+                <w:rFonts w:cstheme="minorHAnsi"/>
+                <w:sz w:val="24"/>
+                <w:szCs w:val="24"/>
+                <w:rtl/>
+              </w:rPr>
+              <w:t>،</w:t>
             </w:r>
           </w:p>
           <w:p>
@@ -9631,7 +9569,70 @@
                 <w:szCs w:val="24"/>
                 <w:rtl/>
               </w:rPr>
-              <w:t>تجاوز السرعة،  قطع الإشارة،  عدم ربط الحزام،  استخدام الهاتف،  تغيير المسارات غير القانوني،  التعرف على المركبات المطلوبة،  القيادة في الاتجاه المعاكس،  تجاوز المركبات الأخرى بشكل غير قانوني،  القيادة تحت تأثير الكحول أو المواد المخدرة</w:t>
+              <w:t xml:space="preserve">تجاوز السرعة،  قطع الإشارة،  عدم ربط الحزام،  استخدام الهاتف،  تغيير المسارات غير القانوني،  </w:t>
+            </w:r>
+            <w:r>
+              <w:rPr>
+                <w:rFonts w:cstheme="minorHAnsi"/>
+                <w:sz w:val="24"/>
+                <w:szCs w:val="24"/>
+                <w:rtl/>
+              </w:rPr>
+              <w:t>التعرف على المركبات المطلوبة</w:t>
+            </w:r>
+            <w:r>
+              <w:rPr>
+                <w:rFonts w:cstheme="minorHAnsi"/>
+                <w:sz w:val="24"/>
+                <w:szCs w:val="24"/>
+                <w:rtl/>
+              </w:rPr>
+              <w:t xml:space="preserve">،  </w:t>
+            </w:r>
+            <w:r>
+              <w:rPr>
+                <w:rFonts w:cstheme="minorHAnsi"/>
+                <w:sz w:val="24"/>
+                <w:szCs w:val="24"/>
+                <w:rtl/>
+              </w:rPr>
+              <w:t>القيادة في الاتجاه المعاكس</w:t>
+            </w:r>
+            <w:r>
+              <w:rPr>
+                <w:rFonts w:cstheme="minorHAnsi"/>
+                <w:sz w:val="24"/>
+                <w:szCs w:val="24"/>
+                <w:rtl/>
+              </w:rPr>
+              <w:t xml:space="preserve">،  </w:t>
+            </w:r>
+            <w:r>
+              <w:rPr>
+                <w:rFonts w:cstheme="minorHAnsi"/>
+                <w:sz w:val="24"/>
+                <w:szCs w:val="24"/>
+                <w:rtl/>
+              </w:rPr>
+              <w:t>تجاوز المركبات الأخرى بشكل غير قانون</w:t>
+            </w:r>
+            <w:r>
+              <w:rPr>
+                <w:rFonts w:cstheme="minorHAnsi"/>
+                <w:sz w:val="24"/>
+                <w:szCs w:val="24"/>
+                <w:rtl/>
+              </w:rPr>
+              <w:t xml:space="preserve">ي،  </w:t>
+            </w:r>
+            <w:r>
+              <w:rPr>
+                <w:rFonts w:cstheme="minorHAnsi"/>
+                <w:sz w:val="24"/>
+                <w:szCs w:val="24"/>
+                <w:rtl/>
+              </w:rPr>
+              <w:t>القيادة تحت تأثير الكحول أو المواد المخدرة</w:t>
             </w:r>
           </w:p>
         </w:tc>
@@ -9708,7 +9709,7 @@
       </w:pPr>
     </w:p>
     <w:sectPr>
-      <w:footerReference w:type="default" r:id="rId17"/>
+      <w:footerReference w:type="default" r:id="rId16"/>
       <w:pgSz w:w="12240" w:h="15840"/>
       <w:pgMar w:top="1440" w:right="1800" w:bottom="1440" w:left="1800" w:header="720" w:footer="720" w:gutter="0"/>
       <w:cols w:space="720"/>
